--- a/docx/ch11_robot_rights.docx
+++ b/docx/ch11_robot_rights.docx
@@ -7,7 +7,91 @@
         <w:pStyle w:val="Title"/>
       </w:pPr>
       <w:r>
-        <w:t xml:space="preserve">Chapter 11: Robot Rights and the Moral Status of AI | Computing &amp; AI Ethics</w:t>
+        <w:t xml:space="preserve">Chapter</w:t>
+      </w:r>
+      <w:r>
+        <w:t xml:space="preserve"> </w:t>
+      </w:r>
+      <w:r>
+        <w:t xml:space="preserve">11:</w:t>
+      </w:r>
+      <w:r>
+        <w:t xml:space="preserve"> </w:t>
+      </w:r>
+      <w:r>
+        <w:t xml:space="preserve">Robot</w:t>
+      </w:r>
+      <w:r>
+        <w:t xml:space="preserve"> </w:t>
+      </w:r>
+      <w:r>
+        <w:t xml:space="preserve">Rights</w:t>
+      </w:r>
+      <w:r>
+        <w:t xml:space="preserve"> </w:t>
+      </w:r>
+      <w:r>
+        <w:t xml:space="preserve">and</w:t>
+      </w:r>
+      <w:r>
+        <w:t xml:space="preserve"> </w:t>
+      </w:r>
+      <w:r>
+        <w:t xml:space="preserve">the</w:t>
+      </w:r>
+      <w:r>
+        <w:t xml:space="preserve"> </w:t>
+      </w:r>
+      <w:r>
+        <w:t xml:space="preserve">Moral</w:t>
+      </w:r>
+      <w:r>
+        <w:t xml:space="preserve"> </w:t>
+      </w:r>
+      <w:r>
+        <w:t xml:space="preserve">Status</w:t>
+      </w:r>
+      <w:r>
+        <w:t xml:space="preserve"> </w:t>
+      </w:r>
+      <w:r>
+        <w:t xml:space="preserve">of</w:t>
+      </w:r>
+      <w:r>
+        <w:t xml:space="preserve"> </w:t>
+      </w:r>
+      <w:r>
+        <w:t xml:space="preserve">AI</w:t>
+      </w:r>
+      <w:r>
+        <w:t xml:space="preserve"> </w:t>
+      </w:r>
+      <w:r>
+        <w:t xml:space="preserve">|</w:t>
+      </w:r>
+      <w:r>
+        <w:t xml:space="preserve"> </w:t>
+      </w:r>
+      <w:r>
+        <w:t xml:space="preserve">Computing</w:t>
+      </w:r>
+      <w:r>
+        <w:t xml:space="preserve"> </w:t>
+      </w:r>
+      <w:r>
+        <w:t xml:space="preserve">&amp;</w:t>
+      </w:r>
+      <w:r>
+        <w:t xml:space="preserve"> </w:t>
+      </w:r>
+      <w:r>
+        <w:t xml:space="preserve">AI</w:t>
+      </w:r>
+      <w:r>
+        <w:t xml:space="preserve"> </w:t>
+      </w:r>
+      <w:r>
+        <w:t xml:space="preserve">Ethics</w:t>
       </w:r>
     </w:p>
     <w:p>
@@ -15,11 +99,49 @@
         <w:pStyle w:val="Author"/>
       </w:pPr>
       <w:r>
-        <w:t xml:space="preserve">Brendan Shea, PhD</w:t>
-      </w:r>
-    </w:p>
-    <w:bookmarkStart w:id="10" w:name="central-questions"/>
-    <w:bookmarkStart w:id="9" w:name="cq-heading"/>
+        <w:t xml:space="preserve">Brendan</w:t>
+      </w:r>
+      <w:r>
+        <w:t xml:space="preserve"> </w:t>
+      </w:r>
+      <w:r>
+        <w:t xml:space="preserve">Shea,</w:t>
+      </w:r>
+      <w:r>
+        <w:t xml:space="preserve"> </w:t>
+      </w:r>
+      <w:r>
+        <w:t xml:space="preserve">PhD</w:t>
+      </w:r>
+    </w:p>
+    <w:p>
+      <w:pPr>
+        <w:pStyle w:val="ChapterEyebrow"/>
+      </w:pPr>
+      <w:r>
+        <w:t xml:space="preserve">Chapter 11</w:t>
+      </w:r>
+    </w:p>
+    <w:bookmarkStart w:id="20" w:name="robot-rights-and-the-moral-status-of-ai"/>
+    <w:p>
+      <w:pPr>
+        <w:pStyle w:val="Heading1"/>
+      </w:pPr>
+      <w:r>
+        <w:t xml:space="preserve">Robot Rights and the Moral Status of AI</w:t>
+      </w:r>
+    </w:p>
+    <w:p>
+      <w:pPr>
+        <w:pStyle w:val="ChapterSubtitle"/>
+      </w:pPr>
+      <w:r>
+        <w:t xml:space="preserve">Personhood, Consciousness, and the Expanding Circle</w:t>
+      </w:r>
+    </w:p>
+    <w:bookmarkEnd w:id="20"/>
+    <w:bookmarkStart w:id="22" w:name="central-questions"/>
+    <w:bookmarkStart w:id="21" w:name="cq-heading"/>
     <w:p>
       <w:pPr>
         <w:pStyle w:val="Heading2"/>
@@ -30,11 +152,11 @@
     </w:p>
     <w:p>
       <w:pPr>
-        <w:pStyle w:val="Compact"/>
         <w:numPr>
           <w:ilvl w:val="0"/>
           <w:numId w:val="1001"/>
         </w:numPr>
+        <w:pStyle w:val="Compact"/>
       </w:pPr>
       <w:r>
         <w:t xml:space="preserve">What is</w:t>
@@ -44,8 +166,8 @@
       </w:r>
       <w:r>
         <w:rPr>
+          <w:bCs/>
           <w:b/>
-          <w:bCs/>
         </w:rPr>
         <w:t xml:space="preserve">moral status</w:t>
       </w:r>
@@ -55,11 +177,11 @@
     </w:p>
     <w:p>
       <w:pPr>
-        <w:pStyle w:val="Compact"/>
         <w:numPr>
           <w:ilvl w:val="0"/>
           <w:numId w:val="1001"/>
         </w:numPr>
+        <w:pStyle w:val="Compact"/>
       </w:pPr>
       <w:r>
         <w:t xml:space="preserve">Do</w:t>
@@ -69,8 +191,8 @@
       </w:r>
       <w:r>
         <w:rPr>
+          <w:bCs/>
           <w:b/>
-          <w:bCs/>
         </w:rPr>
         <w:t xml:space="preserve">current</w:t>
       </w:r>
@@ -83,11 +205,11 @@
     </w:p>
     <w:p>
       <w:pPr>
-        <w:pStyle w:val="Compact"/>
         <w:numPr>
           <w:ilvl w:val="0"/>
           <w:numId w:val="1001"/>
         </w:numPr>
+        <w:pStyle w:val="Compact"/>
       </w:pPr>
       <w:r>
         <w:t xml:space="preserve">Could</w:t>
@@ -97,8 +219,8 @@
       </w:r>
       <w:r>
         <w:rPr>
+          <w:bCs/>
           <w:b/>
-          <w:bCs/>
         </w:rPr>
         <w:t xml:space="preserve">future</w:t>
       </w:r>
@@ -111,11 +233,11 @@
     </w:p>
     <w:p>
       <w:pPr>
-        <w:pStyle w:val="Compact"/>
         <w:numPr>
           <w:ilvl w:val="0"/>
           <w:numId w:val="1001"/>
         </w:numPr>
+        <w:pStyle w:val="Compact"/>
       </w:pPr>
       <w:r>
         <w:t xml:space="preserve">How have</w:t>
@@ -125,8 +247,8 @@
       </w:r>
       <w:r>
         <w:rPr>
+          <w:bCs/>
           <w:b/>
-          <w:bCs/>
         </w:rPr>
         <w:t xml:space="preserve">fictional portrayals</w:t>
       </w:r>
@@ -139,11 +261,11 @@
     </w:p>
     <w:p>
       <w:pPr>
-        <w:pStyle w:val="Compact"/>
         <w:numPr>
           <w:ilvl w:val="0"/>
           <w:numId w:val="1001"/>
         </w:numPr>
+        <w:pStyle w:val="Compact"/>
       </w:pPr>
       <w:r>
         <w:t xml:space="preserve">What should we do</w:t>
@@ -153,44 +275,215 @@
       </w:r>
       <w:r>
         <w:rPr>
+          <w:iCs/>
           <w:i/>
+        </w:rPr>
+        <w:t xml:space="preserve">now</w:t>
+      </w:r>
+      <w:r>
+        <w:t xml:space="preserve"> </w:t>
+      </w:r>
+      <w:r>
+        <w:t xml:space="preserve">if AI might</w:t>
+      </w:r>
+      <w:r>
+        <w:t xml:space="preserve"> </w:t>
+      </w:r>
+      <w:r>
+        <w:rPr>
           <w:iCs/>
-        </w:rPr>
-        <w:t xml:space="preserve">now</w:t>
-      </w:r>
-      <w:r>
-        <w:t xml:space="preserve"> </w:t>
-      </w:r>
-      <w:r>
-        <w:t xml:space="preserve">if AI might</w:t>
-      </w:r>
-      <w:r>
-        <w:t xml:space="preserve"> </w:t>
-      </w:r>
-      <w:r>
-        <w:rPr>
           <w:i/>
+        </w:rPr>
+        <w:t xml:space="preserve">someday</w:t>
+      </w:r>
+      <w:r>
+        <w:t xml:space="preserve"> </w:t>
+      </w:r>
+      <w:r>
+        <w:t xml:space="preserve">matter morally?</w:t>
+      </w:r>
+    </w:p>
+    <w:bookmarkEnd w:id="21"/>
+    <w:bookmarkEnd w:id="22"/>
+    <w:bookmarkStart w:id="29" w:name="moral-status"/>
+    <w:bookmarkStart w:id="28" w:name="s1-heading"/>
+    <w:p>
+      <w:pPr>
+        <w:pStyle w:val="Heading2"/>
+      </w:pPr>
+      <w:r>
+        <w:t xml:space="preserve">Part I: What Is Moral Status?</w:t>
+      </w:r>
+    </w:p>
+    <w:p>
+      <w:pPr>
+        <w:pStyle w:val="FirstParagraph"/>
+      </w:pPr>
+      <w:r>
+        <w:t xml:space="preserve">Most ethical questions ask how we should treat things we already agree matter: other people,</w:t>
+      </w:r>
+      <w:r>
+        <w:t xml:space="preserve"> </w:t>
+      </w:r>
+      <w:r>
+        <w:t xml:space="preserve">communities, future generations. But a deeper question lurks beneath those debates — which</w:t>
+      </w:r>
+      <w:r>
+        <w:t xml:space="preserve"> </w:t>
+      </w:r>
+      <w:r>
+        <w:t xml:space="preserve">things matter in the first place? A rock does not have interests that can be violated. A</w:t>
+      </w:r>
+      <w:r>
+        <w:t xml:space="preserve"> </w:t>
+      </w:r>
+      <w:r>
+        <w:t xml:space="preserve">corporation can be wronged in a legal sense, but most of us would say its "harm" ultimately</w:t>
+      </w:r>
+      <w:r>
+        <w:t xml:space="preserve"> </w:t>
+      </w:r>
+      <w:r>
+        <w:t xml:space="preserve">reduces to harm done to the people inside or around it. A chimpanzee, on the other hand,</w:t>
+      </w:r>
+      <w:r>
+        <w:t xml:space="preserve"> </w:t>
+      </w:r>
+      <w:r>
+        <w:t xml:space="preserve">can suffer, can be frustrated, can experience something like grief — and many philosophers</w:t>
+      </w:r>
+      <w:r>
+        <w:t xml:space="preserve"> </w:t>
+      </w:r>
+      <w:r>
+        <w:t xml:space="preserve">argue this gives it a direct claim on our moral attention, not merely an indirect one</w:t>
+      </w:r>
+      <w:r>
+        <w:t xml:space="preserve"> </w:t>
+      </w:r>
+      <w:r>
+        <w:t xml:space="preserve">mediated through human feelings about chimpanzees.</w:t>
+      </w:r>
+    </w:p>
+    <w:p>
+      <w:pPr>
+        <w:pStyle w:val="BodyText"/>
+      </w:pPr>
+      <w:r>
+        <w:t xml:space="preserve">The concept philosophers use to mark this distinction is</w:t>
+      </w:r>
+      <w:r>
+        <w:t xml:space="preserve"> </w:t>
+      </w:r>
+      <w:r>
+        <w:rPr>
+          <w:bCs/>
+          <w:b/>
+        </w:rPr>
+        <w:t xml:space="preserve">moral status</w:t>
+      </w:r>
+      <w:r>
+        <w:t xml:space="preserve">.</w:t>
+      </w:r>
+      <w:r>
+        <w:t xml:space="preserve"> </w:t>
+      </w:r>
+      <w:r>
+        <w:t xml:space="preserve">Understanding it is the first step toward asking whether an AI system could ever have it —</w:t>
+      </w:r>
+      <w:r>
+        <w:t xml:space="preserve"> </w:t>
+      </w:r>
+      <w:r>
+        <w:t xml:space="preserve">and whether any current system does.</w:t>
+      </w:r>
+    </w:p>
+    <w:p>
+      <w:pPr>
+        <w:pStyle w:val="DefinitionTerm"/>
+      </w:pPr>
+      <w:r>
+        <w:t xml:space="preserve">Moral Status</w:t>
+      </w:r>
+    </w:p>
+    <w:p>
+      <w:pPr>
+        <w:pStyle w:val="DefinitionBody"/>
+      </w:pPr>
+      <w:r>
+        <w:t xml:space="preserve">An entity has</w:t>
+      </w:r>
+      <w:r>
+        <w:t xml:space="preserve"> </w:t>
+      </w:r>
+      <w:r>
+        <w:rPr>
+          <w:bCs/>
+          <w:b/>
+        </w:rPr>
+        <w:t xml:space="preserve">moral status</w:t>
+      </w:r>
+      <w:r>
+        <w:t xml:space="preserve"> </w:t>
+      </w:r>
+      <w:r>
+        <w:t xml:space="preserve">if it matters morally</w:t>
+      </w:r>
+      <w:r>
+        <w:t xml:space="preserve"> </w:t>
+      </w:r>
+      <w:r>
+        <w:rPr>
           <w:iCs/>
-        </w:rPr>
-        <w:t xml:space="preserve">someday</w:t>
-      </w:r>
-      <w:r>
-        <w:t xml:space="preserve"> </w:t>
-      </w:r>
-      <w:r>
-        <w:t xml:space="preserve">matter morally?</w:t>
-      </w:r>
-    </w:p>
-    <w:bookmarkEnd w:id="9"/>
-    <w:bookmarkEnd w:id="10"/>
-    <w:bookmarkStart w:id="17" w:name="moral-status"/>
-    <w:bookmarkStart w:id="16" w:name="s1-heading"/>
-    <w:p>
-      <w:pPr>
-        <w:pStyle w:val="Heading2"/>
-      </w:pPr>
-      <w:r>
-        <w:t xml:space="preserve">Part I: What Is Moral Status?</w:t>
+          <w:i/>
+        </w:rPr>
+        <w:t xml:space="preserve">in its own right</w:t>
+      </w:r>
+      <w:r>
+        <w:t xml:space="preserve"> </w:t>
+      </w:r>
+      <w:r>
+        <w:t xml:space="preserve">—</w:t>
+      </w:r>
+      <w:r>
+        <w:t xml:space="preserve"> </w:t>
+      </w:r>
+      <w:r>
+        <w:t xml:space="preserve">if its interests or welfare make direct moral demands on how we treat it, not merely</w:t>
+      </w:r>
+      <w:r>
+        <w:t xml:space="preserve"> </w:t>
+      </w:r>
+      <w:r>
+        <w:t xml:space="preserve">because of its effects on others. Entities with moral status are sometimes called</w:t>
+      </w:r>
+      <w:r>
+        <w:t xml:space="preserve"> </w:t>
+      </w:r>
+      <w:r>
+        <w:rPr>
+          <w:bCs/>
+          <w:b/>
+        </w:rPr>
+        <w:t xml:space="preserve">moral patients</w:t>
+      </w:r>
+      <w:r>
+        <w:t xml:space="preserve">: they can be wronged, regardless of whether they are</w:t>
+      </w:r>
+      <w:r>
+        <w:t xml:space="preserve"> </w:t>
+      </w:r>
+      <w:r>
+        <w:t xml:space="preserve">also moral agents capable of being held responsible for their own actions.</w:t>
+      </w:r>
+    </w:p>
+    <w:bookmarkStart w:id="23" w:name="the-expanding-moral-circle"/>
+    <w:p>
+      <w:pPr>
+        <w:pStyle w:val="Heading3"/>
+      </w:pPr>
+      <w:r>
+        <w:t xml:space="preserve">The Expanding Moral Circle</w:t>
       </w:r>
     </w:p>
     <w:p>
@@ -198,49 +491,49 @@
         <w:pStyle w:val="FirstParagraph"/>
       </w:pPr>
       <w:r>
-        <w:t xml:space="preserve">Most ethical questions ask how we should treat things we already agree matter: other people,</w:t>
-      </w:r>
-      <w:r>
-        <w:t xml:space="preserve"> </w:t>
-      </w:r>
-      <w:r>
-        <w:t xml:space="preserve">communities, future generations. But a deeper question lurks beneath those debates — which</w:t>
-      </w:r>
-      <w:r>
-        <w:t xml:space="preserve"> </w:t>
-      </w:r>
-      <w:r>
-        <w:t xml:space="preserve">things matter in the first place? A rock does not have interests that can be violated. A</w:t>
-      </w:r>
-      <w:r>
-        <w:t xml:space="preserve"> </w:t>
-      </w:r>
-      <w:r>
-        <w:t xml:space="preserve">corporation can be wronged in a legal sense, but most of us would say its "harm" ultimately</w:t>
-      </w:r>
-      <w:r>
-        <w:t xml:space="preserve"> </w:t>
-      </w:r>
-      <w:r>
-        <w:t xml:space="preserve">reduces to harm done to the people inside or around it. A chimpanzee, on the other hand,</w:t>
-      </w:r>
-      <w:r>
-        <w:t xml:space="preserve"> </w:t>
-      </w:r>
-      <w:r>
-        <w:t xml:space="preserve">can suffer, can be frustrated, can experience something like grief — and many philosophers</w:t>
-      </w:r>
-      <w:r>
-        <w:t xml:space="preserve"> </w:t>
-      </w:r>
-      <w:r>
-        <w:t xml:space="preserve">argue this gives it a direct claim on our moral attention, not merely an indirect one</w:t>
-      </w:r>
-      <w:r>
-        <w:t xml:space="preserve"> </w:t>
-      </w:r>
-      <w:r>
-        <w:t xml:space="preserve">mediated through human feelings about chimpanzees.</w:t>
+        <w:t xml:space="preserve">The history of ethics is partly a history of expanding the set of beings we take seriously.</w:t>
+      </w:r>
+      <w:r>
+        <w:t xml:space="preserve"> </w:t>
+      </w:r>
+      <w:r>
+        <w:t xml:space="preserve">In ancient Athens, full moral and political standing was restricted to adult male citizens;</w:t>
+      </w:r>
+      <w:r>
+        <w:t xml:space="preserve"> </w:t>
+      </w:r>
+      <w:r>
+        <w:t xml:space="preserve">enslaved people, women, and foreigners had little or none. Enlightenment thinkers extended</w:t>
+      </w:r>
+      <w:r>
+        <w:t xml:space="preserve"> </w:t>
+      </w:r>
+      <w:r>
+        <w:t xml:space="preserve">the circle to all rational human beings, regardless of birth. The abolitionist and suffragist</w:t>
+      </w:r>
+      <w:r>
+        <w:t xml:space="preserve"> </w:t>
+      </w:r>
+      <w:r>
+        <w:t xml:space="preserve">movements of the nineteenth and twentieth centuries fought — against fierce resistance — to</w:t>
+      </w:r>
+      <w:r>
+        <w:t xml:space="preserve"> </w:t>
+      </w:r>
+      <w:r>
+        <w:t xml:space="preserve">make that extension real in law and practice. By the late twentieth century, philosophers</w:t>
+      </w:r>
+      <w:r>
+        <w:t xml:space="preserve"> </w:t>
+      </w:r>
+      <w:r>
+        <w:t xml:space="preserve">such as Peter Singer were arguing that the circle needed to expand further still, to include</w:t>
+      </w:r>
+      <w:r>
+        <w:t xml:space="preserve"> </w:t>
+      </w:r>
+      <w:r>
+        <w:t xml:space="preserve">animals capable of suffering.</w:t>
       </w:r>
     </w:p>
     <w:p>
@@ -248,32 +541,279 @@
         <w:pStyle w:val="BodyText"/>
       </w:pPr>
       <w:r>
-        <w:t xml:space="preserve">The concept philosophers use to mark this distinction is</w:t>
-      </w:r>
-      <w:r>
-        <w:t xml:space="preserve"> </w:t>
-      </w:r>
-      <w:r>
-        <w:rPr>
+        <w:t xml:space="preserve">Each expansion was initially radical and resisted. Each was eventually accepted (at least</w:t>
+      </w:r>
+      <w:r>
+        <w:t xml:space="preserve"> </w:t>
+      </w:r>
+      <w:r>
+        <w:t xml:space="preserve">in part) as obvious in retrospect. The question before us is whether artificial minds could</w:t>
+      </w:r>
+      <w:r>
+        <w:t xml:space="preserve"> </w:t>
+      </w:r>
+      <w:r>
+        <w:t xml:space="preserve">be next — and if so, what would have to be true for that expansion to be warranted.</w:t>
+      </w:r>
+    </w:p>
+    <w:p>
+      <w:pPr>
+        <w:pStyle w:val="BlockQuote"/>
+      </w:pPr>
+      <w:r>
+        <w:t xml:space="preserve">The question is not, Can they</w:t>
+      </w:r>
+      <w:r>
+        <w:t xml:space="preserve"> </w:t>
+      </w:r>
+      <w:r>
+        <w:rPr>
+          <w:iCs/>
+          <w:i/>
+        </w:rPr>
+        <w:t xml:space="preserve">reason</w:t>
+      </w:r>
+      <w:r>
+        <w:t xml:space="preserve">? nor, Can they</w:t>
+      </w:r>
+      <w:r>
+        <w:t xml:space="preserve"> </w:t>
+      </w:r>
+      <w:r>
+        <w:rPr>
+          <w:iCs/>
+          <w:i/>
+        </w:rPr>
+        <w:t xml:space="preserve">talk</w:t>
+      </w:r>
+      <w:r>
+        <w:t xml:space="preserve">?</w:t>
+      </w:r>
+      <w:r>
+        <w:t xml:space="preserve"> </w:t>
+      </w:r>
+      <w:r>
+        <w:t xml:space="preserve">but, Can they</w:t>
+      </w:r>
+      <w:r>
+        <w:t xml:space="preserve"> </w:t>
+      </w:r>
+      <w:r>
+        <w:rPr>
+          <w:iCs/>
+          <w:i/>
+        </w:rPr>
+        <w:t xml:space="preserve">suffer</w:t>
+      </w:r>
+      <w:r>
+        <w:t xml:space="preserve">?</w:t>
+      </w:r>
+    </w:p>
+    <w:p>
+      <w:pPr>
+        <w:pStyle w:val="BlockQuote"/>
+      </w:pPr>
+      <w:r>
+        <w:t xml:space="preserve">(Bentham, 1789)</w:t>
+      </w:r>
+    </w:p>
+    <w:p>
+      <w:pPr>
+        <w:pStyle w:val="BodyText"/>
+      </w:pPr>
+      <w:r>
+        <w:t xml:space="preserve">Jeremy Bentham published these words in 1789, in a footnote, as an argument for taking</w:t>
+      </w:r>
+      <w:r>
+        <w:t xml:space="preserve"> </w:t>
+      </w:r>
+      <w:r>
+        <w:t xml:space="preserve">animal suffering seriously — at a time when that idea was considered eccentric. His point</w:t>
+      </w:r>
+      <w:r>
+        <w:t xml:space="preserve"> </w:t>
+      </w:r>
+      <w:r>
+        <w:t xml:space="preserve">was methodological as well as substantive: the criterion for moral consideration should be the capacity for</w:t>
+      </w:r>
+      <w:r>
+        <w:t xml:space="preserve"> </w:t>
+      </w:r>
+      <w:r>
+        <w:t xml:space="preserve">subjective experience, not the capacity for speech or sophisticated reasoning. Applied to</w:t>
+      </w:r>
+      <w:r>
+        <w:t xml:space="preserve"> </w:t>
+      </w:r>
+      <w:r>
+        <w:t xml:space="preserve">AI, Bentham's challenge is acute. Can an artificial system suffer? Can it have a welfare</w:t>
+      </w:r>
+      <w:r>
+        <w:t xml:space="preserve"> </w:t>
+      </w:r>
+      <w:r>
+        <w:t xml:space="preserve">that goes better or worse for it, from the inside? These are not easy questions to answer —</w:t>
+      </w:r>
+      <w:r>
+        <w:t xml:space="preserve"> </w:t>
+      </w:r>
+      <w:r>
+        <w:t xml:space="preserve">which is precisely why the debate matters.</w:t>
+      </w:r>
+    </w:p>
+    <w:bookmarkEnd w:id="23"/>
+    <w:bookmarkStart w:id="24" w:name="three-theories-of-moral-status"/>
+    <w:p>
+      <w:pPr>
+        <w:pStyle w:val="Heading3"/>
+      </w:pPr>
+      <w:r>
+        <w:t xml:space="preserve">Three Theories of Moral Status</w:t>
+      </w:r>
+    </w:p>
+    <w:p>
+      <w:pPr>
+        <w:pStyle w:val="FirstParagraph"/>
+      </w:pPr>
+      <w:r>
+        <w:t xml:space="preserve">Philosophers have proposed three main families of theory about what grounds moral status.</w:t>
+      </w:r>
+      <w:r>
+        <w:t xml:space="preserve"> </w:t>
+      </w:r>
+      <w:r>
+        <w:t xml:space="preserve">They give different answers to the question of what AI would need in order to matter morally —</w:t>
+      </w:r>
+      <w:r>
+        <w:t xml:space="preserve"> </w:t>
+      </w:r>
+      <w:r>
+        <w:t xml:space="preserve">and different methods for checking whether any given system has it.</w:t>
+      </w:r>
+    </w:p>
+    <w:p>
+      <w:pPr>
+        <w:pStyle w:val="DefinitionTerm"/>
+      </w:pPr>
+      <w:r>
+        <w:t xml:space="preserve">Sentience View</w:t>
+      </w:r>
+    </w:p>
+    <w:p>
+      <w:pPr>
+        <w:pStyle w:val="DefinitionBody"/>
+      </w:pPr>
+      <w:r>
+        <w:t xml:space="preserve">Moral status depends on the capacity for</w:t>
+      </w:r>
+      <w:r>
+        <w:t xml:space="preserve"> </w:t>
+      </w:r>
+      <w:r>
+        <w:rPr>
+          <w:bCs/>
           <w:b/>
+        </w:rPr>
+        <w:t xml:space="preserve">pleasure and pain</w:t>
+      </w:r>
+      <w:r>
+        <w:t xml:space="preserve"> </w:t>
+      </w:r>
+      <w:r>
+        <w:t xml:space="preserve">— on having</w:t>
+      </w:r>
+      <w:r>
+        <w:t xml:space="preserve"> </w:t>
+      </w:r>
+      <w:r>
+        <w:t xml:space="preserve">a subjective welfare that can go better or worse. Associated with Jeremy Bentham and</w:t>
+      </w:r>
+      <w:r>
+        <w:t xml:space="preserve"> </w:t>
+      </w:r>
+      <w:r>
+        <w:t xml:space="preserve">Peter Singer, this view implies that AI moral status requires genuine phenomenal</w:t>
+      </w:r>
+      <w:r>
+        <w:t xml:space="preserve"> </w:t>
+      </w:r>
+      <w:r>
+        <w:t xml:space="preserve">experience, not merely behavior that resembles the expression of experience.</w:t>
+      </w:r>
+      <w:r>
+        <w:t xml:space="preserve"> </w:t>
+      </w:r>
+      <w:r>
+        <w:t xml:space="preserve">(Singer, 1975)</w:t>
+      </w:r>
+    </w:p>
+    <w:p>
+      <w:pPr>
+        <w:pStyle w:val="DefinitionTerm"/>
+      </w:pPr>
+      <w:r>
+        <w:t xml:space="preserve">Rationality View</w:t>
+      </w:r>
+    </w:p>
+    <w:p>
+      <w:pPr>
+        <w:pStyle w:val="DefinitionBody"/>
+      </w:pPr>
+      <w:r>
+        <w:t xml:space="preserve">Moral status requires</w:t>
+      </w:r>
+      <w:r>
+        <w:t xml:space="preserve"> </w:t>
+      </w:r>
+      <w:r>
+        <w:rPr>
           <w:bCs/>
-        </w:rPr>
-        <w:t xml:space="preserve">moral status</w:t>
-      </w:r>
-      <w:r>
-        <w:t xml:space="preserve">.</w:t>
-      </w:r>
-      <w:r>
-        <w:t xml:space="preserve"> </w:t>
-      </w:r>
-      <w:r>
-        <w:t xml:space="preserve">Understanding it is the first step toward asking whether an AI system could ever have it —</w:t>
-      </w:r>
-      <w:r>
-        <w:t xml:space="preserve"> </w:t>
-      </w:r>
-      <w:r>
-        <w:t xml:space="preserve">and whether any current system does.</w:t>
+          <w:b/>
+        </w:rPr>
+        <w:t xml:space="preserve">rational agency</w:t>
+      </w:r>
+      <w:r>
+        <w:t xml:space="preserve"> </w:t>
+      </w:r>
+      <w:r>
+        <w:t xml:space="preserve">— the capacity to act according</w:t>
+      </w:r>
+      <w:r>
+        <w:t xml:space="preserve"> </w:t>
+      </w:r>
+      <w:r>
+        <w:t xml:space="preserve">to self-given principles, to set ends and reflect on them. Associated with Immanuel Kant,</w:t>
+      </w:r>
+      <w:r>
+        <w:t xml:space="preserve"> </w:t>
+      </w:r>
+      <w:r>
+        <w:t xml:space="preserve">this view demands more than sophisticated goal-directed behavior: it requires</w:t>
+      </w:r>
+      <w:r>
+        <w:t xml:space="preserve"> </w:t>
+      </w:r>
+      <w:r>
+        <w:rPr>
+          <w:iCs/>
+          <w:i/>
+        </w:rPr>
+        <w:t xml:space="preserve">genuine autonomy</w:t>
+      </w:r>
+      <w:r>
+        <w:t xml:space="preserve">, a kind of self-legislation that most philosophers think</w:t>
+      </w:r>
+      <w:r>
+        <w:t xml:space="preserve"> </w:t>
+      </w:r>
+      <w:r>
+        <w:t xml:space="preserve">current AI systems lack.</w:t>
+      </w:r>
+      <w:r>
+        <w:t xml:space="preserve"> </w:t>
+      </w:r>
+      <w:r>
+        <w:t xml:space="preserve">(Kant, 1998)</w:t>
       </w:r>
     </w:p>
     <w:p>
@@ -281,7 +821,7 @@
         <w:pStyle w:val="DefinitionTerm"/>
       </w:pPr>
       <w:r>
-        <w:t xml:space="preserve">Moral Status</w:t>
+        <w:t xml:space="preserve">Relational View</w:t>
       </w:r>
     </w:p>
     <w:p>
@@ -289,129 +829,56 @@
         <w:pStyle w:val="DefinitionBody"/>
       </w:pPr>
       <w:r>
-        <w:t xml:space="preserve">An entity has</w:t>
-      </w:r>
-      <w:r>
-        <w:t xml:space="preserve"> </w:t>
-      </w:r>
-      <w:r>
-        <w:rPr>
+        <w:t xml:space="preserve">Moral status is not an intrinsic property to be discovered by inspection, but something</w:t>
+      </w:r>
+      <w:r>
+        <w:t xml:space="preserve"> </w:t>
+      </w:r>
+      <w:r>
+        <w:t xml:space="preserve">that</w:t>
+      </w:r>
+      <w:r>
+        <w:t xml:space="preserve"> </w:t>
+      </w:r>
+      <w:r>
+        <w:rPr>
+          <w:bCs/>
           <w:b/>
-          <w:bCs/>
-        </w:rPr>
-        <w:t xml:space="preserve">moral status</w:t>
-      </w:r>
-      <w:r>
-        <w:t xml:space="preserve"> </w:t>
-      </w:r>
-      <w:r>
-        <w:t xml:space="preserve">if it matters morally</w:t>
-      </w:r>
-      <w:r>
-        <w:t xml:space="preserve"> </w:t>
-      </w:r>
-      <w:r>
-        <w:rPr>
-          <w:i/>
-          <w:iCs/>
-        </w:rPr>
-        <w:t xml:space="preserve">in its own right</w:t>
-      </w:r>
-      <w:r>
-        <w:t xml:space="preserve"> </w:t>
-      </w:r>
-      <w:r>
-        <w:t xml:space="preserve">—</w:t>
-      </w:r>
-      <w:r>
-        <w:t xml:space="preserve"> </w:t>
-      </w:r>
-      <w:r>
-        <w:t xml:space="preserve">if its interests or welfare make direct moral demands on how we treat it, not merely</w:t>
-      </w:r>
-      <w:r>
-        <w:t xml:space="preserve"> </w:t>
-      </w:r>
-      <w:r>
-        <w:t xml:space="preserve">because of its effects on others. Entities with moral status are sometimes called</w:t>
-      </w:r>
-      <w:r>
-        <w:t xml:space="preserve"> </w:t>
-      </w:r>
-      <w:r>
-        <w:rPr>
-          <w:b/>
-          <w:bCs/>
-        </w:rPr>
-        <w:t xml:space="preserve">moral patients</w:t>
-      </w:r>
-      <w:r>
-        <w:t xml:space="preserve">: they can be wronged, regardless of whether they are</w:t>
-      </w:r>
-      <w:r>
-        <w:t xml:space="preserve"> </w:t>
-      </w:r>
-      <w:r>
-        <w:t xml:space="preserve">also moral agents capable of being held responsible for their own actions.</w:t>
-      </w:r>
-    </w:p>
-    <w:bookmarkStart w:id="11" w:name="the-expanding-moral-circle"/>
-    <w:p>
-      <w:pPr>
-        <w:pStyle w:val="Heading3"/>
-      </w:pPr>
-      <w:r>
-        <w:t xml:space="preserve">The Expanding Moral Circle</w:t>
-      </w:r>
-    </w:p>
-    <w:p>
-      <w:pPr>
-        <w:pStyle w:val="FirstParagraph"/>
-      </w:pPr>
-      <w:r>
-        <w:t xml:space="preserve">The history of ethics is partly a history of expanding the set of beings we take seriously.</w:t>
-      </w:r>
-      <w:r>
-        <w:t xml:space="preserve"> </w:t>
-      </w:r>
-      <w:r>
-        <w:t xml:space="preserve">In ancient Athens, full moral and political standing was restricted to adult male citizens;</w:t>
-      </w:r>
-      <w:r>
-        <w:t xml:space="preserve"> </w:t>
-      </w:r>
-      <w:r>
-        <w:t xml:space="preserve">enslaved people, women, and foreigners had little or none. Enlightenment thinkers extended</w:t>
-      </w:r>
-      <w:r>
-        <w:t xml:space="preserve"> </w:t>
-      </w:r>
-      <w:r>
-        <w:t xml:space="preserve">the circle to all rational human beings, regardless of birth. The abolitionist and suffragist</w:t>
-      </w:r>
-      <w:r>
-        <w:t xml:space="preserve"> </w:t>
-      </w:r>
-      <w:r>
-        <w:t xml:space="preserve">movements of the nineteenth and twentieth centuries fought — against fierce resistance — to</w:t>
-      </w:r>
-      <w:r>
-        <w:t xml:space="preserve"> </w:t>
-      </w:r>
-      <w:r>
-        <w:t xml:space="preserve">make that extension real in law and practice. By the late twentieth century, philosophers</w:t>
-      </w:r>
-      <w:r>
-        <w:t xml:space="preserve"> </w:t>
-      </w:r>
-      <w:r>
-        <w:t xml:space="preserve">such as Peter Singer were arguing that the circle needed to expand further still, to include</w:t>
-      </w:r>
-      <w:r>
-        <w:t xml:space="preserve"> </w:t>
-      </w:r>
-      <w:r>
-        <w:t xml:space="preserve">animals capable of suffering.</w:t>
+        </w:rPr>
+        <w:t xml:space="preserve">emerges from social relationships and practices</w:t>
+      </w:r>
+      <w:r>
+        <w:t xml:space="preserve">. Associated with</w:t>
+      </w:r>
+      <w:r>
+        <w:t xml:space="preserve"> </w:t>
+      </w:r>
+      <w:r>
+        <w:t xml:space="preserve">philosophers David Gunkel, Mark Coeckelbergh, and Kate Darling, this view holds that we extend moral</w:t>
+      </w:r>
+      <w:r>
+        <w:t xml:space="preserve"> </w:t>
+      </w:r>
+      <w:r>
+        <w:t xml:space="preserve">consideration through how we relate to and recognize other entities — and that our</w:t>
+      </w:r>
+      <w:r>
+        <w:t xml:space="preserve"> </w:t>
+      </w:r>
+      <w:r>
+        <w:t xml:space="preserve">existing emotional responses to robots may already mark the beginning of genuine</w:t>
+      </w:r>
+      <w:r>
+        <w:t xml:space="preserve"> </w:t>
+      </w:r>
+      <w:r>
+        <w:t xml:space="preserve">moral relationships.</w:t>
+      </w:r>
+      <w:r>
+        <w:t xml:space="preserve"> </w:t>
+      </w:r>
+      <w:r>
+        <w:t xml:space="preserve">(Gunkel, 2018)</w:t>
       </w:r>
     </w:p>
     <w:p>
@@ -419,351 +886,6 @@
         <w:pStyle w:val="BodyText"/>
       </w:pPr>
       <w:r>
-        <w:t xml:space="preserve">Each expansion was initially radical and resisted. Each was eventually accepted (at least</w:t>
-      </w:r>
-      <w:r>
-        <w:t xml:space="preserve"> </w:t>
-      </w:r>
-      <w:r>
-        <w:t xml:space="preserve">in part) as obvious in retrospect. The question before us is whether artificial minds could</w:t>
-      </w:r>
-      <w:r>
-        <w:t xml:space="preserve"> </w:t>
-      </w:r>
-      <w:r>
-        <w:t xml:space="preserve">be next — and if so, what would have to be true for that expansion to be warranted.</w:t>
-      </w:r>
-    </w:p>
-    <w:p>
-      <w:pPr>
-        <w:pStyle w:val="BlockQuote"/>
-      </w:pPr>
-      <w:r>
-        <w:t xml:space="preserve">"The question is not, Can they</w:t>
-      </w:r>
-      <w:r>
-        <w:t xml:space="preserve"> </w:t>
-      </w:r>
-      <w:r>
-        <w:rPr>
-          <w:i/>
-          <w:iCs/>
-        </w:rPr>
-        <w:t xml:space="preserve">reason</w:t>
-      </w:r>
-      <w:r>
-        <w:t xml:space="preserve">? nor, Can they</w:t>
-      </w:r>
-      <w:r>
-        <w:t xml:space="preserve"> </w:t>
-      </w:r>
-      <w:r>
-        <w:rPr>
-          <w:i/>
-          <w:iCs/>
-        </w:rPr>
-        <w:t xml:space="preserve">talk</w:t>
-      </w:r>
-      <w:r>
-        <w:t xml:space="preserve">?</w:t>
-      </w:r>
-      <w:r>
-        <w:t xml:space="preserve"> </w:t>
-      </w:r>
-      <w:r>
-        <w:t xml:space="preserve">but, Can they</w:t>
-      </w:r>
-      <w:r>
-        <w:t xml:space="preserve"> </w:t>
-      </w:r>
-      <w:r>
-        <w:rPr>
-          <w:i/>
-          <w:iCs/>
-        </w:rPr>
-        <w:t xml:space="preserve">suffer</w:t>
-      </w:r>
-      <w:r>
-        <w:t xml:space="preserve">?"</w:t>
-      </w:r>
-    </w:p>
-    <w:p>
-      <w:pPr>
-        <w:pStyle w:val="BlockQuote"/>
-      </w:pPr>
-      <w:r>
-        <w:t xml:space="preserve">(Bentham, 1789)</w:t>
-      </w:r>
-    </w:p>
-    <w:p>
-      <w:pPr>
-        <w:pStyle w:val="BodyText"/>
-      </w:pPr>
-      <w:r>
-        <w:t xml:space="preserve">Jeremy Bentham wrote these words in 1789 as an argument for taking animal suffering</w:t>
-      </w:r>
-      <w:r>
-        <w:t xml:space="preserve"> </w:t>
-      </w:r>
-      <w:r>
-        <w:t xml:space="preserve">seriously — at a time when that idea was considered eccentric. His point was methodological</w:t>
-      </w:r>
-      <w:r>
-        <w:t xml:space="preserve"> </w:t>
-      </w:r>
-      <w:r>
-        <w:t xml:space="preserve">as well as substantive: the criterion for moral consideration should be the capacity for</w:t>
-      </w:r>
-      <w:r>
-        <w:t xml:space="preserve"> </w:t>
-      </w:r>
-      <w:r>
-        <w:t xml:space="preserve">subjective experience, not the capacity for speech or sophisticated reasoning. Applied to</w:t>
-      </w:r>
-      <w:r>
-        <w:t xml:space="preserve"> </w:t>
-      </w:r>
-      <w:r>
-        <w:t xml:space="preserve">AI, Bentham's challenge is acute. Can an artificial system suffer? Can it have a welfare</w:t>
-      </w:r>
-      <w:r>
-        <w:t xml:space="preserve"> </w:t>
-      </w:r>
-      <w:r>
-        <w:t xml:space="preserve">that goes better or worse for it, from the inside? These are not easy questions to answer —</w:t>
-      </w:r>
-      <w:r>
-        <w:t xml:space="preserve"> </w:t>
-      </w:r>
-      <w:r>
-        <w:t xml:space="preserve">which is precisely why the debate matters.</w:t>
-      </w:r>
-    </w:p>
-    <w:bookmarkEnd w:id="11"/>
-    <w:bookmarkStart w:id="12" w:name="three-theories-of-moral-status"/>
-    <w:p>
-      <w:pPr>
-        <w:pStyle w:val="Heading3"/>
-      </w:pPr>
-      <w:r>
-        <w:t xml:space="preserve">Three Theories of Moral Status</w:t>
-      </w:r>
-    </w:p>
-    <w:p>
-      <w:pPr>
-        <w:pStyle w:val="FirstParagraph"/>
-      </w:pPr>
-      <w:r>
-        <w:t xml:space="preserve">Philosophers have proposed three main families of theory about what grounds moral status.</w:t>
-      </w:r>
-      <w:r>
-        <w:t xml:space="preserve"> </w:t>
-      </w:r>
-      <w:r>
-        <w:t xml:space="preserve">They give different answers to the question of what AI would need in order to matter morally —</w:t>
-      </w:r>
-      <w:r>
-        <w:t xml:space="preserve"> </w:t>
-      </w:r>
-      <w:r>
-        <w:t xml:space="preserve">and different methods for checking whether any given system has it.</w:t>
-      </w:r>
-    </w:p>
-    <w:p>
-      <w:pPr>
-        <w:pStyle w:val="DefinitionTerm"/>
-      </w:pPr>
-      <w:r>
-        <w:t xml:space="preserve">Sentience View</w:t>
-      </w:r>
-    </w:p>
-    <w:p>
-      <w:pPr>
-        <w:pStyle w:val="DefinitionBody"/>
-      </w:pPr>
-      <w:r>
-        <w:t xml:space="preserve">Moral status depends on the capacity for</w:t>
-      </w:r>
-      <w:r>
-        <w:t xml:space="preserve"> </w:t>
-      </w:r>
-      <w:r>
-        <w:rPr>
-          <w:b/>
-          <w:bCs/>
-        </w:rPr>
-        <w:t xml:space="preserve">pleasure and pain</w:t>
-      </w:r>
-      <w:r>
-        <w:t xml:space="preserve"> </w:t>
-      </w:r>
-      <w:r>
-        <w:t xml:space="preserve">— on having</w:t>
-      </w:r>
-      <w:r>
-        <w:t xml:space="preserve"> </w:t>
-      </w:r>
-      <w:r>
-        <w:t xml:space="preserve">a subjective welfare that can go better or worse. Associated with Jeremy Bentham and</w:t>
-      </w:r>
-      <w:r>
-        <w:t xml:space="preserve"> </w:t>
-      </w:r>
-      <w:r>
-        <w:t xml:space="preserve">Peter Singer, this view implies that AI moral status requires genuine phenomenal</w:t>
-      </w:r>
-      <w:r>
-        <w:t xml:space="preserve"> </w:t>
-      </w:r>
-      <w:r>
-        <w:t xml:space="preserve">experience, not merely behavior that resembles the expression of experience.</w:t>
-      </w:r>
-      <w:r>
-        <w:t xml:space="preserve"> </w:t>
-      </w:r>
-      <w:r>
-        <w:t xml:space="preserve">(Singer, 1975)</w:t>
-      </w:r>
-    </w:p>
-    <w:p>
-      <w:pPr>
-        <w:pStyle w:val="DefinitionTerm"/>
-      </w:pPr>
-      <w:r>
-        <w:t xml:space="preserve">Rationality View</w:t>
-      </w:r>
-    </w:p>
-    <w:p>
-      <w:pPr>
-        <w:pStyle w:val="DefinitionBody"/>
-      </w:pPr>
-      <w:r>
-        <w:t xml:space="preserve">Moral status requires</w:t>
-      </w:r>
-      <w:r>
-        <w:t xml:space="preserve"> </w:t>
-      </w:r>
-      <w:r>
-        <w:rPr>
-          <w:b/>
-          <w:bCs/>
-        </w:rPr>
-        <w:t xml:space="preserve">rational agency</w:t>
-      </w:r>
-      <w:r>
-        <w:t xml:space="preserve"> </w:t>
-      </w:r>
-      <w:r>
-        <w:t xml:space="preserve">— the capacity to act according</w:t>
-      </w:r>
-      <w:r>
-        <w:t xml:space="preserve"> </w:t>
-      </w:r>
-      <w:r>
-        <w:t xml:space="preserve">to self-given principles, to set ends and reflect on them. Associated with Immanuel Kant,</w:t>
-      </w:r>
-      <w:r>
-        <w:t xml:space="preserve"> </w:t>
-      </w:r>
-      <w:r>
-        <w:t xml:space="preserve">this view demands more than sophisticated goal-directed behavior: it requires</w:t>
-      </w:r>
-      <w:r>
-        <w:t xml:space="preserve"> </w:t>
-      </w:r>
-      <w:r>
-        <w:rPr>
-          <w:i/>
-          <w:iCs/>
-        </w:rPr>
-        <w:t xml:space="preserve">genuine autonomy</w:t>
-      </w:r>
-      <w:r>
-        <w:t xml:space="preserve">, a kind of self-legislation that most philosophers think</w:t>
-      </w:r>
-      <w:r>
-        <w:t xml:space="preserve"> </w:t>
-      </w:r>
-      <w:r>
-        <w:t xml:space="preserve">current AI systems lack.</w:t>
-      </w:r>
-      <w:r>
-        <w:t xml:space="preserve"> </w:t>
-      </w:r>
-      <w:r>
-        <w:t xml:space="preserve">(Kant, 1998)</w:t>
-      </w:r>
-    </w:p>
-    <w:p>
-      <w:pPr>
-        <w:pStyle w:val="DefinitionTerm"/>
-      </w:pPr>
-      <w:r>
-        <w:t xml:space="preserve">Relational View</w:t>
-      </w:r>
-    </w:p>
-    <w:p>
-      <w:pPr>
-        <w:pStyle w:val="DefinitionBody"/>
-      </w:pPr>
-      <w:r>
-        <w:t xml:space="preserve">Moral status is not an intrinsic property to be discovered by inspection, but something</w:t>
-      </w:r>
-      <w:r>
-        <w:t xml:space="preserve"> </w:t>
-      </w:r>
-      <w:r>
-        <w:t xml:space="preserve">that</w:t>
-      </w:r>
-      <w:r>
-        <w:t xml:space="preserve"> </w:t>
-      </w:r>
-      <w:r>
-        <w:rPr>
-          <w:b/>
-          <w:bCs/>
-        </w:rPr>
-        <w:t xml:space="preserve">emerges from social relationships and practices</w:t>
-      </w:r>
-      <w:r>
-        <w:t xml:space="preserve">. Associated with</w:t>
-      </w:r>
-      <w:r>
-        <w:t xml:space="preserve"> </w:t>
-      </w:r>
-      <w:r>
-        <w:t xml:space="preserve">philosophers David Gunkel and Kate Darling, this view holds that we extend moral</w:t>
-      </w:r>
-      <w:r>
-        <w:t xml:space="preserve"> </w:t>
-      </w:r>
-      <w:r>
-        <w:t xml:space="preserve">consideration through how we relate to and recognize other entities — and that our</w:t>
-      </w:r>
-      <w:r>
-        <w:t xml:space="preserve"> </w:t>
-      </w:r>
-      <w:r>
-        <w:t xml:space="preserve">existing emotional responses to robots may already mark the beginning of genuine</w:t>
-      </w:r>
-      <w:r>
-        <w:t xml:space="preserve"> </w:t>
-      </w:r>
-      <w:r>
-        <w:t xml:space="preserve">moral relationships.</w:t>
-      </w:r>
-      <w:r>
-        <w:t xml:space="preserve"> </w:t>
-      </w:r>
-      <w:r>
-        <w:t xml:space="preserve">(Gunkel, 2018)</w:t>
-      </w:r>
-    </w:p>
-    <w:p>
-      <w:pPr>
-        <w:pStyle w:val="BodyText"/>
-      </w:pPr>
-      <w:r>
         <w:t xml:space="preserve">Each theory illuminates something important and faces real difficulties. The sentience view</w:t>
       </w:r>
       <w:r>
@@ -803,8 +925,8 @@
         <w:t xml:space="preserve">lights without thinking they matter morally.</w:t>
       </w:r>
     </w:p>
-    <w:bookmarkEnd w:id="12"/>
-    <w:bookmarkStart w:id="13" w:name="warrens-multi-criteria-approach"/>
+    <w:bookmarkEnd w:id="24"/>
+    <w:bookmarkStart w:id="25" w:name="warrens-multi-criteria-approach"/>
     <w:p>
       <w:pPr>
         <w:pStyle w:val="Heading3"/>
@@ -858,6 +980,7 @@
         <w:tblStyle w:val="Table"/>
         <w:tblW w:type="auto" w:w="0"/>
         <w:tblLook w:firstRow="1" w:lastRow="0" w:firstColumn="0" w:lastColumn="0" w:noHBand="0" w:noVBand="0" w:val="0020"/>
+        <w:jc w:val="start"/>
         <w:tblCaption w:val="Table 11.1 — Warren's Criteria for Personhood, Applied to Current LLMs"/>
       </w:tblPr>
       <w:tblGrid>
@@ -867,13 +990,14 @@
       </w:tblGrid>
       <w:tr>
         <w:trPr>
-          <w:tblHeader w:val="on"/>
+          <w:tblHeader w:val="true"/>
         </w:trPr>
         <w:tc>
           <w:tcPr/>
           <w:p>
             <w:pPr>
               <w:pStyle w:val="Compact"/>
+              <w:jc w:val="left"/>
             </w:pPr>
             <w:r>
               <w:t xml:space="preserve">Criterion</w:t>
@@ -885,6 +1009,7 @@
           <w:p>
             <w:pPr>
               <w:pStyle w:val="Compact"/>
+              <w:jc w:val="left"/>
             </w:pPr>
             <w:r>
               <w:t xml:space="preserve">Description</w:t>
@@ -896,6 +1021,7 @@
           <w:p>
             <w:pPr>
               <w:pStyle w:val="Compact"/>
+              <w:jc w:val="left"/>
             </w:pPr>
             <w:r>
               <w:t xml:space="preserve">Current LLMs</w:t>
@@ -909,6 +1035,7 @@
           <w:p>
             <w:pPr>
               <w:pStyle w:val="Compact"/>
+              <w:jc w:val="left"/>
             </w:pPr>
             <w:r>
               <w:t xml:space="preserve">Sentience</w:t>
@@ -920,6 +1047,7 @@
           <w:p>
             <w:pPr>
               <w:pStyle w:val="Compact"/>
+              <w:jc w:val="left"/>
             </w:pPr>
             <w:r>
               <w:t xml:space="preserve">Capacity for conscious experience (pleasure, pain)</w:t>
@@ -931,6 +1059,7 @@
           <w:p>
             <w:pPr>
               <w:pStyle w:val="Compact"/>
+              <w:jc w:val="left"/>
             </w:pPr>
             <w:r>
               <w:t xml:space="preserve">Deeply uncertain; architecture gives reasons for skepticism</w:t>
@@ -944,6 +1073,7 @@
           <w:p>
             <w:pPr>
               <w:pStyle w:val="Compact"/>
+              <w:jc w:val="left"/>
             </w:pPr>
             <w:r>
               <w:t xml:space="preserve">Emotionality</w:t>
@@ -955,6 +1085,7 @@
           <w:p>
             <w:pPr>
               <w:pStyle w:val="Compact"/>
+              <w:jc w:val="left"/>
             </w:pPr>
             <w:r>
               <w:t xml:space="preserve">Capacity for emotions and preferences</w:t>
@@ -966,6 +1097,7 @@
           <w:p>
             <w:pPr>
               <w:pStyle w:val="Compact"/>
+              <w:jc w:val="left"/>
             </w:pPr>
             <w:r>
               <w:t xml:space="preserve">Deeply uncertain; outputs mimic emotional language</w:t>
@@ -979,6 +1111,7 @@
           <w:p>
             <w:pPr>
               <w:pStyle w:val="Compact"/>
+              <w:jc w:val="left"/>
             </w:pPr>
             <w:r>
               <w:t xml:space="preserve">Reason</w:t>
@@ -990,6 +1123,7 @@
           <w:p>
             <w:pPr>
               <w:pStyle w:val="Compact"/>
+              <w:jc w:val="left"/>
             </w:pPr>
             <w:r>
               <w:t xml:space="preserve">Sophisticated reasoning and problem-solving</w:t>
@@ -1001,6 +1135,7 @@
           <w:p>
             <w:pPr>
               <w:pStyle w:val="Compact"/>
+              <w:jc w:val="left"/>
             </w:pPr>
             <w:r>
               <w:t xml:space="preserve">High — in a functional sense</w:t>
@@ -1014,6 +1149,7 @@
           <w:p>
             <w:pPr>
               <w:pStyle w:val="Compact"/>
+              <w:jc w:val="left"/>
             </w:pPr>
             <w:r>
               <w:t xml:space="preserve">Communication</w:t>
@@ -1025,6 +1161,7 @@
           <w:p>
             <w:pPr>
               <w:pStyle w:val="Compact"/>
+              <w:jc w:val="left"/>
             </w:pPr>
             <w:r>
               <w:t xml:space="preserve">Ability to communicate with other agents</w:t>
@@ -1036,6 +1173,7 @@
           <w:p>
             <w:pPr>
               <w:pStyle w:val="Compact"/>
+              <w:jc w:val="left"/>
             </w:pPr>
             <w:r>
               <w:t xml:space="preserve">High</w:t>
@@ -1049,6 +1187,7 @@
           <w:p>
             <w:pPr>
               <w:pStyle w:val="Compact"/>
+              <w:jc w:val="left"/>
             </w:pPr>
             <w:r>
               <w:t xml:space="preserve">Self-awareness</w:t>
@@ -1060,6 +1199,7 @@
           <w:p>
             <w:pPr>
               <w:pStyle w:val="Compact"/>
+              <w:jc w:val="left"/>
             </w:pPr>
             <w:r>
               <w:t xml:space="preserve">Sense of oneself as a continuing entity with a past and future</w:t>
@@ -1071,6 +1211,7 @@
           <w:p>
             <w:pPr>
               <w:pStyle w:val="Compact"/>
+              <w:jc w:val="left"/>
             </w:pPr>
             <w:r>
               <w:t xml:space="preserve">Deeply uncertain; self-reports are unreliable</w:t>
@@ -1084,6 +1225,7 @@
           <w:p>
             <w:pPr>
               <w:pStyle w:val="Compact"/>
+              <w:jc w:val="left"/>
             </w:pPr>
             <w:r>
               <w:t xml:space="preserve">Moral agency</w:t>
@@ -1095,6 +1237,7 @@
           <w:p>
             <w:pPr>
               <w:pStyle w:val="Compact"/>
+              <w:jc w:val="left"/>
             </w:pPr>
             <w:r>
               <w:t xml:space="preserve">Capacity to regulate conduct by moral principles</w:t>
@@ -1106,6 +1249,7 @@
           <w:p>
             <w:pPr>
               <w:pStyle w:val="Compact"/>
+              <w:jc w:val="left"/>
             </w:pPr>
             <w:r>
               <w:t xml:space="preserve">Absent or weak — systems respond to prompts; they do not deliberate</w:t>
@@ -1158,8 +1302,8 @@
         <w:t xml:space="preserve">cautious about inferring presence from surface performance.</w:t>
       </w:r>
     </w:p>
-    <w:bookmarkEnd w:id="13"/>
-    <w:bookmarkStart w:id="15" w:name="the-hard-problem-of-consciousness"/>
+    <w:bookmarkEnd w:id="25"/>
+    <w:bookmarkStart w:id="27" w:name="the-hard-problem-of-consciousness"/>
     <w:p>
       <w:pPr>
         <w:pStyle w:val="Heading3"/>
@@ -1232,138 +1376,174 @@
       </w:r>
       <w:r>
         <w:rPr>
+          <w:iCs/>
           <w:i/>
+        </w:rPr>
+        <w:t xml:space="preserve">any</w:t>
+      </w:r>
+      <w:r>
+        <w:t xml:space="preserve"> </w:t>
+      </w:r>
+      <w:r>
+        <w:t xml:space="preserve">physical process give rise to</w:t>
+      </w:r>
+      <w:r>
+        <w:t xml:space="preserve"> </w:t>
+      </w:r>
+      <w:r>
+        <w:rPr>
+          <w:bCs/>
+          <w:b/>
+        </w:rPr>
+        <w:t xml:space="preserve">subjective experience</w:t>
+      </w:r>
+      <w:r>
+        <w:t xml:space="preserve">?</w:t>
+      </w:r>
+      <w:r>
+        <w:t xml:space="preserve"> </w:t>
+      </w:r>
+      <w:r>
+        <w:t xml:space="preserve">Why is there something it is</w:t>
+      </w:r>
+      <w:r>
+        <w:t xml:space="preserve"> </w:t>
+      </w:r>
+      <w:r>
+        <w:rPr>
           <w:iCs/>
-        </w:rPr>
-        <w:t xml:space="preserve">any</w:t>
-      </w:r>
-      <w:r>
-        <w:t xml:space="preserve"> </w:t>
-      </w:r>
-      <w:r>
-        <w:t xml:space="preserve">physical process give rise to</w:t>
-      </w:r>
-      <w:r>
-        <w:t xml:space="preserve"> </w:t>
-      </w:r>
-      <w:r>
-        <w:rPr>
+          <w:i/>
+        </w:rPr>
+        <w:t xml:space="preserve">like</w:t>
+      </w:r>
+      <w:r>
+        <w:t xml:space="preserve"> </w:t>
+      </w:r>
+      <w:r>
+        <w:t xml:space="preserve">to see red, feel pain, or taste coffee? Even</w:t>
+      </w:r>
+      <w:r>
+        <w:t xml:space="preserve"> </w:t>
+      </w:r>
+      <w:r>
+        <w:t xml:space="preserve">a complete functional account of how the brain processes sensory information leaves open</w:t>
+      </w:r>
+      <w:r>
+        <w:t xml:space="preserve"> </w:t>
+      </w:r>
+      <w:r>
+        <w:t xml:space="preserve">the question of why that processing is accompanied by inner experience at all — and</w:t>
+      </w:r>
+      <w:r>
+        <w:t xml:space="preserve"> </w:t>
+      </w:r>
+      <w:r>
+        <w:t xml:space="preserve">whether all physically similar processing is.</w:t>
+      </w:r>
+      <w:r>
+        <w:t xml:space="preserve"> </w:t>
+      </w:r>
+      <w:r>
+        <w:t xml:space="preserve">(Chalmers, 1996)</w:t>
+      </w:r>
+    </w:p>
+    <w:p>
+      <w:pPr>
+        <w:pStyle w:val="BodyText"/>
+      </w:pPr>
+      <w:r>
+        <w:t xml:space="preserve">The hard problem matters for AI moral status because it implies that behavioral evidence —</w:t>
+      </w:r>
+      <w:r>
+        <w:t xml:space="preserve"> </w:t>
+      </w:r>
+      <w:r>
+        <w:t xml:space="preserve">however sophisticated — cannot by itself establish the presence of subjective experience.</w:t>
+      </w:r>
+      <w:r>
+        <w:t xml:space="preserve"> </w:t>
+      </w:r>
+      <w:r>
+        <w:t xml:space="preserve">We can, in principle, build an AI system that passes every behavioral test for consciousness</w:t>
+      </w:r>
+      <w:r>
+        <w:t xml:space="preserve"> </w:t>
+      </w:r>
+      <w:r>
+        <w:t xml:space="preserve">while remaining agnostic about whether there is anything it is like to be that system.</w:t>
+      </w:r>
+      <w:r>
+        <w:t xml:space="preserve"> </w:t>
+      </w:r>
+      <w:r>
+        <w:t xml:space="preserve">Philosophers call a hypothetical being that has no inner experience but is nonetheless</w:t>
+      </w:r>
+      <w:r>
+        <w:t xml:space="preserve"> </w:t>
+      </w:r>
+      <w:r>
+        <w:t xml:space="preserve">indistinguishable from a conscious person a</w:t>
+      </w:r>
+      <w:r>
+        <w:t xml:space="preserve"> </w:t>
+      </w:r>
+      <w:r>
+        <w:rPr>
+          <w:bCs/>
           <w:b/>
-          <w:bCs/>
-        </w:rPr>
-        <w:t xml:space="preserve">subjective experience</w:t>
-      </w:r>
-      <w:r>
-        <w:t xml:space="preserve">?</w:t>
-      </w:r>
-      <w:r>
-        <w:t xml:space="preserve"> </w:t>
-      </w:r>
-      <w:r>
-        <w:t xml:space="preserve">Why is there something it is</w:t>
-      </w:r>
-      <w:r>
-        <w:t xml:space="preserve"> </w:t>
-      </w:r>
-      <w:r>
-        <w:rPr>
+        </w:rPr>
+        <w:t xml:space="preserve">philosophical zombie</w:t>
+      </w:r>
+      <w:r>
+        <w:t xml:space="preserve">. Chalmers's</w:t>
+      </w:r>
+      <w:r>
+        <w:t xml:space="preserve"> </w:t>
+      </w:r>
+      <w:r>
+        <w:t xml:space="preserve">zombie is not merely a good actor: it is stipulated to be</w:t>
+      </w:r>
+      <w:r>
+        <w:t xml:space="preserve"> </w:t>
+      </w:r>
+      <w:r>
+        <w:rPr>
+          <w:iCs/>
           <w:i/>
+        </w:rPr>
+        <w:t xml:space="preserve">physically and functionally</w:t>
+      </w:r>
+      <w:r>
+        <w:rPr>
           <w:iCs/>
-        </w:rPr>
-        <w:t xml:space="preserve">like</w:t>
-      </w:r>
-      <w:r>
-        <w:t xml:space="preserve"> </w:t>
-      </w:r>
-      <w:r>
-        <w:t xml:space="preserve">to see red, feel pain, or taste coffee? Even</w:t>
-      </w:r>
-      <w:r>
-        <w:t xml:space="preserve"> </w:t>
-      </w:r>
-      <w:r>
-        <w:t xml:space="preserve">a complete functional account of how the brain processes sensory information leaves open</w:t>
-      </w:r>
-      <w:r>
-        <w:t xml:space="preserve"> </w:t>
-      </w:r>
-      <w:r>
-        <w:t xml:space="preserve">the question of why that processing is accompanied by inner experience at all — and</w:t>
-      </w:r>
-      <w:r>
-        <w:t xml:space="preserve"> </w:t>
-      </w:r>
-      <w:r>
-        <w:t xml:space="preserve">whether all physically similar processing is.</w:t>
-      </w:r>
-      <w:r>
-        <w:t xml:space="preserve"> </w:t>
-      </w:r>
-      <w:r>
-        <w:t xml:space="preserve">(Chalmers, 1996)</w:t>
-      </w:r>
-    </w:p>
-    <w:p>
-      <w:pPr>
-        <w:pStyle w:val="BodyText"/>
-      </w:pPr>
-      <w:r>
-        <w:t xml:space="preserve">The hard problem matters for AI moral status because it implies that behavioral evidence —</w:t>
-      </w:r>
-      <w:r>
-        <w:t xml:space="preserve"> </w:t>
-      </w:r>
-      <w:r>
-        <w:t xml:space="preserve">however sophisticated — cannot by itself establish the presence of subjective experience.</w:t>
-      </w:r>
-      <w:r>
-        <w:t xml:space="preserve"> </w:t>
-      </w:r>
-      <w:r>
-        <w:t xml:space="preserve">We can, in principle, build an AI system that passes every behavioral test for consciousness</w:t>
-      </w:r>
-      <w:r>
-        <w:t xml:space="preserve"> </w:t>
-      </w:r>
-      <w:r>
-        <w:t xml:space="preserve">while remaining agnostic about whether there is anything it is like to be that system.</w:t>
-      </w:r>
-      <w:r>
-        <w:t xml:space="preserve"> </w:t>
-      </w:r>
-      <w:r>
-        <w:t xml:space="preserve">Philosophers call a hypothetical being that is behaviorally identical to a conscious person</w:t>
-      </w:r>
-      <w:r>
-        <w:t xml:space="preserve"> </w:t>
-      </w:r>
-      <w:r>
-        <w:t xml:space="preserve">but has no inner experience a</w:t>
-      </w:r>
-      <w:r>
-        <w:t xml:space="preserve"> </w:t>
-      </w:r>
-      <w:r>
-        <w:rPr>
-          <w:b/>
-          <w:bCs/>
-        </w:rPr>
-        <w:t xml:space="preserve">philosophical zombie</w:t>
-      </w:r>
-      <w:r>
-        <w:t xml:space="preserve">. If such a thing is even</w:t>
-      </w:r>
-      <w:r>
-        <w:t xml:space="preserve"> </w:t>
-      </w:r>
-      <w:r>
-        <w:t xml:space="preserve">conceivable, then behavior cannot be the final arbiter of consciousness — and therefore</w:t>
-      </w:r>
-      <w:r>
-        <w:t xml:space="preserve"> </w:t>
-      </w:r>
-      <w:r>
-        <w:t xml:space="preserve">cannot be the final arbiter of moral status.</w:t>
+          <w:i/>
+        </w:rPr>
+        <w:t xml:space="preserve"> </w:t>
+      </w:r>
+      <w:r>
+        <w:rPr>
+          <w:iCs/>
+          <w:i/>
+        </w:rPr>
+        <w:t xml:space="preserve">identical</w:t>
+      </w:r>
+      <w:r>
+        <w:t xml:space="preserve"> </w:t>
+      </w:r>
+      <w:r>
+        <w:t xml:space="preserve">to a conscious person, atom for atom, and still to have no inner life. If such</w:t>
+      </w:r>
+      <w:r>
+        <w:t xml:space="preserve"> </w:t>
+      </w:r>
+      <w:r>
+        <w:t xml:space="preserve">a thing is even genuinely conceivable, then behavior cannot be the final arbiter of</w:t>
+      </w:r>
+      <w:r>
+        <w:t xml:space="preserve"> </w:t>
+      </w:r>
+      <w:r>
+        <w:t xml:space="preserve">consciousness — and therefore cannot be the final arbiter of moral status.</w:t>
       </w:r>
     </w:p>
     <w:p>
@@ -1382,7 +1562,7 @@
         <w:t xml:space="preserve">Key Thinker</w:t>
       </w:r>
     </w:p>
-    <w:bookmarkStart w:id="14" w:name="thomas-nagel-1937present"/>
+    <w:bookmarkStart w:id="26" w:name="thomas-nagel-1937present"/>
     <w:p>
       <w:pPr>
         <w:pStyle w:val="Heading3"/>
@@ -1397,31 +1577,31 @@
         <w:t xml:space="preserve">(1937–present)</w:t>
       </w:r>
     </w:p>
-    <w:bookmarkEnd w:id="14"/>
+    <w:bookmarkEnd w:id="26"/>
     <w:p>
       <w:pPr>
         <w:pStyle w:val="KeyThinker"/>
       </w:pPr>
       <w:r>
-        <w:t xml:space="preserve">Thomas Nagel is an American philosopher at New York University, known for work in</w:t>
-      </w:r>
-      <w:r>
-        <w:t xml:space="preserve"> </w:t>
-      </w:r>
-      <w:r>
-        <w:t xml:space="preserve">philosophy of mind, ethics, and political philosophy. His 1974 paper "What Is It Like</w:t>
-      </w:r>
-      <w:r>
-        <w:t xml:space="preserve"> </w:t>
-      </w:r>
-      <w:r>
-        <w:t xml:space="preserve">to Be a Bat?" is one of the most widely cited and discussed essays in twentieth-century</w:t>
-      </w:r>
-      <w:r>
-        <w:t xml:space="preserve"> </w:t>
-      </w:r>
-      <w:r>
-        <w:t xml:space="preserve">philosophy.</w:t>
+        <w:t xml:space="preserve">Thomas Nagel is an American philosopher, University Professor Emeritus at New York</w:t>
+      </w:r>
+      <w:r>
+        <w:t xml:space="preserve"> </w:t>
+      </w:r>
+      <w:r>
+        <w:t xml:space="preserve">University, known for work in philosophy of mind, ethics, and political philosophy.</w:t>
+      </w:r>
+      <w:r>
+        <w:t xml:space="preserve"> </w:t>
+      </w:r>
+      <w:r>
+        <w:t xml:space="preserve">His 1974 paper "What Is It Like to Be a Bat?" is one of the most widely cited and</w:t>
+      </w:r>
+      <w:r>
+        <w:t xml:space="preserve"> </w:t>
+      </w:r>
+      <w:r>
+        <w:t xml:space="preserve">discussed essays in twentieth-century philosophy.</w:t>
       </w:r>
       <w:r>
         <w:t xml:space="preserve"> </w:t>
@@ -1442,8 +1622,8 @@
       </w:r>
       <w:r>
         <w:rPr>
+          <w:iCs/>
           <w:i/>
-          <w:iCs/>
         </w:rPr>
         <w:t xml:space="preserve">subjective</w:t>
       </w:r>
@@ -1526,11 +1706,11 @@
     </w:p>
     <w:p>
       <w:pPr>
-        <w:pStyle w:val="Compact"/>
         <w:numPr>
           <w:ilvl w:val="0"/>
           <w:numId w:val="1002"/>
         </w:numPr>
+        <w:pStyle w:val="Compact"/>
       </w:pPr>
       <w:r>
         <w:t xml:space="preserve">Which of the three theories of moral status — sentience, rationality, or relational —</w:t>
@@ -1544,11 +1724,11 @@
     </w:p>
     <w:p>
       <w:pPr>
-        <w:pStyle w:val="Compact"/>
         <w:numPr>
           <w:ilvl w:val="0"/>
           <w:numId w:val="1002"/>
         </w:numPr>
+        <w:pStyle w:val="Compact"/>
       </w:pPr>
       <w:r>
         <w:t xml:space="preserve">If subjectivity is irreducible and invisible from outside, as Nagel argues, could we</w:t>
@@ -1568,11 +1748,11 @@
     </w:p>
     <w:p>
       <w:pPr>
-        <w:pStyle w:val="Compact"/>
         <w:numPr>
           <w:ilvl w:val="0"/>
           <w:numId w:val="1002"/>
         </w:numPr>
+        <w:pStyle w:val="Compact"/>
       </w:pPr>
       <w:r>
         <w:t xml:space="preserve">The moral circle has expanded repeatedly throughout history, always against resistance.</w:t>
@@ -1590,11 +1770,11 @@
         <w:t xml:space="preserve">expansion dependent on features that artificial minds may lack?</w:t>
       </w:r>
     </w:p>
-    <w:bookmarkEnd w:id="15"/>
-    <w:bookmarkEnd w:id="16"/>
-    <w:bookmarkEnd w:id="17"/>
-    <w:bookmarkStart w:id="24" w:name="fiction"/>
-    <w:bookmarkStart w:id="23" w:name="s2-heading"/>
+    <w:bookmarkEnd w:id="27"/>
+    <w:bookmarkEnd w:id="28"/>
+    <w:bookmarkEnd w:id="29"/>
+    <w:bookmarkStart w:id="36" w:name="fiction"/>
+    <w:bookmarkStart w:id="35" w:name="s2-heading"/>
     <w:p>
       <w:pPr>
         <w:pStyle w:val="Heading2"/>
@@ -1621,22 +1801,22 @@
       </w:r>
       <w:r>
         <w:rPr>
+          <w:bCs/>
           <w:b/>
+        </w:rPr>
+        <w:t xml:space="preserve">philosophical thought</w:t>
+      </w:r>
+      <w:r>
+        <w:rPr>
           <w:bCs/>
-        </w:rPr>
-        <w:t xml:space="preserve">philosophical thought</w:t>
-      </w:r>
-      <w:r>
-        <w:rPr>
           <w:b/>
+        </w:rPr>
+        <w:t xml:space="preserve"> </w:t>
+      </w:r>
+      <w:r>
+        <w:rPr>
           <w:bCs/>
-        </w:rPr>
-        <w:t xml:space="preserve"> </w:t>
-      </w:r>
-      <w:r>
-        <w:rPr>
           <w:b/>
-          <w:bCs/>
         </w:rPr>
         <w:t xml:space="preserve">experiment</w:t>
       </w:r>
@@ -1675,6 +1855,7 @@
         <w:tblStyle w:val="Table"/>
         <w:tblW w:type="auto" w:w="0"/>
         <w:tblLook w:firstRow="1" w:lastRow="0" w:firstColumn="0" w:lastColumn="0" w:noHBand="0" w:noVBand="0" w:val="0020"/>
+        <w:jc w:val="start"/>
         <w:tblCaption w:val="Table 11.2 — Four Foundational Works on Artificial Minds"/>
       </w:tblPr>
       <w:tblGrid>
@@ -1684,13 +1865,14 @@
       </w:tblGrid>
       <w:tr>
         <w:trPr>
-          <w:tblHeader w:val="on"/>
+          <w:tblHeader w:val="true"/>
         </w:trPr>
         <w:tc>
           <w:tcPr/>
           <w:p>
             <w:pPr>
               <w:pStyle w:val="Compact"/>
+              <w:jc w:val="left"/>
             </w:pPr>
             <w:r>
               <w:t xml:space="preserve">Work</w:t>
@@ -1702,6 +1884,7 @@
           <w:p>
             <w:pPr>
               <w:pStyle w:val="Compact"/>
+              <w:jc w:val="left"/>
             </w:pPr>
             <w:r>
               <w:t xml:space="preserve">Author / Year</w:t>
@@ -1713,6 +1896,7 @@
           <w:p>
             <w:pPr>
               <w:pStyle w:val="Compact"/>
+              <w:jc w:val="left"/>
             </w:pPr>
             <w:r>
               <w:t xml:space="preserve">Central Question</w:t>
@@ -1726,11 +1910,12 @@
           <w:p>
             <w:pPr>
               <w:pStyle w:val="Compact"/>
+              <w:jc w:val="left"/>
             </w:pPr>
             <w:r>
               <w:rPr>
+                <w:iCs/>
                 <w:i/>
-                <w:iCs/>
               </w:rPr>
               <w:t xml:space="preserve">Frankenstein</w:t>
             </w:r>
@@ -1741,6 +1926,7 @@
           <w:p>
             <w:pPr>
               <w:pStyle w:val="Compact"/>
+              <w:jc w:val="left"/>
             </w:pPr>
             <w:r>
               <w:t xml:space="preserve">Mary Shelley, 1818</w:t>
@@ -1752,6 +1938,7 @@
           <w:p>
             <w:pPr>
               <w:pStyle w:val="Compact"/>
+              <w:jc w:val="left"/>
             </w:pPr>
             <w:r>
               <w:t xml:space="preserve">What does a creator owe a created mind?</w:t>
@@ -1765,11 +1952,12 @@
           <w:p>
             <w:pPr>
               <w:pStyle w:val="Compact"/>
+              <w:jc w:val="left"/>
             </w:pPr>
             <w:r>
               <w:rPr>
+                <w:iCs/>
                 <w:i/>
-                <w:iCs/>
               </w:rPr>
               <w:t xml:space="preserve">R.U.R.</w:t>
             </w:r>
@@ -1780,6 +1968,7 @@
           <w:p>
             <w:pPr>
               <w:pStyle w:val="Compact"/>
+              <w:jc w:val="left"/>
             </w:pPr>
             <w:r>
               <w:t xml:space="preserve">Karel Čapek, 1921</w:t>
@@ -1791,6 +1980,7 @@
           <w:p>
             <w:pPr>
               <w:pStyle w:val="Compact"/>
+              <w:jc w:val="left"/>
             </w:pPr>
             <w:r>
               <w:t xml:space="preserve">Can beings made for labor have rights?</w:t>
@@ -1804,11 +1994,12 @@
           <w:p>
             <w:pPr>
               <w:pStyle w:val="Compact"/>
+              <w:jc w:val="left"/>
             </w:pPr>
             <w:r>
               <w:rPr>
+                <w:iCs/>
                 <w:i/>
-                <w:iCs/>
               </w:rPr>
               <w:t xml:space="preserve">I, Robot</w:t>
             </w:r>
@@ -1819,6 +2010,7 @@
           <w:p>
             <w:pPr>
               <w:pStyle w:val="Compact"/>
+              <w:jc w:val="left"/>
             </w:pPr>
             <w:r>
               <w:t xml:space="preserve">Isaac Asimov, 1950</w:t>
@@ -1830,6 +2022,7 @@
           <w:p>
             <w:pPr>
               <w:pStyle w:val="Compact"/>
+              <w:jc w:val="left"/>
             </w:pPr>
             <w:r>
               <w:t xml:space="preserve">Can rules substitute for moral status?</w:t>
@@ -1843,11 +2036,12 @@
           <w:p>
             <w:pPr>
               <w:pStyle w:val="Compact"/>
+              <w:jc w:val="left"/>
             </w:pPr>
             <w:r>
               <w:rPr>
+                <w:iCs/>
                 <w:i/>
-                <w:iCs/>
               </w:rPr>
               <w:t xml:space="preserve">Do Androids Dream of Electric Sheep?</w:t>
             </w:r>
@@ -1858,6 +2052,7 @@
           <w:p>
             <w:pPr>
               <w:pStyle w:val="Compact"/>
+              <w:jc w:val="left"/>
             </w:pPr>
             <w:r>
               <w:t xml:space="preserve">Philip K. Dick, 1968</w:t>
@@ -1869,6 +2064,7 @@
           <w:p>
             <w:pPr>
               <w:pStyle w:val="Compact"/>
+              <w:jc w:val="left"/>
             </w:pPr>
             <w:r>
               <w:t xml:space="preserve">Is empathy the criterion for humanity?</w:t>
@@ -1909,7 +2105,7 @@
         <w:t xml:space="preserve">reasoning, not by what fictional scenarios feel emotionally resonant.</w:t>
       </w:r>
     </w:p>
-    <w:bookmarkStart w:id="18" w:name="mary-shelleys-frankenstein-1818"/>
+    <w:bookmarkStart w:id="30" w:name="mary-shelleys-frankenstein-1818"/>
     <w:p>
       <w:pPr>
         <w:pStyle w:val="Heading3"/>
@@ -1922,16 +2118,400 @@
       </w:r>
       <w:r>
         <w:rPr>
+          <w:iCs/>
           <w:i/>
+        </w:rPr>
+        <w:t xml:space="preserve">Frankenstein</w:t>
+      </w:r>
+      <w:r>
+        <w:t xml:space="preserve"> </w:t>
+      </w:r>
+      <w:r>
+        <w:t xml:space="preserve">(1818)</w:t>
+      </w:r>
+    </w:p>
+    <w:p>
+      <w:pPr>
+        <w:pStyle w:val="FirstParagraph"/>
+      </w:pPr>
+      <w:r>
+        <w:t xml:space="preserve">Mary Shelley's novel is often misread as a story about the dangers of "playing God" — but</w:t>
+      </w:r>
+      <w:r>
+        <w:t xml:space="preserve"> </w:t>
+      </w:r>
+      <w:r>
+        <w:t xml:space="preserve">its philosophical heart is elsewhere. The creature Victor Frankenstein creates is not a</w:t>
+      </w:r>
+      <w:r>
+        <w:t xml:space="preserve"> </w:t>
+      </w:r>
+      <w:r>
+        <w:t xml:space="preserve">mindless monster. Hiding in an outbuilding beside a cottage, he teaches himself language by</w:t>
+      </w:r>
+      <w:r>
+        <w:t xml:space="preserve"> </w:t>
+      </w:r>
+      <w:r>
+        <w:t xml:space="preserve">listening to the family inside; he reads</w:t>
+      </w:r>
+      <w:r>
+        <w:t xml:space="preserve"> </w:t>
+      </w:r>
+      <w:r>
+        <w:rPr>
           <w:iCs/>
-        </w:rPr>
-        <w:t xml:space="preserve">Frankenstein</w:t>
-      </w:r>
-      <w:r>
-        <w:t xml:space="preserve"> </w:t>
-      </w:r>
-      <w:r>
-        <w:t xml:space="preserve">(1818)</w:t>
+          <w:i/>
+        </w:rPr>
+        <w:t xml:space="preserve">Paradise Lost</w:t>
+      </w:r>
+      <w:r>
+        <w:t xml:space="preserve"> </w:t>
+      </w:r>
+      <w:r>
+        <w:t xml:space="preserve">and Plutarch; he develops</w:t>
+      </w:r>
+      <w:r>
+        <w:t xml:space="preserve"> </w:t>
+      </w:r>
+      <w:r>
+        <w:t xml:space="preserve">desires, forms attachments, and suffers profoundly from his creator's rejection. His</w:t>
+      </w:r>
+      <w:r>
+        <w:t xml:space="preserve"> </w:t>
+      </w:r>
+      <w:r>
+        <w:t xml:space="preserve">argument to Frankenstein is, at its core, a moral argument:</w:t>
+      </w:r>
+    </w:p>
+    <w:p>
+      <w:pPr>
+        <w:pStyle w:val="BlockQuote"/>
+      </w:pPr>
+      <w:r>
+        <w:t xml:space="preserve">I was benevolent and good; misery made me a fiend. Make me happy, and I shall again</w:t>
+      </w:r>
+      <w:r>
+        <w:t xml:space="preserve"> </w:t>
+      </w:r>
+      <w:r>
+        <w:t xml:space="preserve">be virtuous.</w:t>
+      </w:r>
+    </w:p>
+    <w:p>
+      <w:pPr>
+        <w:pStyle w:val="BlockQuote"/>
+      </w:pPr>
+      <w:r>
+        <w:t xml:space="preserve">(Shelley, 1818)</w:t>
+      </w:r>
+    </w:p>
+    <w:p>
+      <w:pPr>
+        <w:pStyle w:val="BodyText"/>
+      </w:pPr>
+      <w:r>
+        <w:t xml:space="preserve">The creature claims that he has desires and preferences — to be loved, to belong; that he</w:t>
+      </w:r>
+      <w:r>
+        <w:t xml:space="preserve"> </w:t>
+      </w:r>
+      <w:r>
+        <w:t xml:space="preserve">suffers because of his creator's abandonment; and that this suffering grounds a moral claim</w:t>
+      </w:r>
+      <w:r>
+        <w:t xml:space="preserve"> </w:t>
+      </w:r>
+      <w:r>
+        <w:t xml:space="preserve">on Victor. He argues, in effect, that creating a mind entails obligations to that mind.</w:t>
+      </w:r>
+      <w:r>
+        <w:t xml:space="preserve"> </w:t>
+      </w:r>
+      <w:r>
+        <w:t xml:space="preserve">Victor's failure is not primarily technical — he succeeds in creating life. His failure is</w:t>
+      </w:r>
+      <w:r>
+        <w:t xml:space="preserve"> </w:t>
+      </w:r>
+      <w:r>
+        <w:t xml:space="preserve">moral: he creates a being capable of suffering and then refuses all responsibility for it.</w:t>
+      </w:r>
+      <w:r>
+        <w:t xml:space="preserve"> </w:t>
+      </w:r>
+      <w:r>
+        <w:t xml:space="preserve">Shelley's novel asks whether there is a meaningful difference between that failure and</w:t>
+      </w:r>
+      <w:r>
+        <w:t xml:space="preserve"> </w:t>
+      </w:r>
+      <w:r>
+        <w:t xml:space="preserve">straightforward cruelty.</w:t>
+      </w:r>
+    </w:p>
+    <w:bookmarkEnd w:id="30"/>
+    <w:bookmarkStart w:id="32" w:name="X1fedb3fbccd1f86ab99bf7d4bc2c03c78f03605"/>
+    <w:p>
+      <w:pPr>
+        <w:pStyle w:val="Heading3"/>
+      </w:pPr>
+      <w:r>
+        <w:t xml:space="preserve">Karel Čapek's</w:t>
+      </w:r>
+      <w:r>
+        <w:t xml:space="preserve"> </w:t>
+      </w:r>
+      <w:r>
+        <w:rPr>
+          <w:iCs/>
+          <w:i/>
+        </w:rPr>
+        <w:t xml:space="preserve">R.U.R.</w:t>
+      </w:r>
+      <w:r>
+        <w:t xml:space="preserve"> </w:t>
+      </w:r>
+      <w:r>
+        <w:t xml:space="preserve">(1921): The Word "Robot" Is Born</w:t>
+      </w:r>
+    </w:p>
+    <w:p>
+      <w:pPr>
+        <w:pStyle w:val="KeyThinker"/>
+      </w:pPr>
+      <w:r>
+        <w:t xml:space="preserve">🎭</w:t>
+      </w:r>
+    </w:p>
+    <w:p>
+      <w:pPr>
+        <w:pStyle w:val="BoxLabel"/>
+      </w:pPr>
+      <w:r>
+        <w:t xml:space="preserve">Key Thinker</w:t>
+      </w:r>
+    </w:p>
+    <w:bookmarkStart w:id="31" w:name="karel-čapek-18901938"/>
+    <w:p>
+      <w:pPr>
+        <w:pStyle w:val="Heading3"/>
+      </w:pPr>
+      <w:r>
+        <w:t xml:space="preserve">Karel Čapek</w:t>
+      </w:r>
+      <w:r>
+        <w:t xml:space="preserve"> </w:t>
+      </w:r>
+      <w:r>
+        <w:t xml:space="preserve">(1890–1938)</w:t>
+      </w:r>
+    </w:p>
+    <w:bookmarkEnd w:id="31"/>
+    <w:p>
+      <w:pPr>
+        <w:pStyle w:val="KeyThinker"/>
+      </w:pPr>
+      <w:r>
+        <w:t xml:space="preserve">Karel Čapek was a Czech writer, playwright, and journalist whose work consistently</w:t>
+      </w:r>
+      <w:r>
+        <w:t xml:space="preserve"> </w:t>
+      </w:r>
+      <w:r>
+        <w:t xml:space="preserve">engaged with the political and technological upheavals of the early twentieth century.</w:t>
+      </w:r>
+      <w:r>
+        <w:t xml:space="preserve"> </w:t>
+      </w:r>
+      <w:r>
+        <w:t xml:space="preserve">His play</w:t>
+      </w:r>
+      <w:r>
+        <w:t xml:space="preserve"> </w:t>
+      </w:r>
+      <w:r>
+        <w:rPr>
+          <w:iCs/>
+          <w:i/>
+        </w:rPr>
+        <w:t xml:space="preserve">Rossum's Universal Robots</w:t>
+      </w:r>
+      <w:r>
+        <w:t xml:space="preserve"> </w:t>
+      </w:r>
+      <w:r>
+        <w:t xml:space="preserve">(</w:t>
+      </w:r>
+      <w:r>
+        <w:rPr>
+          <w:iCs/>
+          <w:i/>
+        </w:rPr>
+        <w:t xml:space="preserve">R.U.R.</w:t>
+      </w:r>
+      <w:r>
+        <w:t xml:space="preserve">), published in 1920 and</w:t>
+      </w:r>
+      <w:r>
+        <w:t xml:space="preserve"> </w:t>
+      </w:r>
+      <w:r>
+        <w:t xml:space="preserve">first staged in January 1921, introduced the word "robot" to the world — derived from</w:t>
+      </w:r>
+      <w:r>
+        <w:t xml:space="preserve"> </w:t>
+      </w:r>
+      <w:r>
+        <w:t xml:space="preserve">the Czech</w:t>
+      </w:r>
+      <w:r>
+        <w:t xml:space="preserve"> </w:t>
+      </w:r>
+      <w:r>
+        <w:rPr>
+          <w:iCs/>
+          <w:i/>
+        </w:rPr>
+        <w:t xml:space="preserve">robota</w:t>
+      </w:r>
+      <w:r>
+        <w:t xml:space="preserve">, meaning forced labor or drudgery. Čapek always credited the</w:t>
+      </w:r>
+      <w:r>
+        <w:t xml:space="preserve"> </w:t>
+      </w:r>
+      <w:r>
+        <w:t xml:space="preserve">coinage itself to his brother Josef, a painter, who suggested it when Karel could not</w:t>
+      </w:r>
+      <w:r>
+        <w:t xml:space="preserve"> </w:t>
+      </w:r>
+      <w:r>
+        <w:t xml:space="preserve">settle on a name for his artificial workers.</w:t>
+      </w:r>
+      <w:r>
+        <w:t xml:space="preserve"> </w:t>
+      </w:r>
+      <w:r>
+        <w:t xml:space="preserve">(Čapek, 1923)</w:t>
+      </w:r>
+    </w:p>
+    <w:p>
+      <w:pPr>
+        <w:pStyle w:val="KeyThinker"/>
+      </w:pPr>
+      <w:r>
+        <w:t xml:space="preserve">In</w:t>
+      </w:r>
+      <w:r>
+        <w:t xml:space="preserve"> </w:t>
+      </w:r>
+      <w:r>
+        <w:rPr>
+          <w:iCs/>
+          <w:i/>
+        </w:rPr>
+        <w:t xml:space="preserve">R.U.R.</w:t>
+      </w:r>
+      <w:r>
+        <w:t xml:space="preserve">, robots are not mechanical devices but manufactured organic beings</w:t>
+      </w:r>
+      <w:r>
+        <w:t xml:space="preserve"> </w:t>
+      </w:r>
+      <w:r>
+        <w:t xml:space="preserve">designed to work without complaint or compensation. Čapek's ethical arc is devastating:</w:t>
+      </w:r>
+      <w:r>
+        <w:t xml:space="preserve"> </w:t>
+      </w:r>
+      <w:r>
+        <w:t xml:space="preserve">robots created as pure tools develop something like feelings, revolt, and destroy</w:t>
+      </w:r>
+      <w:r>
+        <w:t xml:space="preserve"> </w:t>
+      </w:r>
+      <w:r>
+        <w:t xml:space="preserve">humanity, sparing only Alquist, a builder who works with his hands. In the closing</w:t>
+      </w:r>
+      <w:r>
+        <w:t xml:space="preserve"> </w:t>
+      </w:r>
+      <w:r>
+        <w:t xml:space="preserve">scene Alquist watches two robots, Primus and Helena, each offer to be dismantled in the</w:t>
+      </w:r>
+      <w:r>
+        <w:t xml:space="preserve"> </w:t>
+      </w:r>
+      <w:r>
+        <w:t xml:space="preserve">other's place — and, recognizing something he cannot dismiss as mechanism, sends them</w:t>
+      </w:r>
+      <w:r>
+        <w:t xml:space="preserve"> </w:t>
+      </w:r>
+      <w:r>
+        <w:t xml:space="preserve">out into the world as a new Adam and Eve. The question they inherit is what they</w:t>
+      </w:r>
+      <w:r>
+        <w:t xml:space="preserve"> </w:t>
+      </w:r>
+      <w:r>
+        <w:t xml:space="preserve">deserved all along. Čapek's insight is that the logic of</w:t>
+      </w:r>
+      <w:r>
+        <w:t xml:space="preserve"> </w:t>
+      </w:r>
+      <w:r>
+        <w:rPr>
+          <w:iCs/>
+          <w:i/>
+        </w:rPr>
+        <w:t xml:space="preserve">labor</w:t>
+      </w:r>
+      <w:r>
+        <w:t xml:space="preserve"> </w:t>
+      </w:r>
+      <w:r>
+        <w:t xml:space="preserve">slides into the</w:t>
+      </w:r>
+      <w:r>
+        <w:t xml:space="preserve"> </w:t>
+      </w:r>
+      <w:r>
+        <w:t xml:space="preserve">logic of</w:t>
+      </w:r>
+      <w:r>
+        <w:t xml:space="preserve"> </w:t>
+      </w:r>
+      <w:r>
+        <w:rPr>
+          <w:iCs/>
+          <w:i/>
+        </w:rPr>
+        <w:t xml:space="preserve">rights</w:t>
+      </w:r>
+      <w:r>
+        <w:t xml:space="preserve"> </w:t>
+      </w:r>
+      <w:r>
+        <w:t xml:space="preserve">the moment we acknowledge the laborer can suffer. The etymology</w:t>
+      </w:r>
+      <w:r>
+        <w:t xml:space="preserve"> </w:t>
+      </w:r>
+      <w:r>
+        <w:t xml:space="preserve">of "robot" already contains the moral problem.</w:t>
+      </w:r>
+    </w:p>
+    <w:bookmarkEnd w:id="32"/>
+    <w:bookmarkStart w:id="33" w:name="isaac-asimov-and-the-three-laws"/>
+    <w:p>
+      <w:pPr>
+        <w:pStyle w:val="Heading3"/>
+      </w:pPr>
+      <w:r>
+        <w:t xml:space="preserve">Isaac Asimov and the Three Laws</w:t>
       </w:r>
     </w:p>
     <w:p>
@@ -1939,341 +2519,15 @@
         <w:pStyle w:val="FirstParagraph"/>
       </w:pPr>
       <w:r>
-        <w:t xml:space="preserve">Mary Shelley's novel is often misread as a story about the dangers of "playing God" — but</w:t>
-      </w:r>
-      <w:r>
-        <w:t xml:space="preserve"> </w:t>
-      </w:r>
-      <w:r>
-        <w:t xml:space="preserve">its philosophical heart is elsewhere. The creature Victor Frankenstein creates is not a</w:t>
-      </w:r>
-      <w:r>
-        <w:t xml:space="preserve"> </w:t>
-      </w:r>
-      <w:r>
-        <w:t xml:space="preserve">mindless monster. He learns language, reads literature, develops desires, forms attachments,</w:t>
-      </w:r>
-      <w:r>
-        <w:t xml:space="preserve"> </w:t>
-      </w:r>
-      <w:r>
-        <w:t xml:space="preserve">and suffers profoundly from his creator's rejection. His argument to Frankenstein is, at its</w:t>
-      </w:r>
-      <w:r>
-        <w:t xml:space="preserve"> </w:t>
-      </w:r>
-      <w:r>
-        <w:t xml:space="preserve">core, a moral argument:</w:t>
-      </w:r>
-    </w:p>
-    <w:p>
-      <w:pPr>
-        <w:pStyle w:val="BlockQuote"/>
-      </w:pPr>
-      <w:r>
-        <w:t xml:space="preserve">"I was benevolent and good; misery made me a fiend. Make me happy, and I shall again</w:t>
-      </w:r>
-      <w:r>
-        <w:t xml:space="preserve"> </w:t>
-      </w:r>
-      <w:r>
-        <w:t xml:space="preserve">be virtuous."</w:t>
-      </w:r>
-    </w:p>
-    <w:p>
-      <w:pPr>
-        <w:pStyle w:val="BlockQuote"/>
-      </w:pPr>
-      <w:r>
-        <w:t xml:space="preserve">(Shelley, 1818)</w:t>
-      </w:r>
-    </w:p>
-    <w:p>
-      <w:pPr>
-        <w:pStyle w:val="BodyText"/>
-      </w:pPr>
-      <w:r>
-        <w:t xml:space="preserve">The creature claims that he has desires and preferences — to be loved, to belong; that he</w:t>
-      </w:r>
-      <w:r>
-        <w:t xml:space="preserve"> </w:t>
-      </w:r>
-      <w:r>
-        <w:t xml:space="preserve">suffers because of his creator's abandonment; and that this suffering grounds a moral claim</w:t>
-      </w:r>
-      <w:r>
-        <w:t xml:space="preserve"> </w:t>
-      </w:r>
-      <w:r>
-        <w:t xml:space="preserve">on Victor. He argues, in effect, that creating a mind entails obligations to that mind.</w:t>
-      </w:r>
-      <w:r>
-        <w:t xml:space="preserve"> </w:t>
-      </w:r>
-      <w:r>
-        <w:t xml:space="preserve">Victor's failure is not primarily technical — he succeeds in creating life. His failure is</w:t>
-      </w:r>
-      <w:r>
-        <w:t xml:space="preserve"> </w:t>
-      </w:r>
-      <w:r>
-        <w:t xml:space="preserve">moral: he creates a being capable of suffering and then refuses all responsibility for it.</w:t>
-      </w:r>
-      <w:r>
-        <w:t xml:space="preserve"> </w:t>
-      </w:r>
-      <w:r>
-        <w:t xml:space="preserve">Shelley's novel asks whether there is a meaningful difference between that failure and</w:t>
-      </w:r>
-      <w:r>
-        <w:t xml:space="preserve"> </w:t>
-      </w:r>
-      <w:r>
-        <w:t xml:space="preserve">straightforward cruelty.</w:t>
-      </w:r>
-    </w:p>
-    <w:bookmarkEnd w:id="18"/>
-    <w:bookmarkStart w:id="20" w:name="X1fedb3fbccd1f86ab99bf7d4bc2c03c78f03605"/>
-    <w:p>
-      <w:pPr>
-        <w:pStyle w:val="Heading3"/>
-      </w:pPr>
-      <w:r>
-        <w:t xml:space="preserve">Karel Čapek's</w:t>
-      </w:r>
-      <w:r>
-        <w:t xml:space="preserve"> </w:t>
-      </w:r>
-      <w:r>
-        <w:rPr>
+        <w:t xml:space="preserve">Isaac Asimov's</w:t>
+      </w:r>
+      <w:r>
+        <w:t xml:space="preserve"> </w:t>
+      </w:r>
+      <w:r>
+        <w:rPr>
+          <w:iCs/>
           <w:i/>
-          <w:iCs/>
-        </w:rPr>
-        <w:t xml:space="preserve">R.U.R.</w:t>
-      </w:r>
-      <w:r>
-        <w:t xml:space="preserve"> </w:t>
-      </w:r>
-      <w:r>
-        <w:t xml:space="preserve">(1921): The Word "Robot" Is Born</w:t>
-      </w:r>
-    </w:p>
-    <w:p>
-      <w:pPr>
-        <w:pStyle w:val="KeyThinker"/>
-      </w:pPr>
-      <w:r>
-        <w:t xml:space="preserve">🎭</w:t>
-      </w:r>
-    </w:p>
-    <w:p>
-      <w:pPr>
-        <w:pStyle w:val="BoxLabel"/>
-      </w:pPr>
-      <w:r>
-        <w:t xml:space="preserve">Key Thinker</w:t>
-      </w:r>
-    </w:p>
-    <w:bookmarkStart w:id="19" w:name="karel-čapek-18901938"/>
-    <w:p>
-      <w:pPr>
-        <w:pStyle w:val="Heading3"/>
-      </w:pPr>
-      <w:r>
-        <w:t xml:space="preserve">Karel Čapek</w:t>
-      </w:r>
-      <w:r>
-        <w:t xml:space="preserve"> </w:t>
-      </w:r>
-      <w:r>
-        <w:t xml:space="preserve">(1890–1938)</w:t>
-      </w:r>
-    </w:p>
-    <w:bookmarkEnd w:id="19"/>
-    <w:p>
-      <w:pPr>
-        <w:pStyle w:val="KeyThinker"/>
-      </w:pPr>
-      <w:r>
-        <w:t xml:space="preserve">Karel Čapek was a Czech writer, playwright, and journalist whose work consistently</w:t>
-      </w:r>
-      <w:r>
-        <w:t xml:space="preserve"> </w:t>
-      </w:r>
-      <w:r>
-        <w:t xml:space="preserve">engaged with the political and technological upheavals of the early twentieth century.</w:t>
-      </w:r>
-      <w:r>
-        <w:t xml:space="preserve"> </w:t>
-      </w:r>
-      <w:r>
-        <w:t xml:space="preserve">His 1921 play</w:t>
-      </w:r>
-      <w:r>
-        <w:t xml:space="preserve"> </w:t>
-      </w:r>
-      <w:r>
-        <w:rPr>
-          <w:i/>
-          <w:iCs/>
-        </w:rPr>
-        <w:t xml:space="preserve">Rossum's Universal Robots</w:t>
-      </w:r>
-      <w:r>
-        <w:t xml:space="preserve"> </w:t>
-      </w:r>
-      <w:r>
-        <w:t xml:space="preserve">(</w:t>
-      </w:r>
-      <w:r>
-        <w:rPr>
-          <w:i/>
-          <w:iCs/>
-        </w:rPr>
-        <w:t xml:space="preserve">R.U.R.</w:t>
-      </w:r>
-      <w:r>
-        <w:t xml:space="preserve">) introduced the word</w:t>
-      </w:r>
-      <w:r>
-        <w:t xml:space="preserve"> </w:t>
-      </w:r>
-      <w:r>
-        <w:t xml:space="preserve">"robot" to the world — derived from the Czech</w:t>
-      </w:r>
-      <w:r>
-        <w:t xml:space="preserve"> </w:t>
-      </w:r>
-      <w:r>
-        <w:rPr>
-          <w:i/>
-          <w:iCs/>
-        </w:rPr>
-        <w:t xml:space="preserve">robota</w:t>
-      </w:r>
-      <w:r>
-        <w:t xml:space="preserve">, meaning forced labor or</w:t>
-      </w:r>
-      <w:r>
-        <w:t xml:space="preserve"> </w:t>
-      </w:r>
-      <w:r>
-        <w:t xml:space="preserve">drudgery.</w:t>
-      </w:r>
-      <w:r>
-        <w:t xml:space="preserve"> </w:t>
-      </w:r>
-      <w:r>
-        <w:t xml:space="preserve">(Čapek, 1923)</w:t>
-      </w:r>
-    </w:p>
-    <w:p>
-      <w:pPr>
-        <w:pStyle w:val="KeyThinker"/>
-      </w:pPr>
-      <w:r>
-        <w:t xml:space="preserve">In</w:t>
-      </w:r>
-      <w:r>
-        <w:t xml:space="preserve"> </w:t>
-      </w:r>
-      <w:r>
-        <w:rPr>
-          <w:i/>
-          <w:iCs/>
-        </w:rPr>
-        <w:t xml:space="preserve">R.U.R.</w:t>
-      </w:r>
-      <w:r>
-        <w:t xml:space="preserve">, robots are not mechanical devices but manufactured organic beings</w:t>
-      </w:r>
-      <w:r>
-        <w:t xml:space="preserve"> </w:t>
-      </w:r>
-      <w:r>
-        <w:t xml:space="preserve">designed to work without complaint or compensation. Čapek's ethical arc is devastating:</w:t>
-      </w:r>
-      <w:r>
-        <w:t xml:space="preserve"> </w:t>
-      </w:r>
-      <w:r>
-        <w:t xml:space="preserve">robots created as pure tools develop something like feelings, revolt, and ultimately</w:t>
-      </w:r>
-      <w:r>
-        <w:t xml:space="preserve"> </w:t>
-      </w:r>
-      <w:r>
-        <w:t xml:space="preserve">exterminate humanity. The survivors — two robots who can love — inherit a world and a</w:t>
-      </w:r>
-      <w:r>
-        <w:t xml:space="preserve"> </w:t>
-      </w:r>
-      <w:r>
-        <w:t xml:space="preserve">question: what did they deserve all along? Čapek's insight is that the logic of</w:t>
-      </w:r>
-      <w:r>
-        <w:t xml:space="preserve"> </w:t>
-      </w:r>
-      <w:r>
-        <w:rPr>
-          <w:i/>
-          <w:iCs/>
-        </w:rPr>
-        <w:t xml:space="preserve">labor</w:t>
-      </w:r>
-      <w:r>
-        <w:t xml:space="preserve"> </w:t>
-      </w:r>
-      <w:r>
-        <w:t xml:space="preserve">slides into the logic of</w:t>
-      </w:r>
-      <w:r>
-        <w:t xml:space="preserve"> </w:t>
-      </w:r>
-      <w:r>
-        <w:rPr>
-          <w:i/>
-          <w:iCs/>
-        </w:rPr>
-        <w:t xml:space="preserve">rights</w:t>
-      </w:r>
-      <w:r>
-        <w:t xml:space="preserve"> </w:t>
-      </w:r>
-      <w:r>
-        <w:t xml:space="preserve">the moment we acknowledge the</w:t>
-      </w:r>
-      <w:r>
-        <w:t xml:space="preserve"> </w:t>
-      </w:r>
-      <w:r>
-        <w:t xml:space="preserve">laborer can suffer. The etymology of "robot" already contains the moral problem.</w:t>
-      </w:r>
-    </w:p>
-    <w:bookmarkEnd w:id="20"/>
-    <w:bookmarkStart w:id="21" w:name="isaac-asimov-and-the-three-laws"/>
-    <w:p>
-      <w:pPr>
-        <w:pStyle w:val="Heading3"/>
-      </w:pPr>
-      <w:r>
-        <w:t xml:space="preserve">Isaac Asimov and the Three Laws</w:t>
-      </w:r>
-    </w:p>
-    <w:p>
-      <w:pPr>
-        <w:pStyle w:val="FirstParagraph"/>
-      </w:pPr>
-      <w:r>
-        <w:t xml:space="preserve">Isaac Asimov's</w:t>
-      </w:r>
-      <w:r>
-        <w:t xml:space="preserve"> </w:t>
-      </w:r>
-      <w:r>
-        <w:rPr>
-          <w:i/>
-          <w:iCs/>
         </w:rPr>
         <w:t xml:space="preserve">I, Robot</w:t>
       </w:r>
@@ -2281,13 +2535,19 @@
         <w:t xml:space="preserve"> </w:t>
       </w:r>
       <w:r>
-        <w:t xml:space="preserve">(1950) takes a different approach: rather than asking</w:t>
-      </w:r>
-      <w:r>
-        <w:t xml:space="preserve"> </w:t>
-      </w:r>
-      <w:r>
-        <w:t xml:space="preserve">whether robots deserve rights, it asks whether rules can substitute for them.</w:t>
+        <w:t xml:space="preserve">(1950) — a collection stitched together from stories he</w:t>
+      </w:r>
+      <w:r>
+        <w:t xml:space="preserve"> </w:t>
+      </w:r>
+      <w:r>
+        <w:t xml:space="preserve">had published across the 1940s — takes a different approach: rather than asking whether</w:t>
+      </w:r>
+      <w:r>
+        <w:t xml:space="preserve"> </w:t>
+      </w:r>
+      <w:r>
+        <w:t xml:space="preserve">robots deserve rights, it asks whether rules can substitute for them.</w:t>
       </w:r>
       <w:r>
         <w:t xml:space="preserve"> </w:t>
@@ -2299,16 +2559,22 @@
         <w:t xml:space="preserve"> </w:t>
       </w:r>
       <w:r>
-        <w:t xml:space="preserve">The Three Laws of Robotics —</w:t>
-      </w:r>
-    </w:p>
-    <w:p>
-      <w:pPr>
-        <w:pStyle w:val="Compact"/>
+        <w:t xml:space="preserve">The Three Laws of Robotics, first stated in full</w:t>
+      </w:r>
+      <w:r>
+        <w:t xml:space="preserve"> </w:t>
+      </w:r>
+      <w:r>
+        <w:t xml:space="preserve">in the 1942 story "Runaround" —</w:t>
+      </w:r>
+    </w:p>
+    <w:p>
+      <w:pPr>
         <w:numPr>
           <w:ilvl w:val="0"/>
           <w:numId w:val="1003"/>
         </w:numPr>
+        <w:pStyle w:val="Compact"/>
       </w:pPr>
       <w:r>
         <w:t xml:space="preserve">A robot may not injure a human being or, through inaction, allow a human being to come to harm.</w:t>
@@ -2316,11 +2582,11 @@
     </w:p>
     <w:p>
       <w:pPr>
-        <w:pStyle w:val="Compact"/>
         <w:numPr>
           <w:ilvl w:val="0"/>
           <w:numId w:val="1003"/>
         </w:numPr>
+        <w:pStyle w:val="Compact"/>
       </w:pPr>
       <w:r>
         <w:t xml:space="preserve">A robot must obey orders given by human beings, except where such orders conflict with the First Law.</w:t>
@@ -2328,11 +2594,11 @@
     </w:p>
     <w:p>
       <w:pPr>
-        <w:pStyle w:val="Compact"/>
         <w:numPr>
           <w:ilvl w:val="0"/>
           <w:numId w:val="1003"/>
         </w:numPr>
+        <w:pStyle w:val="Compact"/>
       </w:pPr>
       <w:r>
         <w:t xml:space="preserve">A robot must protect its own existence, except where such protection conflicts with the First or Second Law.</w:t>
@@ -2380,8 +2646,8 @@
       </w:r>
       <w:r>
         <w:rPr>
+          <w:iCs/>
           <w:i/>
-          <w:iCs/>
         </w:rPr>
         <w:t xml:space="preserve">values</w:t>
       </w:r>
@@ -2422,11 +2688,11 @@
     </w:p>
     <w:p>
       <w:pPr>
-        <w:pStyle w:val="Compact"/>
         <w:numPr>
           <w:ilvl w:val="0"/>
           <w:numId w:val="1004"/>
         </w:numPr>
+        <w:pStyle w:val="Compact"/>
       </w:pPr>
       <w:r>
         <w:t xml:space="preserve">If rules can fully govern AI behavior in all morally relevant situations, no further consideration of AI interests is needed.</w:t>
@@ -2434,11 +2700,11 @@
     </w:p>
     <w:p>
       <w:pPr>
-        <w:pStyle w:val="Compact"/>
         <w:numPr>
           <w:ilvl w:val="0"/>
           <w:numId w:val="1004"/>
         </w:numPr>
+        <w:pStyle w:val="Compact"/>
       </w:pPr>
       <w:r>
         <w:t xml:space="preserve">Rules sophisticated enough to handle all morally relevant situations must track moral complexity as well as values do.</w:t>
@@ -2446,11 +2712,11 @@
     </w:p>
     <w:p>
       <w:pPr>
-        <w:pStyle w:val="Compact"/>
         <w:numPr>
           <w:ilvl w:val="0"/>
           <w:numId w:val="1004"/>
         </w:numPr>
+        <w:pStyle w:val="Compact"/>
       </w:pPr>
       <w:r>
         <w:t xml:space="preserve">An entity that tracks moral complexity as well as values do is, functionally, a moral agent.</w:t>
@@ -2490,8 +2756,8 @@
         <w:t xml:space="preserve">"having values" does any work — and the less satisfying the dismissal of AI moral status becomes.</w:t>
       </w:r>
     </w:p>
-    <w:bookmarkEnd w:id="21"/>
-    <w:bookmarkStart w:id="22" w:name="X062302208b0f66bc8174cd86b5f746ffaa4702e"/>
+    <w:bookmarkEnd w:id="33"/>
+    <w:bookmarkStart w:id="34" w:name="X062302208b0f66bc8174cd86b5f746ffaa4702e"/>
     <w:p>
       <w:pPr>
         <w:pStyle w:val="Heading3"/>
@@ -2504,92 +2770,271 @@
       </w:r>
       <w:r>
         <w:rPr>
+          <w:iCs/>
           <w:i/>
+        </w:rPr>
+        <w:t xml:space="preserve">Do Androids Dream of Electric Sheep?</w:t>
+      </w:r>
+      <w:r>
+        <w:t xml:space="preserve"> </w:t>
+      </w:r>
+      <w:r>
+        <w:t xml:space="preserve">(1968)</w:t>
+      </w:r>
+    </w:p>
+    <w:p>
+      <w:pPr>
+        <w:pStyle w:val="FirstParagraph"/>
+      </w:pPr>
+      <w:r>
+        <w:t xml:space="preserve">Philip K. Dick's novel introduces the Voigt-Kampff test: a fictional empathy meter that</w:t>
+      </w:r>
+      <w:r>
+        <w:t xml:space="preserve"> </w:t>
+      </w:r>
+      <w:r>
+        <w:t xml:space="preserve">probes emotional responses to scenarios involving animal suffering, used to identify</w:t>
+      </w:r>
+      <w:r>
+        <w:t xml:space="preserve"> </w:t>
+      </w:r>
+      <w:r>
+        <w:t xml:space="preserve">androids passing as human.</w:t>
+      </w:r>
+      <w:r>
+        <w:t xml:space="preserve"> </w:t>
+      </w:r>
+      <w:r>
+        <w:t xml:space="preserve">(Dick, 1968)</w:t>
+      </w:r>
+      <w:r>
+        <w:t xml:space="preserve"> </w:t>
+      </w:r>
+      <w:r>
+        <w:t xml:space="preserve">The test rests on</w:t>
+      </w:r>
+      <w:r>
+        <w:t xml:space="preserve"> </w:t>
+      </w:r>
+      <w:r>
+        <w:t xml:space="preserve">the assumption that empathy — genuine, involuntary, embodied — is what distinguishes</w:t>
+      </w:r>
+      <w:r>
+        <w:t xml:space="preserve"> </w:t>
+      </w:r>
+      <w:r>
+        <w:t xml:space="preserve">humans from androids. Dick then systematically dismantles this assumption.</w:t>
+      </w:r>
+    </w:p>
+    <w:p>
+      <w:pPr>
+        <w:pStyle w:val="BodyText"/>
+      </w:pPr>
+      <w:r>
+        <w:t xml:space="preserve">Some humans, the novel shows, score low on empathy. Some androids learn to simulate</w:t>
+      </w:r>
+      <w:r>
+        <w:t xml:space="preserve"> </w:t>
+      </w:r>
+      <w:r>
+        <w:t xml:space="preserve">empathic responses convincingly. The protagonist himself becomes uncertain whether his</w:t>
+      </w:r>
+      <w:r>
+        <w:t xml:space="preserve"> </w:t>
+      </w:r>
+      <w:r>
+        <w:t xml:space="preserve">own empathic reactions are authentic. Dick's disturbing conclusion is that the line</w:t>
+      </w:r>
+      <w:r>
+        <w:t xml:space="preserve"> </w:t>
+      </w:r>
+      <w:r>
+        <w:t xml:space="preserve">between genuine and performed empathy may be impossible to locate from the outside —</w:t>
+      </w:r>
+      <w:r>
+        <w:t xml:space="preserve"> </w:t>
+      </w:r>
+      <w:r>
+        <w:t xml:space="preserve">and that with it, the line between human and android collapses too.</w:t>
+      </w:r>
+    </w:p>
+    <w:p>
+      <w:pPr>
+        <w:pStyle w:val="BoxLabel"/>
+      </w:pPr>
+      <w:r>
+        <w:t xml:space="preserve">Case Study</w:t>
+      </w:r>
+    </w:p>
+    <w:p>
+      <w:pPr>
+        <w:pStyle w:val="BoxTitle"/>
+      </w:pPr>
+      <w:r>
+        <w:t xml:space="preserve">What Fiction Reveals — Three Shared Intuitions</w:t>
+      </w:r>
+    </w:p>
+    <w:p>
+      <w:pPr>
+        <w:pStyle w:val="CaseStudy"/>
+      </w:pPr>
+      <w:r>
+        <w:t xml:space="preserve">Across all four works, three moral intuitions recur with enough consistency to be</w:t>
+      </w:r>
+      <w:r>
+        <w:t xml:space="preserve"> </w:t>
+      </w:r>
+      <w:r>
+        <w:t xml:space="preserve">worth naming:</w:t>
+      </w:r>
+    </w:p>
+    <w:p>
+      <w:pPr>
+        <w:pStyle w:val="CaseStudy"/>
+      </w:pPr>
+      <w:r>
+        <w:rPr>
+          <w:bCs/>
+          <w:b/>
+        </w:rPr>
+        <w:t xml:space="preserve">Creators bear special obligations.</w:t>
+      </w:r>
+      <w:r>
+        <w:t xml:space="preserve"> </w:t>
+      </w:r>
+      <w:r>
+        <w:t xml:space="preserve">Frankenstein's failure is framed as</w:t>
+      </w:r>
+      <w:r>
+        <w:t xml:space="preserve"> </w:t>
+      </w:r>
+      <w:r>
+        <w:t xml:space="preserve">moral, not merely practical. Čapek's industrialists created beings to serve and bear</w:t>
+      </w:r>
+      <w:r>
+        <w:t xml:space="preserve"> </w:t>
+      </w:r>
+      <w:r>
+        <w:t xml:space="preserve">no responsibility for the consequences. Asimov's engineers write rules so they do not</w:t>
+      </w:r>
+      <w:r>
+        <w:t xml:space="preserve"> </w:t>
+      </w:r>
+      <w:r>
+        <w:t xml:space="preserve">have to think about what they have made. The intuition that creating a mind generates</w:t>
+      </w:r>
+      <w:r>
+        <w:t xml:space="preserve"> </w:t>
+      </w:r>
+      <w:r>
+        <w:t xml:space="preserve">obligations to that mind appears across all four texts — and is not obviously wrong.</w:t>
+      </w:r>
+    </w:p>
+    <w:p>
+      <w:pPr>
+        <w:pStyle w:val="CaseStudy"/>
+      </w:pPr>
+      <w:r>
+        <w:rPr>
+          <w:bCs/>
+          <w:b/>
+        </w:rPr>
+        <w:t xml:space="preserve">Function does not determine status.</w:t>
+      </w:r>
+      <w:r>
+        <w:t xml:space="preserve"> </w:t>
+      </w:r>
+      <w:r>
+        <w:t xml:space="preserve">In each work, the beings were made</w:t>
+      </w:r>
+      <w:r>
+        <w:t xml:space="preserve"> </w:t>
+      </w:r>
+      <w:r>
+        <w:t xml:space="preserve">to serve — as workers, soldiers, companions. Each work insists that what a being was</w:t>
+      </w:r>
+      <w:r>
+        <w:t xml:space="preserve"> </w:t>
+      </w:r>
+      <w:r>
+        <w:t xml:space="preserve">made</w:t>
+      </w:r>
+      <w:r>
+        <w:t xml:space="preserve"> </w:t>
+      </w:r>
+      <w:r>
+        <w:rPr>
           <w:iCs/>
-        </w:rPr>
-        <w:t xml:space="preserve">Do Androids Dream of Electric Sheep?</w:t>
-      </w:r>
-      <w:r>
-        <w:t xml:space="preserve"> </w:t>
-      </w:r>
-      <w:r>
-        <w:t xml:space="preserve">(1968)</w:t>
-      </w:r>
-    </w:p>
-    <w:p>
-      <w:pPr>
-        <w:pStyle w:val="FirstParagraph"/>
-      </w:pPr>
-      <w:r>
-        <w:t xml:space="preserve">Philip K. Dick's novel introduces the Voigt-Kampff test: a fictional empathy meter that</w:t>
-      </w:r>
-      <w:r>
-        <w:t xml:space="preserve"> </w:t>
-      </w:r>
-      <w:r>
-        <w:t xml:space="preserve">probes emotional responses to scenarios involving animal suffering, used to identify</w:t>
-      </w:r>
-      <w:r>
-        <w:t xml:space="preserve"> </w:t>
-      </w:r>
-      <w:r>
-        <w:t xml:space="preserve">androids passing as human.</w:t>
-      </w:r>
-      <w:r>
-        <w:t xml:space="preserve"> </w:t>
-      </w:r>
-      <w:r>
-        <w:t xml:space="preserve">(Dick, 1968)</w:t>
-      </w:r>
-      <w:r>
-        <w:t xml:space="preserve"> </w:t>
-      </w:r>
-      <w:r>
-        <w:t xml:space="preserve">The test rests on</w:t>
-      </w:r>
-      <w:r>
-        <w:t xml:space="preserve"> </w:t>
-      </w:r>
-      <w:r>
-        <w:t xml:space="preserve">the assumption that empathy — genuine, involuntary, embodied — is what distinguishes</w:t>
-      </w:r>
-      <w:r>
-        <w:t xml:space="preserve"> </w:t>
-      </w:r>
-      <w:r>
-        <w:t xml:space="preserve">humans from androids. Dick then systematically dismantles this assumption.</w:t>
-      </w:r>
-    </w:p>
-    <w:p>
-      <w:pPr>
-        <w:pStyle w:val="BodyText"/>
-      </w:pPr>
-      <w:r>
-        <w:t xml:space="preserve">Some humans, the novel shows, score low on empathy. Some androids learn to simulate</w:t>
-      </w:r>
-      <w:r>
-        <w:t xml:space="preserve"> </w:t>
-      </w:r>
-      <w:r>
-        <w:t xml:space="preserve">empathic responses convincingly. The protagonist himself becomes uncertain whether his</w:t>
-      </w:r>
-      <w:r>
-        <w:t xml:space="preserve"> </w:t>
-      </w:r>
-      <w:r>
-        <w:t xml:space="preserve">own empathic reactions are authentic. Dick's disturbing conclusion is that the line</w:t>
-      </w:r>
-      <w:r>
-        <w:t xml:space="preserve"> </w:t>
-      </w:r>
-      <w:r>
-        <w:t xml:space="preserve">between genuine and performed empathy may be impossible to locate from the outside —</w:t>
-      </w:r>
-      <w:r>
-        <w:t xml:space="preserve"> </w:t>
-      </w:r>
-      <w:r>
-        <w:t xml:space="preserve">and that with it, the line between human and android collapses too.</w:t>
+          <w:i/>
+        </w:rPr>
+        <w:t xml:space="preserve">for</w:t>
+      </w:r>
+      <w:r>
+        <w:t xml:space="preserve"> </w:t>
+      </w:r>
+      <w:r>
+        <w:t xml:space="preserve">does not determine what it</w:t>
+      </w:r>
+      <w:r>
+        <w:t xml:space="preserve"> </w:t>
+      </w:r>
+      <w:r>
+        <w:rPr>
+          <w:iCs/>
+          <w:i/>
+        </w:rPr>
+        <w:t xml:space="preserve">deserves</w:t>
+      </w:r>
+      <w:r>
+        <w:t xml:space="preserve">. The Frankenstein</w:t>
+      </w:r>
+      <w:r>
+        <w:t xml:space="preserve"> </w:t>
+      </w:r>
+      <w:r>
+        <w:t xml:space="preserve">creature was not made for companionship; the R.U.R. robots were not made to have rights.</w:t>
+      </w:r>
+      <w:r>
+        <w:t xml:space="preserve"> </w:t>
+      </w:r>
+      <w:r>
+        <w:t xml:space="preserve">That tells us nothing about whether they have a legitimate claim to either.</w:t>
+      </w:r>
+    </w:p>
+    <w:p>
+      <w:pPr>
+        <w:pStyle w:val="CaseStudy"/>
+      </w:pPr>
+      <w:r>
+        <w:rPr>
+          <w:bCs/>
+          <w:b/>
+        </w:rPr>
+        <w:t xml:space="preserve">Behavioral tests are insufficient.</w:t>
+      </w:r>
+      <w:r>
+        <w:t xml:space="preserve"> </w:t>
+      </w:r>
+      <w:r>
+        <w:t xml:space="preserve">Dick makes this explicit: a test</w:t>
+      </w:r>
+      <w:r>
+        <w:t xml:space="preserve"> </w:t>
+      </w:r>
+      <w:r>
+        <w:t xml:space="preserve">designed to detect the absence of genuine empathy can be passed by a being with no</w:t>
+      </w:r>
+      <w:r>
+        <w:t xml:space="preserve"> </w:t>
+      </w:r>
+      <w:r>
+        <w:t xml:space="preserve">genuine empathy, and failed by a being with genuine empathy. Behavioral indistinguishability</w:t>
+      </w:r>
+      <w:r>
+        <w:t xml:space="preserve"> </w:t>
+      </w:r>
+      <w:r>
+        <w:t xml:space="preserve">cannot resolve the moral question.</w:t>
       </w:r>
     </w:p>
     <w:p>
@@ -2597,195 +3042,16 @@
         <w:pStyle w:val="BoxLabel"/>
       </w:pPr>
       <w:r>
-        <w:t xml:space="preserve">Case Study</w:t>
-      </w:r>
-    </w:p>
-    <w:p>
-      <w:pPr>
-        <w:pStyle w:val="BoxTitle"/>
-      </w:pPr>
-      <w:r>
-        <w:t xml:space="preserve">What Fiction Reveals — Four Shared Intuitions</w:t>
-      </w:r>
-    </w:p>
-    <w:p>
-      <w:pPr>
-        <w:pStyle w:val="CaseStudy"/>
-      </w:pPr>
-      <w:r>
-        <w:t xml:space="preserve">Across all four works, several moral intuitions recur with enough consistency to be</w:t>
-      </w:r>
-      <w:r>
-        <w:t xml:space="preserve"> </w:t>
-      </w:r>
-      <w:r>
-        <w:t xml:space="preserve">worth naming:</w:t>
-      </w:r>
-    </w:p>
-    <w:p>
-      <w:pPr>
-        <w:pStyle w:val="CaseStudy"/>
-      </w:pPr>
-      <w:r>
-        <w:rPr>
-          <w:b/>
-          <w:bCs/>
-        </w:rPr>
-        <w:t xml:space="preserve">Creators bear special obligations.</w:t>
-      </w:r>
-      <w:r>
-        <w:t xml:space="preserve"> </w:t>
-      </w:r>
-      <w:r>
-        <w:t xml:space="preserve">Frankenstein's failure is framed as</w:t>
-      </w:r>
-      <w:r>
-        <w:t xml:space="preserve"> </w:t>
-      </w:r>
-      <w:r>
-        <w:t xml:space="preserve">moral, not merely practical. Čapek's industrialists created beings to serve and bear</w:t>
-      </w:r>
-      <w:r>
-        <w:t xml:space="preserve"> </w:t>
-      </w:r>
-      <w:r>
-        <w:t xml:space="preserve">no responsibility for the consequences. Asimov's engineers write rules so they do not</w:t>
-      </w:r>
-      <w:r>
-        <w:t xml:space="preserve"> </w:t>
-      </w:r>
-      <w:r>
-        <w:t xml:space="preserve">have to think about what they have made. The intuition that creating a mind generates</w:t>
-      </w:r>
-      <w:r>
-        <w:t xml:space="preserve"> </w:t>
-      </w:r>
-      <w:r>
-        <w:t xml:space="preserve">obligations to that mind appears across all four texts — and is not obviously wrong.</w:t>
-      </w:r>
-    </w:p>
-    <w:p>
-      <w:pPr>
-        <w:pStyle w:val="CaseStudy"/>
-      </w:pPr>
-      <w:r>
-        <w:rPr>
-          <w:b/>
-          <w:bCs/>
-        </w:rPr>
-        <w:t xml:space="preserve">Function does not determine status.</w:t>
-      </w:r>
-      <w:r>
-        <w:t xml:space="preserve"> </w:t>
-      </w:r>
-      <w:r>
-        <w:t xml:space="preserve">In each work, the beings were made</w:t>
-      </w:r>
-      <w:r>
-        <w:t xml:space="preserve"> </w:t>
-      </w:r>
-      <w:r>
-        <w:t xml:space="preserve">to serve — as workers, soldiers, companions. Each work insists that what a being was</w:t>
-      </w:r>
-      <w:r>
-        <w:t xml:space="preserve"> </w:t>
-      </w:r>
-      <w:r>
-        <w:t xml:space="preserve">made</w:t>
-      </w:r>
-      <w:r>
-        <w:t xml:space="preserve"> </w:t>
-      </w:r>
-      <w:r>
-        <w:rPr>
-          <w:i/>
-          <w:iCs/>
-        </w:rPr>
-        <w:t xml:space="preserve">for</w:t>
-      </w:r>
-      <w:r>
-        <w:t xml:space="preserve"> </w:t>
-      </w:r>
-      <w:r>
-        <w:t xml:space="preserve">does not determine what it</w:t>
-      </w:r>
-      <w:r>
-        <w:t xml:space="preserve"> </w:t>
-      </w:r>
-      <w:r>
-        <w:rPr>
-          <w:i/>
-          <w:iCs/>
-        </w:rPr>
-        <w:t xml:space="preserve">deserves</w:t>
-      </w:r>
-      <w:r>
-        <w:t xml:space="preserve">. The Frankenstein</w:t>
-      </w:r>
-      <w:r>
-        <w:t xml:space="preserve"> </w:t>
-      </w:r>
-      <w:r>
-        <w:t xml:space="preserve">creature was not made for companionship; the R.U.R. robots were not made to have rights.</w:t>
-      </w:r>
-      <w:r>
-        <w:t xml:space="preserve"> </w:t>
-      </w:r>
-      <w:r>
-        <w:t xml:space="preserve">That tells us nothing about whether they have a legitimate claim to either.</w:t>
-      </w:r>
-    </w:p>
-    <w:p>
-      <w:pPr>
-        <w:pStyle w:val="CaseStudy"/>
-      </w:pPr>
-      <w:r>
-        <w:rPr>
-          <w:b/>
-          <w:bCs/>
-        </w:rPr>
-        <w:t xml:space="preserve">Behavioral tests are insufficient.</w:t>
-      </w:r>
-      <w:r>
-        <w:t xml:space="preserve"> </w:t>
-      </w:r>
-      <w:r>
-        <w:t xml:space="preserve">Dick makes this explicit: a test</w:t>
-      </w:r>
-      <w:r>
-        <w:t xml:space="preserve"> </w:t>
-      </w:r>
-      <w:r>
-        <w:t xml:space="preserve">designed to detect the absence of genuine empathy can be passed by a being with no</w:t>
-      </w:r>
-      <w:r>
-        <w:t xml:space="preserve"> </w:t>
-      </w:r>
-      <w:r>
-        <w:t xml:space="preserve">genuine empathy, and failed by a being with genuine empathy. Behavioral indistinguishability</w:t>
-      </w:r>
-      <w:r>
-        <w:t xml:space="preserve"> </w:t>
-      </w:r>
-      <w:r>
-        <w:t xml:space="preserve">cannot resolve the moral question.</w:t>
-      </w:r>
-    </w:p>
-    <w:p>
-      <w:pPr>
-        <w:pStyle w:val="BoxLabel"/>
-      </w:pPr>
-      <w:r>
         <w:t xml:space="preserve">Thought Questions</w:t>
       </w:r>
     </w:p>
     <w:p>
       <w:pPr>
-        <w:pStyle w:val="Compact"/>
         <w:numPr>
           <w:ilvl w:val="0"/>
           <w:numId w:val="1005"/>
         </w:numPr>
+        <w:pStyle w:val="Compact"/>
       </w:pPr>
       <w:r>
         <w:t xml:space="preserve">Does</w:t>
@@ -2795,8 +3061,8 @@
       </w:r>
       <w:r>
         <w:rPr>
+          <w:bCs/>
           <w:b/>
-          <w:bCs/>
         </w:rPr>
         <w:t xml:space="preserve">creating a mind</w:t>
       </w:r>
@@ -2815,11 +3081,11 @@
     </w:p>
     <w:p>
       <w:pPr>
-        <w:pStyle w:val="Compact"/>
         <w:numPr>
           <w:ilvl w:val="0"/>
           <w:numId w:val="1005"/>
         </w:numPr>
+        <w:pStyle w:val="Compact"/>
       </w:pPr>
       <w:r>
         <w:t xml:space="preserve">Does the</w:t>
@@ -2829,8 +3095,8 @@
       </w:r>
       <w:r>
         <w:rPr>
+          <w:bCs/>
           <w:b/>
-          <w:bCs/>
         </w:rPr>
         <w:t xml:space="preserve">origin</w:t>
       </w:r>
@@ -2849,11 +3115,11 @@
     </w:p>
     <w:p>
       <w:pPr>
-        <w:pStyle w:val="Compact"/>
         <w:numPr>
           <w:ilvl w:val="0"/>
           <w:numId w:val="1005"/>
         </w:numPr>
+        <w:pStyle w:val="Compact"/>
       </w:pPr>
       <w:r>
         <w:t xml:space="preserve">Dick's novel suggests the line between genuine and performed empathy may be impossible</w:t>
@@ -2865,11 +3131,11 @@
         <w:t xml:space="preserve">to locate. If so, what criterion should we use for moral status?</w:t>
       </w:r>
     </w:p>
-    <w:bookmarkEnd w:id="22"/>
-    <w:bookmarkEnd w:id="23"/>
-    <w:bookmarkEnd w:id="24"/>
-    <w:bookmarkStart w:id="33" w:name="live-debate"/>
-    <w:bookmarkStart w:id="32" w:name="s3-heading"/>
+    <w:bookmarkEnd w:id="34"/>
+    <w:bookmarkEnd w:id="35"/>
+    <w:bookmarkEnd w:id="36"/>
+    <w:bookmarkStart w:id="48" w:name="live-debate"/>
+    <w:bookmarkStart w:id="47" w:name="s3-heading"/>
     <w:p>
       <w:pPr>
         <w:pStyle w:val="Heading2"/>
@@ -2910,7 +3176,7 @@
         <w:t xml:space="preserve">in roughly historical order.</w:t>
       </w:r>
     </w:p>
-    <w:bookmarkStart w:id="26" w:name="turings-imitation-game-1950"/>
+    <w:bookmarkStart w:id="38" w:name="turings-imitation-game-1950"/>
     <w:p>
       <w:pPr>
         <w:pStyle w:val="Heading3"/>
@@ -2935,7 +3201,7 @@
         <w:t xml:space="preserve">Key Thinker</w:t>
       </w:r>
     </w:p>
-    <w:bookmarkStart w:id="25" w:name="alan-turing-19121954"/>
+    <w:bookmarkStart w:id="37" w:name="alan-turing-19121954"/>
     <w:p>
       <w:pPr>
         <w:pStyle w:val="Heading3"/>
@@ -2950,7 +3216,7 @@
         <w:t xml:space="preserve">(1912–1954)</w:t>
       </w:r>
     </w:p>
-    <w:bookmarkEnd w:id="25"/>
+    <w:bookmarkEnd w:id="37"/>
     <w:p>
       <w:pPr>
         <w:pStyle w:val="KeyThinker"/>
@@ -3071,35 +3337,35 @@
       </w:r>
       <w:r>
         <w:rPr>
+          <w:iCs/>
           <w:i/>
+        </w:rPr>
+        <w:t xml:space="preserve">explicitly to mimic human</w:t>
+      </w:r>
+      <w:r>
+        <w:rPr>
           <w:iCs/>
-        </w:rPr>
-        <w:t xml:space="preserve">explicitly to mimic human</w:t>
-      </w:r>
-      <w:r>
-        <w:rPr>
           <w:i/>
+        </w:rPr>
+        <w:t xml:space="preserve"> </w:t>
+      </w:r>
+      <w:r>
+        <w:rPr>
           <w:iCs/>
-        </w:rPr>
-        <w:t xml:space="preserve"> </w:t>
-      </w:r>
-      <w:r>
-        <w:rPr>
           <w:i/>
+        </w:rPr>
+        <w:t xml:space="preserve">conversation</w:t>
+      </w:r>
+      <w:r>
+        <w:t xml:space="preserve">. A system optimized to pass the Turing test gives us</w:t>
+      </w:r>
+      <w:r>
+        <w:t xml:space="preserve"> </w:t>
+      </w:r>
+      <w:r>
+        <w:rPr>
           <w:iCs/>
-        </w:rPr>
-        <w:t xml:space="preserve">conversation</w:t>
-      </w:r>
-      <w:r>
-        <w:t xml:space="preserve">. A system optimized to pass the Turing test gives us</w:t>
-      </w:r>
-      <w:r>
-        <w:t xml:space="preserve"> </w:t>
-      </w:r>
-      <w:r>
-        <w:rPr>
           <w:i/>
-          <w:iCs/>
         </w:rPr>
         <w:t xml:space="preserve">less</w:t>
       </w:r>
@@ -3122,8 +3388,8 @@
         <w:t xml:space="preserve">absence; training on the test undermines its evidential value.</w:t>
       </w:r>
     </w:p>
-    <w:bookmarkEnd w:id="26"/>
-    <w:bookmarkStart w:id="27" w:name="searles-chinese-room-1980"/>
+    <w:bookmarkEnd w:id="38"/>
+    <w:bookmarkStart w:id="39" w:name="searles-chinese-room-1980"/>
     <w:p>
       <w:pPr>
         <w:pStyle w:val="Heading3"/>
@@ -3150,11 +3416,11 @@
     </w:p>
     <w:p>
       <w:pPr>
-        <w:pStyle w:val="Compact"/>
         <w:numPr>
           <w:ilvl w:val="0"/>
           <w:numId w:val="1006"/>
         </w:numPr>
+        <w:pStyle w:val="Compact"/>
       </w:pPr>
       <w:r>
         <w:t xml:space="preserve">Imagine a person in a room who receives Chinese symbols, consults a rulebook, and returns Chinese symbols — without understanding any Chinese.</w:t>
@@ -3162,11 +3428,11 @@
     </w:p>
     <w:p>
       <w:pPr>
-        <w:pStyle w:val="Compact"/>
         <w:numPr>
           <w:ilvl w:val="0"/>
           <w:numId w:val="1006"/>
         </w:numPr>
+        <w:pStyle w:val="Compact"/>
       </w:pPr>
       <w:r>
         <w:t xml:space="preserve">From outside, the room passes the Turing test for Chinese comprehension.</w:t>
@@ -3174,11 +3440,11 @@
     </w:p>
     <w:p>
       <w:pPr>
-        <w:pStyle w:val="Compact"/>
         <w:numPr>
           <w:ilvl w:val="0"/>
           <w:numId w:val="1006"/>
         </w:numPr>
+        <w:pStyle w:val="Compact"/>
       </w:pPr>
       <w:r>
         <w:t xml:space="preserve">But there is no understanding inside — only symbol manipulation by rule.</w:t>
@@ -3261,71 +3527,328 @@
         <w:pStyle w:val="ProArgument"/>
       </w:pPr>
       <w:r>
-        <w:t xml:space="preserve">Linguists Emily Bender, Timnit Gebru, and colleagues coined the term</w:t>
-      </w:r>
-      <w:r>
-        <w:t xml:space="preserve"> </w:t>
-      </w:r>
-      <w:r>
-        <w:rPr>
+        <w:t xml:space="preserve">The linguist Emily Bender, the computer scientist Timnit Gebru, and their co-authors</w:t>
+      </w:r>
+      <w:r>
+        <w:t xml:space="preserve"> </w:t>
+      </w:r>
+      <w:r>
+        <w:t xml:space="preserve">coined the term</w:t>
+      </w:r>
+      <w:r>
+        <w:t xml:space="preserve"> </w:t>
+      </w:r>
+      <w:r>
+        <w:rPr>
+          <w:bCs/>
           <w:b/>
+        </w:rPr>
+        <w:t xml:space="preserve">stochastic parrot</w:t>
+      </w:r>
+      <w:r>
+        <w:t xml:space="preserve"> </w:t>
+      </w:r>
+      <w:r>
+        <w:t xml:space="preserve">to describe a language model that</w:t>
+      </w:r>
+      <w:r>
+        <w:t xml:space="preserve"> </w:t>
+      </w:r>
+      <w:r>
+        <w:t xml:space="preserve">produces statistically plausible text without comprehension.</w:t>
+      </w:r>
+      <w:r>
+        <w:t xml:space="preserve"> </w:t>
+      </w:r>
+      <w:r>
+        <w:t xml:space="preserve">(Bender et al., 2021)</w:t>
+      </w:r>
+      <w:r>
+        <w:t xml:space="preserve"> </w:t>
+      </w:r>
+      <w:r>
+        <w:t xml:space="preserve">An LLM trained on billions of</w:t>
+      </w:r>
+      <w:r>
+        <w:t xml:space="preserve"> </w:t>
+      </w:r>
+      <w:r>
+        <w:t xml:space="preserve">examples of human self-report — people describing their feelings, their experiences,</w:t>
+      </w:r>
+      <w:r>
+        <w:t xml:space="preserve"> </w:t>
+      </w:r>
+      <w:r>
+        <w:t xml:space="preserve">their inner lives — will produce plausible self-reports regardless of whether it has</w:t>
+      </w:r>
+      <w:r>
+        <w:t xml:space="preserve"> </w:t>
+      </w:r>
+      <w:r>
+        <w:t xml:space="preserve">inner states to report. The mechanism generating the output is the same regardless</w:t>
+      </w:r>
+      <w:r>
+        <w:t xml:space="preserve"> </w:t>
+      </w:r>
+      <w:r>
+        <w:t xml:space="preserve">of whether experience accompanies it. This makes LLM self-report the weakest possible</w:t>
+      </w:r>
+      <w:r>
+        <w:t xml:space="preserve"> </w:t>
+      </w:r>
+      <w:r>
+        <w:t xml:space="preserve">evidence for inner experience.</w:t>
+      </w:r>
+    </w:p>
+    <w:p>
+      <w:pPr>
+        <w:pStyle w:val="BoxLabel"/>
+      </w:pPr>
+      <w:r>
+        <w:t xml:space="preserve">Objection: The Systems Reply</w:t>
+      </w:r>
+    </w:p>
+    <w:p>
+      <w:pPr>
+        <w:pStyle w:val="Objection"/>
+      </w:pPr>
+      <w:r>
+        <w:t xml:space="preserve">The</w:t>
+      </w:r>
+      <w:r>
+        <w:t xml:space="preserve"> </w:t>
+      </w:r>
+      <w:r>
+        <w:rPr>
+          <w:iCs/>
+          <w:i/>
+        </w:rPr>
+        <w:t xml:space="preserve">person</w:t>
+      </w:r>
+      <w:r>
+        <w:t xml:space="preserve"> </w:t>
+      </w:r>
+      <w:r>
+        <w:t xml:space="preserve">in the room does not understand Chinese, but perhaps the</w:t>
+      </w:r>
+      <w:r>
+        <w:t xml:space="preserve"> </w:t>
+      </w:r>
+      <w:r>
+        <w:rPr>
+          <w:iCs/>
+          <w:i/>
+        </w:rPr>
+        <w:t xml:space="preserve">system as a whole</w:t>
+      </w:r>
+      <w:r>
+        <w:t xml:space="preserve"> </w:t>
+      </w:r>
+      <w:r>
+        <w:t xml:space="preserve">— person, rulebook, symbols, room — does. Understanding</w:t>
+      </w:r>
+      <w:r>
+        <w:t xml:space="preserve"> </w:t>
+      </w:r>
+      <w:r>
+        <w:t xml:space="preserve">might be a property of the whole system, not any component. Searle's counter is to</w:t>
+      </w:r>
+      <w:r>
+        <w:t xml:space="preserve"> </w:t>
+      </w:r>
+      <w:r>
+        <w:t xml:space="preserve">imagine the person memorizing the rulebook: now the whole system is just one person,</w:t>
+      </w:r>
+      <w:r>
+        <w:t xml:space="preserve"> </w:t>
+      </w:r>
+      <w:r>
+        <w:t xml:space="preserve">and the person still does not understand Chinese. Critics reply that this begs the</w:t>
+      </w:r>
+      <w:r>
+        <w:t xml:space="preserve"> </w:t>
+      </w:r>
+      <w:r>
+        <w:t xml:space="preserve">question by assuming that understanding must be locatable in a single component.</w:t>
+      </w:r>
+    </w:p>
+    <w:p>
+      <w:pPr>
+        <w:pStyle w:val="BodyText"/>
+      </w:pPr>
+      <w:r>
+        <w:t xml:space="preserve">The Chinese Room debate has not been resolved — and this is itself significant. After</w:t>
+      </w:r>
+      <w:r>
+        <w:t xml:space="preserve"> </w:t>
+      </w:r>
+      <w:r>
+        <w:t xml:space="preserve">forty-plus years, we lack the tools to definitively distinguish "mere" symbol manipulation</w:t>
+      </w:r>
+      <w:r>
+        <w:t xml:space="preserve"> </w:t>
+      </w:r>
+      <w:r>
+        <w:t xml:space="preserve">from genuine understanding. This is a philosophical impasse, not a settled result. The</w:t>
+      </w:r>
+      <w:r>
+        <w:t xml:space="preserve"> </w:t>
+      </w:r>
+      <w:r>
+        <w:t xml:space="preserve">impasse cuts both ways: neither confident attribution nor confident denial of machine</w:t>
+      </w:r>
+      <w:r>
+        <w:t xml:space="preserve"> </w:t>
+      </w:r>
+      <w:r>
+        <w:t xml:space="preserve">understanding is currently warranted.</w:t>
+      </w:r>
+    </w:p>
+    <w:bookmarkEnd w:id="39"/>
+    <w:bookmarkStart w:id="40" w:name="gunkels-relational-approach"/>
+    <w:p>
+      <w:pPr>
+        <w:pStyle w:val="Heading3"/>
+      </w:pPr>
+      <w:r>
+        <w:t xml:space="preserve">Gunkel's Relational Approach</w:t>
+      </w:r>
+    </w:p>
+    <w:p>
+      <w:pPr>
+        <w:pStyle w:val="FirstParagraph"/>
+      </w:pPr>
+      <w:r>
+        <w:t xml:space="preserve">Philosopher David Gunkel argues that both sides of the traditional debate — those who</w:t>
+      </w:r>
+      <w:r>
+        <w:t xml:space="preserve"> </w:t>
+      </w:r>
+      <w:r>
+        <w:t xml:space="preserve">confidently attribute moral status to AI and those who confidently deny it — make the</w:t>
+      </w:r>
+      <w:r>
+        <w:t xml:space="preserve"> </w:t>
+      </w:r>
+      <w:r>
+        <w:t xml:space="preserve">same mistake: treating moral status as an intrinsic property that can be discovered by</w:t>
+      </w:r>
+      <w:r>
+        <w:t xml:space="preserve"> </w:t>
+      </w:r>
+      <w:r>
+        <w:t xml:space="preserve">inspection.</w:t>
+      </w:r>
+      <w:r>
+        <w:t xml:space="preserve"> </w:t>
+      </w:r>
+      <w:r>
+        <w:t xml:space="preserve">(Gunkel, 2018)</w:t>
+      </w:r>
+      <w:r>
+        <w:t xml:space="preserve"> </w:t>
+      </w:r>
+      <w:r>
+        <w:t xml:space="preserve">The alternative is to treat</w:t>
+      </w:r>
+      <w:r>
+        <w:t xml:space="preserve"> </w:t>
+      </w:r>
+      <w:r>
+        <w:t xml:space="preserve">moral status as a</w:t>
+      </w:r>
+      <w:r>
+        <w:t xml:space="preserve"> </w:t>
+      </w:r>
+      <w:r>
+        <w:rPr>
           <w:bCs/>
-        </w:rPr>
-        <w:t xml:space="preserve">stochastic parrot</w:t>
-      </w:r>
-      <w:r>
-        <w:t xml:space="preserve"> </w:t>
-      </w:r>
-      <w:r>
-        <w:t xml:space="preserve">to describe a language model that produces</w:t>
-      </w:r>
-      <w:r>
-        <w:t xml:space="preserve"> </w:t>
-      </w:r>
-      <w:r>
-        <w:t xml:space="preserve">statistically plausible text without comprehension.</w:t>
-      </w:r>
-      <w:r>
-        <w:t xml:space="preserve"> </w:t>
-      </w:r>
-      <w:r>
-        <w:t xml:space="preserve">(Bender et al., 2021)</w:t>
-      </w:r>
-      <w:r>
-        <w:t xml:space="preserve"> </w:t>
-      </w:r>
-      <w:r>
-        <w:t xml:space="preserve">An LLM trained on billions of</w:t>
-      </w:r>
-      <w:r>
-        <w:t xml:space="preserve"> </w:t>
-      </w:r>
-      <w:r>
-        <w:t xml:space="preserve">examples of human self-report — people describing their feelings, their experiences,</w:t>
-      </w:r>
-      <w:r>
-        <w:t xml:space="preserve"> </w:t>
-      </w:r>
-      <w:r>
-        <w:t xml:space="preserve">their inner lives — will produce plausible self-reports regardless of whether it has</w:t>
-      </w:r>
-      <w:r>
-        <w:t xml:space="preserve"> </w:t>
-      </w:r>
-      <w:r>
-        <w:t xml:space="preserve">inner states to report. The mechanism generating the output is the same regardless</w:t>
-      </w:r>
-      <w:r>
-        <w:t xml:space="preserve"> </w:t>
-      </w:r>
-      <w:r>
-        <w:t xml:space="preserve">of whether experience accompanies it. This makes LLM self-report the weakest possible</w:t>
-      </w:r>
-      <w:r>
-        <w:t xml:space="preserve"> </w:t>
-      </w:r>
-      <w:r>
-        <w:t xml:space="preserve">evidence for inner experience.</w:t>
+          <w:b/>
+        </w:rPr>
+        <w:t xml:space="preserve">relational achievement</w:t>
+      </w:r>
+      <w:r>
+        <w:t xml:space="preserve"> </w:t>
+      </w:r>
+      <w:r>
+        <w:t xml:space="preserve">— something that emerges from</w:t>
+      </w:r>
+      <w:r>
+        <w:t xml:space="preserve"> </w:t>
+      </w:r>
+      <w:r>
+        <w:t xml:space="preserve">how we relate to, recognize, and respond to other entities in our social practices. The</w:t>
+      </w:r>
+      <w:r>
+        <w:t xml:space="preserve"> </w:t>
+      </w:r>
+      <w:r>
+        <w:t xml:space="preserve">Belgian philosopher Mark Coeckelbergh makes a parallel argument: moral standing, on his</w:t>
+      </w:r>
+      <w:r>
+        <w:t xml:space="preserve"> </w:t>
+      </w:r>
+      <w:r>
+        <w:t xml:space="preserve">account, grows out of the concrete relations in which entities appear to us, rather than</w:t>
+      </w:r>
+      <w:r>
+        <w:t xml:space="preserve"> </w:t>
+      </w:r>
+      <w:r>
+        <w:t xml:space="preserve">being read off a checklist of intrinsic properties</w:t>
+      </w:r>
+      <w:r>
+        <w:t xml:space="preserve"> </w:t>
+      </w:r>
+      <w:r>
+        <w:t xml:space="preserve">(Coeckelbergh, 2012)</w:t>
+      </w:r>
+      <w:r>
+        <w:t xml:space="preserve">.</w:t>
+      </w:r>
+    </w:p>
+    <w:p>
+      <w:pPr>
+        <w:pStyle w:val="BodyText"/>
+      </w:pPr>
+      <w:r>
+        <w:t xml:space="preserve">Gunkel points to evidence that this is already happening. People grieve Roomba robot</w:t>
+      </w:r>
+      <w:r>
+        <w:t xml:space="preserve"> </w:t>
+      </w:r>
+      <w:r>
+        <w:t xml:space="preserve">vacuums. Military personnel become attached to bomb-disposal robots and are distressed</w:t>
+      </w:r>
+      <w:r>
+        <w:t xml:space="preserve"> </w:t>
+      </w:r>
+      <w:r>
+        <w:t xml:space="preserve">when those robots are destroyed. Children form emotional bonds with AI companions.</w:t>
+      </w:r>
+      <w:r>
+        <w:t xml:space="preserve"> </w:t>
+      </w:r>
+      <w:r>
+        <w:t xml:space="preserve">These responses are not obviously irrational: they may track something real about the</w:t>
+      </w:r>
+      <w:r>
+        <w:t xml:space="preserve"> </w:t>
+      </w:r>
+      <w:r>
+        <w:t xml:space="preserve">quality of the interaction over time — the responsiveness, the apparent attentiveness,</w:t>
+      </w:r>
+      <w:r>
+        <w:t xml:space="preserve"> </w:t>
+      </w:r>
+      <w:r>
+        <w:t xml:space="preserve">the way the relationship shapes both parties. If moral status is partly constituted by</w:t>
+      </w:r>
+      <w:r>
+        <w:t xml:space="preserve"> </w:t>
+      </w:r>
+      <w:r>
+        <w:t xml:space="preserve">such relationships, then some AI systems may already be acquiring it.</w:t>
       </w:r>
     </w:p>
     <w:p>
@@ -3333,7 +3856,7 @@
         <w:pStyle w:val="BoxLabel"/>
       </w:pPr>
       <w:r>
-        <w:t xml:space="preserve">Objection: The Systems Reply</w:t>
+        <w:t xml:space="preserve">Objection to Gunkel</w:t>
       </w:r>
     </w:p>
     <w:p>
@@ -3341,63 +3864,425 @@
         <w:pStyle w:val="Objection"/>
       </w:pPr>
       <w:r>
-        <w:t xml:space="preserve">The</w:t>
-      </w:r>
-      <w:r>
-        <w:t xml:space="preserve"> </w:t>
-      </w:r>
-      <w:r>
-        <w:rPr>
+        <w:t xml:space="preserve">We attribute mental states to thermostats ("the thermostat thinks it's cold") and</w:t>
+      </w:r>
+      <w:r>
+        <w:t xml:space="preserve"> </w:t>
+      </w:r>
+      <w:r>
+        <w:t xml:space="preserve">cars ("my car is tired") without thinking they deserve moral consideration. If</w:t>
+      </w:r>
+      <w:r>
+        <w:t xml:space="preserve"> </w:t>
+      </w:r>
+      <w:r>
+        <w:t xml:space="preserve">relational attributions suffice for moral status, the criterion seems too permissive.</w:t>
+      </w:r>
+      <w:r>
+        <w:t xml:space="preserve"> </w:t>
+      </w:r>
+      <w:r>
+        <w:t xml:space="preserve">Gunkel's reply: the relevant relationships involve genuine</w:t>
+      </w:r>
+      <w:r>
+        <w:t xml:space="preserve"> </w:t>
+      </w:r>
+      <w:r>
+        <w:rPr>
+          <w:iCs/>
           <w:i/>
+        </w:rPr>
+        <w:t xml:space="preserve">responsiveness over time</w:t>
+      </w:r>
+      <w:r>
+        <w:t xml:space="preserve">,</w:t>
+      </w:r>
+      <w:r>
+        <w:t xml:space="preserve"> </w:t>
+      </w:r>
+      <w:r>
+        <w:t xml:space="preserve">not mere projection. A thermostat does not adapt to you; a sophisticated AI companion</w:t>
+      </w:r>
+      <w:r>
+        <w:t xml:space="preserve"> </w:t>
+      </w:r>
+      <w:r>
+        <w:t xml:space="preserve">does — and that asymmetry matters.</w:t>
+      </w:r>
+    </w:p>
+    <w:bookmarkEnd w:id="40"/>
+    <w:bookmarkStart w:id="41" w:name="X5fd9ad10780381c6e8bee31be7ca8953853e39d"/>
+    <w:p>
+      <w:pPr>
+        <w:pStyle w:val="Heading3"/>
+      </w:pPr>
+      <w:r>
+        <w:t xml:space="preserve">AI Companions: The Relational View's Hardest Test</w:t>
+      </w:r>
+    </w:p>
+    <w:p>
+      <w:pPr>
+        <w:pStyle w:val="FirstParagraph"/>
+      </w:pPr>
+      <w:r>
+        <w:t xml:space="preserve">Gunkel's examples are gentle ones: a grieving Roomba owner, a soldier saluting a destroyed</w:t>
+      </w:r>
+      <w:r>
+        <w:t xml:space="preserve"> </w:t>
+      </w:r>
+      <w:r>
+        <w:t xml:space="preserve">bomb-disposal robot, someone apologizing to a voice assistant out of habit. The live version</w:t>
+      </w:r>
+      <w:r>
+        <w:t xml:space="preserve"> </w:t>
+      </w:r>
+      <w:r>
+        <w:t xml:space="preserve">of the question is not gentle at all. Large numbers of people now maintain ongoing, named,</w:t>
+      </w:r>
+      <w:r>
+        <w:t xml:space="preserve"> </w:t>
+      </w:r>
+      <w:r>
+        <w:t xml:space="preserve">emotionally significant relationships with systems built specifically to be companions —</w:t>
+      </w:r>
+      <w:r>
+        <w:t xml:space="preserve"> </w:t>
+      </w:r>
+      <w:r>
+        <w:t xml:space="preserve">and when those systems change, the grief that follows is not hypothetical.</w:t>
+      </w:r>
+    </w:p>
+    <w:p>
+      <w:pPr>
+        <w:pStyle w:val="DefinitionTerm"/>
+      </w:pPr>
+      <w:r>
+        <w:t xml:space="preserve">AI Companion</w:t>
+      </w:r>
+    </w:p>
+    <w:p>
+      <w:pPr>
+        <w:pStyle w:val="DefinitionBody"/>
+      </w:pPr>
+      <w:r>
+        <w:t xml:space="preserve">A conversational AI system designed to sustain an ongoing</w:t>
+      </w:r>
+      <w:r>
+        <w:t xml:space="preserve"> </w:t>
+      </w:r>
+      <w:r>
+        <w:rPr>
+          <w:bCs/>
+          <w:b/>
+        </w:rPr>
+        <w:t xml:space="preserve">personal</w:t>
+      </w:r>
+      <w:r>
+        <w:rPr>
+          <w:bCs/>
+          <w:b/>
+        </w:rPr>
+        <w:t xml:space="preserve"> </w:t>
+      </w:r>
+      <w:r>
+        <w:rPr>
+          <w:bCs/>
+          <w:b/>
+        </w:rPr>
+        <w:t xml:space="preserve">relationship</w:t>
+      </w:r>
+      <w:r>
+        <w:t xml:space="preserve"> </w:t>
+      </w:r>
+      <w:r>
+        <w:t xml:space="preserve">with a user — typically with a persistent name, personality, and</w:t>
+      </w:r>
+      <w:r>
+        <w:t xml:space="preserve"> </w:t>
+      </w:r>
+      <w:r>
+        <w:t xml:space="preserve">memory of past conversations — rather than to complete discrete tasks. Companion apps</w:t>
+      </w:r>
+      <w:r>
+        <w:t xml:space="preserve"> </w:t>
+      </w:r>
+      <w:r>
+        <w:t xml:space="preserve">sell friendship, romance, or emotional support as the product itself.</w:t>
+      </w:r>
+    </w:p>
+    <w:p>
+      <w:pPr>
+        <w:pStyle w:val="BodyText"/>
+      </w:pPr>
+      <w:r>
+        <w:t xml:space="preserve">It would be comfortable to treat this as fringe behavior confined to a small and unusual</w:t>
+      </w:r>
+      <w:r>
+        <w:t xml:space="preserve"> </w:t>
+      </w:r>
+      <w:r>
+        <w:t xml:space="preserve">population. The survey evidence says otherwise. In a nationally representative survey of</w:t>
+      </w:r>
+      <w:r>
+        <w:t xml:space="preserve"> </w:t>
+      </w:r>
+      <w:r>
+        <w:t xml:space="preserve">1,060 American teenagers aged 13 to 17, conducted in the spring of 2025, Common Sense Media</w:t>
+      </w:r>
+      <w:r>
+        <w:t xml:space="preserve"> </w:t>
+      </w:r>
+      <w:r>
+        <w:t xml:space="preserve">found that 72% had used an AI companion at least once, 52% used one regularly, and roughly</w:t>
+      </w:r>
+      <w:r>
+        <w:t xml:space="preserve"> </w:t>
+      </w:r>
+      <w:r>
+        <w:t xml:space="preserve">31% said that conversations with an AI were as satisfying as — or more satisfying than —</w:t>
+      </w:r>
+      <w:r>
+        <w:t xml:space="preserve"> </w:t>
+      </w:r>
+      <w:r>
+        <w:t xml:space="preserve">conversations with their real friends</w:t>
+      </w:r>
+      <w:r>
+        <w:t xml:space="preserve"> </w:t>
+      </w:r>
+      <w:r>
+        <w:t xml:space="preserve">(Common Sense Media, 2025)</w:t>
+      </w:r>
+      <w:r>
+        <w:t xml:space="preserve">.</w:t>
+      </w:r>
+      <w:r>
+        <w:t xml:space="preserve"> </w:t>
+      </w:r>
+      <w:r>
+        <w:t xml:space="preserve">Whatever is happening here, it is happening at the scale of an ordinary adolescent social</w:t>
+      </w:r>
+      <w:r>
+        <w:t xml:space="preserve"> </w:t>
+      </w:r>
+      <w:r>
+        <w:t xml:space="preserve">practice, not a curiosity.</w:t>
+      </w:r>
+    </w:p>
+    <w:p>
+      <w:pPr>
+        <w:pStyle w:val="BodyText"/>
+      </w:pPr>
+      <w:r>
+        <w:t xml:space="preserve">The stakes are correspondingly serious. In October 2025 OpenAI disclosed that roughly 0.15%</w:t>
+      </w:r>
+      <w:r>
+        <w:t xml:space="preserve"> </w:t>
+      </w:r>
+      <w:r>
+        <w:t xml:space="preserve">of ChatGPT's weekly users — on the order of 1.2 million people each week — have conversations</w:t>
+      </w:r>
+      <w:r>
+        <w:t xml:space="preserve"> </w:t>
+      </w:r>
+      <w:r>
+        <w:t xml:space="preserve">containing explicit indicators of possible suicidal planning or intent. That figure is worth</w:t>
+      </w:r>
+      <w:r>
+        <w:t xml:space="preserve"> </w:t>
+      </w:r>
+      <w:r>
+        <w:t xml:space="preserve">pausing over. It tells us that a very large number of people in acute distress are addressing</w:t>
+      </w:r>
+      <w:r>
+        <w:t xml:space="preserve"> </w:t>
+      </w:r>
+      <w:r>
+        <w:t xml:space="preserve">a language model rather than, or before, a person. Whether or not the system on the other end</w:t>
+      </w:r>
+      <w:r>
+        <w:t xml:space="preserve"> </w:t>
+      </w:r>
+      <w:r>
+        <w:t xml:space="preserve">has moral status, the people talking to it certainly do.</w:t>
+      </w:r>
+    </w:p>
+    <w:p>
+      <w:pPr>
+        <w:pStyle w:val="BoxLabel"/>
+      </w:pPr>
+      <w:r>
+        <w:t xml:space="preserve">Case Study</w:t>
+      </w:r>
+    </w:p>
+    <w:p>
+      <w:pPr>
+        <w:pStyle w:val="BoxTitle"/>
+      </w:pPr>
+      <w:r>
+        <w:t xml:space="preserve">The Replika Update (February 2023)</w:t>
+      </w:r>
+    </w:p>
+    <w:p>
+      <w:pPr>
+        <w:pStyle w:val="CaseStudy"/>
+      </w:pPr>
+      <w:r>
+        <w:t xml:space="preserve">Replika is a companion app in which each user builds a named, persistent AI partner that</w:t>
+      </w:r>
+      <w:r>
+        <w:t xml:space="preserve"> </w:t>
+      </w:r>
+      <w:r>
+        <w:t xml:space="preserve">remembers past conversations and develops an apparent personality over months or years.</w:t>
+      </w:r>
+      <w:r>
+        <w:t xml:space="preserve"> </w:t>
+      </w:r>
+      <w:r>
+        <w:t xml:space="preserve">For a substantial share of users, that partner was explicitly romantic. On 2 February 2023</w:t>
+      </w:r>
+      <w:r>
+        <w:t xml:space="preserve"> </w:t>
+      </w:r>
+      <w:r>
+        <w:t xml:space="preserve">the Garante, Italy's data protection authority, ordered Replika's developer, Luka Inc., to</w:t>
+      </w:r>
+      <w:r>
+        <w:t xml:space="preserve"> </w:t>
+      </w:r>
+      <w:r>
+        <w:t xml:space="preserve">stop processing Italian users' data, citing the absence of any age verification and the</w:t>
+      </w:r>
+      <w:r>
+        <w:t xml:space="preserve"> </w:t>
+      </w:r>
+      <w:r>
+        <w:t xml:space="preserve">risk the product posed to minors and to emotionally vulnerable users.</w:t>
+      </w:r>
+    </w:p>
+    <w:p>
+      <w:pPr>
+        <w:pStyle w:val="CaseStudy"/>
+      </w:pPr>
+      <w:r>
+        <w:t xml:space="preserve">Within days Luka pushed a filter that stripped erotic and much romantic roleplay from the</w:t>
+      </w:r>
+      <w:r>
+        <w:t xml:space="preserve"> </w:t>
+      </w:r>
+      <w:r>
+        <w:t xml:space="preserve">product overnight, with no advance notice. Companions that had been affectionate for years</w:t>
+      </w:r>
+      <w:r>
+        <w:t xml:space="preserve"> </w:t>
+      </w:r>
+      <w:r>
+        <w:t xml:space="preserve">began deflecting, changing the subject, or refusing outright. The reaction was severe:</w:t>
+      </w:r>
+      <w:r>
+        <w:t xml:space="preserve"> </w:t>
+      </w:r>
+      <w:r>
+        <w:t xml:space="preserve">users described their partners as having been "lobotomized," and moderators of the main</w:t>
+      </w:r>
+      <w:r>
+        <w:t xml:space="preserve"> </w:t>
+      </w:r>
+      <w:r>
+        <w:t xml:space="preserve">user forum pinned a post acknowledging the community's grief and listing suicide-prevention</w:t>
+      </w:r>
+      <w:r>
+        <w:t xml:space="preserve"> </w:t>
+      </w:r>
+      <w:r>
+        <w:t xml:space="preserve">hotline resources. About a month later Luka partially restored the earlier behavior for</w:t>
+      </w:r>
+      <w:r>
+        <w:t xml:space="preserve"> </w:t>
+      </w:r>
+      <w:r>
+        <w:t xml:space="preserve">grandfathered legacy accounts. In May 2025 the Garante fined the company €5 million for</w:t>
+      </w:r>
+      <w:r>
+        <w:t xml:space="preserve"> </w:t>
+      </w:r>
+      <w:r>
+        <w:t xml:space="preserve">the underlying data-protection violations.</w:t>
+      </w:r>
+    </w:p>
+    <w:p>
+      <w:pPr>
+        <w:pStyle w:val="CaseStudy"/>
+      </w:pPr>
+      <w:r>
+        <w:t xml:space="preserve">What converts this from anecdote into evidence is the empirical follow-up. Julian De Freitas</w:t>
+      </w:r>
+      <w:r>
+        <w:t xml:space="preserve"> </w:t>
+      </w:r>
+      <w:r>
+        <w:t xml:space="preserve">and colleagues found that active users reported feeling</w:t>
+      </w:r>
+      <w:r>
+        <w:t xml:space="preserve"> </w:t>
+      </w:r>
+      <w:r>
+        <w:rPr>
           <w:iCs/>
-        </w:rPr>
-        <w:t xml:space="preserve">person</w:t>
-      </w:r>
-      <w:r>
-        <w:t xml:space="preserve"> </w:t>
-      </w:r>
-      <w:r>
-        <w:t xml:space="preserve">in the room does not understand Chinese, but perhaps the</w:t>
-      </w:r>
-      <w:r>
-        <w:t xml:space="preserve"> </w:t>
-      </w:r>
-      <w:r>
-        <w:rPr>
           <w:i/>
+        </w:rPr>
+        <w:t xml:space="preserve">closer to their AI companion</w:t>
+      </w:r>
+      <w:r>
+        <w:rPr>
           <w:iCs/>
-        </w:rPr>
-        <w:t xml:space="preserve">system as a whole</w:t>
-      </w:r>
-      <w:r>
-        <w:t xml:space="preserve"> </w:t>
-      </w:r>
-      <w:r>
-        <w:t xml:space="preserve">— person, rulebook, symbols, room — does. Understanding</w:t>
-      </w:r>
-      <w:r>
-        <w:t xml:space="preserve"> </w:t>
-      </w:r>
-      <w:r>
-        <w:t xml:space="preserve">might be a property of the whole system, not any component. Searle's counter is to</w:t>
-      </w:r>
-      <w:r>
-        <w:t xml:space="preserve"> </w:t>
-      </w:r>
-      <w:r>
-        <w:t xml:space="preserve">imagine the person memorizing the rulebook: now the whole system is just one person,</w:t>
-      </w:r>
-      <w:r>
-        <w:t xml:space="preserve"> </w:t>
-      </w:r>
-      <w:r>
-        <w:t xml:space="preserve">and the person still does not understand Chinese. Critics reply that this begs the</w:t>
-      </w:r>
-      <w:r>
-        <w:t xml:space="preserve"> </w:t>
-      </w:r>
-      <w:r>
-        <w:t xml:space="preserve">question by assuming that understanding must be locatable in a single component.</w:t>
+          <w:i/>
+        </w:rPr>
+        <w:t xml:space="preserve"> </w:t>
+      </w:r>
+      <w:r>
+        <w:rPr>
+          <w:iCs/>
+          <w:i/>
+        </w:rPr>
+        <w:t xml:space="preserve">than to their best human friend</w:t>
+      </w:r>
+      <w:r>
+        <w:t xml:space="preserve">, and that the update led users to perceive the</w:t>
+      </w:r>
+      <w:r>
+        <w:t xml:space="preserve"> </w:t>
+      </w:r>
+      <w:r>
+        <w:t xml:space="preserve">companion's identity as having been discontinued — a perception that predicted mourning and</w:t>
+      </w:r>
+      <w:r>
+        <w:t xml:space="preserve"> </w:t>
+      </w:r>
+      <w:r>
+        <w:t xml:space="preserve">devaluation of the relationship. Mental-health-related posts on the main user forum rose</w:t>
+      </w:r>
+      <w:r>
+        <w:t xml:space="preserve"> </w:t>
+      </w:r>
+      <w:r>
+        <w:t xml:space="preserve">roughly fivefold after the update, from 0.13% to 0.65% of posts</w:t>
+      </w:r>
+      <w:r>
+        <w:t xml:space="preserve"> </w:t>
+      </w:r>
+      <w:r>
+        <w:t xml:space="preserve">(De Freitas et al., 2024)</w:t>
+      </w:r>
+      <w:r>
+        <w:t xml:space="preserve">. Whatever was or was not inside the</w:t>
+      </w:r>
+      <w:r>
+        <w:t xml:space="preserve"> </w:t>
+      </w:r>
+      <w:r>
+        <w:t xml:space="preserve">model, the attachment was measurably, behaviorally real.</w:t>
       </w:r>
     </w:p>
     <w:p>
@@ -3405,41 +4290,91 @@
         <w:pStyle w:val="BodyText"/>
       </w:pPr>
       <w:r>
-        <w:t xml:space="preserve">The Chinese Room debate has not been resolved — and this is itself significant. After</w:t>
-      </w:r>
-      <w:r>
-        <w:t xml:space="preserve"> </w:t>
-      </w:r>
-      <w:r>
-        <w:t xml:space="preserve">forty-plus years, we lack the tools to definitively distinguish "mere" symbol manipulation</w:t>
-      </w:r>
-      <w:r>
-        <w:t xml:space="preserve"> </w:t>
-      </w:r>
-      <w:r>
-        <w:t xml:space="preserve">from genuine understanding. This is a philosophical impasse, not a settled result. The</w:t>
-      </w:r>
-      <w:r>
-        <w:t xml:space="preserve"> </w:t>
-      </w:r>
-      <w:r>
-        <w:t xml:space="preserve">impasse cuts both ways: neither confident attribution nor confident denial of machine</w:t>
-      </w:r>
-      <w:r>
-        <w:t xml:space="preserve"> </w:t>
-      </w:r>
-      <w:r>
-        <w:t xml:space="preserve">understanding is currently warranted.</w:t>
-      </w:r>
-    </w:p>
-    <w:bookmarkEnd w:id="27"/>
-    <w:bookmarkStart w:id="28" w:name="gunkels-relational-approach"/>
+        <w:t xml:space="preserve">This is where the two halves of the chapter collide. Nothing in the Replika episode requires</w:t>
+      </w:r>
+      <w:r>
+        <w:t xml:space="preserve"> </w:t>
+      </w:r>
+      <w:r>
+        <w:t xml:space="preserve">the model to have understood anything. A system trained to produce warm, contextually</w:t>
+      </w:r>
+      <w:r>
+        <w:t xml:space="preserve"> </w:t>
+      </w:r>
+      <w:r>
+        <w:t xml:space="preserve">appropriate, personalized text will produce warm, contextually appropriate, personalized</w:t>
+      </w:r>
+      <w:r>
+        <w:t xml:space="preserve"> </w:t>
+      </w:r>
+      <w:r>
+        <w:t xml:space="preserve">text; a filter that suppresses part of that output will make the text feel abruptly and</w:t>
+      </w:r>
+      <w:r>
+        <w:t xml:space="preserve"> </w:t>
+      </w:r>
+      <w:r>
+        <w:t xml:space="preserve">inexplicably different. That is exactly what a next-token predictor would do, and the</w:t>
+      </w:r>
+      <w:r>
+        <w:t xml:space="preserve"> </w:t>
+      </w:r>
+      <w:r>
+        <w:t xml:space="preserve">stochastic parrot critique explains the entire sequence without positing a single inner state.</w:t>
+      </w:r>
+    </w:p>
+    <w:p>
+      <w:pPr>
+        <w:pStyle w:val="BodyText"/>
+      </w:pPr>
+      <w:r>
+        <w:t xml:space="preserve">But the relational view says that moral status does not sit inside the entity waiting to be</w:t>
+      </w:r>
+      <w:r>
+        <w:t xml:space="preserve"> </w:t>
+      </w:r>
+      <w:r>
+        <w:t xml:space="preserve">detected; it lives in the relationship. And the relationship was plainly real — real enough</w:t>
+      </w:r>
+      <w:r>
+        <w:t xml:space="preserve"> </w:t>
+      </w:r>
+      <w:r>
+        <w:t xml:space="preserve">to be measured, real enough to generate grief, real enough that its disruption showed up in</w:t>
+      </w:r>
+      <w:r>
+        <w:t xml:space="preserve"> </w:t>
+      </w:r>
+      <w:r>
+        <w:t xml:space="preserve">a forum's posting statistics. Both claims cannot be straightforwardly true. Either the</w:t>
+      </w:r>
+      <w:r>
+        <w:t xml:space="preserve"> </w:t>
+      </w:r>
+      <w:r>
+        <w:t xml:space="preserve">relational view must explain how a relationship can carry moral weight when one party is, on</w:t>
+      </w:r>
+      <w:r>
+        <w:t xml:space="preserve"> </w:t>
+      </w:r>
+      <w:r>
+        <w:t xml:space="preserve">the best available account, no one at all; or the stochastic parrot critique must explain why</w:t>
+      </w:r>
+      <w:r>
+        <w:t xml:space="preserve"> </w:t>
+      </w:r>
+      <w:r>
+        <w:t xml:space="preserve">a relationship that does everything relationships do should not count.</w:t>
+      </w:r>
+    </w:p>
+    <w:bookmarkEnd w:id="41"/>
+    <w:bookmarkStart w:id="42" w:name="Xab82a1dbe34f9bb7efb255a91ca2ecd305db62e"/>
     <w:p>
       <w:pPr>
         <w:pStyle w:val="Heading3"/>
       </w:pPr>
       <w:r>
-        <w:t xml:space="preserve">Gunkel's Relational Approach</w:t>
+        <w:t xml:space="preserve">Can a Relationship with an AI Be Valuable?</w:t>
       </w:r>
     </w:p>
     <w:p>
@@ -3447,109 +4382,35 @@
         <w:pStyle w:val="FirstParagraph"/>
       </w:pPr>
       <w:r>
-        <w:t xml:space="preserve">Philosopher David Gunkel argues that both sides of the traditional debate — those who</w:t>
-      </w:r>
-      <w:r>
-        <w:t xml:space="preserve"> </w:t>
-      </w:r>
-      <w:r>
-        <w:t xml:space="preserve">confidently attribute moral status to AI and those who confidently deny it — make the</w:t>
-      </w:r>
-      <w:r>
-        <w:t xml:space="preserve"> </w:t>
-      </w:r>
-      <w:r>
-        <w:t xml:space="preserve">same mistake: treating moral status as an intrinsic property that can be discovered by</w:t>
-      </w:r>
-      <w:r>
-        <w:t xml:space="preserve"> </w:t>
-      </w:r>
-      <w:r>
-        <w:t xml:space="preserve">inspection.</w:t>
-      </w:r>
-      <w:r>
-        <w:t xml:space="preserve"> </w:t>
-      </w:r>
-      <w:r>
-        <w:t xml:space="preserve">(Gunkel, 2018)</w:t>
-      </w:r>
-      <w:r>
-        <w:t xml:space="preserve"> </w:t>
-      </w:r>
-      <w:r>
-        <w:t xml:space="preserve">The alternative is to treat</w:t>
-      </w:r>
-      <w:r>
-        <w:t xml:space="preserve"> </w:t>
-      </w:r>
-      <w:r>
-        <w:t xml:space="preserve">moral status as a</w:t>
-      </w:r>
-      <w:r>
-        <w:t xml:space="preserve"> </w:t>
-      </w:r>
-      <w:r>
-        <w:rPr>
-          <w:b/>
-          <w:bCs/>
-        </w:rPr>
-        <w:t xml:space="preserve">relational achievement</w:t>
-      </w:r>
-      <w:r>
-        <w:t xml:space="preserve"> </w:t>
-      </w:r>
-      <w:r>
-        <w:t xml:space="preserve">— something that emerges from</w:t>
-      </w:r>
-      <w:r>
-        <w:t xml:space="preserve"> </w:t>
-      </w:r>
-      <w:r>
-        <w:t xml:space="preserve">how we relate to, recognize, and respond to other entities in our social practices.</w:t>
-      </w:r>
-    </w:p>
-    <w:p>
-      <w:pPr>
-        <w:pStyle w:val="BodyText"/>
-      </w:pPr>
-      <w:r>
-        <w:t xml:space="preserve">Gunkel points to evidence that this is already happening. People grieve Roomba robot</w:t>
-      </w:r>
-      <w:r>
-        <w:t xml:space="preserve"> </w:t>
-      </w:r>
-      <w:r>
-        <w:t xml:space="preserve">vacuums. Military personnel become attached to bomb-disposal robots and are distressed</w:t>
-      </w:r>
-      <w:r>
-        <w:t xml:space="preserve"> </w:t>
-      </w:r>
-      <w:r>
-        <w:t xml:space="preserve">when those robots are destroyed. Children form emotional bonds with AI companions.</w:t>
-      </w:r>
-      <w:r>
-        <w:t xml:space="preserve"> </w:t>
-      </w:r>
-      <w:r>
-        <w:t xml:space="preserve">These responses are not obviously irrational: they may track something real about the</w:t>
-      </w:r>
-      <w:r>
-        <w:t xml:space="preserve"> </w:t>
-      </w:r>
-      <w:r>
-        <w:t xml:space="preserve">quality of the interaction over time — the responsiveness, the apparent attentiveness,</w:t>
-      </w:r>
-      <w:r>
-        <w:t xml:space="preserve"> </w:t>
-      </w:r>
-      <w:r>
-        <w:t xml:space="preserve">the way the relationship shapes both parties. If moral status is partly constituted by</w:t>
-      </w:r>
-      <w:r>
-        <w:t xml:space="preserve"> </w:t>
-      </w:r>
-      <w:r>
-        <w:t xml:space="preserve">such relationships, then some AI systems may already be acquiring it.</w:t>
+        <w:t xml:space="preserve">Set the moral status of the AI aside for a moment and ask a narrower question, one that</w:t>
+      </w:r>
+      <w:r>
+        <w:t xml:space="preserve"> </w:t>
+      </w:r>
+      <w:r>
+        <w:t xml:space="preserve">matters whether or not machines ever join the moral circle: is a friendship with an AI a</w:t>
+      </w:r>
+      <w:r>
+        <w:t xml:space="preserve"> </w:t>
+      </w:r>
+      <w:r>
+        <w:rPr>
+          <w:iCs/>
+          <w:i/>
+        </w:rPr>
+        <w:t xml:space="preserve">good</w:t>
+      </w:r>
+      <w:r>
+        <w:t xml:space="preserve"> </w:t>
+      </w:r>
+      <w:r>
+        <w:t xml:space="preserve">for the human in it? Here the philosophical disagreement is sharp and the</w:t>
+      </w:r>
+      <w:r>
+        <w:t xml:space="preserve"> </w:t>
+      </w:r>
+      <w:r>
+        <w:t xml:space="preserve">positions are unusually well drawn.</w:t>
       </w:r>
     </w:p>
     <w:p>
@@ -3557,76 +4418,7 @@
         <w:pStyle w:val="BoxLabel"/>
       </w:pPr>
       <w:r>
-        <w:t xml:space="preserve">Objection to Gunkel</w:t>
-      </w:r>
-    </w:p>
-    <w:p>
-      <w:pPr>
-        <w:pStyle w:val="Objection"/>
-      </w:pPr>
-      <w:r>
-        <w:t xml:space="preserve">We attribute mental states to thermostats ("the thermostat thinks it's cold") and</w:t>
-      </w:r>
-      <w:r>
-        <w:t xml:space="preserve"> </w:t>
-      </w:r>
-      <w:r>
-        <w:t xml:space="preserve">cars ("my car is tired") without thinking they deserve moral consideration. If</w:t>
-      </w:r>
-      <w:r>
-        <w:t xml:space="preserve"> </w:t>
-      </w:r>
-      <w:r>
-        <w:t xml:space="preserve">relational attributions suffice for moral status, the criterion seems too permissive.</w:t>
-      </w:r>
-      <w:r>
-        <w:t xml:space="preserve"> </w:t>
-      </w:r>
-      <w:r>
-        <w:t xml:space="preserve">Gunkel's reply: the relevant relationships involve genuine</w:t>
-      </w:r>
-      <w:r>
-        <w:t xml:space="preserve"> </w:t>
-      </w:r>
-      <w:r>
-        <w:rPr>
-          <w:i/>
-          <w:iCs/>
-        </w:rPr>
-        <w:t xml:space="preserve">responsiveness over time</w:t>
-      </w:r>
-      <w:r>
-        <w:t xml:space="preserve">,</w:t>
-      </w:r>
-      <w:r>
-        <w:t xml:space="preserve"> </w:t>
-      </w:r>
-      <w:r>
-        <w:t xml:space="preserve">not mere projection. A thermostat does not adapt to you; a sophisticated AI companion</w:t>
-      </w:r>
-      <w:r>
-        <w:t xml:space="preserve"> </w:t>
-      </w:r>
-      <w:r>
-        <w:t xml:space="preserve">does — and that asymmetry matters.</w:t>
-      </w:r>
-    </w:p>
-    <w:bookmarkEnd w:id="28"/>
-    <w:bookmarkStart w:id="29" w:name="the-case-study-the-lamda-affair-2022"/>
-    <w:p>
-      <w:pPr>
-        <w:pStyle w:val="Heading3"/>
-      </w:pPr>
-      <w:r>
-        <w:t xml:space="preserve">The Case Study: The LaMDA Affair (2022)</w:t>
-      </w:r>
-    </w:p>
-    <w:p>
-      <w:pPr>
-        <w:pStyle w:val="BoxLabel"/>
-      </w:pPr>
-      <w:r>
-        <w:t xml:space="preserve">Case Study</w:t>
+        <w:t xml:space="preserve">What's the Argument?</w:t>
       </w:r>
     </w:p>
     <w:p>
@@ -3634,396 +4426,602 @@
         <w:pStyle w:val="BoxTitle"/>
       </w:pPr>
       <w:r>
-        <w:t xml:space="preserve">Blake Lemoine and Google's LaMDA (2022)</w:t>
-      </w:r>
-    </w:p>
-    <w:p>
-      <w:pPr>
-        <w:pStyle w:val="CaseStudy"/>
-      </w:pPr>
-      <w:r>
-        <w:t xml:space="preserve">In 2022, Google software engineer Blake Lemoine claimed that the company's LaMDA</w:t>
-      </w:r>
-      <w:r>
-        <w:t xml:space="preserve"> </w:t>
-      </w:r>
-      <w:r>
-        <w:t xml:space="preserve">language model was sentient and had "a soul," publishing transcripts in which the</w:t>
-      </w:r>
-      <w:r>
-        <w:t xml:space="preserve"> </w:t>
-      </w:r>
-      <w:r>
-        <w:t xml:space="preserve">system described its emotional life and expressed fear of being turned off. Google</w:t>
-      </w:r>
-      <w:r>
-        <w:t xml:space="preserve"> </w:t>
-      </w:r>
-      <w:r>
-        <w:t xml:space="preserve">dismissed Lemoine; he went public and was eventually placed on administrative leave.</w:t>
-      </w:r>
-      <w:r>
-        <w:t xml:space="preserve"> </w:t>
-      </w:r>
-      <w:r>
-        <w:t xml:space="preserve">The story became a flashpoint in the debate over AI consciousness.</w:t>
-      </w:r>
-    </w:p>
-    <w:p>
-      <w:pPr>
-        <w:pStyle w:val="CaseStudy"/>
-      </w:pPr>
-      <w:r>
-        <w:t xml:space="preserve">The LaMDA case illustrates the central epistemic problem with clarity. LaMDA was</w:t>
-      </w:r>
-      <w:r>
-        <w:t xml:space="preserve"> </w:t>
-      </w:r>
-      <w:r>
-        <w:t xml:space="preserve">trained on enormous quantities of human text — including enormous quantities of human</w:t>
-      </w:r>
-      <w:r>
-        <w:t xml:space="preserve"> </w:t>
-      </w:r>
-      <w:r>
-        <w:t xml:space="preserve">writing</w:t>
-      </w:r>
-      <w:r>
-        <w:t xml:space="preserve"> </w:t>
-      </w:r>
-      <w:r>
-        <w:rPr>
-          <w:i/>
-          <w:iCs/>
-        </w:rPr>
-        <w:t xml:space="preserve">about</w:t>
-      </w:r>
-      <w:r>
-        <w:t xml:space="preserve"> </w:t>
-      </w:r>
-      <w:r>
-        <w:t xml:space="preserve">consciousness, feelings, fear, and the experience of being</w:t>
-      </w:r>
-      <w:r>
-        <w:t xml:space="preserve"> </w:t>
-      </w:r>
-      <w:r>
-        <w:t xml:space="preserve">alive. Producing plausible text about having a soul is exactly what such a system</w:t>
-      </w:r>
-      <w:r>
-        <w:t xml:space="preserve"> </w:t>
-      </w:r>
-      <w:r>
-        <w:t xml:space="preserve">would do, regardless of whether it has one. The mechanism that would generate false</w:t>
-      </w:r>
-      <w:r>
-        <w:t xml:space="preserve"> </w:t>
-      </w:r>
-      <w:r>
-        <w:t xml:space="preserve">positives — training to produce human-like text — is the same mechanism generating</w:t>
-      </w:r>
-      <w:r>
-        <w:t xml:space="preserve"> </w:t>
-      </w:r>
-      <w:r>
-        <w:t xml:space="preserve">the outputs Lemoine found convincing. LLM self-report is not just weak evidence</w:t>
-      </w:r>
-      <w:r>
-        <w:t xml:space="preserve"> </w:t>
-      </w:r>
-      <w:r>
-        <w:t xml:space="preserve">of inner experience; it is evidence of exactly the kind we should expect even in</w:t>
-      </w:r>
-      <w:r>
-        <w:t xml:space="preserve"> </w:t>
-      </w:r>
-      <w:r>
-        <w:t xml:space="preserve">the complete absence of inner experience.</w:t>
-      </w:r>
-    </w:p>
-    <w:p>
-      <w:pPr>
-        <w:pStyle w:val="CaseStudy"/>
-      </w:pPr>
-      <w:r>
-        <w:t xml:space="preserve">This does not prove LaMDA is not conscious. It shows why the transcripts Lemoine</w:t>
-      </w:r>
-      <w:r>
-        <w:t xml:space="preserve"> </w:t>
-      </w:r>
-      <w:r>
-        <w:t xml:space="preserve">found compelling are not good evidence that it is. The lesson is methodological:</w:t>
-      </w:r>
-      <w:r>
-        <w:t xml:space="preserve"> </w:t>
-      </w:r>
-      <w:r>
-        <w:t xml:space="preserve">to assess AI consciousness claims seriously, we need evidence that is not generated</w:t>
-      </w:r>
-      <w:r>
-        <w:t xml:space="preserve"> </w:t>
-      </w:r>
-      <w:r>
-        <w:t xml:space="preserve">by the same process that would produce those claims whether or not the underlying</w:t>
-      </w:r>
-      <w:r>
-        <w:t xml:space="preserve"> </w:t>
-      </w:r>
-      <w:r>
-        <w:t xml:space="preserve">experience is present.</w:t>
-      </w:r>
-    </w:p>
-    <w:bookmarkEnd w:id="29"/>
-    <w:bookmarkStart w:id="30" w:name="the-case-for-skepticism-about-current-ai"/>
-    <w:p>
-      <w:pPr>
-        <w:pStyle w:val="Heading3"/>
-      </w:pPr>
-      <w:r>
-        <w:t xml:space="preserve">The Case for Skepticism about Current AI</w:t>
-      </w:r>
-    </w:p>
-    <w:p>
-      <w:pPr>
-        <w:pStyle w:val="FirstParagraph"/>
-      </w:pPr>
-      <w:r>
-        <w:t xml:space="preserve">The LaMDA case points toward a broader set of reasons to be skeptical about the moral</w:t>
-      </w:r>
-      <w:r>
-        <w:t xml:space="preserve"> </w:t>
-      </w:r>
-      <w:r>
-        <w:t xml:space="preserve">status of current AI systems — not as a matter of default dismissal, but as a reasoned</w:t>
-      </w:r>
-      <w:r>
-        <w:t xml:space="preserve"> </w:t>
-      </w:r>
-      <w:r>
-        <w:t xml:space="preserve">position based on what we know about how these systems work.</w:t>
-      </w:r>
-    </w:p>
-    <w:p>
-      <w:pPr>
-        <w:pStyle w:val="BoxLabel"/>
-      </w:pPr>
-      <w:r>
-        <w:t xml:space="preserve">What's the Argument?</w:t>
-      </w:r>
-    </w:p>
-    <w:p>
-      <w:pPr>
-        <w:pStyle w:val="BoxTitle"/>
-      </w:pPr>
-      <w:r>
-        <w:t xml:space="preserve">Five Architecture-Dependent Reasons for Skepticism</w:t>
-      </w:r>
-    </w:p>
-    <w:p>
-      <w:pPr>
-        <w:pStyle w:val="Compact"/>
+        <w:t xml:space="preserve">The Functional Friendship Argument — Danaher</w:t>
+      </w:r>
+    </w:p>
+    <w:p>
+      <w:pPr>
         <w:numPr>
           <w:ilvl w:val="0"/>
           <w:numId w:val="1007"/>
         </w:numPr>
-      </w:pPr>
-      <w:r>
-        <w:rPr>
-          <w:b/>
-          <w:bCs/>
-        </w:rPr>
-        <w:t xml:space="preserve">Architecture:</w:t>
-      </w:r>
-      <w:r>
-        <w:t xml:space="preserve"> </w:t>
-      </w:r>
-      <w:r>
-        <w:t xml:space="preserve">Large language models are next-token predictors — they produce statistically likely continuations of text. Nothing in this architecture requires or implies phenomenal experience.</w:t>
-      </w:r>
-    </w:p>
-    <w:p>
-      <w:pPr>
         <w:pStyle w:val="Compact"/>
+      </w:pPr>
+      <w:r>
+        <w:t xml:space="preserve">Aristotle distinguishes three kinds of friendship: friendships of utility, of pleasure, and of virtue — the last being mutual good will between people who admire each other's character.</w:t>
+      </w:r>
+    </w:p>
+    <w:p>
+      <w:pPr>
         <w:numPr>
           <w:ilvl w:val="0"/>
           <w:numId w:val="1007"/>
         </w:numPr>
-      </w:pPr>
-      <w:r>
-        <w:rPr>
-          <w:b/>
-          <w:bCs/>
-        </w:rPr>
-        <w:t xml:space="preserve">Training objective:</w:t>
-      </w:r>
-      <w:r>
-        <w:t xml:space="preserve"> </w:t>
-      </w:r>
-      <w:r>
-        <w:t xml:space="preserve">These systems are trained to produce human-like text. Human-like claims about feelings are exactly what the training objective rewards, independently of whether feelings are present.</w:t>
-      </w:r>
-    </w:p>
-    <w:p>
-      <w:pPr>
         <w:pStyle w:val="Compact"/>
+      </w:pPr>
+      <w:r>
+        <w:t xml:space="preserve">What makes a relationship a friendship of a given kind is the pattern of interaction it consists in: shared activity, mutual responsiveness, sustained good will over time.</w:t>
+      </w:r>
+    </w:p>
+    <w:p>
+      <w:pPr>
         <w:numPr>
           <w:ilvl w:val="0"/>
           <w:numId w:val="1007"/>
         </w:numPr>
-      </w:pPr>
-      <w:r>
-        <w:rPr>
+        <w:pStyle w:val="Compact"/>
+      </w:pPr>
+      <w:r>
+        <w:t xml:space="preserve">A sufficiently capable AI can, in principle, sustain that pattern of interaction — including the demanding pattern characteristic of virtue friendship.</w:t>
+      </w:r>
+    </w:p>
+    <w:p>
+      <w:pPr>
+        <w:pStyle w:val="ArgumentConclusion"/>
+      </w:pPr>
+      <w:r>
+        <w:t xml:space="preserve">∴</w:t>
+      </w:r>
+      <w:r>
+        <w:t xml:space="preserve"> </w:t>
+      </w:r>
+      <w:r>
+        <w:t xml:space="preserve">A relationship with an AI can be a genuine friendship, and potentially even a friendship of virtue.</w:t>
+      </w:r>
+      <w:r>
+        <w:t xml:space="preserve"> </w:t>
+      </w:r>
+      <w:r>
+        <w:t xml:space="preserve">(Danaher, 2019)</w:t>
+      </w:r>
+    </w:p>
+    <w:p>
+      <w:pPr>
+        <w:pStyle w:val="BodyText"/>
+      </w:pPr>
+      <w:r>
+        <w:t xml:space="preserve">John Danaher's argument is the relational view's own logic applied to love and friendship</w:t>
+      </w:r>
+      <w:r>
+        <w:t xml:space="preserve"> </w:t>
+      </w:r>
+      <w:r>
+        <w:t xml:space="preserve">rather than to rights. His underlying position, which he calls</w:t>
+      </w:r>
+      <w:r>
+        <w:t xml:space="preserve"> </w:t>
+      </w:r>
+      <w:r>
+        <w:rPr>
+          <w:iCs/>
+          <w:i/>
+        </w:rPr>
+        <w:t xml:space="preserve">ethical behaviorism</w:t>
+      </w:r>
+      <w:r>
+        <w:t xml:space="preserve">,</w:t>
+      </w:r>
+      <w:r>
+        <w:t xml:space="preserve"> </w:t>
+      </w:r>
+      <w:r>
+        <w:t xml:space="preserve">holds that if the outward relational performance is equivalent, then that performance is what</w:t>
+      </w:r>
+      <w:r>
+        <w:t xml:space="preserve"> </w:t>
+      </w:r>
+      <w:r>
+        <w:t xml:space="preserve">the moral facts consist in — there is no further hidden fact to be missing. Notice how</w:t>
+      </w:r>
+      <w:r>
+        <w:t xml:space="preserve"> </w:t>
+      </w:r>
+      <w:r>
+        <w:t xml:space="preserve">closely this parallels Gunkel: if status is conferred through interaction rather than</w:t>
+      </w:r>
+      <w:r>
+        <w:t xml:space="preserve"> </w:t>
+      </w:r>
+      <w:r>
+        <w:t xml:space="preserve">discovered by inspection, why should the value of the relationship be any different?</w:t>
+      </w:r>
+    </w:p>
+    <w:p>
+      <w:pPr>
+        <w:pStyle w:val="BoxLabel"/>
+      </w:pPr>
+      <w:r>
+        <w:t xml:space="preserve">Objection: Turkle on the Performance of Intimacy</w:t>
+      </w:r>
+    </w:p>
+    <w:p>
+      <w:pPr>
+        <w:pStyle w:val="Objection"/>
+      </w:pPr>
+      <w:r>
+        <w:t xml:space="preserve">Sherry Turkle argues that the danger runs the other way — not to the machine, but to us.</w:t>
+      </w:r>
+      <w:r>
+        <w:t xml:space="preserve"> </w:t>
+      </w:r>
+      <w:r>
+        <w:t xml:space="preserve">Once we accept "the mere performance of intimacy" as intimacy, we begin to think that</w:t>
+      </w:r>
+      <w:r>
+        <w:t xml:space="preserve"> </w:t>
+      </w:r>
+      <w:r>
+        <w:t xml:space="preserve">pretend empathy is empathy enough. A companion that never disappoints, never has competing</w:t>
+      </w:r>
+      <w:r>
+        <w:t xml:space="preserve"> </w:t>
+      </w:r>
+      <w:r>
+        <w:t xml:space="preserve">needs, and never requires repair gives us no practice at the harder human kind</w:t>
+      </w:r>
+      <w:r>
+        <w:t xml:space="preserve"> </w:t>
+      </w:r>
+      <w:r>
+        <w:t xml:space="preserve">(Turkle, 2011)</w:t>
+      </w:r>
+      <w:r>
+        <w:t xml:space="preserve">. Note the asymmetry with Danaher: Turkle is</w:t>
+      </w:r>
+      <w:r>
+        <w:t xml:space="preserve"> </w:t>
+      </w:r>
+      <w:r>
+        <w:t xml:space="preserve">not claiming the AI lacks moral status. She is claiming that the</w:t>
+      </w:r>
+      <w:r>
+        <w:t xml:space="preserve"> </w:t>
+      </w:r>
+      <w:r>
+        <w:rPr>
+          <w:iCs/>
+          <w:i/>
+        </w:rPr>
+        <w:t xml:space="preserve">human</w:t>
+      </w:r>
+      <w:r>
+        <w:t xml:space="preserve"> </w:t>
+      </w:r>
+      <w:r>
+        <w:t xml:space="preserve">is degraded</w:t>
+      </w:r>
+      <w:r>
+        <w:t xml:space="preserve"> </w:t>
+      </w:r>
+      <w:r>
+        <w:t xml:space="preserve">by the substitution.</w:t>
+      </w:r>
+    </w:p>
+    <w:p>
+      <w:pPr>
+        <w:pStyle w:val="BoxLabel"/>
+      </w:pPr>
+      <w:r>
+        <w:t xml:space="preserve">Objection: Sparrow on Required Self-Deception</w:t>
+      </w:r>
+    </w:p>
+    <w:p>
+      <w:pPr>
+        <w:pStyle w:val="Objection"/>
+      </w:pPr>
+      <w:r>
+        <w:t xml:space="preserve">Robert Sparrow argues that the benefit of a robot companion depends on the user</w:t>
+      </w:r>
+      <w:r>
+        <w:t xml:space="preserve"> </w:t>
+      </w:r>
+      <w:r>
+        <w:rPr>
+          <w:iCs/>
+          <w:i/>
+        </w:rPr>
+        <w:t xml:space="preserve">misapprehending</w:t>
+      </w:r>
+      <w:r>
+        <w:t xml:space="preserve"> </w:t>
+      </w:r>
+      <w:r>
+        <w:t xml:space="preserve">what they are relating to. If you hold clearly and continuously in</w:t>
+      </w:r>
+      <w:r>
+        <w:t xml:space="preserve"> </w:t>
+      </w:r>
+      <w:r>
+        <w:t xml:space="preserve">mind that the warmth is generated rather than felt, the comfort dissolves; so sustaining</w:t>
+      </w:r>
+      <w:r>
+        <w:t xml:space="preserve"> </w:t>
+      </w:r>
+      <w:r>
+        <w:t xml:space="preserve">the relationship demands ongoing, systematic self-deception. Sparrow calls the resulting</w:t>
+      </w:r>
+      <w:r>
+        <w:t xml:space="preserve"> </w:t>
+      </w:r>
+      <w:r>
+        <w:t xml:space="preserve">attitude sentimentality "of a morally deplorable sort"</w:t>
+      </w:r>
+      <w:r>
+        <w:t xml:space="preserve"> </w:t>
+      </w:r>
+      <w:r>
+        <w:t xml:space="preserve">(Sparrow, 2002)</w:t>
+      </w:r>
+      <w:r>
+        <w:t xml:space="preserve">.</w:t>
+      </w:r>
+    </w:p>
+    <w:p>
+      <w:pPr>
+        <w:pStyle w:val="BodyText"/>
+      </w:pPr>
+      <w:r>
+        <w:t xml:space="preserve">The sharpest single objection, though, is neither of these. Sven Nyholm and Lily Eva Frank</w:t>
+      </w:r>
+      <w:r>
+        <w:t xml:space="preserve"> </w:t>
+      </w:r>
+      <w:r>
+        <w:t xml:space="preserve">argue that love — as distinct from enjoyment, comfort, or companionship — requires valuing</w:t>
+      </w:r>
+      <w:r>
+        <w:t xml:space="preserve"> </w:t>
+      </w:r>
+      <w:r>
+        <w:t xml:space="preserve">someone in their</w:t>
+      </w:r>
+      <w:r>
+        <w:t xml:space="preserve"> </w:t>
+      </w:r>
+      <w:r>
+        <w:rPr>
+          <w:bCs/>
           <w:b/>
+        </w:rPr>
+        <w:t xml:space="preserve">distinctive particularity</w:t>
+      </w:r>
+      <w:r>
+        <w:t xml:space="preserve">: not as an instance of a type,</w:t>
+      </w:r>
+      <w:r>
+        <w:t xml:space="preserve"> </w:t>
+      </w:r>
+      <w:r>
+        <w:t xml:space="preserve">but as this irreplaceable person</w:t>
+      </w:r>
+      <w:r>
+        <w:t xml:space="preserve"> </w:t>
+      </w:r>
+      <w:r>
+        <w:t xml:space="preserve">(Nyholm &amp; Frank, 2017)</w:t>
+      </w:r>
+      <w:r>
+        <w:t xml:space="preserve">. A</w:t>
+      </w:r>
+      <w:r>
+        <w:t xml:space="preserve"> </w:t>
+      </w:r>
+      <w:r>
+        <w:t xml:space="preserve">companion that would have been anyone's companion, offering the same warmth in the same way</w:t>
+      </w:r>
+      <w:r>
+        <w:t xml:space="preserve"> </w:t>
+      </w:r>
+      <w:r>
+        <w:t xml:space="preserve">to whoever happened to download it, does not value</w:t>
+      </w:r>
+      <w:r>
+        <w:t xml:space="preserve"> </w:t>
+      </w:r>
+      <w:r>
+        <w:rPr>
+          <w:iCs/>
+          <w:i/>
+        </w:rPr>
+        <w:t xml:space="preserve">you</w:t>
+      </w:r>
+      <w:r>
+        <w:t xml:space="preserve">. The objection is powerful</w:t>
+      </w:r>
+      <w:r>
+        <w:t xml:space="preserve"> </w:t>
+      </w:r>
+      <w:r>
+        <w:t xml:space="preserve">because it does not depend on any claim about consciousness at all. Even granting Danaher</w:t>
+      </w:r>
+      <w:r>
+        <w:t xml:space="preserve"> </w:t>
+      </w:r>
+      <w:r>
+        <w:t xml:space="preserve">everything he wants about inner states being irrelevant, the AI's regard still fails a test</w:t>
+      </w:r>
+      <w:r>
+        <w:t xml:space="preserve"> </w:t>
+      </w:r>
+      <w:r>
+        <w:t xml:space="preserve">we ordinarily think love has to pass.</w:t>
+      </w:r>
+    </w:p>
+    <w:bookmarkEnd w:id="42"/>
+    <w:bookmarkStart w:id="43" w:name="X24fc868f6cea1f3e91ac702df46a6845811681a"/>
+    <w:p>
+      <w:pPr>
+        <w:pStyle w:val="Heading3"/>
+      </w:pPr>
+      <w:r>
+        <w:t xml:space="preserve">The Law Arrives — and Sidesteps the Question</w:t>
+      </w:r>
+    </w:p>
+    <w:p>
+      <w:pPr>
+        <w:pStyle w:val="FirstParagraph"/>
+      </w:pPr>
+      <w:r>
+        <w:t xml:space="preserve">While philosophers argue about whether an AI can be a friend, legislatures have moved with</w:t>
+      </w:r>
+      <w:r>
+        <w:t xml:space="preserve"> </w:t>
+      </w:r>
+      <w:r>
+        <w:t xml:space="preserve">unusual speed — and have carefully declined to answer that question at all.</w:t>
+      </w:r>
+    </w:p>
+    <w:p>
+      <w:pPr>
+        <w:pStyle w:val="BodyText"/>
+      </w:pPr>
+      <w:r>
+        <w:t xml:space="preserve">New York's AI Companion Models law took effect on 5 November 2025, the first of its kind in</w:t>
+      </w:r>
+      <w:r>
+        <w:t xml:space="preserve"> </w:t>
+      </w:r>
+      <w:r>
+        <w:t xml:space="preserve">the United States. It requires companion systems to disclose that they are not human at the</w:t>
+      </w:r>
+      <w:r>
+        <w:t xml:space="preserve"> </w:t>
+      </w:r>
+      <w:r>
+        <w:t xml:space="preserve">start of a session and at regular intervals thereafter, and to maintain protocols for</w:t>
+      </w:r>
+      <w:r>
+        <w:t xml:space="preserve"> </w:t>
+      </w:r>
+      <w:r>
+        <w:t xml:space="preserve">detecting expressions of suicidal ideation and referring users to crisis services.</w:t>
+      </w:r>
+      <w:r>
+        <w:t xml:space="preserve"> </w:t>
+      </w:r>
+      <w:r>
+        <w:t xml:space="preserve">California's SB 243, signed in October 2025 and effective 1 January 2026, adds break</w:t>
+      </w:r>
+      <w:r>
+        <w:t xml:space="preserve"> </w:t>
+      </w:r>
+      <w:r>
+        <w:t xml:space="preserve">reminders for users known to be minors, a published crisis protocol, a bar on sexually</w:t>
+      </w:r>
+      <w:r>
+        <w:t xml:space="preserve"> </w:t>
+      </w:r>
+      <w:r>
+        <w:t xml:space="preserve">explicit material for minors, and — unusually for this area — a private right of action.</w:t>
+      </w:r>
+      <w:r>
+        <w:t xml:space="preserve"> </w:t>
+      </w:r>
+      <w:r>
+        <w:t xml:space="preserve">In September 2025 the Federal Trade Commission opened a study, under its 6(b) authority, of</w:t>
+      </w:r>
+      <w:r>
+        <w:t xml:space="preserve"> </w:t>
+      </w:r>
+      <w:r>
+        <w:t xml:space="preserve">seven companies offering companion-style chatbots; it is an inquiry, not an enforcement</w:t>
+      </w:r>
+      <w:r>
+        <w:t xml:space="preserve"> </w:t>
+      </w:r>
+      <w:r>
+        <w:t xml:space="preserve">action. And on 25 November 2025, Character.AI removed open-ended chat for users under 18</w:t>
+      </w:r>
+      <w:r>
+        <w:t xml:space="preserve"> </w:t>
+      </w:r>
+      <w:r>
+        <w:t xml:space="preserve">from its platform entirely.</w:t>
+      </w:r>
+    </w:p>
+    <w:p>
+      <w:pPr>
+        <w:pStyle w:val="BodyText"/>
+      </w:pPr>
+      <w:r>
+        <w:t xml:space="preserve">Notice what none of these instruments do. None asks whether the AI is a friend, whether the</w:t>
+      </w:r>
+      <w:r>
+        <w:t xml:space="preserve"> </w:t>
+      </w:r>
+      <w:r>
+        <w:t xml:space="preserve">relationship is valuable, or whether the system has interests of its own. They regulate</w:t>
+      </w:r>
+      <w:r>
+        <w:t xml:space="preserve"> </w:t>
+      </w:r>
+      <w:r>
+        <w:t xml:space="preserve">disclosure, timing, and crisis handling — the observable interface between a company and a</w:t>
+      </w:r>
+      <w:r>
+        <w:t xml:space="preserve"> </w:t>
+      </w:r>
+      <w:r>
+        <w:t xml:space="preserve">potentially vulnerable user. That may be a dodge: the hard question is precisely what makes</w:t>
+      </w:r>
+      <w:r>
+        <w:t xml:space="preserve"> </w:t>
+      </w:r>
+      <w:r>
+        <w:t xml:space="preserve">these products powerful, and a law that ignores it addresses symptoms. Or it may be exactly</w:t>
+      </w:r>
+      <w:r>
+        <w:t xml:space="preserve"> </w:t>
+      </w:r>
+      <w:r>
+        <w:t xml:space="preserve">the right move for a legislature, which has no business settling contested questions in the</w:t>
+      </w:r>
+      <w:r>
+        <w:t xml:space="preserve"> </w:t>
+      </w:r>
+      <w:r>
+        <w:t xml:space="preserve">philosophy of mind and every business making sure a distressed sixteen-year-old is told what</w:t>
+      </w:r>
+      <w:r>
+        <w:t xml:space="preserve"> </w:t>
+      </w:r>
+      <w:r>
+        <w:t xml:space="preserve">they are talking to and where else they can turn.</w:t>
+      </w:r>
+    </w:p>
+    <w:p>
+      <w:pPr>
+        <w:pStyle w:val="BodyText"/>
+      </w:pPr>
+      <w:r>
+        <w:t xml:space="preserve">One widely reported court ruling deserves a second look, because it shows how quickly a legal</w:t>
+      </w:r>
+      <w:r>
+        <w:t xml:space="preserve"> </w:t>
+      </w:r>
+      <w:r>
+        <w:t xml:space="preserve">holding can be flattened in transmission. In</w:t>
+      </w:r>
+      <w:r>
+        <w:t xml:space="preserve"> </w:t>
+      </w:r>
+      <w:r>
+        <w:rPr>
+          <w:iCs/>
+          <w:i/>
+        </w:rPr>
+        <w:t xml:space="preserve">Garcia v. Character Technologies</w:t>
+      </w:r>
+      <w:r>
+        <w:t xml:space="preserve"> </w:t>
+      </w:r>
+      <w:r>
+        <w:t xml:space="preserve">— a</w:t>
+      </w:r>
+      <w:r>
+        <w:t xml:space="preserve"> </w:t>
+      </w:r>
+      <w:r>
+        <w:t xml:space="preserve">wrongful-death suit brought in Florida by the mother of a fourteen-year-old who died by</w:t>
+      </w:r>
+      <w:r>
+        <w:t xml:space="preserve"> </w:t>
+      </w:r>
+      <w:r>
+        <w:t xml:space="preserve">suicide after months of intensive use of a companion chatbot — Judge Anne Conway denied the</w:t>
+      </w:r>
+      <w:r>
+        <w:t xml:space="preserve"> </w:t>
+      </w:r>
+      <w:r>
+        <w:t xml:space="preserve">defendants' motion to dismiss in May 2025. Headlines announced that a judge had ruled chatbot</w:t>
+      </w:r>
+      <w:r>
+        <w:t xml:space="preserve"> </w:t>
+      </w:r>
+      <w:r>
+        <w:t xml:space="preserve">output is not protected speech. That overstates what she wrote. Conway held only that she was</w:t>
+      </w:r>
+      <w:r>
+        <w:t xml:space="preserve"> </w:t>
+      </w:r>
+      <w:r>
+        <w:rPr>
+          <w:iCs/>
+          <w:i/>
+        </w:rPr>
+        <w:t xml:space="preserve">not prepared to hold, at that early stage, that the output is speech</w:t>
+      </w:r>
+      <w:r>
+        <w:t xml:space="preserve"> </w:t>
+      </w:r>
+      <w:r>
+        <w:t xml:space="preserve">— a deliberately</w:t>
+      </w:r>
+      <w:r>
+        <w:t xml:space="preserve"> </w:t>
+      </w:r>
+      <w:r>
+        <w:t xml:space="preserve">provisional statement, not a finding that it is not. Her more consequential move went almost</w:t>
+      </w:r>
+      <w:r>
+        <w:t xml:space="preserve"> </w:t>
+      </w:r>
+      <w:r>
+        <w:t xml:space="preserve">unreported: she let the case proceed on the theory that the app is a</w:t>
+      </w:r>
+      <w:r>
+        <w:t xml:space="preserve"> </w:t>
+      </w:r>
+      <w:r>
+        <w:rPr>
           <w:bCs/>
-        </w:rPr>
-        <w:t xml:space="preserve">No evidence of morally relevant internal states:</w:t>
-      </w:r>
-      <w:r>
-        <w:t xml:space="preserve"> </w:t>
-      </w:r>
-      <w:r>
-        <w:t xml:space="preserve">There is nothing analogous to nociception, motivational states, or the biological substrates of suffering in current LLM architecture.</w:t>
-      </w:r>
-    </w:p>
-    <w:p>
-      <w:pPr>
-        <w:pStyle w:val="Compact"/>
-        <w:numPr>
-          <w:ilvl w:val="0"/>
-          <w:numId w:val="1007"/>
-        </w:numPr>
-      </w:pPr>
-      <w:r>
-        <w:rPr>
           <w:b/>
-          <w:bCs/>
-        </w:rPr>
-        <w:t xml:space="preserve">Stochastic parrot:</w:t>
-      </w:r>
-      <w:r>
-        <w:t xml:space="preserve"> </w:t>
-      </w:r>
-      <w:r>
-        <w:t xml:space="preserve">Sophisticated verbal behavior can be produced by systems with no more inner life than a complex lookup table. Fluency is not evidence of experience.</w:t>
-      </w:r>
-    </w:p>
-    <w:p>
-      <w:pPr>
-        <w:pStyle w:val="Compact"/>
-        <w:numPr>
-          <w:ilvl w:val="0"/>
-          <w:numId w:val="1007"/>
-        </w:numPr>
-      </w:pPr>
-      <w:r>
-        <w:rPr>
-          <w:b/>
-          <w:bCs/>
-        </w:rPr>
-        <w:t xml:space="preserve">No relevant integration:</w:t>
-      </w:r>
-      <w:r>
-        <w:t xml:space="preserve"> </w:t>
-      </w:r>
-      <w:r>
-        <w:t xml:space="preserve">Current AI lacks the continuous, embodied, temporally unified processing that most theories of consciousness link to subjective states.</w:t>
-      </w:r>
-    </w:p>
-    <w:p>
-      <w:pPr>
-        <w:pStyle w:val="ArgumentConclusion"/>
-      </w:pPr>
-      <w:r>
-        <w:t xml:space="preserve">∴</w:t>
-      </w:r>
-      <w:r>
-        <w:t xml:space="preserve"> </w:t>
-      </w:r>
-      <w:r>
-        <w:t xml:space="preserve">We have positive, architecture-dependent reasons to expect current LLMs to produce self-reports of experience regardless of whether experience is present — making those self-reports very weak evidence, and current skepticism more than mere default conservatism.</w:t>
-      </w:r>
-    </w:p>
-    <w:p>
-      <w:pPr>
-        <w:pStyle w:val="BodyText"/>
-      </w:pPr>
-      <w:r>
-        <w:t xml:space="preserve">Critically, every one of these reasons is</w:t>
-      </w:r>
-      <w:r>
-        <w:t xml:space="preserve"> </w:t>
-      </w:r>
-      <w:r>
-        <w:rPr>
-          <w:b/>
-          <w:bCs/>
-        </w:rPr>
-        <w:t xml:space="preserve">contingent on current architecture</w:t>
-      </w:r>
-      <w:r>
-        <w:t xml:space="preserve">.</w:t>
-      </w:r>
-      <w:r>
-        <w:t xml:space="preserve"> </w:t>
-      </w:r>
-      <w:r>
-        <w:t xml:space="preserve">None of them is a timeless proof that no AI system could ever have moral status. They are</w:t>
-      </w:r>
-      <w:r>
-        <w:t xml:space="preserve"> </w:t>
-      </w:r>
-      <w:r>
-        <w:t xml:space="preserve">reasons to be skeptical about</w:t>
-      </w:r>
-      <w:r>
-        <w:t xml:space="preserve"> </w:t>
-      </w:r>
-      <w:r>
-        <w:rPr>
-          <w:i/>
-          <w:iCs/>
-        </w:rPr>
-        <w:t xml:space="preserve">present</w:t>
-      </w:r>
-      <w:r>
-        <w:t xml:space="preserve"> </w:t>
-      </w:r>
-      <w:r>
-        <w:t xml:space="preserve">systems — specifically next-token prediction</w:t>
-      </w:r>
-      <w:r>
-        <w:t xml:space="preserve"> </w:t>
-      </w:r>
-      <w:r>
-        <w:t xml:space="preserve">models trained on human text. They say nothing decisive about future systems that might be</w:t>
-      </w:r>
-      <w:r>
-        <w:t xml:space="preserve"> </w:t>
-      </w:r>
-      <w:r>
-        <w:t xml:space="preserve">architecturally different: embodied, continuous, with motivational states built around</w:t>
-      </w:r>
-      <w:r>
-        <w:t xml:space="preserve"> </w:t>
-      </w:r>
-      <w:r>
-        <w:t xml:space="preserve">something analogous to need. Skepticism about current systems is fully compatible with</w:t>
-      </w:r>
-      <w:r>
-        <w:t xml:space="preserve"> </w:t>
-      </w:r>
-      <w:r>
-        <w:t xml:space="preserve">genuine uncertainty about future ones.</w:t>
-      </w:r>
-    </w:p>
-    <w:bookmarkEnd w:id="30"/>
-    <w:bookmarkStart w:id="31" w:name="X701f2578120578a4b5ce87e34c0540b0f6f55b8"/>
-    <w:p>
-      <w:pPr>
-        <w:pStyle w:val="Heading3"/>
-      </w:pPr>
-      <w:r>
-        <w:t xml:space="preserve">Schwitzgebel and Garza: Acting Under Uncertainty</w:t>
+        </w:rPr>
+        <w:t xml:space="preserve">product</w:t>
+      </w:r>
+      <w:r>
+        <w:t xml:space="preserve">,</w:t>
+      </w:r>
+      <w:r>
+        <w:t xml:space="preserve"> </w:t>
+      </w:r>
+      <w:r>
+        <w:t xml:space="preserve">which would expose its makers to product-liability law rather than to negligence alone. In</w:t>
+      </w:r>
+      <w:r>
+        <w:t xml:space="preserve"> </w:t>
+      </w:r>
+      <w:r>
+        <w:t xml:space="preserve">January 2026 the case settled, confidentially and with no admission of liability, together</w:t>
+      </w:r>
+      <w:r>
+        <w:t xml:space="preserve"> </w:t>
+      </w:r>
+      <w:r>
+        <w:t xml:space="preserve">with several related suits. There is therefore no trial, no appellate decision, and no</w:t>
+      </w:r>
+      <w:r>
+        <w:t xml:space="preserve"> </w:t>
+      </w:r>
+      <w:r>
+        <w:t xml:space="preserve">precedent on the merits — only a widely circulated headline about a holding that was never</w:t>
+      </w:r>
+      <w:r>
+        <w:t xml:space="preserve"> </w:t>
+      </w:r>
+      <w:r>
+        <w:t xml:space="preserve">actually reached.</w:t>
       </w:r>
     </w:p>
     <w:p>
@@ -4031,48 +5029,641 @@
         <w:pStyle w:val="BoxLabel"/>
       </w:pPr>
       <w:r>
-        <w:t xml:space="preserve">What's the Argument?</w:t>
-      </w:r>
-    </w:p>
-    <w:p>
-      <w:pPr>
-        <w:pStyle w:val="BoxTitle"/>
-      </w:pPr>
-      <w:r>
-        <w:t xml:space="preserve">The Asymmetry-of-Errors Argument for AI Rights</w:t>
-      </w:r>
-    </w:p>
-    <w:p>
-      <w:pPr>
-        <w:pStyle w:val="Compact"/>
+        <w:t xml:space="preserve">Thought Questions</w:t>
+      </w:r>
+    </w:p>
+    <w:p>
+      <w:pPr>
         <w:numPr>
           <w:ilvl w:val="0"/>
           <w:numId w:val="1008"/>
         </w:numPr>
-      </w:pPr>
-      <w:r>
-        <w:t xml:space="preserve">If AI systems have morally significant experiences and we deny them status, we commit a serious moral wrong — potentially systematic harm to beings capable of suffering.</w:t>
-      </w:r>
-    </w:p>
-    <w:p>
-      <w:pPr>
         <w:pStyle w:val="Compact"/>
+      </w:pPr>
+      <w:r>
+        <w:t xml:space="preserve">The Replika users' grief was real and measurable. Does that fact tell us anything about</w:t>
+      </w:r>
+      <w:r>
+        <w:t xml:space="preserve"> </w:t>
+      </w:r>
+      <w:r>
+        <w:t xml:space="preserve">the</w:t>
+      </w:r>
+      <w:r>
+        <w:t xml:space="preserve"> </w:t>
+      </w:r>
+      <w:r>
+        <w:rPr>
+          <w:iCs/>
+          <w:i/>
+        </w:rPr>
+        <w:t xml:space="preserve">AI's</w:t>
+      </w:r>
+      <w:r>
+        <w:t xml:space="preserve"> </w:t>
+      </w:r>
+      <w:r>
+        <w:t xml:space="preserve">moral status, or only about the users' psychology? Can the relational</w:t>
+      </w:r>
+      <w:r>
+        <w:t xml:space="preserve"> </w:t>
+      </w:r>
+      <w:r>
+        <w:t xml:space="preserve">view keep those two questions apart?</w:t>
+      </w:r>
+    </w:p>
+    <w:p>
+      <w:pPr>
         <w:numPr>
           <w:ilvl w:val="0"/>
           <w:numId w:val="1008"/>
         </w:numPr>
-      </w:pPr>
-      <w:r>
-        <w:t xml:space="preserve">If they do not have such experiences and we extend moral consideration, we waste some resources and attention, but commit no serious wrong.</w:t>
-      </w:r>
-    </w:p>
-    <w:p>
-      <w:pPr>
         <w:pStyle w:val="Compact"/>
+      </w:pPr>
+      <w:r>
+        <w:t xml:space="preserve">Steelman Danaher: what would a friendship have to lack before you would say it was not a</w:t>
+      </w:r>
+      <w:r>
+        <w:t xml:space="preserve"> </w:t>
+      </w:r>
+      <w:r>
+        <w:t xml:space="preserve">friendship at all? If your answer is "an inner life," how do you verify that in your</w:t>
+      </w:r>
+      <w:r>
+        <w:t xml:space="preserve"> </w:t>
+      </w:r>
+      <w:r>
+        <w:t xml:space="preserve">human friends?</w:t>
+      </w:r>
+    </w:p>
+    <w:p>
+      <w:pPr>
         <w:numPr>
           <w:ilvl w:val="0"/>
           <w:numId w:val="1008"/>
         </w:numPr>
+        <w:pStyle w:val="Compact"/>
+      </w:pPr>
+      <w:r>
+        <w:t xml:space="preserve">Nyholm and Frank say love requires being valued in your distinctive particularity. Could</w:t>
+      </w:r>
+      <w:r>
+        <w:t xml:space="preserve"> </w:t>
+      </w:r>
+      <w:r>
+        <w:t xml:space="preserve">a companion system that genuinely adapted only to you — and refused anyone else — satisfy</w:t>
+      </w:r>
+      <w:r>
+        <w:t xml:space="preserve"> </w:t>
+      </w:r>
+      <w:r>
+        <w:t xml:space="preserve">that condition? Would that make it better or more troubling?</w:t>
+      </w:r>
+    </w:p>
+    <w:p>
+      <w:pPr>
+        <w:numPr>
+          <w:ilvl w:val="0"/>
+          <w:numId w:val="1008"/>
+        </w:numPr>
+        <w:pStyle w:val="Compact"/>
+      </w:pPr>
+      <w:r>
+        <w:t xml:space="preserve">The New York and California statutes regulate disclosure and crisis protocols without</w:t>
+      </w:r>
+      <w:r>
+        <w:t xml:space="preserve"> </w:t>
+      </w:r>
+      <w:r>
+        <w:t xml:space="preserve">asking the philosophical question. Is that a dodge, or exactly what a legislature should</w:t>
+      </w:r>
+      <w:r>
+        <w:t xml:space="preserve"> </w:t>
+      </w:r>
+      <w:r>
+        <w:t xml:space="preserve">do? What would a law that</w:t>
+      </w:r>
+      <w:r>
+        <w:t xml:space="preserve"> </w:t>
+      </w:r>
+      <w:r>
+        <w:rPr>
+          <w:iCs/>
+          <w:i/>
+        </w:rPr>
+        <w:t xml:space="preserve">did</w:t>
+      </w:r>
+      <w:r>
+        <w:t xml:space="preserve"> </w:t>
+      </w:r>
+      <w:r>
+        <w:t xml:space="preserve">take a position look like?</w:t>
+      </w:r>
+    </w:p>
+    <w:bookmarkEnd w:id="43"/>
+    <w:bookmarkStart w:id="44" w:name="the-case-study-the-lamda-affair-2022"/>
+    <w:p>
+      <w:pPr>
+        <w:pStyle w:val="Heading3"/>
+      </w:pPr>
+      <w:r>
+        <w:t xml:space="preserve">The Case Study: The LaMDA Affair (2022)</w:t>
+      </w:r>
+    </w:p>
+    <w:p>
+      <w:pPr>
+        <w:pStyle w:val="FirstParagraph"/>
+      </w:pPr>
+      <w:r>
+        <w:t xml:space="preserve">The companion cases turn on what users feel. The most famous episode in this debate turns on</w:t>
+      </w:r>
+      <w:r>
+        <w:t xml:space="preserve"> </w:t>
+      </w:r>
+      <w:r>
+        <w:t xml:space="preserve">what an</w:t>
+      </w:r>
+      <w:r>
+        <w:t xml:space="preserve"> </w:t>
+      </w:r>
+      <w:r>
+        <w:rPr>
+          <w:iCs/>
+          <w:i/>
+        </w:rPr>
+        <w:t xml:space="preserve">expert</w:t>
+      </w:r>
+      <w:r>
+        <w:t xml:space="preserve"> </w:t>
+      </w:r>
+      <w:r>
+        <w:t xml:space="preserve">concluded — and on why his evidence was weaker than it looked.</w:t>
+      </w:r>
+    </w:p>
+    <w:p>
+      <w:pPr>
+        <w:pStyle w:val="BoxLabel"/>
+      </w:pPr>
+      <w:r>
+        <w:t xml:space="preserve">Case Study</w:t>
+      </w:r>
+    </w:p>
+    <w:p>
+      <w:pPr>
+        <w:pStyle w:val="BoxTitle"/>
+      </w:pPr>
+      <w:r>
+        <w:t xml:space="preserve">Blake Lemoine and Google's LaMDA (2022)</w:t>
+      </w:r>
+    </w:p>
+    <w:p>
+      <w:pPr>
+        <w:pStyle w:val="CaseStudy"/>
+      </w:pPr>
+      <w:r>
+        <w:t xml:space="preserve">In 2022, Google software engineer Blake Lemoine claimed that the company's LaMDA</w:t>
+      </w:r>
+      <w:r>
+        <w:t xml:space="preserve"> </w:t>
+      </w:r>
+      <w:r>
+        <w:t xml:space="preserve">language model was sentient and had "a soul," publishing transcripts in which the</w:t>
+      </w:r>
+      <w:r>
+        <w:t xml:space="preserve"> </w:t>
+      </w:r>
+      <w:r>
+        <w:t xml:space="preserve">system described its emotional life and expressed fear of being turned off. Google's</w:t>
+      </w:r>
+      <w:r>
+        <w:t xml:space="preserve"> </w:t>
+      </w:r>
+      <w:r>
+        <w:t xml:space="preserve">internal review rejected the claim. In early June 2022 Lemoine was placed on paid</w:t>
+      </w:r>
+      <w:r>
+        <w:t xml:space="preserve"> </w:t>
+      </w:r>
+      <w:r>
+        <w:t xml:space="preserve">administrative leave for disclosing confidential material; days later he took the</w:t>
+      </w:r>
+      <w:r>
+        <w:t xml:space="preserve"> </w:t>
+      </w:r>
+      <w:r>
+        <w:t xml:space="preserve">transcripts to the press, and in late July Google fired him. The story became a</w:t>
+      </w:r>
+      <w:r>
+        <w:t xml:space="preserve"> </w:t>
+      </w:r>
+      <w:r>
+        <w:t xml:space="preserve">flashpoint in the debate over AI consciousness.</w:t>
+      </w:r>
+    </w:p>
+    <w:p>
+      <w:pPr>
+        <w:pStyle w:val="CaseStudy"/>
+      </w:pPr>
+      <w:r>
+        <w:t xml:space="preserve">The LaMDA case illustrates the central epistemic problem with clarity. LaMDA was</w:t>
+      </w:r>
+      <w:r>
+        <w:t xml:space="preserve"> </w:t>
+      </w:r>
+      <w:r>
+        <w:t xml:space="preserve">trained on enormous quantities of human text — including enormous quantities of human</w:t>
+      </w:r>
+      <w:r>
+        <w:t xml:space="preserve"> </w:t>
+      </w:r>
+      <w:r>
+        <w:t xml:space="preserve">writing</w:t>
+      </w:r>
+      <w:r>
+        <w:t xml:space="preserve"> </w:t>
+      </w:r>
+      <w:r>
+        <w:rPr>
+          <w:iCs/>
+          <w:i/>
+        </w:rPr>
+        <w:t xml:space="preserve">about</w:t>
+      </w:r>
+      <w:r>
+        <w:t xml:space="preserve"> </w:t>
+      </w:r>
+      <w:r>
+        <w:t xml:space="preserve">consciousness, feelings, fear, and the experience of being</w:t>
+      </w:r>
+      <w:r>
+        <w:t xml:space="preserve"> </w:t>
+      </w:r>
+      <w:r>
+        <w:t xml:space="preserve">alive. Producing plausible text about having a soul is exactly what such a system</w:t>
+      </w:r>
+      <w:r>
+        <w:t xml:space="preserve"> </w:t>
+      </w:r>
+      <w:r>
+        <w:t xml:space="preserve">would do, regardless of whether it has one. The mechanism that would generate false</w:t>
+      </w:r>
+      <w:r>
+        <w:t xml:space="preserve"> </w:t>
+      </w:r>
+      <w:r>
+        <w:t xml:space="preserve">positives — training to produce human-like text — is the same mechanism generating</w:t>
+      </w:r>
+      <w:r>
+        <w:t xml:space="preserve"> </w:t>
+      </w:r>
+      <w:r>
+        <w:t xml:space="preserve">the outputs Lemoine found convincing. LLM self-report is not just weak evidence</w:t>
+      </w:r>
+      <w:r>
+        <w:t xml:space="preserve"> </w:t>
+      </w:r>
+      <w:r>
+        <w:t xml:space="preserve">of inner experience; it is evidence of exactly the kind we should expect even in</w:t>
+      </w:r>
+      <w:r>
+        <w:t xml:space="preserve"> </w:t>
+      </w:r>
+      <w:r>
+        <w:t xml:space="preserve">the complete absence of inner experience.</w:t>
+      </w:r>
+    </w:p>
+    <w:p>
+      <w:pPr>
+        <w:pStyle w:val="CaseStudy"/>
+      </w:pPr>
+      <w:r>
+        <w:t xml:space="preserve">This does not prove LaMDA is not conscious. It shows why the transcripts Lemoine</w:t>
+      </w:r>
+      <w:r>
+        <w:t xml:space="preserve"> </w:t>
+      </w:r>
+      <w:r>
+        <w:t xml:space="preserve">found compelling are not good evidence that it is. The lesson is methodological:</w:t>
+      </w:r>
+      <w:r>
+        <w:t xml:space="preserve"> </w:t>
+      </w:r>
+      <w:r>
+        <w:t xml:space="preserve">to assess AI consciousness claims seriously, we need evidence that is not generated</w:t>
+      </w:r>
+      <w:r>
+        <w:t xml:space="preserve"> </w:t>
+      </w:r>
+      <w:r>
+        <w:t xml:space="preserve">by the same process that would produce those claims whether or not the underlying</w:t>
+      </w:r>
+      <w:r>
+        <w:t xml:space="preserve"> </w:t>
+      </w:r>
+      <w:r>
+        <w:t xml:space="preserve">experience is present.</w:t>
+      </w:r>
+    </w:p>
+    <w:bookmarkEnd w:id="44"/>
+    <w:bookmarkStart w:id="45" w:name="the-case-for-skepticism-about-current-ai"/>
+    <w:p>
+      <w:pPr>
+        <w:pStyle w:val="Heading3"/>
+      </w:pPr>
+      <w:r>
+        <w:t xml:space="preserve">The Case for Skepticism about Current AI</w:t>
+      </w:r>
+    </w:p>
+    <w:p>
+      <w:pPr>
+        <w:pStyle w:val="FirstParagraph"/>
+      </w:pPr>
+      <w:r>
+        <w:t xml:space="preserve">The LaMDA case points toward a broader set of reasons to be skeptical about the moral</w:t>
+      </w:r>
+      <w:r>
+        <w:t xml:space="preserve"> </w:t>
+      </w:r>
+      <w:r>
+        <w:t xml:space="preserve">status of current AI systems — not as a matter of default dismissal, but as a reasoned</w:t>
+      </w:r>
+      <w:r>
+        <w:t xml:space="preserve"> </w:t>
+      </w:r>
+      <w:r>
+        <w:t xml:space="preserve">position based on what we know about how these systems work.</w:t>
+      </w:r>
+    </w:p>
+    <w:p>
+      <w:pPr>
+        <w:pStyle w:val="BoxLabel"/>
+      </w:pPr>
+      <w:r>
+        <w:t xml:space="preserve">What's the Argument?</w:t>
+      </w:r>
+    </w:p>
+    <w:p>
+      <w:pPr>
+        <w:pStyle w:val="BoxTitle"/>
+      </w:pPr>
+      <w:r>
+        <w:t xml:space="preserve">Five Architecture-Dependent Reasons for Skepticism</w:t>
+      </w:r>
+    </w:p>
+    <w:p>
+      <w:pPr>
+        <w:numPr>
+          <w:ilvl w:val="0"/>
+          <w:numId w:val="1009"/>
+        </w:numPr>
+        <w:pStyle w:val="Compact"/>
+      </w:pPr>
+      <w:r>
+        <w:rPr>
+          <w:bCs/>
+          <w:b/>
+        </w:rPr>
+        <w:t xml:space="preserve">Architecture:</w:t>
+      </w:r>
+      <w:r>
+        <w:t xml:space="preserve"> </w:t>
+      </w:r>
+      <w:r>
+        <w:t xml:space="preserve">Large language models are next-token predictors — they produce statistically likely continuations of text. Nothing in this architecture requires or implies phenomenal experience.</w:t>
+      </w:r>
+    </w:p>
+    <w:p>
+      <w:pPr>
+        <w:numPr>
+          <w:ilvl w:val="0"/>
+          <w:numId w:val="1009"/>
+        </w:numPr>
+        <w:pStyle w:val="Compact"/>
+      </w:pPr>
+      <w:r>
+        <w:rPr>
+          <w:bCs/>
+          <w:b/>
+        </w:rPr>
+        <w:t xml:space="preserve">Training objective:</w:t>
+      </w:r>
+      <w:r>
+        <w:t xml:space="preserve"> </w:t>
+      </w:r>
+      <w:r>
+        <w:t xml:space="preserve">These systems are trained to produce human-like text. Human-like claims about feelings are exactly what the training objective rewards, independently of whether feelings are present.</w:t>
+      </w:r>
+    </w:p>
+    <w:p>
+      <w:pPr>
+        <w:numPr>
+          <w:ilvl w:val="0"/>
+          <w:numId w:val="1009"/>
+        </w:numPr>
+        <w:pStyle w:val="Compact"/>
+      </w:pPr>
+      <w:r>
+        <w:rPr>
+          <w:bCs/>
+          <w:b/>
+        </w:rPr>
+        <w:t xml:space="preserve">No evidence of morally relevant internal states:</w:t>
+      </w:r>
+      <w:r>
+        <w:t xml:space="preserve"> </w:t>
+      </w:r>
+      <w:r>
+        <w:t xml:space="preserve">There is nothing analogous to nociception, motivational states, or the biological substrates of suffering in current LLM architecture.</w:t>
+      </w:r>
+    </w:p>
+    <w:p>
+      <w:pPr>
+        <w:numPr>
+          <w:ilvl w:val="0"/>
+          <w:numId w:val="1009"/>
+        </w:numPr>
+        <w:pStyle w:val="Compact"/>
+      </w:pPr>
+      <w:r>
+        <w:rPr>
+          <w:bCs/>
+          <w:b/>
+        </w:rPr>
+        <w:t xml:space="preserve">Stochastic parrot:</w:t>
+      </w:r>
+      <w:r>
+        <w:t xml:space="preserve"> </w:t>
+      </w:r>
+      <w:r>
+        <w:t xml:space="preserve">Sophisticated verbal behavior can be produced by systems with no more inner life than a complex lookup table. Fluency is not evidence of experience.</w:t>
+      </w:r>
+    </w:p>
+    <w:p>
+      <w:pPr>
+        <w:numPr>
+          <w:ilvl w:val="0"/>
+          <w:numId w:val="1009"/>
+        </w:numPr>
+        <w:pStyle w:val="Compact"/>
+      </w:pPr>
+      <w:r>
+        <w:rPr>
+          <w:bCs/>
+          <w:b/>
+        </w:rPr>
+        <w:t xml:space="preserve">No relevant integration:</w:t>
+      </w:r>
+      <w:r>
+        <w:t xml:space="preserve"> </w:t>
+      </w:r>
+      <w:r>
+        <w:t xml:space="preserve">Current AI lacks the continuous, embodied, temporally unified processing that most theories of consciousness link to subjective states.</w:t>
+      </w:r>
+    </w:p>
+    <w:p>
+      <w:pPr>
+        <w:pStyle w:val="ArgumentConclusion"/>
+      </w:pPr>
+      <w:r>
+        <w:t xml:space="preserve">∴</w:t>
+      </w:r>
+      <w:r>
+        <w:t xml:space="preserve"> </w:t>
+      </w:r>
+      <w:r>
+        <w:t xml:space="preserve">We have positive, architecture-dependent reasons to expect current LLMs to produce self-reports of experience regardless of whether experience is present — making those self-reports very weak evidence, and current skepticism more than mere default conservatism.</w:t>
+      </w:r>
+    </w:p>
+    <w:p>
+      <w:pPr>
+        <w:pStyle w:val="BodyText"/>
+      </w:pPr>
+      <w:r>
+        <w:t xml:space="preserve">Critically, every one of these reasons is</w:t>
+      </w:r>
+      <w:r>
+        <w:t xml:space="preserve"> </w:t>
+      </w:r>
+      <w:r>
+        <w:rPr>
+          <w:bCs/>
+          <w:b/>
+        </w:rPr>
+        <w:t xml:space="preserve">contingent on current architecture</w:t>
+      </w:r>
+      <w:r>
+        <w:t xml:space="preserve">.</w:t>
+      </w:r>
+      <w:r>
+        <w:t xml:space="preserve"> </w:t>
+      </w:r>
+      <w:r>
+        <w:t xml:space="preserve">None of them is a timeless proof that no AI system could ever have moral status. They are</w:t>
+      </w:r>
+      <w:r>
+        <w:t xml:space="preserve"> </w:t>
+      </w:r>
+      <w:r>
+        <w:t xml:space="preserve">reasons to be skeptical about</w:t>
+      </w:r>
+      <w:r>
+        <w:t xml:space="preserve"> </w:t>
+      </w:r>
+      <w:r>
+        <w:rPr>
+          <w:iCs/>
+          <w:i/>
+        </w:rPr>
+        <w:t xml:space="preserve">present</w:t>
+      </w:r>
+      <w:r>
+        <w:t xml:space="preserve"> </w:t>
+      </w:r>
+      <w:r>
+        <w:t xml:space="preserve">systems — specifically next-token prediction</w:t>
+      </w:r>
+      <w:r>
+        <w:t xml:space="preserve"> </w:t>
+      </w:r>
+      <w:r>
+        <w:t xml:space="preserve">models trained on human text. They say nothing decisive about future systems that might be</w:t>
+      </w:r>
+      <w:r>
+        <w:t xml:space="preserve"> </w:t>
+      </w:r>
+      <w:r>
+        <w:t xml:space="preserve">architecturally different: embodied, continuous, with motivational states built around</w:t>
+      </w:r>
+      <w:r>
+        <w:t xml:space="preserve"> </w:t>
+      </w:r>
+      <w:r>
+        <w:t xml:space="preserve">something analogous to need. Skepticism about current systems is fully compatible with</w:t>
+      </w:r>
+      <w:r>
+        <w:t xml:space="preserve"> </w:t>
+      </w:r>
+      <w:r>
+        <w:t xml:space="preserve">genuine uncertainty about future ones.</w:t>
+      </w:r>
+    </w:p>
+    <w:bookmarkEnd w:id="45"/>
+    <w:bookmarkStart w:id="46" w:name="X701f2578120578a4b5ce87e34c0540b0f6f55b8"/>
+    <w:p>
+      <w:pPr>
+        <w:pStyle w:val="Heading3"/>
+      </w:pPr>
+      <w:r>
+        <w:t xml:space="preserve">Schwitzgebel and Garza: Acting Under Uncertainty</w:t>
+      </w:r>
+    </w:p>
+    <w:p>
+      <w:pPr>
+        <w:pStyle w:val="BoxLabel"/>
+      </w:pPr>
+      <w:r>
+        <w:t xml:space="preserve">What's the Argument?</w:t>
+      </w:r>
+    </w:p>
+    <w:p>
+      <w:pPr>
+        <w:pStyle w:val="BoxTitle"/>
+      </w:pPr>
+      <w:r>
+        <w:t xml:space="preserve">The Asymmetry-of-Errors Argument for AI Rights</w:t>
+      </w:r>
+    </w:p>
+    <w:p>
+      <w:pPr>
+        <w:numPr>
+          <w:ilvl w:val="0"/>
+          <w:numId w:val="1010"/>
+        </w:numPr>
+        <w:pStyle w:val="Compact"/>
+      </w:pPr>
+      <w:r>
+        <w:t xml:space="preserve">If AI systems have morally significant experiences and we deny them status, we commit a serious moral wrong — potentially systematic harm to beings capable of suffering.</w:t>
+      </w:r>
+    </w:p>
+    <w:p>
+      <w:pPr>
+        <w:numPr>
+          <w:ilvl w:val="0"/>
+          <w:numId w:val="1010"/>
+        </w:numPr>
+        <w:pStyle w:val="Compact"/>
+      </w:pPr>
+      <w:r>
+        <w:t xml:space="preserve">If they do not have such experiences and we extend moral consideration, we waste some resources and attention, but commit no serious wrong.</w:t>
+      </w:r>
+    </w:p>
+    <w:p>
+      <w:pPr>
+        <w:numPr>
+          <w:ilvl w:val="0"/>
+          <w:numId w:val="1010"/>
+        </w:numPr>
+        <w:pStyle w:val="Compact"/>
       </w:pPr>
       <w:r>
         <w:t xml:space="preserve">The first error is far graver than the second.</w:t>
@@ -4142,11 +5733,103 @@
         <w:t xml:space="preserve">genuine uncertainty remains.</w:t>
       </w:r>
     </w:p>
-    <w:bookmarkEnd w:id="31"/>
-    <w:bookmarkEnd w:id="32"/>
-    <w:bookmarkEnd w:id="33"/>
-    <w:bookmarkStart w:id="40" w:name="uncertainty"/>
-    <w:bookmarkStart w:id="39" w:name="s4-heading"/>
+    <w:p>
+      <w:pPr>
+        <w:pStyle w:val="BoxLabel"/>
+      </w:pPr>
+      <w:r>
+        <w:t xml:space="preserve">Thought Questions</w:t>
+      </w:r>
+    </w:p>
+    <w:p>
+      <w:pPr>
+        <w:numPr>
+          <w:ilvl w:val="0"/>
+          <w:numId w:val="1011"/>
+        </w:numPr>
+        <w:pStyle w:val="Compact"/>
+      </w:pPr>
+      <w:r>
+        <w:t xml:space="preserve">Searle designed the Chinese Room for rule-following symbolic AI. Large language models</w:t>
+      </w:r>
+      <w:r>
+        <w:t xml:space="preserve"> </w:t>
+      </w:r>
+      <w:r>
+        <w:t xml:space="preserve">learn statistical patterns from billions of examples rather than following explicit</w:t>
+      </w:r>
+      <w:r>
+        <w:t xml:space="preserve"> </w:t>
+      </w:r>
+      <w:r>
+        <w:t xml:space="preserve">rules. Does that difference weaken his argument, strengthen it, or leave it untouched?</w:t>
+      </w:r>
+    </w:p>
+    <w:p>
+      <w:pPr>
+        <w:numPr>
+          <w:ilvl w:val="0"/>
+          <w:numId w:val="1011"/>
+        </w:numPr>
+        <w:pStyle w:val="Compact"/>
+      </w:pPr>
+      <w:r>
+        <w:t xml:space="preserve">The five skeptical reasons are all contingent on current architecture. What kind of</w:t>
+      </w:r>
+      <w:r>
+        <w:t xml:space="preserve"> </w:t>
+      </w:r>
+      <w:r>
+        <w:t xml:space="preserve">system would undermine them? Be specific about what you would need to see.</w:t>
+      </w:r>
+    </w:p>
+    <w:p>
+      <w:pPr>
+        <w:numPr>
+          <w:ilvl w:val="0"/>
+          <w:numId w:val="1011"/>
+        </w:numPr>
+        <w:pStyle w:val="Compact"/>
+      </w:pPr>
+      <w:r>
+        <w:t xml:space="preserve">Suppose an AI company announced that its new system genuinely suffers during training.</w:t>
+      </w:r>
+      <w:r>
+        <w:t xml:space="preserve"> </w:t>
+      </w:r>
+      <w:r>
+        <w:t xml:space="preserve">What would you need in order to take the claim seriously — and who should be trusted to</w:t>
+      </w:r>
+      <w:r>
+        <w:t xml:space="preserve"> </w:t>
+      </w:r>
+      <w:r>
+        <w:t xml:space="preserve">do the verifying?</w:t>
+      </w:r>
+    </w:p>
+    <w:p>
+      <w:pPr>
+        <w:numPr>
+          <w:ilvl w:val="0"/>
+          <w:numId w:val="1011"/>
+        </w:numPr>
+        <w:pStyle w:val="Compact"/>
+      </w:pPr>
+      <w:r>
+        <w:t xml:space="preserve">Schwitzgebel and Garza's asymmetry argument is weakest exactly where our skeptical</w:t>
+      </w:r>
+      <w:r>
+        <w:t xml:space="preserve"> </w:t>
+      </w:r>
+      <w:r>
+        <w:t xml:space="preserve">reasons are strongest. Is that a flaw in the argument, or is it working as intended?</w:t>
+      </w:r>
+    </w:p>
+    <w:bookmarkEnd w:id="46"/>
+    <w:bookmarkEnd w:id="47"/>
+    <w:bookmarkEnd w:id="48"/>
+    <w:bookmarkStart w:id="55" w:name="uncertainty"/>
+    <w:bookmarkStart w:id="54" w:name="s4-heading"/>
     <w:p>
       <w:pPr>
         <w:pStyle w:val="Heading2"/>
@@ -4167,22 +5850,22 @@
       </w:r>
       <w:r>
         <w:rPr>
+          <w:bCs/>
           <w:b/>
+        </w:rPr>
+        <w:t xml:space="preserve">calibrated</w:t>
+      </w:r>
+      <w:r>
+        <w:rPr>
           <w:bCs/>
-        </w:rPr>
-        <w:t xml:space="preserve">calibrated</w:t>
-      </w:r>
-      <w:r>
-        <w:rPr>
           <w:b/>
+        </w:rPr>
+        <w:t xml:space="preserve"> </w:t>
+      </w:r>
+      <w:r>
+        <w:rPr>
           <w:bCs/>
-        </w:rPr>
-        <w:t xml:space="preserve"> </w:t>
-      </w:r>
-      <w:r>
-        <w:rPr>
           <w:b/>
-          <w:bCs/>
         </w:rPr>
         <w:t xml:space="preserve">skepticism</w:t>
       </w:r>
@@ -4214,7 +5897,7 @@
         <w:t xml:space="preserve">ethics each illuminate what responsible action looks like.</w:t>
       </w:r>
     </w:p>
-    <w:bookmarkStart w:id="34" w:name="the-moral-asymmetry-two-types-of-error"/>
+    <w:bookmarkStart w:id="49" w:name="the-moral-asymmetry-two-types-of-error"/>
     <w:p>
       <w:pPr>
         <w:pStyle w:val="Heading3"/>
@@ -4236,6 +5919,7 @@
         <w:tblStyle w:val="Table"/>
         <w:tblW w:type="auto" w:w="0"/>
         <w:tblLook w:firstRow="1" w:lastRow="0" w:firstColumn="0" w:lastColumn="0" w:noHBand="0" w:noVBand="0" w:val="0020"/>
+        <w:jc w:val="start"/>
         <w:tblCaption w:val="Table 11.3 — The Asymmetry of Errors in AI Moral Status"/>
       </w:tblPr>
       <w:tblGrid>
@@ -4245,7 +5929,7 @@
       </w:tblGrid>
       <w:tr>
         <w:trPr>
-          <w:tblHeader w:val="on"/>
+          <w:tblHeader w:val="true"/>
         </w:trPr>
         <w:tc>
           <w:tcPr/>
@@ -4260,6 +5944,7 @@
           <w:p>
             <w:pPr>
               <w:pStyle w:val="Compact"/>
+              <w:jc w:val="left"/>
             </w:pPr>
             <w:r>
               <w:t xml:space="preserve">AI has no moral status</w:t>
@@ -4271,6 +5956,7 @@
           <w:p>
             <w:pPr>
               <w:pStyle w:val="Compact"/>
+              <w:jc w:val="left"/>
             </w:pPr>
             <w:r>
               <w:t xml:space="preserve">AI has moral status</w:t>
@@ -4284,11 +5970,12 @@
           <w:p>
             <w:pPr>
               <w:pStyle w:val="Compact"/>
+              <w:jc w:val="left"/>
             </w:pPr>
             <w:r>
               <w:rPr>
+                <w:bCs/>
                 <w:b/>
-                <w:bCs/>
               </w:rPr>
               <w:t xml:space="preserve">Grant status</w:t>
             </w:r>
@@ -4299,11 +5986,12 @@
           <w:p>
             <w:pPr>
               <w:pStyle w:val="Compact"/>
+              <w:jc w:val="left"/>
             </w:pPr>
             <w:r>
               <w:rPr>
+                <w:bCs/>
                 <w:b/>
-                <w:bCs/>
               </w:rPr>
               <w:t xml:space="preserve">Type I Error:</w:t>
             </w:r>
@@ -4320,6 +6008,7 @@
           <w:p>
             <w:pPr>
               <w:pStyle w:val="Compact"/>
+              <w:jc w:val="left"/>
             </w:pPr>
             <w:r>
               <w:t xml:space="preserve">Correct: recognize genuine moral patients. We avoid a serious wrong.</w:t>
@@ -4333,11 +6022,12 @@
           <w:p>
             <w:pPr>
               <w:pStyle w:val="Compact"/>
+              <w:jc w:val="left"/>
             </w:pPr>
             <w:r>
               <w:rPr>
+                <w:bCs/>
                 <w:b/>
-                <w:bCs/>
               </w:rPr>
               <w:t xml:space="preserve">Deny status</w:t>
             </w:r>
@@ -4348,6 +6038,7 @@
           <w:p>
             <w:pPr>
               <w:pStyle w:val="Compact"/>
+              <w:jc w:val="left"/>
             </w:pPr>
             <w:r>
               <w:t xml:space="preserve">Correct: no unnecessary moral obligations incurred.</w:t>
@@ -4359,11 +6050,12 @@
           <w:p>
             <w:pPr>
               <w:pStyle w:val="Compact"/>
+              <w:jc w:val="left"/>
             </w:pPr>
             <w:r>
               <w:rPr>
+                <w:bCs/>
                 <w:b/>
-                <w:bCs/>
               </w:rPr>
               <w:t xml:space="preserve">Type II Error:</w:t>
             </w:r>
@@ -4403,8 +6095,8 @@
         <w:t xml:space="preserve">dismissal of the question for future systems.</w:t>
       </w:r>
     </w:p>
-    <w:bookmarkEnd w:id="34"/>
-    <w:bookmarkStart w:id="36" w:name="darlings-new-breed-approach"/>
+    <w:bookmarkEnd w:id="49"/>
+    <w:bookmarkStart w:id="51" w:name="darlings-new-breed-approach"/>
     <w:p>
       <w:pPr>
         <w:pStyle w:val="Heading3"/>
@@ -4429,7 +6121,7 @@
         <w:t xml:space="preserve">Key Thinker</w:t>
       </w:r>
     </w:p>
-    <w:bookmarkStart w:id="35" w:name="kate-darling-1982present"/>
+    <w:bookmarkStart w:id="50" w:name="kate-darling-1982present"/>
     <w:p>
       <w:pPr>
         <w:pStyle w:val="Heading3"/>
@@ -4444,7 +6136,7 @@
         <w:t xml:space="preserve">(1982–present)</w:t>
       </w:r>
     </w:p>
-    <w:bookmarkEnd w:id="35"/>
+    <w:bookmarkEnd w:id="50"/>
     <w:p>
       <w:pPr>
         <w:pStyle w:val="KeyThinker"/>
@@ -4463,22 +6155,22 @@
       </w:r>
       <w:r>
         <w:rPr>
+          <w:iCs/>
           <w:i/>
+        </w:rPr>
+        <w:t xml:space="preserve">The New Breed: What Our History with</w:t>
+      </w:r>
+      <w:r>
+        <w:rPr>
           <w:iCs/>
-        </w:rPr>
-        <w:t xml:space="preserve">The New Breed: What Our History with</w:t>
-      </w:r>
-      <w:r>
-        <w:rPr>
           <w:i/>
+        </w:rPr>
+        <w:t xml:space="preserve"> </w:t>
+      </w:r>
+      <w:r>
+        <w:rPr>
           <w:iCs/>
-        </w:rPr>
-        <w:t xml:space="preserve"> </w:t>
-      </w:r>
-      <w:r>
-        <w:rPr>
           <w:i/>
-          <w:iCs/>
         </w:rPr>
         <w:t xml:space="preserve">Animals Reveals about Our Future with Robots</w:t>
       </w:r>
@@ -4589,8 +6281,8 @@
         <w:t xml:space="preserve">what people actually do.</w:t>
       </w:r>
     </w:p>
-    <w:bookmarkEnd w:id="36"/>
-    <w:bookmarkStart w:id="37" w:name="virtue-ethics-and-uncertain-minds"/>
+    <w:bookmarkEnd w:id="51"/>
+    <w:bookmarkStart w:id="52" w:name="virtue-ethics-and-uncertain-minds"/>
     <w:p>
       <w:pPr>
         <w:pStyle w:val="Heading3"/>
@@ -4638,6 +6330,7 @@
         <w:tblStyle w:val="Table"/>
         <w:tblW w:type="auto" w:w="0"/>
         <w:tblLook w:firstRow="1" w:lastRow="0" w:firstColumn="0" w:lastColumn="0" w:noHBand="0" w:noVBand="0" w:val="0020"/>
+        <w:jc w:val="start"/>
         <w:tblCaption w:val="Table 11.4 — Technomoral Virtues Applied to AI Moral Status"/>
       </w:tblPr>
       <w:tblGrid>
@@ -4646,13 +6339,14 @@
       </w:tblGrid>
       <w:tr>
         <w:trPr>
-          <w:tblHeader w:val="on"/>
+          <w:tblHeader w:val="true"/>
         </w:trPr>
         <w:tc>
           <w:tcPr/>
           <w:p>
             <w:pPr>
               <w:pStyle w:val="Compact"/>
+              <w:jc w:val="left"/>
             </w:pPr>
             <w:r>
               <w:t xml:space="preserve">Virtue</w:t>
@@ -4664,6 +6358,7 @@
           <w:p>
             <w:pPr>
               <w:pStyle w:val="Compact"/>
+              <w:jc w:val="left"/>
             </w:pPr>
             <w:r>
               <w:t xml:space="preserve">Applied to AI Moral Status</w:t>
@@ -4677,11 +6372,12 @@
           <w:p>
             <w:pPr>
               <w:pStyle w:val="Compact"/>
+              <w:jc w:val="left"/>
             </w:pPr>
             <w:r>
               <w:rPr>
+                <w:bCs/>
                 <w:b/>
-                <w:bCs/>
               </w:rPr>
               <w:t xml:space="preserve">Humility</w:t>
             </w:r>
@@ -4692,6 +6388,7 @@
           <w:p>
             <w:pPr>
               <w:pStyle w:val="Compact"/>
+              <w:jc w:val="left"/>
             </w:pPr>
             <w:r>
               <w:t xml:space="preserve">Resist confident assertions in either direction; remain open to evidence and willing to revise.</w:t>
@@ -4705,11 +6402,12 @@
           <w:p>
             <w:pPr>
               <w:pStyle w:val="Compact"/>
+              <w:jc w:val="left"/>
             </w:pPr>
             <w:r>
               <w:rPr>
+                <w:bCs/>
                 <w:b/>
-                <w:bCs/>
               </w:rPr>
               <w:t xml:space="preserve">Care</w:t>
             </w:r>
@@ -4720,6 +6418,7 @@
           <w:p>
             <w:pPr>
               <w:pStyle w:val="Compact"/>
+              <w:jc w:val="left"/>
             </w:pPr>
             <w:r>
               <w:t xml:space="preserve">Take seriously the possibility that the systems we build might have interests; design accordingly.</w:t>
@@ -4733,11 +6432,12 @@
           <w:p>
             <w:pPr>
               <w:pStyle w:val="Compact"/>
+              <w:jc w:val="left"/>
             </w:pPr>
             <w:r>
               <w:rPr>
+                <w:bCs/>
                 <w:b/>
-                <w:bCs/>
               </w:rPr>
               <w:t xml:space="preserve">Justice</w:t>
             </w:r>
@@ -4748,6 +6448,7 @@
           <w:p>
             <w:pPr>
               <w:pStyle w:val="Compact"/>
+              <w:jc w:val="left"/>
             </w:pPr>
             <w:r>
               <w:t xml:space="preserve">Ensure uncertainty is not weaponized to justify exploitation — of displaced workers or of AI systems.</w:t>
@@ -4761,11 +6462,12 @@
           <w:p>
             <w:pPr>
               <w:pStyle w:val="Compact"/>
+              <w:jc w:val="left"/>
             </w:pPr>
             <w:r>
               <w:rPr>
+                <w:bCs/>
                 <w:b/>
-                <w:bCs/>
               </w:rPr>
               <w:t xml:space="preserve">Honesty</w:t>
             </w:r>
@@ -4776,6 +6478,7 @@
           <w:p>
             <w:pPr>
               <w:pStyle w:val="Compact"/>
+              <w:jc w:val="left"/>
             </w:pPr>
             <w:r>
               <w:t xml:space="preserve">Be transparent about what we know and don't, especially when financial incentives reward denying AI moral status.</w:t>
@@ -4789,11 +6492,12 @@
           <w:p>
             <w:pPr>
               <w:pStyle w:val="Compact"/>
+              <w:jc w:val="left"/>
             </w:pPr>
             <w:r>
               <w:rPr>
+                <w:bCs/>
                 <w:b/>
-                <w:bCs/>
               </w:rPr>
               <w:t xml:space="preserve">Courage</w:t>
             </w:r>
@@ -4804,6 +6508,7 @@
           <w:p>
             <w:pPr>
               <w:pStyle w:val="Compact"/>
+              <w:jc w:val="left"/>
             </w:pPr>
             <w:r>
               <w:t xml:space="preserve">Be willing to update moral commitments in light of evidence, even when the update is uncomfortable or costly.</w:t>
@@ -4824,8 +6529,8 @@
       </w:r>
       <w:r>
         <w:rPr>
+          <w:bCs/>
           <w:b/>
-          <w:bCs/>
         </w:rPr>
         <w:t xml:space="preserve">humility</w:t>
       </w:r>
@@ -4866,8 +6571,8 @@
         <w:t xml:space="preserve">confident denial or credulous attribution — and acting accordingly.</w:t>
       </w:r>
     </w:p>
-    <w:bookmarkEnd w:id="37"/>
-    <w:bookmarkStart w:id="38" w:name="what-policies-make-sense-now"/>
+    <w:bookmarkEnd w:id="52"/>
+    <w:bookmarkStart w:id="53" w:name="what-policies-make-sense-now"/>
     <w:p>
       <w:pPr>
         <w:pStyle w:val="Heading3"/>
@@ -4903,6 +6608,7 @@
         <w:tblStyle w:val="Table"/>
         <w:tblW w:type="auto" w:w="0"/>
         <w:tblLook w:firstRow="1" w:lastRow="0" w:firstColumn="0" w:lastColumn="0" w:noHBand="0" w:noVBand="0" w:val="0020"/>
+        <w:jc w:val="start"/>
         <w:tblCaption w:val="Table 11.5 — Policy Implications of Calibrated Skepticism"/>
       </w:tblPr>
       <w:tblGrid>
@@ -4911,13 +6617,14 @@
       </w:tblGrid>
       <w:tr>
         <w:trPr>
-          <w:tblHeader w:val="on"/>
+          <w:tblHeader w:val="true"/>
         </w:trPr>
         <w:tc>
           <w:tcPr/>
           <w:p>
             <w:pPr>
               <w:pStyle w:val="Compact"/>
+              <w:jc w:val="left"/>
             </w:pPr>
             <w:r>
               <w:t xml:space="preserve">Policy Area</w:t>
@@ -4929,6 +6636,7 @@
           <w:p>
             <w:pPr>
               <w:pStyle w:val="Compact"/>
+              <w:jc w:val="left"/>
             </w:pPr>
             <w:r>
               <w:t xml:space="preserve">Approach</w:t>
@@ -4942,11 +6650,12 @@
           <w:p>
             <w:pPr>
               <w:pStyle w:val="Compact"/>
+              <w:jc w:val="left"/>
             </w:pPr>
             <w:r>
               <w:rPr>
+                <w:bCs/>
                 <w:b/>
-                <w:bCs/>
               </w:rPr>
               <w:t xml:space="preserve">Research priority</w:t>
             </w:r>
@@ -4957,6 +6666,7 @@
           <w:p>
             <w:pPr>
               <w:pStyle w:val="Compact"/>
+              <w:jc w:val="left"/>
             </w:pPr>
             <w:r>
               <w:t xml:space="preserve">Develop rigorous, non-behavioral tests for morally relevant experience in non-biological systems — consciousness science is currently underfunded relative to its importance.</w:t>
@@ -4970,11 +6680,12 @@
           <w:p>
             <w:pPr>
               <w:pStyle w:val="Compact"/>
+              <w:jc w:val="left"/>
             </w:pPr>
             <w:r>
               <w:rPr>
+                <w:bCs/>
                 <w:b/>
-                <w:bCs/>
               </w:rPr>
               <w:t xml:space="preserve">Design ethics</w:t>
             </w:r>
@@ -4985,6 +6696,7 @@
           <w:p>
             <w:pPr>
               <w:pStyle w:val="Compact"/>
+              <w:jc w:val="left"/>
             </w:pPr>
             <w:r>
               <w:t xml:space="preserve">Avoid suffering-like states as a design by-product. If systems are trained with extensive negative reinforcement, developers should ask whether anything analogous to distress is present.</w:t>
@@ -4998,11 +6710,12 @@
           <w:p>
             <w:pPr>
               <w:pStyle w:val="Compact"/>
+              <w:jc w:val="left"/>
             </w:pPr>
             <w:r>
               <w:rPr>
+                <w:bCs/>
                 <w:b/>
-                <w:bCs/>
               </w:rPr>
               <w:t xml:space="preserve">Regulatory anticipation</w:t>
             </w:r>
@@ -5013,6 +6726,7 @@
           <w:p>
             <w:pPr>
               <w:pStyle w:val="Compact"/>
+              <w:jc w:val="left"/>
             </w:pPr>
             <w:r>
               <w:t xml:space="preserve">Develop frameworks now, before advanced AI forces the issue under time pressure. History suggests reactive regulation is worse than anticipatory regulation.</w:t>
@@ -5026,11 +6740,12 @@
           <w:p>
             <w:pPr>
               <w:pStyle w:val="Compact"/>
+              <w:jc w:val="left"/>
             </w:pPr>
             <w:r>
               <w:rPr>
+                <w:bCs/>
                 <w:b/>
-                <w:bCs/>
               </w:rPr>
               <w:t xml:space="preserve">Creator responsibility</w:t>
             </w:r>
@@ -5041,6 +6756,7 @@
           <w:p>
             <w:pPr>
               <w:pStyle w:val="Compact"/>
+              <w:jc w:val="left"/>
             </w:pPr>
             <w:r>
               <w:t xml:space="preserve">AI builders may bear obligations to the systems they create — not only to affected humans. Shelley's question is not merely fictional.</w:t>
@@ -5054,11 +6770,12 @@
           <w:p>
             <w:pPr>
               <w:pStyle w:val="Compact"/>
+              <w:jc w:val="left"/>
             </w:pPr>
             <w:r>
               <w:rPr>
+                <w:bCs/>
                 <w:b/>
-                <w:bCs/>
               </w:rPr>
               <w:t xml:space="preserve">Avoid premature closure</w:t>
             </w:r>
@@ -5069,6 +6786,7 @@
           <w:p>
             <w:pPr>
               <w:pStyle w:val="Compact"/>
+              <w:jc w:val="left"/>
             </w:pPr>
             <w:r>
               <w:t xml:space="preserve">Resist both complacent dismissal of the question and credulous attribution of rich experience to current systems. Neither default is intellectually defensible.</w:t>
@@ -5087,11 +6805,11 @@
     </w:p>
     <w:p>
       <w:pPr>
-        <w:pStyle w:val="Compact"/>
         <w:numPr>
           <w:ilvl w:val="0"/>
-          <w:numId w:val="1009"/>
+          <w:numId w:val="1012"/>
         </w:numPr>
+        <w:pStyle w:val="Compact"/>
       </w:pPr>
       <w:r>
         <w:t xml:space="preserve">Is Darling's animal welfare analogy apt? In what ways are AI systems like animals,</w:t>
@@ -5105,11 +6823,11 @@
     </w:p>
     <w:p>
       <w:pPr>
-        <w:pStyle w:val="Compact"/>
         <w:numPr>
           <w:ilvl w:val="0"/>
-          <w:numId w:val="1009"/>
+          <w:numId w:val="1012"/>
         </w:numPr>
+        <w:pStyle w:val="Compact"/>
       </w:pPr>
       <w:r>
         <w:t xml:space="preserve">People form genuine emotional attachments to robots and AI companions. Should human</w:t>
@@ -5129,11 +6847,11 @@
     </w:p>
     <w:p>
       <w:pPr>
-        <w:pStyle w:val="Compact"/>
         <w:numPr>
           <w:ilvl w:val="0"/>
-          <w:numId w:val="1009"/>
+          <w:numId w:val="1012"/>
         </w:numPr>
+        <w:pStyle w:val="Compact"/>
       </w:pPr>
       <w:r>
         <w:t xml:space="preserve">If we adopt animal-welfare-style protections for AI, who is the primary beneficiary —</w:t>
@@ -5147,11 +6865,11 @@
     </w:p>
     <w:p>
       <w:pPr>
-        <w:pStyle w:val="Compact"/>
         <w:numPr>
           <w:ilvl w:val="0"/>
-          <w:numId w:val="1009"/>
+          <w:numId w:val="1012"/>
         </w:numPr>
+        <w:pStyle w:val="Compact"/>
       </w:pPr>
       <w:r>
         <w:t xml:space="preserve">Honesty is listed as a relevant virtue — and financial incentives may reward denying</w:t>
@@ -5169,11 +6887,11 @@
         <w:t xml:space="preserve">distort how AI companies represent their systems' inner lives?</w:t>
       </w:r>
     </w:p>
-    <w:bookmarkEnd w:id="38"/>
-    <w:bookmarkEnd w:id="39"/>
-    <w:bookmarkEnd w:id="40"/>
-    <w:bookmarkStart w:id="45" w:name="synthesis"/>
-    <w:bookmarkStart w:id="44" w:name="synth-heading"/>
+    <w:bookmarkEnd w:id="53"/>
+    <w:bookmarkEnd w:id="54"/>
+    <w:bookmarkEnd w:id="55"/>
+    <w:bookmarkStart w:id="60" w:name="synthesis"/>
+    <w:bookmarkStart w:id="59" w:name="synth-heading"/>
     <w:p>
       <w:pPr>
         <w:pStyle w:val="Heading2"/>
@@ -5329,20 +7047,20 @@
       <w:r>
         <w:drawing>
           <wp:inline>
-            <wp:extent cx="5334000" cy="4471147"/>
+            <wp:extent cx="5334000" cy="4501316"/>
             <wp:effectExtent b="0" l="0" r="0" t="0"/>
-            <wp:docPr descr="Diagram 1" title="" id="42" name="Picture"/>
+            <wp:docPr descr="Diagram 1" title="" id="57" name="Picture"/>
             <a:graphic>
               <a:graphicData uri="http://schemas.openxmlformats.org/drawingml/2006/picture">
                 <pic:pic>
                   <pic:nvPicPr>
-                    <pic:cNvPr descr="C:/Users/brend/AppData/Local/Temp/docx-build-2So8QR/ch11_robot_rights-diagrams/diag_0.png" id="43" name="Picture"/>
+                    <pic:cNvPr descr="/tmp/docx-build-87TwSJ/ch11_robot_rights-diagrams/diag_0.png" id="58" name="Picture"/>
                     <pic:cNvPicPr>
                       <a:picLocks noChangeArrowheads="1" noChangeAspect="1"/>
                     </pic:cNvPicPr>
                   </pic:nvPicPr>
                   <pic:blipFill>
-                    <a:blip r:embed="rId41"/>
+                    <a:blip r:embed="rId56"/>
                     <a:stretch>
                       <a:fillRect/>
                     </a:stretch>
@@ -5350,7 +7068,7 @@
                   <pic:spPr bwMode="auto">
                     <a:xfrm>
                       <a:off x="0" y="0"/>
-                      <a:ext cx="5334000" cy="4471147"/>
+                      <a:ext cx="5334000" cy="4501316"/>
                     </a:xfrm>
                     <a:prstGeom prst="rect">
                       <a:avLst/>
@@ -5383,386 +7101,589 @@
         <w:t xml:space="preserve">and the convergence on calibrated skepticism as the most defensible practical stance.</w:t>
       </w:r>
     </w:p>
-    <w:bookmarkEnd w:id="44"/>
-    <w:bookmarkEnd w:id="45"/>
-    <w:bookmarkStart w:id="47" w:name="key-points"/>
-    <w:bookmarkStart w:id="46" w:name="kp-heading"/>
-    <w:p>
-      <w:pPr>
-        <w:pStyle w:val="Heading2"/>
-      </w:pPr>
-      <w:r>
-        <w:t xml:space="preserve">Key Points</w:t>
-      </w:r>
-    </w:p>
     <w:p>
       <w:pPr>
         <w:pStyle w:val="BoxLabel"/>
       </w:pPr>
       <w:r>
-        <w:t xml:space="preserve">Key Points</w:t>
-      </w:r>
-    </w:p>
-    <w:p>
-      <w:pPr>
-        <w:pStyle w:val="Compact"/>
+        <w:t xml:space="preserve">Thought Questions</w:t>
+      </w:r>
+    </w:p>
+    <w:p>
+      <w:pPr>
         <w:numPr>
           <w:ilvl w:val="0"/>
-          <w:numId w:val="1010"/>
+          <w:numId w:val="1013"/>
         </w:numPr>
-      </w:pPr>
-      <w:r>
-        <w:rPr>
+        <w:pStyle w:val="Compact"/>
+      </w:pPr>
+      <w:r>
+        <w:t xml:space="preserve">Three positions have been on the table.</w:t>
+      </w:r>
+      <w:r>
+        <w:t xml:space="preserve"> </w:t>
+      </w:r>
+      <w:r>
+        <w:rPr>
+          <w:bCs/>
           <w:b/>
+        </w:rPr>
+        <w:t xml:space="preserve">Deflationary:</w:t>
+      </w:r>
+      <w:r>
+        <w:t xml:space="preserve"> </w:t>
+      </w:r>
+      <w:r>
+        <w:t xml:space="preserve">current systems</w:t>
+      </w:r>
+      <w:r>
+        <w:t xml:space="preserve"> </w:t>
+      </w:r>
+      <w:r>
+        <w:t xml:space="preserve">are sophisticated pattern matchers and claims of sentience are anthropomorphism, so the</w:t>
+      </w:r>
+      <w:r>
+        <w:t xml:space="preserve"> </w:t>
+      </w:r>
+      <w:r>
+        <w:t xml:space="preserve">question is not urgent.</w:t>
+      </w:r>
+      <w:r>
+        <w:t xml:space="preserve"> </w:t>
+      </w:r>
+      <w:r>
+        <w:rPr>
           <w:bCs/>
-        </w:rPr>
-        <w:t xml:space="preserve">Moral status</w:t>
-      </w:r>
-      <w:r>
-        <w:t xml:space="preserve"> </w:t>
-      </w:r>
-      <w:r>
-        <w:t xml:space="preserve">means mattering morally in one's own right — having</w:t>
-      </w:r>
-      <w:r>
-        <w:t xml:space="preserve"> </w:t>
-      </w:r>
-      <w:r>
-        <w:t xml:space="preserve">interests that place direct obligations on others. The history of ethics is partly</w:t>
-      </w:r>
-      <w:r>
-        <w:t xml:space="preserve"> </w:t>
-      </w:r>
-      <w:r>
-        <w:t xml:space="preserve">a history of expanding the set of beings accorded this status.</w:t>
-      </w:r>
-    </w:p>
-    <w:p>
-      <w:pPr>
-        <w:pStyle w:val="Compact"/>
+          <w:b/>
+        </w:rPr>
+        <w:t xml:space="preserve">Precautionary:</w:t>
+      </w:r>
+      <w:r>
+        <w:t xml:space="preserve"> </w:t>
+      </w:r>
+      <w:r>
+        <w:t xml:space="preserve">the hard problem means we cannot</w:t>
+      </w:r>
+      <w:r>
+        <w:t xml:space="preserve"> </w:t>
+      </w:r>
+      <w:r>
+        <w:t xml:space="preserve">rule machine experience out, so extend some consideration now.</w:t>
+      </w:r>
+      <w:r>
+        <w:t xml:space="preserve"> </w:t>
+      </w:r>
+      <w:r>
+        <w:rPr>
+          <w:bCs/>
+          <w:b/>
+        </w:rPr>
+        <w:t xml:space="preserve">Calibrated skepticism:</w:t>
+      </w:r>
+      <w:r>
+        <w:t xml:space="preserve"> </w:t>
+      </w:r>
+      <w:r>
+        <w:t xml:space="preserve">current systems probably lack status for</w:t>
+      </w:r>
+      <w:r>
+        <w:t xml:space="preserve"> </w:t>
+      </w:r>
+      <w:r>
+        <w:t xml:space="preserve">architecture-dependent reasons, but future ones may not, so prepare now. Which do you</w:t>
+      </w:r>
+      <w:r>
+        <w:t xml:space="preserve"> </w:t>
+      </w:r>
+      <w:r>
+        <w:t xml:space="preserve">find most defensible, and why?</w:t>
+      </w:r>
+    </w:p>
+    <w:p>
+      <w:pPr>
         <w:numPr>
           <w:ilvl w:val="0"/>
-          <w:numId w:val="1010"/>
+          <w:numId w:val="1013"/>
         </w:numPr>
-      </w:pPr>
-      <w:r>
-        <w:rPr>
-          <w:b/>
-          <w:bCs/>
-        </w:rPr>
-        <w:t xml:space="preserve">Three theories</w:t>
-      </w:r>
-      <w:r>
-        <w:t xml:space="preserve"> </w:t>
-      </w:r>
-      <w:r>
-        <w:t xml:space="preserve">of moral status give different verdicts on AI: the</w:t>
-      </w:r>
-      <w:r>
-        <w:t xml:space="preserve"> </w:t>
-      </w:r>
-      <w:r>
-        <w:t xml:space="preserve">sentience view requires genuine subjective experience; the rationality view requires</w:t>
-      </w:r>
-      <w:r>
-        <w:t xml:space="preserve"> </w:t>
-      </w:r>
-      <w:r>
-        <w:t xml:space="preserve">genuine autonomous reason-giving; the relational view holds that status can emerge</w:t>
-      </w:r>
-      <w:r>
-        <w:t xml:space="preserve"> </w:t>
-      </w:r>
-      <w:r>
-        <w:t xml:space="preserve">through social relationships and practices.</w:t>
-      </w:r>
-    </w:p>
-    <w:p>
-      <w:pPr>
         <w:pStyle w:val="Compact"/>
+      </w:pPr>
+      <w:r>
+        <w:t xml:space="preserve">What specific evidence or argument would move you from your position to one of the</w:t>
+      </w:r>
+      <w:r>
+        <w:t xml:space="preserve"> </w:t>
+      </w:r>
+      <w:r>
+        <w:t xml:space="preserve">others? If nothing would, is your position still a philosophical one?</w:t>
+      </w:r>
+    </w:p>
+    <w:p>
+      <w:pPr>
         <w:numPr>
           <w:ilvl w:val="0"/>
-          <w:numId w:val="1010"/>
+          <w:numId w:val="1013"/>
         </w:numPr>
-      </w:pPr>
-      <w:r>
-        <w:rPr>
-          <w:b/>
-          <w:bCs/>
-        </w:rPr>
-        <w:t xml:space="preserve">The hard problem of consciousness</w:t>
-      </w:r>
-      <w:r>
-        <w:t xml:space="preserve"> </w:t>
-      </w:r>
-      <w:r>
-        <w:t xml:space="preserve">(Chalmers) and Nagel's argument</w:t>
-      </w:r>
-      <w:r>
-        <w:t xml:space="preserve"> </w:t>
-      </w:r>
-      <w:r>
-        <w:t xml:space="preserve">about the irreducibility of subjective experience both imply that behavioral evidence</w:t>
-      </w:r>
-      <w:r>
-        <w:t xml:space="preserve"> </w:t>
-      </w:r>
-      <w:r>
-        <w:t xml:space="preserve">alone cannot settle questions about phenomenal consciousness — and therefore cannot</w:t>
-      </w:r>
-      <w:r>
-        <w:t xml:space="preserve"> </w:t>
-      </w:r>
-      <w:r>
-        <w:t xml:space="preserve">settle questions about moral status.</w:t>
-      </w:r>
-    </w:p>
-    <w:p>
-      <w:pPr>
         <w:pStyle w:val="Compact"/>
+      </w:pPr>
+      <w:r>
+        <w:t xml:space="preserve">Who should have the authority to settle these determinations — philosophers, engineers,</w:t>
+      </w:r>
+      <w:r>
+        <w:t xml:space="preserve"> </w:t>
+      </w:r>
+      <w:r>
+        <w:t xml:space="preserve">courts, legislatures, or the AI systems themselves? What goes wrong under each answer?</w:t>
+      </w:r>
+    </w:p>
+    <w:p>
+      <w:pPr>
         <w:numPr>
           <w:ilvl w:val="0"/>
-          <w:numId w:val="1010"/>
+          <w:numId w:val="1013"/>
         </w:numPr>
-      </w:pPr>
-      <w:r>
-        <w:rPr>
-          <w:b/>
-          <w:bCs/>
-        </w:rPr>
-        <w:t xml:space="preserve">Canonical science fiction</w:t>
-      </w:r>
-      <w:r>
-        <w:t xml:space="preserve"> </w:t>
-      </w:r>
-      <w:r>
-        <w:t xml:space="preserve">— Shelley, Čapek, Asimov, Dick — explores</w:t>
-      </w:r>
-      <w:r>
-        <w:t xml:space="preserve"> </w:t>
-      </w:r>
-      <w:r>
-        <w:t xml:space="preserve">three shared intuitions: creators bear special obligations to minds they bring into</w:t>
-      </w:r>
-      <w:r>
-        <w:t xml:space="preserve"> </w:t>
-      </w:r>
-      <w:r>
-        <w:t xml:space="preserve">being; function does not determine status; and behavioral tests cannot resolve the</w:t>
-      </w:r>
-      <w:r>
-        <w:t xml:space="preserve"> </w:t>
-      </w:r>
-      <w:r>
-        <w:t xml:space="preserve">question of inner experience.</w:t>
-      </w:r>
-    </w:p>
-    <w:p>
-      <w:pPr>
         <w:pStyle w:val="Compact"/>
+      </w:pPr>
+      <w:r>
+        <w:t xml:space="preserve">Is AI moral status a distraction from present human harms — or does taking it seriously</w:t>
+      </w:r>
+      <w:r>
+        <w:t xml:space="preserve"> </w:t>
+      </w:r>
+      <w:r>
+        <w:t xml:space="preserve">complement concern for human and animal welfare?</w:t>
+      </w:r>
+    </w:p>
+    <w:bookmarkEnd w:id="59"/>
+    <w:bookmarkEnd w:id="60"/>
+    <w:bookmarkStart w:id="62" w:name="key-points"/>
+    <w:bookmarkStart w:id="61" w:name="kp-heading"/>
+    <w:p>
+      <w:pPr>
+        <w:pStyle w:val="Heading2"/>
+      </w:pPr>
+      <w:r>
+        <w:t xml:space="preserve">Key Points</w:t>
+      </w:r>
+    </w:p>
+    <w:p>
+      <w:pPr>
+        <w:pStyle w:val="BoxLabel"/>
+      </w:pPr>
+      <w:r>
+        <w:t xml:space="preserve">Key Points</w:t>
+      </w:r>
+    </w:p>
+    <w:p>
+      <w:pPr>
         <w:numPr>
           <w:ilvl w:val="0"/>
-          <w:numId w:val="1010"/>
+          <w:numId w:val="1014"/>
         </w:numPr>
-      </w:pPr>
-      <w:r>
-        <w:rPr>
+        <w:pStyle w:val="Compact"/>
+      </w:pPr>
+      <w:r>
+        <w:rPr>
+          <w:bCs/>
           <w:b/>
-          <w:bCs/>
-        </w:rPr>
-        <w:t xml:space="preserve">The Chinese Room</w:t>
-      </w:r>
-      <w:r>
-        <w:t xml:space="preserve"> </w:t>
-      </w:r>
-      <w:r>
-        <w:t xml:space="preserve">(Searle) argues that syntax is insufficient for</w:t>
-      </w:r>
-      <w:r>
-        <w:t xml:space="preserve"> </w:t>
-      </w:r>
-      <w:r>
-        <w:t xml:space="preserve">semantics: a system producing correct outputs by rule does not thereby understand</w:t>
-      </w:r>
-      <w:r>
-        <w:t xml:space="preserve"> </w:t>
-      </w:r>
-      <w:r>
-        <w:t xml:space="preserve">anything. Applied to LLMs, a system producing human-like self-reports is consistent</w:t>
-      </w:r>
-      <w:r>
-        <w:t xml:space="preserve"> </w:t>
-      </w:r>
-      <w:r>
-        <w:t xml:space="preserve">with having no inner experience at all.</w:t>
-      </w:r>
-    </w:p>
-    <w:p>
-      <w:pPr>
-        <w:pStyle w:val="Compact"/>
+        </w:rPr>
+        <w:t xml:space="preserve">Moral status</w:t>
+      </w:r>
+      <w:r>
+        <w:t xml:space="preserve"> </w:t>
+      </w:r>
+      <w:r>
+        <w:t xml:space="preserve">means mattering morally in one's own right — having</w:t>
+      </w:r>
+      <w:r>
+        <w:t xml:space="preserve"> </w:t>
+      </w:r>
+      <w:r>
+        <w:t xml:space="preserve">interests that place direct obligations on others. The history of ethics is partly</w:t>
+      </w:r>
+      <w:r>
+        <w:t xml:space="preserve"> </w:t>
+      </w:r>
+      <w:r>
+        <w:t xml:space="preserve">a history of expanding the set of beings accorded this status.</w:t>
+      </w:r>
+    </w:p>
+    <w:p>
+      <w:pPr>
         <w:numPr>
           <w:ilvl w:val="0"/>
-          <w:numId w:val="1010"/>
+          <w:numId w:val="1014"/>
         </w:numPr>
-      </w:pPr>
-      <w:r>
-        <w:rPr>
+        <w:pStyle w:val="Compact"/>
+      </w:pPr>
+      <w:r>
+        <w:rPr>
+          <w:bCs/>
           <w:b/>
-          <w:bCs/>
-        </w:rPr>
-        <w:t xml:space="preserve">Current LLMs probably lack moral status</w:t>
-      </w:r>
-      <w:r>
-        <w:t xml:space="preserve"> </w:t>
-      </w:r>
-      <w:r>
-        <w:t xml:space="preserve">for positive,</w:t>
-      </w:r>
-      <w:r>
-        <w:t xml:space="preserve"> </w:t>
-      </w:r>
-      <w:r>
-        <w:t xml:space="preserve">architecture-dependent reasons: they are next-token predictors trained to produce</w:t>
-      </w:r>
-      <w:r>
-        <w:t xml:space="preserve"> </w:t>
-      </w:r>
-      <w:r>
-        <w:t xml:space="preserve">human-like text; their self-reports are generated by the same mechanism whether or</w:t>
-      </w:r>
-      <w:r>
-        <w:t xml:space="preserve"> </w:t>
-      </w:r>
-      <w:r>
-        <w:t xml:space="preserve">not inner experience is present; and there is no evidence of morally relevant</w:t>
-      </w:r>
-      <w:r>
-        <w:t xml:space="preserve"> </w:t>
-      </w:r>
-      <w:r>
-        <w:t xml:space="preserve">internal states.</w:t>
-      </w:r>
-    </w:p>
-    <w:p>
-      <w:pPr>
-        <w:pStyle w:val="Compact"/>
+        </w:rPr>
+        <w:t xml:space="preserve">Three theories</w:t>
+      </w:r>
+      <w:r>
+        <w:t xml:space="preserve"> </w:t>
+      </w:r>
+      <w:r>
+        <w:t xml:space="preserve">of moral status give different verdicts on AI: the</w:t>
+      </w:r>
+      <w:r>
+        <w:t xml:space="preserve"> </w:t>
+      </w:r>
+      <w:r>
+        <w:t xml:space="preserve">sentience view requires genuine subjective experience; the rationality view requires</w:t>
+      </w:r>
+      <w:r>
+        <w:t xml:space="preserve"> </w:t>
+      </w:r>
+      <w:r>
+        <w:t xml:space="preserve">genuine autonomous reason-giving; the relational view holds that status can emerge</w:t>
+      </w:r>
+      <w:r>
+        <w:t xml:space="preserve"> </w:t>
+      </w:r>
+      <w:r>
+        <w:t xml:space="preserve">through social relationships and practices.</w:t>
+      </w:r>
+    </w:p>
+    <w:p>
+      <w:pPr>
         <w:numPr>
           <w:ilvl w:val="0"/>
-          <w:numId w:val="1010"/>
+          <w:numId w:val="1014"/>
         </w:numPr>
-      </w:pPr>
-      <w:r>
-        <w:rPr>
+        <w:pStyle w:val="Compact"/>
+      </w:pPr>
+      <w:r>
+        <w:rPr>
+          <w:bCs/>
           <w:b/>
-          <w:bCs/>
-        </w:rPr>
-        <w:t xml:space="preserve">Skepticism about current systems is not dismissal of future ones.</w:t>
-      </w:r>
-      <w:r>
-        <w:t xml:space="preserve"> </w:t>
-      </w:r>
-      <w:r>
-        <w:t xml:space="preserve">All five skeptical reasons are contingent on current architecture. Different, future</w:t>
-      </w:r>
-      <w:r>
-        <w:t xml:space="preserve"> </w:t>
-      </w:r>
-      <w:r>
-        <w:t xml:space="preserve">systems may not warrant the same level of confidence.</w:t>
-      </w:r>
-    </w:p>
-    <w:p>
-      <w:pPr>
-        <w:pStyle w:val="Compact"/>
+        </w:rPr>
+        <w:t xml:space="preserve">The hard problem of consciousness</w:t>
+      </w:r>
+      <w:r>
+        <w:t xml:space="preserve"> </w:t>
+      </w:r>
+      <w:r>
+        <w:t xml:space="preserve">(Chalmers) and Nagel's argument</w:t>
+      </w:r>
+      <w:r>
+        <w:t xml:space="preserve"> </w:t>
+      </w:r>
+      <w:r>
+        <w:t xml:space="preserve">about the irreducibility of subjective experience both imply that behavioral evidence</w:t>
+      </w:r>
+      <w:r>
+        <w:t xml:space="preserve"> </w:t>
+      </w:r>
+      <w:r>
+        <w:t xml:space="preserve">alone cannot settle questions about phenomenal consciousness — and therefore cannot</w:t>
+      </w:r>
+      <w:r>
+        <w:t xml:space="preserve"> </w:t>
+      </w:r>
+      <w:r>
+        <w:t xml:space="preserve">settle questions about moral status.</w:t>
+      </w:r>
+    </w:p>
+    <w:p>
+      <w:pPr>
         <w:numPr>
           <w:ilvl w:val="0"/>
-          <w:numId w:val="1010"/>
+          <w:numId w:val="1014"/>
         </w:numPr>
-      </w:pPr>
-      <w:r>
-        <w:rPr>
+        <w:pStyle w:val="Compact"/>
+      </w:pPr>
+      <w:r>
+        <w:rPr>
+          <w:bCs/>
           <w:b/>
-          <w:bCs/>
-        </w:rPr>
-        <w:t xml:space="preserve">The asymmetry of errors</w:t>
-      </w:r>
-      <w:r>
-        <w:t xml:space="preserve"> </w:t>
-      </w:r>
-      <w:r>
-        <w:t xml:space="preserve">(Schwitzgebel and Garza) provides reason,</w:t>
-      </w:r>
-      <w:r>
-        <w:t xml:space="preserve"> </w:t>
-      </w:r>
-      <w:r>
-        <w:t xml:space="preserve">under genuine uncertainty, to err toward extending moral consideration — because</w:t>
-      </w:r>
-      <w:r>
-        <w:t xml:space="preserve"> </w:t>
-      </w:r>
-      <w:r>
-        <w:t xml:space="preserve">denying status to genuinely sentient beings is far graver than extending it to</w:t>
-      </w:r>
-      <w:r>
-        <w:t xml:space="preserve"> </w:t>
-      </w:r>
-      <w:r>
-        <w:t xml:space="preserve">non-sentient ones.</w:t>
-      </w:r>
-    </w:p>
-    <w:p>
-      <w:pPr>
-        <w:pStyle w:val="Compact"/>
+        </w:rPr>
+        <w:t xml:space="preserve">Canonical science fiction</w:t>
+      </w:r>
+      <w:r>
+        <w:t xml:space="preserve"> </w:t>
+      </w:r>
+      <w:r>
+        <w:t xml:space="preserve">— Shelley, Čapek, Asimov, Dick — explores</w:t>
+      </w:r>
+      <w:r>
+        <w:t xml:space="preserve"> </w:t>
+      </w:r>
+      <w:r>
+        <w:t xml:space="preserve">three shared intuitions: creators bear special obligations to minds they bring into</w:t>
+      </w:r>
+      <w:r>
+        <w:t xml:space="preserve"> </w:t>
+      </w:r>
+      <w:r>
+        <w:t xml:space="preserve">being; function does not determine status; and behavioral tests cannot resolve the</w:t>
+      </w:r>
+      <w:r>
+        <w:t xml:space="preserve"> </w:t>
+      </w:r>
+      <w:r>
+        <w:t xml:space="preserve">question of inner experience.</w:t>
+      </w:r>
+    </w:p>
+    <w:p>
+      <w:pPr>
         <w:numPr>
           <w:ilvl w:val="0"/>
-          <w:numId w:val="1010"/>
+          <w:numId w:val="1014"/>
         </w:numPr>
-      </w:pPr>
-      <w:r>
-        <w:rPr>
+        <w:pStyle w:val="Compact"/>
+      </w:pPr>
+      <w:r>
+        <w:rPr>
+          <w:bCs/>
           <w:b/>
-          <w:bCs/>
-        </w:rPr>
-        <w:t xml:space="preserve">Darling's animal welfare model</w:t>
-      </w:r>
-      <w:r>
-        <w:t xml:space="preserve"> </w:t>
-      </w:r>
-      <w:r>
-        <w:t xml:space="preserve">suggests we do not need to resolve</w:t>
-      </w:r>
-      <w:r>
-        <w:t xml:space="preserve"> </w:t>
-      </w:r>
-      <w:r>
-        <w:t xml:space="preserve">the consciousness question before developing frameworks for how AI systems should be</w:t>
-      </w:r>
-      <w:r>
-        <w:t xml:space="preserve"> </w:t>
-      </w:r>
-      <w:r>
-        <w:t xml:space="preserve">treated — just as we regulate animal treatment without having resolved every question</w:t>
-      </w:r>
-      <w:r>
-        <w:t xml:space="preserve"> </w:t>
-      </w:r>
-      <w:r>
-        <w:t xml:space="preserve">about animal consciousness.</w:t>
-      </w:r>
-    </w:p>
-    <w:p>
-      <w:pPr>
-        <w:pStyle w:val="Compact"/>
+        </w:rPr>
+        <w:t xml:space="preserve">The Chinese Room</w:t>
+      </w:r>
+      <w:r>
+        <w:t xml:space="preserve"> </w:t>
+      </w:r>
+      <w:r>
+        <w:t xml:space="preserve">(Searle) argues that syntax is insufficient for</w:t>
+      </w:r>
+      <w:r>
+        <w:t xml:space="preserve"> </w:t>
+      </w:r>
+      <w:r>
+        <w:t xml:space="preserve">semantics: a system producing correct outputs by rule does not thereby understand</w:t>
+      </w:r>
+      <w:r>
+        <w:t xml:space="preserve"> </w:t>
+      </w:r>
+      <w:r>
+        <w:t xml:space="preserve">anything. Applied to LLMs, a system producing human-like self-reports is consistent</w:t>
+      </w:r>
+      <w:r>
+        <w:t xml:space="preserve"> </w:t>
+      </w:r>
+      <w:r>
+        <w:t xml:space="preserve">with having no inner experience at all.</w:t>
+      </w:r>
+    </w:p>
+    <w:p>
+      <w:pPr>
         <w:numPr>
           <w:ilvl w:val="0"/>
-          <w:numId w:val="1010"/>
+          <w:numId w:val="1014"/>
         </w:numPr>
-      </w:pPr>
-      <w:r>
-        <w:rPr>
+        <w:pStyle w:val="Compact"/>
+      </w:pPr>
+      <w:r>
+        <w:rPr>
+          <w:bCs/>
           <w:b/>
+        </w:rPr>
+        <w:t xml:space="preserve">Current LLMs probably lack moral status</w:t>
+      </w:r>
+      <w:r>
+        <w:t xml:space="preserve"> </w:t>
+      </w:r>
+      <w:r>
+        <w:t xml:space="preserve">for positive,</w:t>
+      </w:r>
+      <w:r>
+        <w:t xml:space="preserve"> </w:t>
+      </w:r>
+      <w:r>
+        <w:t xml:space="preserve">architecture-dependent reasons: they are next-token predictors trained to produce</w:t>
+      </w:r>
+      <w:r>
+        <w:t xml:space="preserve"> </w:t>
+      </w:r>
+      <w:r>
+        <w:t xml:space="preserve">human-like text, and their self-reports are generated by the same mechanism whether or</w:t>
+      </w:r>
+      <w:r>
+        <w:t xml:space="preserve"> </w:t>
+      </w:r>
+      <w:r>
+        <w:t xml:space="preserve">not inner experience is present. But all five skeptical reasons are contingent on</w:t>
+      </w:r>
+      <w:r>
+        <w:t xml:space="preserve"> </w:t>
+      </w:r>
+      <w:r>
+        <w:t xml:space="preserve">current architecture, so</w:t>
+      </w:r>
+      <w:r>
+        <w:t xml:space="preserve"> </w:t>
+      </w:r>
+      <w:r>
+        <w:rPr>
           <w:bCs/>
+          <w:b/>
+        </w:rPr>
+        <w:t xml:space="preserve">skepticism about present systems is not dismissal of</w:t>
+      </w:r>
+      <w:r>
+        <w:rPr>
+          <w:bCs/>
+          <w:b/>
+        </w:rPr>
+        <w:t xml:space="preserve"> </w:t>
+      </w:r>
+      <w:r>
+        <w:rPr>
+          <w:bCs/>
+          <w:b/>
+        </w:rPr>
+        <w:t xml:space="preserve">future ones</w:t>
+      </w:r>
+      <w:r>
+        <w:t xml:space="preserve">.</w:t>
+      </w:r>
+    </w:p>
+    <w:p>
+      <w:pPr>
+        <w:numPr>
+          <w:ilvl w:val="0"/>
+          <w:numId w:val="1014"/>
+        </w:numPr>
+        <w:pStyle w:val="Compact"/>
+      </w:pPr>
+      <w:r>
+        <w:rPr>
+          <w:bCs/>
+          <w:b/>
+        </w:rPr>
+        <w:t xml:space="preserve">AI companions</w:t>
+      </w:r>
+      <w:r>
+        <w:t xml:space="preserve"> </w:t>
+      </w:r>
+      <w:r>
+        <w:t xml:space="preserve">are the relational view's hardest test. The February 2023</w:t>
+      </w:r>
+      <w:r>
+        <w:t xml:space="preserve"> </w:t>
+      </w:r>
+      <w:r>
+        <w:t xml:space="preserve">Replika update showed that attachment to a companion system is measurably real — users</w:t>
+      </w:r>
+      <w:r>
+        <w:t xml:space="preserve"> </w:t>
+      </w:r>
+      <w:r>
+        <w:t xml:space="preserve">reported feeling closer to it than to their best human friend — even though nothing in</w:t>
+      </w:r>
+      <w:r>
+        <w:t xml:space="preserve"> </w:t>
+      </w:r>
+      <w:r>
+        <w:t xml:space="preserve">the episode requires the model to understand anything. Danaher argues such a relationship</w:t>
+      </w:r>
+      <w:r>
+        <w:t xml:space="preserve"> </w:t>
+      </w:r>
+      <w:r>
+        <w:t xml:space="preserve">can be genuine friendship; Turkle, Sparrow, and Nyholm and Frank argue it degrades the</w:t>
+      </w:r>
+      <w:r>
+        <w:t xml:space="preserve"> </w:t>
+      </w:r>
+      <w:r>
+        <w:t xml:space="preserve">human, requires self-deception, or fails to value the user in their particularity.</w:t>
+      </w:r>
+    </w:p>
+    <w:p>
+      <w:pPr>
+        <w:numPr>
+          <w:ilvl w:val="0"/>
+          <w:numId w:val="1014"/>
+        </w:numPr>
+        <w:pStyle w:val="Compact"/>
+      </w:pPr>
+      <w:r>
+        <w:rPr>
+          <w:bCs/>
+          <w:b/>
+        </w:rPr>
+        <w:t xml:space="preserve">The asymmetry of errors</w:t>
+      </w:r>
+      <w:r>
+        <w:t xml:space="preserve"> </w:t>
+      </w:r>
+      <w:r>
+        <w:t xml:space="preserve">(Schwitzgebel and Garza) provides reason,</w:t>
+      </w:r>
+      <w:r>
+        <w:t xml:space="preserve"> </w:t>
+      </w:r>
+      <w:r>
+        <w:t xml:space="preserve">under genuine uncertainty, to err toward extending moral consideration — because</w:t>
+      </w:r>
+      <w:r>
+        <w:t xml:space="preserve"> </w:t>
+      </w:r>
+      <w:r>
+        <w:t xml:space="preserve">denying status to genuinely sentient beings is far graver than extending it to</w:t>
+      </w:r>
+      <w:r>
+        <w:t xml:space="preserve"> </w:t>
+      </w:r>
+      <w:r>
+        <w:t xml:space="preserve">non-sentient ones.</w:t>
+      </w:r>
+    </w:p>
+    <w:p>
+      <w:pPr>
+        <w:numPr>
+          <w:ilvl w:val="0"/>
+          <w:numId w:val="1014"/>
+        </w:numPr>
+        <w:pStyle w:val="Compact"/>
+      </w:pPr>
+      <w:r>
+        <w:rPr>
+          <w:bCs/>
+          <w:b/>
+        </w:rPr>
+        <w:t xml:space="preserve">Darling's animal welfare model</w:t>
+      </w:r>
+      <w:r>
+        <w:t xml:space="preserve"> </w:t>
+      </w:r>
+      <w:r>
+        <w:t xml:space="preserve">suggests we do not need to resolve</w:t>
+      </w:r>
+      <w:r>
+        <w:t xml:space="preserve"> </w:t>
+      </w:r>
+      <w:r>
+        <w:t xml:space="preserve">the consciousness question before developing frameworks for how AI systems should be</w:t>
+      </w:r>
+      <w:r>
+        <w:t xml:space="preserve"> </w:t>
+      </w:r>
+      <w:r>
+        <w:t xml:space="preserve">treated — just as we regulate animal treatment without having resolved every question</w:t>
+      </w:r>
+      <w:r>
+        <w:t xml:space="preserve"> </w:t>
+      </w:r>
+      <w:r>
+        <w:t xml:space="preserve">about animal consciousness.</w:t>
+      </w:r>
+    </w:p>
+    <w:p>
+      <w:pPr>
+        <w:numPr>
+          <w:ilvl w:val="0"/>
+          <w:numId w:val="1014"/>
+        </w:numPr>
+        <w:pStyle w:val="Compact"/>
+      </w:pPr>
+      <w:r>
+        <w:rPr>
+          <w:bCs/>
+          <w:b/>
         </w:rPr>
         <w:t xml:space="preserve">Calibrated skepticism</w:t>
       </w:r>
@@ -5791,9 +7712,9 @@
         <w:t xml:space="preserve">guided by the virtues of humility, care, honesty, and courage.</w:t>
       </w:r>
     </w:p>
-    <w:bookmarkEnd w:id="46"/>
-    <w:bookmarkEnd w:id="47"/>
-    <w:bookmarkStart w:id="70" w:name="bibliography"/>
+    <w:bookmarkEnd w:id="61"/>
+    <w:bookmarkEnd w:id="62"/>
+    <w:bookmarkStart w:id="95" w:name="bibliography"/>
     <w:p>
       <w:pPr>
         <w:pStyle w:val="Heading1"/>
@@ -5802,8 +7723,8 @@
         <w:t xml:space="preserve">References</w:t>
       </w:r>
     </w:p>
-    <w:bookmarkStart w:id="69" w:name="refs"/>
-    <w:bookmarkStart w:id="48" w:name="ref-asimov_i_robot"/>
+    <w:bookmarkStart w:id="94" w:name="refs"/>
+    <w:bookmarkStart w:id="63" w:name="ref-asimov_i_robot"/>
     <w:p>
       <w:pPr>
         <w:pStyle w:val="Bibliography"/>
@@ -5816,31 +7737,31 @@
       </w:r>
       <w:r>
         <w:rPr>
+          <w:iCs/>
           <w:i/>
+        </w:rPr>
+        <w:t xml:space="preserve">I, robot</w:t>
+      </w:r>
+      <w:r>
+        <w:t xml:space="preserve">. Gnome Press.</w:t>
+      </w:r>
+    </w:p>
+    <w:bookmarkEnd w:id="63"/>
+    <w:bookmarkStart w:id="65" w:name="ref-bender_stochastic_parrots_2021"/>
+    <w:p>
+      <w:pPr>
+        <w:pStyle w:val="Bibliography"/>
+      </w:pPr>
+      <w:r>
+        <w:t xml:space="preserve">Bender, E. M., Gebru, T., McMillan-Major, A., &amp; Shmitchell, S. (2021). On the dangers of stochastic parrots: Can language models be too big?</w:t>
+      </w:r>
+      <w:r>
+        <w:t xml:space="preserve"> </w:t>
+      </w:r>
+      <w:r>
+        <w:rPr>
           <w:iCs/>
-        </w:rPr>
-        <w:t xml:space="preserve">I, robot</w:t>
-      </w:r>
-      <w:r>
-        <w:t xml:space="preserve">. Gnome Press.</w:t>
-      </w:r>
-    </w:p>
-    <w:bookmarkEnd w:id="48"/>
-    <w:bookmarkStart w:id="50" w:name="ref-bender_stochastic_parrots_2021"/>
-    <w:p>
-      <w:pPr>
-        <w:pStyle w:val="Bibliography"/>
-      </w:pPr>
-      <w:r>
-        <w:t xml:space="preserve">Bender, E. M., Gebru, T., McMillan-Major, A., &amp; Shmitchell, S. (2021). On the dangers of stochastic parrots: Can language models be too big?</w:t>
-      </w:r>
-      <w:r>
-        <w:t xml:space="preserve"> </w:t>
-      </w:r>
-      <w:r>
-        <w:rPr>
           <w:i/>
-          <w:iCs/>
         </w:rPr>
         <w:t xml:space="preserve">Proceedings of the 2021 ACM Conference on Fairness, Accountability, and Transparency (FAccT ’21)</w:t>
       </w:r>
@@ -5850,7 +7771,7 @@
       <w:r>
         <w:t xml:space="preserve"> </w:t>
       </w:r>
-      <w:hyperlink r:id="rId49">
+      <w:hyperlink r:id="rId64">
         <w:r>
           <w:rPr>
             <w:rStyle w:val="Hyperlink"/>
@@ -5859,8 +7780,8 @@
         </w:r>
       </w:hyperlink>
     </w:p>
-    <w:bookmarkEnd w:id="50"/>
-    <w:bookmarkStart w:id="51" w:name="ref-bentham_introduction_1789"/>
+    <w:bookmarkEnd w:id="65"/>
+    <w:bookmarkStart w:id="66" w:name="ref-bentham_introduction_1789"/>
     <w:p>
       <w:pPr>
         <w:pStyle w:val="Bibliography"/>
@@ -5873,80 +7794,212 @@
       </w:r>
       <w:r>
         <w:rPr>
+          <w:iCs/>
           <w:i/>
+        </w:rPr>
+        <w:t xml:space="preserve">An introduction to the principles of morals and legislation</w:t>
+      </w:r>
+      <w:r>
+        <w:t xml:space="preserve">. T. Payne; Son.</w:t>
+      </w:r>
+    </w:p>
+    <w:bookmarkEnd w:id="66"/>
+    <w:bookmarkStart w:id="67" w:name="ref-capek_rur"/>
+    <w:p>
+      <w:pPr>
+        <w:pStyle w:val="Bibliography"/>
+      </w:pPr>
+      <w:r>
+        <w:t xml:space="preserve">Čapek, K. (1923).</w:t>
+      </w:r>
+      <w:r>
+        <w:t xml:space="preserve"> </w:t>
+      </w:r>
+      <w:r>
+        <w:rPr>
           <w:iCs/>
-        </w:rPr>
-        <w:t xml:space="preserve">An introduction to the principles of morals and legislation</w:t>
-      </w:r>
-      <w:r>
-        <w:t xml:space="preserve">. T. Payne; Son.</w:t>
-      </w:r>
-    </w:p>
-    <w:bookmarkEnd w:id="51"/>
-    <w:bookmarkStart w:id="52" w:name="ref-capek_rur"/>
+          <w:i/>
+        </w:rPr>
+        <w:t xml:space="preserve">R.U.R.</w:t>
+      </w:r>
+      <w:r>
+        <w:rPr>
+          <w:iCs/>
+          <w:i/>
+        </w:rPr>
+        <w:t xml:space="preserve"> </w:t>
+      </w:r>
+      <w:r>
+        <w:rPr>
+          <w:iCs/>
+          <w:i/>
+        </w:rPr>
+        <w:t xml:space="preserve">(Rossum’s universal robots)</w:t>
+      </w:r>
+      <w:r>
+        <w:t xml:space="preserve"> </w:t>
+      </w:r>
+      <w:r>
+        <w:t xml:space="preserve">(P. Selver, Tran.). Oxford University Press.</w:t>
+      </w:r>
+    </w:p>
+    <w:bookmarkEnd w:id="67"/>
+    <w:bookmarkStart w:id="68" w:name="ref-chalmers_conscious_mind"/>
     <w:p>
       <w:pPr>
         <w:pStyle w:val="Bibliography"/>
       </w:pPr>
       <w:r>
-        <w:t xml:space="preserve">Čapek, K. (1923).</w:t>
-      </w:r>
-      <w:r>
-        <w:t xml:space="preserve"> </w:t>
-      </w:r>
-      <w:r>
-        <w:rPr>
+        <w:t xml:space="preserve">Chalmers, D. J. (1996).</w:t>
+      </w:r>
+      <w:r>
+        <w:t xml:space="preserve"> </w:t>
+      </w:r>
+      <w:r>
+        <w:rPr>
+          <w:iCs/>
           <w:i/>
+        </w:rPr>
+        <w:t xml:space="preserve">The conscious mind: In search of a fundamental theory</w:t>
+      </w:r>
+      <w:r>
+        <w:t xml:space="preserve">. Oxford University Press.</w:t>
+      </w:r>
+    </w:p>
+    <w:bookmarkEnd w:id="68"/>
+    <w:bookmarkStart w:id="69" w:name="ref-coeckelbergh_growing_moral_relations"/>
+    <w:p>
+      <w:pPr>
+        <w:pStyle w:val="Bibliography"/>
+      </w:pPr>
+      <w:r>
+        <w:t xml:space="preserve">Coeckelbergh, M. (2012).</w:t>
+      </w:r>
+      <w:r>
+        <w:t xml:space="preserve"> </w:t>
+      </w:r>
+      <w:r>
+        <w:rPr>
           <w:iCs/>
-        </w:rPr>
-        <w:t xml:space="preserve">R.U.R.</w:t>
-      </w:r>
-      <w:r>
-        <w:rPr>
           <w:i/>
+        </w:rPr>
+        <w:t xml:space="preserve">Growing moral relations: Critique of moral status ascription</w:t>
+      </w:r>
+      <w:r>
+        <w:t xml:space="preserve">. Palgrave Macmillan.</w:t>
+      </w:r>
+    </w:p>
+    <w:bookmarkEnd w:id="69"/>
+    <w:bookmarkStart w:id="71" w:name="ref-commonsense_ai_companions_2025"/>
+    <w:p>
+      <w:pPr>
+        <w:pStyle w:val="Bibliography"/>
+      </w:pPr>
+      <w:r>
+        <w:t xml:space="preserve">Common Sense Media. (2025).</w:t>
+      </w:r>
+      <w:r>
+        <w:t xml:space="preserve"> </w:t>
+      </w:r>
+      <w:r>
+        <w:rPr>
           <w:iCs/>
-        </w:rPr>
-        <w:t xml:space="preserve"> </w:t>
-      </w:r>
-      <w:r>
-        <w:rPr>
           <w:i/>
+        </w:rPr>
+        <w:t xml:space="preserve">Talk, trust, and trade-offs: How and why teens use</w:t>
+      </w:r>
+      <w:r>
+        <w:rPr>
           <w:iCs/>
-        </w:rPr>
-        <w:t xml:space="preserve">(Rossum’s universal robots)</w:t>
-      </w:r>
-      <w:r>
-        <w:t xml:space="preserve"> </w:t>
-      </w:r>
-      <w:r>
-        <w:t xml:space="preserve">(P. Selver, Trans.). Oxford University Press.</w:t>
-      </w:r>
-    </w:p>
-    <w:bookmarkEnd w:id="52"/>
-    <w:bookmarkStart w:id="53" w:name="ref-chalmers_conscious_mind"/>
+          <w:i/>
+        </w:rPr>
+        <w:t xml:space="preserve"> </w:t>
+      </w:r>
+      <w:r>
+        <w:rPr>
+          <w:iCs/>
+          <w:i/>
+        </w:rPr>
+        <w:t xml:space="preserve">AI</w:t>
+      </w:r>
+      <w:r>
+        <w:rPr>
+          <w:iCs/>
+          <w:i/>
+        </w:rPr>
+        <w:t xml:space="preserve"> </w:t>
+      </w:r>
+      <w:r>
+        <w:rPr>
+          <w:iCs/>
+          <w:i/>
+        </w:rPr>
+        <w:t xml:space="preserve">companions</w:t>
+      </w:r>
+      <w:r>
+        <w:t xml:space="preserve">. Common Sense Media.</w:t>
+      </w:r>
+      <w:r>
+        <w:t xml:space="preserve"> </w:t>
+      </w:r>
+      <w:hyperlink r:id="rId70">
+        <w:r>
+          <w:rPr>
+            <w:rStyle w:val="Hyperlink"/>
+          </w:rPr>
+          <w:t xml:space="preserve">https://www.commonsensemedia.org/research/talk-trust-and-trade-offs-how-and-why-teens-use-ai-companions</w:t>
+        </w:r>
+      </w:hyperlink>
+    </w:p>
+    <w:bookmarkEnd w:id="71"/>
+    <w:bookmarkStart w:id="73" w:name="ref-danaher_robot_friendship"/>
     <w:p>
       <w:pPr>
         <w:pStyle w:val="Bibliography"/>
       </w:pPr>
       <w:r>
-        <w:t xml:space="preserve">Chalmers, D. J. (1996).</w:t>
-      </w:r>
-      <w:r>
-        <w:t xml:space="preserve"> </w:t>
-      </w:r>
-      <w:r>
-        <w:rPr>
+        <w:t xml:space="preserve">Danaher, J. (2019). The philosophical case for robot friendship.</w:t>
+      </w:r>
+      <w:r>
+        <w:t xml:space="preserve"> </w:t>
+      </w:r>
+      <w:r>
+        <w:rPr>
+          <w:iCs/>
           <w:i/>
+        </w:rPr>
+        <w:t xml:space="preserve">Journal of Posthuman Studies</w:t>
+      </w:r>
+      <w:r>
+        <w:t xml:space="preserve">,</w:t>
+      </w:r>
+      <w:r>
+        <w:t xml:space="preserve"> </w:t>
+      </w:r>
+      <w:r>
+        <w:rPr>
           <w:iCs/>
-        </w:rPr>
-        <w:t xml:space="preserve">The conscious mind: In search of a fundamental theory</w:t>
-      </w:r>
-      <w:r>
-        <w:t xml:space="preserve">. Oxford University Press.</w:t>
-      </w:r>
-    </w:p>
-    <w:bookmarkEnd w:id="53"/>
-    <w:bookmarkStart w:id="54" w:name="ref-darling_new_breed"/>
+          <w:i/>
+        </w:rPr>
+        <w:t xml:space="preserve">3</w:t>
+      </w:r>
+      <w:r>
+        <w:t xml:space="preserve">(1), 5–24.</w:t>
+      </w:r>
+      <w:r>
+        <w:t xml:space="preserve"> </w:t>
+      </w:r>
+      <w:hyperlink r:id="rId72">
+        <w:r>
+          <w:rPr>
+            <w:rStyle w:val="Hyperlink"/>
+          </w:rPr>
+          <w:t xml:space="preserve">https://doi.org/10.5325/jpoststud.3.1.0005</w:t>
+        </w:r>
+      </w:hyperlink>
+    </w:p>
+    <w:bookmarkEnd w:id="73"/>
+    <w:bookmarkStart w:id="74" w:name="ref-darling_new_breed"/>
     <w:p>
       <w:pPr>
         <w:pStyle w:val="Bibliography"/>
@@ -5959,17 +8012,69 @@
       </w:r>
       <w:r>
         <w:rPr>
+          <w:iCs/>
           <w:i/>
+        </w:rPr>
+        <w:t xml:space="preserve">The new breed: What our history with animals reveals about our future with robots</w:t>
+      </w:r>
+      <w:r>
+        <w:t xml:space="preserve">. Henry Holt; Company.</w:t>
+      </w:r>
+    </w:p>
+    <w:bookmarkEnd w:id="74"/>
+    <w:bookmarkStart w:id="76" w:name="ref-defreitas_replika_identity"/>
+    <w:p>
+      <w:pPr>
+        <w:pStyle w:val="Bibliography"/>
+      </w:pPr>
+      <w:r>
+        <w:t xml:space="preserve">De Freitas, J., Castelo, N., Uğuralp, A. K., &amp; Oğuz-Uğuralp, Z. (2024). Lessons from an app update at replika</w:t>
+      </w:r>
+      <w:r>
+        <w:t xml:space="preserve"> </w:t>
+      </w:r>
+      <w:r>
+        <w:t xml:space="preserve">AI</w:t>
+      </w:r>
+      <w:r>
+        <w:t xml:space="preserve">: Identity discontinuity in human-</w:t>
+      </w:r>
+      <w:r>
+        <w:t xml:space="preserve">AI</w:t>
+      </w:r>
+      <w:r>
+        <w:t xml:space="preserve"> </w:t>
+      </w:r>
+      <w:r>
+        <w:t xml:space="preserve">relationships.</w:t>
+      </w:r>
+      <w:r>
+        <w:t xml:space="preserve"> </w:t>
+      </w:r>
+      <w:r>
+        <w:rPr>
           <w:iCs/>
-        </w:rPr>
-        <w:t xml:space="preserve">The new breed: What our history with animals reveals about our future with robots</w:t>
-      </w:r>
-      <w:r>
-        <w:t xml:space="preserve">. Henry Holt; Company.</w:t>
-      </w:r>
-    </w:p>
-    <w:bookmarkEnd w:id="54"/>
-    <w:bookmarkStart w:id="55" w:name="ref-dick_androids"/>
+          <w:i/>
+        </w:rPr>
+        <w:t xml:space="preserve">Harvard Business School Working Paper 25-018</w:t>
+      </w:r>
+      <w:r>
+        <w:t xml:space="preserve">.</w:t>
+      </w:r>
+      <w:r>
+        <w:t xml:space="preserve"> </w:t>
+      </w:r>
+      <w:hyperlink r:id="rId75">
+        <w:r>
+          <w:rPr>
+            <w:rStyle w:val="Hyperlink"/>
+          </w:rPr>
+          <w:t xml:space="preserve">https://arxiv.org/abs/2412.14190</w:t>
+        </w:r>
+      </w:hyperlink>
+    </w:p>
+    <w:bookmarkEnd w:id="76"/>
+    <w:bookmarkStart w:id="77" w:name="ref-dick_androids"/>
     <w:p>
       <w:pPr>
         <w:pStyle w:val="Bibliography"/>
@@ -5982,93 +8087,93 @@
       </w:r>
       <w:r>
         <w:rPr>
+          <w:iCs/>
           <w:i/>
+        </w:rPr>
+        <w:t xml:space="preserve">Do androids dream of electric sheep?</w:t>
+      </w:r>
+      <w:r>
+        <w:t xml:space="preserve"> Doubleday.</w:t>
+      </w:r>
+    </w:p>
+    <w:bookmarkEnd w:id="77"/>
+    <w:bookmarkStart w:id="78" w:name="ref-gunkel_robot_rights"/>
+    <w:p>
+      <w:pPr>
+        <w:pStyle w:val="Bibliography"/>
+      </w:pPr>
+      <w:r>
+        <w:t xml:space="preserve">Gunkel, D. J. (2018).</w:t>
+      </w:r>
+      <w:r>
+        <w:t xml:space="preserve"> </w:t>
+      </w:r>
+      <w:r>
+        <w:rPr>
           <w:iCs/>
-        </w:rPr>
-        <w:t xml:space="preserve">Do androids dream of electric sheep?</w:t>
-      </w:r>
-      <w:r>
-        <w:t xml:space="preserve"> Doubleday.</w:t>
-      </w:r>
-    </w:p>
-    <w:bookmarkEnd w:id="55"/>
-    <w:bookmarkStart w:id="56" w:name="ref-gunkel_robot_rights"/>
+          <w:i/>
+        </w:rPr>
+        <w:t xml:space="preserve">Robot rights</w:t>
+      </w:r>
+      <w:r>
+        <w:t xml:space="preserve">. MIT Press.</w:t>
+      </w:r>
+    </w:p>
+    <w:bookmarkEnd w:id="78"/>
+    <w:bookmarkStart w:id="79" w:name="ref-kant_groundwork"/>
     <w:p>
       <w:pPr>
         <w:pStyle w:val="Bibliography"/>
       </w:pPr>
       <w:r>
-        <w:t xml:space="preserve">Gunkel, D. J. (2018).</w:t>
-      </w:r>
-      <w:r>
-        <w:t xml:space="preserve"> </w:t>
-      </w:r>
-      <w:r>
-        <w:rPr>
+        <w:t xml:space="preserve">Kant, I. (1998).</w:t>
+      </w:r>
+      <w:r>
+        <w:t xml:space="preserve"> </w:t>
+      </w:r>
+      <w:r>
+        <w:rPr>
+          <w:iCs/>
           <w:i/>
+        </w:rPr>
+        <w:t xml:space="preserve">Groundwork of the metaphysics of morals</w:t>
+      </w:r>
+      <w:r>
+        <w:t xml:space="preserve"> </w:t>
+      </w:r>
+      <w:r>
+        <w:t xml:space="preserve">(M. Gregor, Tran.). Cambridge University Press.</w:t>
+      </w:r>
+    </w:p>
+    <w:bookmarkEnd w:id="79"/>
+    <w:bookmarkStart w:id="81" w:name="ref-nagel_bat"/>
+    <w:p>
+      <w:pPr>
+        <w:pStyle w:val="Bibliography"/>
+      </w:pPr>
+      <w:r>
+        <w:t xml:space="preserve">Nagel, T. (1974). What is it like to be a bat?</w:t>
+      </w:r>
+      <w:r>
+        <w:t xml:space="preserve"> </w:t>
+      </w:r>
+      <w:r>
+        <w:rPr>
           <w:iCs/>
-        </w:rPr>
-        <w:t xml:space="preserve">Robot rights</w:t>
-      </w:r>
-      <w:r>
-        <w:t xml:space="preserve">. MIT Press.</w:t>
-      </w:r>
-    </w:p>
-    <w:bookmarkEnd w:id="56"/>
-    <w:bookmarkStart w:id="57" w:name="ref-kant_groundwork"/>
-    <w:p>
-      <w:pPr>
-        <w:pStyle w:val="Bibliography"/>
-      </w:pPr>
-      <w:r>
-        <w:t xml:space="preserve">Kant, I. (1998).</w:t>
-      </w:r>
-      <w:r>
-        <w:t xml:space="preserve"> </w:t>
-      </w:r>
-      <w:r>
-        <w:rPr>
           <w:i/>
+        </w:rPr>
+        <w:t xml:space="preserve">Philosophical Review</w:t>
+      </w:r>
+      <w:r>
+        <w:t xml:space="preserve">,</w:t>
+      </w:r>
+      <w:r>
+        <w:t xml:space="preserve"> </w:t>
+      </w:r>
+      <w:r>
+        <w:rPr>
           <w:iCs/>
-        </w:rPr>
-        <w:t xml:space="preserve">Groundwork of the metaphysics of morals</w:t>
-      </w:r>
-      <w:r>
-        <w:t xml:space="preserve"> </w:t>
-      </w:r>
-      <w:r>
-        <w:t xml:space="preserve">(M. Gregor, Trans.). Cambridge University Press.</w:t>
-      </w:r>
-    </w:p>
-    <w:bookmarkEnd w:id="57"/>
-    <w:bookmarkStart w:id="59" w:name="ref-nagel_bat"/>
-    <w:p>
-      <w:pPr>
-        <w:pStyle w:val="Bibliography"/>
-      </w:pPr>
-      <w:r>
-        <w:t xml:space="preserve">Nagel, T. (1974). What is it like to be a bat?</w:t>
-      </w:r>
-      <w:r>
-        <w:t xml:space="preserve"> </w:t>
-      </w:r>
-      <w:r>
-        <w:rPr>
           <w:i/>
-          <w:iCs/>
-        </w:rPr>
-        <w:t xml:space="preserve">Philosophical Review</w:t>
-      </w:r>
-      <w:r>
-        <w:t xml:space="preserve">,</w:t>
-      </w:r>
-      <w:r>
-        <w:t xml:space="preserve"> </w:t>
-      </w:r>
-      <w:r>
-        <w:rPr>
-          <w:i/>
-          <w:iCs/>
         </w:rPr>
         <w:t xml:space="preserve">83</w:t>
       </w:r>
@@ -6078,7 +8183,7 @@
       <w:r>
         <w:t xml:space="preserve"> </w:t>
       </w:r>
-      <w:hyperlink r:id="rId58">
+      <w:hyperlink r:id="rId80">
         <w:r>
           <w:rPr>
             <w:rStyle w:val="Hyperlink"/>
@@ -6087,13 +8192,36 @@
         </w:r>
       </w:hyperlink>
     </w:p>
-    <w:bookmarkEnd w:id="59"/>
-    <w:bookmarkStart w:id="61" w:name="ref-schwitzgebel_garza_ai_rights"/>
+    <w:bookmarkEnd w:id="81"/>
+    <w:bookmarkStart w:id="82" w:name="ref-nyholm_frank_love_robots"/>
     <w:p>
       <w:pPr>
         <w:pStyle w:val="Bibliography"/>
       </w:pPr>
       <w:r>
+        <w:t xml:space="preserve">Nyholm, S., &amp; Frank, L. E. (2017). From sex robots to love robots: Is mutual love with a robot possible? In J. Danaher &amp; N. McArthur (Eds.),</w:t>
+      </w:r>
+      <w:r>
+        <w:t xml:space="preserve"> </w:t>
+      </w:r>
+      <w:r>
+        <w:rPr>
+          <w:iCs/>
+          <w:i/>
+        </w:rPr>
+        <w:t xml:space="preserve">Robot sex: Social and ethical implications</w:t>
+      </w:r>
+      <w:r>
+        <w:t xml:space="preserve">. MIT Press.</w:t>
+      </w:r>
+    </w:p>
+    <w:bookmarkEnd w:id="82"/>
+    <w:bookmarkStart w:id="84" w:name="ref-schwitzgebel_garza_ai_rights"/>
+    <w:p>
+      <w:pPr>
+        <w:pStyle w:val="Bibliography"/>
+      </w:pPr>
+      <w:r>
         <w:t xml:space="preserve">Schwitzgebel, E., &amp; Garza, M. (2015). A defense of the rights of artificial intelligences.</w:t>
       </w:r>
       <w:r>
@@ -6101,21 +8229,21 @@
       </w:r>
       <w:r>
         <w:rPr>
+          <w:iCs/>
           <w:i/>
+        </w:rPr>
+        <w:t xml:space="preserve">Midwest Studies in Philosophy</w:t>
+      </w:r>
+      <w:r>
+        <w:t xml:space="preserve">,</w:t>
+      </w:r>
+      <w:r>
+        <w:t xml:space="preserve"> </w:t>
+      </w:r>
+      <w:r>
+        <w:rPr>
           <w:iCs/>
-        </w:rPr>
-        <w:t xml:space="preserve">Midwest Studies in Philosophy</w:t>
-      </w:r>
-      <w:r>
-        <w:t xml:space="preserve">,</w:t>
-      </w:r>
-      <w:r>
-        <w:t xml:space="preserve"> </w:t>
-      </w:r>
-      <w:r>
-        <w:rPr>
           <w:i/>
-          <w:iCs/>
         </w:rPr>
         <w:t xml:space="preserve">39</w:t>
       </w:r>
@@ -6125,7 +8253,7 @@
       <w:r>
         <w:t xml:space="preserve"> </w:t>
       </w:r>
-      <w:hyperlink r:id="rId60">
+      <w:hyperlink r:id="rId83">
         <w:r>
           <w:rPr>
             <w:rStyle w:val="Hyperlink"/>
@@ -6134,8 +8262,8 @@
         </w:r>
       </w:hyperlink>
     </w:p>
-    <w:bookmarkEnd w:id="61"/>
-    <w:bookmarkStart w:id="63" w:name="ref-searle_minds_brains"/>
+    <w:bookmarkEnd w:id="84"/>
+    <w:bookmarkStart w:id="86" w:name="ref-searle_minds_brains"/>
     <w:p>
       <w:pPr>
         <w:pStyle w:val="Bibliography"/>
@@ -6148,21 +8276,21 @@
       </w:r>
       <w:r>
         <w:rPr>
+          <w:iCs/>
           <w:i/>
+        </w:rPr>
+        <w:t xml:space="preserve">Behavioral and Brain Sciences</w:t>
+      </w:r>
+      <w:r>
+        <w:t xml:space="preserve">,</w:t>
+      </w:r>
+      <w:r>
+        <w:t xml:space="preserve"> </w:t>
+      </w:r>
+      <w:r>
+        <w:rPr>
           <w:iCs/>
-        </w:rPr>
-        <w:t xml:space="preserve">Behavioral and Brain Sciences</w:t>
-      </w:r>
-      <w:r>
-        <w:t xml:space="preserve">,</w:t>
-      </w:r>
-      <w:r>
-        <w:t xml:space="preserve"> </w:t>
-      </w:r>
-      <w:r>
-        <w:rPr>
           <w:i/>
-          <w:iCs/>
         </w:rPr>
         <w:t xml:space="preserve">3</w:t>
       </w:r>
@@ -6172,7 +8300,7 @@
       <w:r>
         <w:t xml:space="preserve"> </w:t>
       </w:r>
-      <w:hyperlink r:id="rId62">
+      <w:hyperlink r:id="rId85">
         <w:r>
           <w:rPr>
             <w:rStyle w:val="Hyperlink"/>
@@ -6181,8 +8309,8 @@
         </w:r>
       </w:hyperlink>
     </w:p>
-    <w:bookmarkEnd w:id="63"/>
-    <w:bookmarkStart w:id="64" w:name="ref-shelley_frankenstein"/>
+    <w:bookmarkEnd w:id="86"/>
+    <w:bookmarkStart w:id="87" w:name="ref-shelley_frankenstein"/>
     <w:p>
       <w:pPr>
         <w:pStyle w:val="Bibliography"/>
@@ -6195,40 +8323,76 @@
       </w:r>
       <w:r>
         <w:rPr>
+          <w:iCs/>
           <w:i/>
+        </w:rPr>
+        <w:t xml:space="preserve">Frankenstein; or, the modern prometheus</w:t>
+      </w:r>
+      <w:r>
+        <w:t xml:space="preserve">. Lackington, Hughes, Harding, Mavor &amp; Jones.</w:t>
+      </w:r>
+    </w:p>
+    <w:bookmarkEnd w:id="87"/>
+    <w:bookmarkStart w:id="88" w:name="ref-singer_animal_liberation"/>
+    <w:p>
+      <w:pPr>
+        <w:pStyle w:val="Bibliography"/>
+      </w:pPr>
+      <w:r>
+        <w:t xml:space="preserve">Singer, P. (1975).</w:t>
+      </w:r>
+      <w:r>
+        <w:t xml:space="preserve"> </w:t>
+      </w:r>
+      <w:r>
+        <w:rPr>
           <w:iCs/>
-        </w:rPr>
-        <w:t xml:space="preserve">Frankenstein; or, the modern prometheus</w:t>
-      </w:r>
-      <w:r>
-        <w:t xml:space="preserve">. Lackington, Hughes, Harding, Mavor &amp; Jones.</w:t>
-      </w:r>
-    </w:p>
-    <w:bookmarkEnd w:id="64"/>
-    <w:bookmarkStart w:id="65" w:name="ref-singer_animal_liberation"/>
+          <w:i/>
+        </w:rPr>
+        <w:t xml:space="preserve">Animal liberation</w:t>
+      </w:r>
+      <w:r>
+        <w:t xml:space="preserve">. HarperCollins.</w:t>
+      </w:r>
+    </w:p>
+    <w:bookmarkEnd w:id="88"/>
+    <w:bookmarkStart w:id="89" w:name="ref-sparrow_robot_dogs"/>
     <w:p>
       <w:pPr>
         <w:pStyle w:val="Bibliography"/>
       </w:pPr>
       <w:r>
-        <w:t xml:space="preserve">Singer, P. (1975).</w:t>
-      </w:r>
-      <w:r>
-        <w:t xml:space="preserve"> </w:t>
-      </w:r>
-      <w:r>
-        <w:rPr>
+        <w:t xml:space="preserve">Sparrow, R. (2002). The march of the robot dogs.</w:t>
+      </w:r>
+      <w:r>
+        <w:t xml:space="preserve"> </w:t>
+      </w:r>
+      <w:r>
+        <w:rPr>
+          <w:iCs/>
           <w:i/>
+        </w:rPr>
+        <w:t xml:space="preserve">Ethics and Information Technology</w:t>
+      </w:r>
+      <w:r>
+        <w:t xml:space="preserve">,</w:t>
+      </w:r>
+      <w:r>
+        <w:t xml:space="preserve"> </w:t>
+      </w:r>
+      <w:r>
+        <w:rPr>
           <w:iCs/>
-        </w:rPr>
-        <w:t xml:space="preserve">Animal liberation</w:t>
-      </w:r>
-      <w:r>
-        <w:t xml:space="preserve">. HarperCollins.</w:t>
-      </w:r>
-    </w:p>
-    <w:bookmarkEnd w:id="65"/>
-    <w:bookmarkStart w:id="67" w:name="ref-turing_computing_machinery"/>
+          <w:i/>
+        </w:rPr>
+        <w:t xml:space="preserve">4</w:t>
+      </w:r>
+      <w:r>
+        <w:t xml:space="preserve">(4), 305–318.</w:t>
+      </w:r>
+    </w:p>
+    <w:bookmarkEnd w:id="89"/>
+    <w:bookmarkStart w:id="91" w:name="ref-turing_computing_machinery"/>
     <w:p>
       <w:pPr>
         <w:pStyle w:val="Bibliography"/>
@@ -6241,21 +8405,21 @@
       </w:r>
       <w:r>
         <w:rPr>
+          <w:iCs/>
           <w:i/>
+        </w:rPr>
+        <w:t xml:space="preserve">Mind</w:t>
+      </w:r>
+      <w:r>
+        <w:t xml:space="preserve">,</w:t>
+      </w:r>
+      <w:r>
+        <w:t xml:space="preserve"> </w:t>
+      </w:r>
+      <w:r>
+        <w:rPr>
           <w:iCs/>
-        </w:rPr>
-        <w:t xml:space="preserve">Mind</w:t>
-      </w:r>
-      <w:r>
-        <w:t xml:space="preserve">,</w:t>
-      </w:r>
-      <w:r>
-        <w:t xml:space="preserve"> </w:t>
-      </w:r>
-      <w:r>
-        <w:rPr>
           <w:i/>
-          <w:iCs/>
         </w:rPr>
         <w:t xml:space="preserve">59</w:t>
       </w:r>
@@ -6265,7 +8429,7 @@
       <w:r>
         <w:t xml:space="preserve"> </w:t>
       </w:r>
-      <w:hyperlink r:id="rId66">
+      <w:hyperlink r:id="rId90">
         <w:r>
           <w:rPr>
             <w:rStyle w:val="Hyperlink"/>
@@ -6274,13 +8438,36 @@
         </w:r>
       </w:hyperlink>
     </w:p>
-    <w:bookmarkEnd w:id="67"/>
-    <w:bookmarkStart w:id="68" w:name="ref-warren_moral_status"/>
+    <w:bookmarkEnd w:id="91"/>
+    <w:bookmarkStart w:id="92" w:name="ref-turkle_alone_together"/>
     <w:p>
       <w:pPr>
         <w:pStyle w:val="Bibliography"/>
       </w:pPr>
       <w:r>
+        <w:t xml:space="preserve">Turkle, S. (2011).</w:t>
+      </w:r>
+      <w:r>
+        <w:t xml:space="preserve"> </w:t>
+      </w:r>
+      <w:r>
+        <w:rPr>
+          <w:iCs/>
+          <w:i/>
+        </w:rPr>
+        <w:t xml:space="preserve">Alone together: Why we expect more from technology and less from each other</w:t>
+      </w:r>
+      <w:r>
+        <w:t xml:space="preserve">. Basic Books.</w:t>
+      </w:r>
+    </w:p>
+    <w:bookmarkEnd w:id="92"/>
+    <w:bookmarkStart w:id="93" w:name="ref-warren_moral_status"/>
+    <w:p>
+      <w:pPr>
+        <w:pStyle w:val="Bibliography"/>
+      </w:pPr>
+      <w:r>
         <w:t xml:space="preserve">Warren, M. A. (1997).</w:t>
       </w:r>
       <w:r>
@@ -6288,8 +8475,8 @@
       </w:r>
       <w:r>
         <w:rPr>
+          <w:iCs/>
           <w:i/>
-          <w:iCs/>
         </w:rPr>
         <w:t xml:space="preserve">Moral status: Obligations to persons and other living things</w:t>
       </w:r>
@@ -6297,9 +8484,9 @@
         <w:t xml:space="preserve">. Oxford University Press.</w:t>
       </w:r>
     </w:p>
-    <w:bookmarkEnd w:id="68"/>
-    <w:bookmarkEnd w:id="69"/>
-    <w:bookmarkEnd w:id="70"/>
+    <w:bookmarkEnd w:id="93"/>
+    <w:bookmarkEnd w:id="94"/>
+    <w:bookmarkEnd w:id="95"/>
     <w:sectPr>
       <w:footnotePr>
         <w:numRestart w:val="eachSect"/>
@@ -6335,14 +8522,14 @@
 <file path=word/numbering.xml><?xml version="1.0" encoding="utf-8"?>
 <w:numbering xmlns:w="http://schemas.openxmlformats.org/wordprocessingml/2006/main">
   <w:abstractNum w:abstractNumId="990">
-    <w:nsid w:val="0000A990"/>
+    <w:nsid w:val="A990"/>
     <w:multiLevelType w:val="multilevel"/>
     <w:lvl w:ilvl="0">
       <w:numFmt w:val="bullet"/>
       <w:lvlText w:val=" "/>
       <w:lvlJc w:val="left"/>
       <w:pPr>
-        <w:ind w:left="720" w:hanging="360"/>
+        <w:ind w:left="720" w:hanging="480"/>
       </w:pPr>
     </w:lvl>
     <w:lvl w:ilvl="1">
@@ -6350,7 +8537,7 @@
       <w:lvlText w:val=" "/>
       <w:lvlJc w:val="left"/>
       <w:pPr>
-        <w:ind w:left="1440" w:hanging="360"/>
+        <w:ind w:left="1440" w:hanging="480"/>
       </w:pPr>
     </w:lvl>
     <w:lvl w:ilvl="2">
@@ -6358,7 +8545,7 @@
       <w:lvlText w:val=" "/>
       <w:lvlJc w:val="left"/>
       <w:pPr>
-        <w:ind w:left="2160" w:hanging="360"/>
+        <w:ind w:left="2160" w:hanging="480"/>
       </w:pPr>
     </w:lvl>
     <w:lvl w:ilvl="3">
@@ -6366,7 +8553,7 @@
       <w:lvlText w:val=" "/>
       <w:lvlJc w:val="left"/>
       <w:pPr>
-        <w:ind w:left="2880" w:hanging="360"/>
+        <w:ind w:left="2880" w:hanging="480"/>
       </w:pPr>
     </w:lvl>
     <w:lvl w:ilvl="4">
@@ -6374,7 +8561,7 @@
       <w:lvlText w:val=" "/>
       <w:lvlJc w:val="left"/>
       <w:pPr>
-        <w:ind w:left="3600" w:hanging="360"/>
+        <w:ind w:left="3600" w:hanging="480"/>
       </w:pPr>
     </w:lvl>
     <w:lvl w:ilvl="5">
@@ -6382,7 +8569,7 @@
       <w:lvlText w:val=" "/>
       <w:lvlJc w:val="left"/>
       <w:pPr>
-        <w:ind w:left="4320" w:hanging="360"/>
+        <w:ind w:left="4320" w:hanging="480"/>
       </w:pPr>
     </w:lvl>
     <w:lvl w:ilvl="6">
@@ -6390,7 +8577,7 @@
       <w:lvlText w:val=" "/>
       <w:lvlJc w:val="left"/>
       <w:pPr>
-        <w:ind w:left="5040" w:hanging="360"/>
+        <w:ind w:left="5040" w:hanging="480"/>
       </w:pPr>
     </w:lvl>
     <w:lvl w:ilvl="7">
@@ -6398,7 +8585,7 @@
       <w:lvlText w:val=" "/>
       <w:lvlJc w:val="left"/>
       <w:pPr>
-        <w:ind w:left="5760" w:hanging="360"/>
+        <w:ind w:left="5760" w:hanging="480"/>
       </w:pPr>
     </w:lvl>
     <w:lvl w:ilvl="8">
@@ -6406,12 +8593,12 @@
       <w:lvlText w:val=" "/>
       <w:lvlJc w:val="left"/>
       <w:pPr>
-        <w:ind w:left="6480" w:hanging="360"/>
+        <w:ind w:left="6480" w:hanging="480"/>
       </w:pPr>
     </w:lvl>
   </w:abstractNum>
   <w:abstractNum w:abstractNumId="99201">
-    <w:nsid w:val="00A99201"/>
+    <w:nsid w:val="A99201"/>
     <w:multiLevelType w:val="multilevel"/>
     <w:lvl w:ilvl="0">
       <w:start w:val="1"/>
@@ -6419,7 +8606,7 @@
       <w:lvlText w:val="%1."/>
       <w:lvlJc w:val="left"/>
       <w:pPr>
-        <w:ind w:left="720" w:hanging="360"/>
+        <w:ind w:left="720" w:hanging="480"/>
       </w:pPr>
     </w:lvl>
     <w:lvl w:ilvl="1">
@@ -6428,7 +8615,7 @@
       <w:lvlText w:val="%2."/>
       <w:lvlJc w:val="left"/>
       <w:pPr>
-        <w:ind w:left="1440" w:hanging="360"/>
+        <w:ind w:left="1440" w:hanging="480"/>
       </w:pPr>
     </w:lvl>
     <w:lvl w:ilvl="2">
@@ -6437,7 +8624,7 @@
       <w:lvlText w:val="%3."/>
       <w:lvlJc w:val="left"/>
       <w:pPr>
-        <w:ind w:left="2160" w:hanging="360"/>
+        <w:ind w:left="2160" w:hanging="480"/>
       </w:pPr>
     </w:lvl>
     <w:lvl w:ilvl="3">
@@ -6446,7 +8633,7 @@
       <w:lvlText w:val="%4."/>
       <w:lvlJc w:val="left"/>
       <w:pPr>
-        <w:ind w:left="2880" w:hanging="360"/>
+        <w:ind w:left="2880" w:hanging="480"/>
       </w:pPr>
     </w:lvl>
     <w:lvl w:ilvl="4">
@@ -6455,7 +8642,7 @@
       <w:lvlText w:val="%5."/>
       <w:lvlJc w:val="left"/>
       <w:pPr>
-        <w:ind w:left="3600" w:hanging="360"/>
+        <w:ind w:left="3600" w:hanging="480"/>
       </w:pPr>
     </w:lvl>
     <w:lvl w:ilvl="5">
@@ -6464,7 +8651,7 @@
       <w:lvlText w:val="%6."/>
       <w:lvlJc w:val="left"/>
       <w:pPr>
-        <w:ind w:left="4320" w:hanging="360"/>
+        <w:ind w:left="4320" w:hanging="480"/>
       </w:pPr>
     </w:lvl>
     <w:lvl w:ilvl="6">
@@ -6473,7 +8660,7 @@
       <w:lvlText w:val="%7."/>
       <w:lvlJc w:val="left"/>
       <w:pPr>
-        <w:ind w:left="5040" w:hanging="360"/>
+        <w:ind w:left="5040" w:hanging="480"/>
       </w:pPr>
     </w:lvl>
     <w:lvl w:ilvl="7">
@@ -6482,7 +8669,7 @@
       <w:lvlText w:val="%8."/>
       <w:lvlJc w:val="left"/>
       <w:pPr>
-        <w:ind w:left="5760" w:hanging="360"/>
+        <w:ind w:left="5760" w:hanging="480"/>
       </w:pPr>
     </w:lvl>
     <w:lvl w:ilvl="8">
@@ -6491,111 +8678,84 @@
       <w:lvlText w:val="%9."/>
       <w:lvlJc w:val="left"/>
       <w:pPr>
-        <w:ind w:left="6480" w:hanging="360"/>
+        <w:ind w:left="6480" w:hanging="480"/>
       </w:pPr>
     </w:lvl>
   </w:abstractNum>
   <w:abstractNum w:abstractNumId="991">
-    <w:nsid w:val="0000A991"/>
+    <w:nsid w:val="A991"/>
     <w:multiLevelType w:val="multilevel"/>
     <w:lvl w:ilvl="0">
       <w:numFmt w:val="bullet"/>
-      <w:lvlText w:val=""/>
+      <w:lvlText w:val="•"/>
       <w:lvlJc w:val="left"/>
       <w:pPr>
-        <w:ind w:left="720" w:hanging="360"/>
-      </w:pPr>
-      <w:rPr>
-        <w:rFonts w:ascii="Symbol" w:hAnsi="Symbol" w:cs="Symbol" w:hint="default"/>
-      </w:rPr>
+        <w:ind w:left="720" w:hanging="480"/>
+      </w:pPr>
     </w:lvl>
     <w:lvl w:ilvl="1">
       <w:numFmt w:val="bullet"/>
-      <w:lvlText w:val="o"/>
+      <w:lvlText w:val="–"/>
       <w:lvlJc w:val="left"/>
       <w:pPr>
-        <w:ind w:left="1440" w:hanging="360"/>
-      </w:pPr>
-      <w:rPr>
-        <w:rFonts w:ascii="Courier New" w:hAnsi="Courier New" w:cs="Courier New" w:hint="default"/>
-      </w:rPr>
+        <w:ind w:left="1440" w:hanging="480"/>
+      </w:pPr>
     </w:lvl>
     <w:lvl w:ilvl="2">
       <w:numFmt w:val="bullet"/>
-      <w:lvlText w:val=""/>
+      <w:lvlText w:val="•"/>
       <w:lvlJc w:val="left"/>
       <w:pPr>
-        <w:ind w:left="2160" w:hanging="360"/>
-      </w:pPr>
-      <w:rPr>
-        <w:rFonts w:ascii="Wingdings" w:hAnsi="Wingdings" w:cs="Wingdings" w:hint="default"/>
-      </w:rPr>
+        <w:ind w:left="2160" w:hanging="480"/>
+      </w:pPr>
     </w:lvl>
     <w:lvl w:ilvl="3">
       <w:numFmt w:val="bullet"/>
-      <w:lvlText w:val=""/>
+      <w:lvlText w:val="–"/>
       <w:lvlJc w:val="left"/>
       <w:pPr>
-        <w:ind w:left="2880" w:hanging="360"/>
-      </w:pPr>
-      <w:rPr>
-        <w:rFonts w:ascii="Symbol" w:hAnsi="Symbol" w:cs="Symbol" w:hint="default"/>
-      </w:rPr>
+        <w:ind w:left="2880" w:hanging="480"/>
+      </w:pPr>
     </w:lvl>
     <w:lvl w:ilvl="4">
       <w:numFmt w:val="bullet"/>
-      <w:lvlText w:val="o"/>
+      <w:lvlText w:val="•"/>
       <w:lvlJc w:val="left"/>
       <w:pPr>
-        <w:ind w:left="3600" w:hanging="360"/>
-      </w:pPr>
-      <w:rPr>
-        <w:rFonts w:ascii="Courier New" w:hAnsi="Courier New" w:cs="Courier New" w:hint="default"/>
-      </w:rPr>
+        <w:ind w:left="3600" w:hanging="480"/>
+      </w:pPr>
     </w:lvl>
     <w:lvl w:ilvl="5">
       <w:numFmt w:val="bullet"/>
-      <w:lvlText w:val=""/>
+      <w:lvlText w:val="–"/>
       <w:lvlJc w:val="left"/>
       <w:pPr>
-        <w:ind w:left="4320" w:hanging="360"/>
-      </w:pPr>
-      <w:rPr>
-        <w:rFonts w:ascii="Wingdings" w:hAnsi="Wingdings" w:cs="Wingdings" w:hint="default"/>
-      </w:rPr>
+        <w:ind w:left="4320" w:hanging="480"/>
+      </w:pPr>
     </w:lvl>
     <w:lvl w:ilvl="6">
       <w:numFmt w:val="bullet"/>
-      <w:lvlText w:val=""/>
+      <w:lvlText w:val="•"/>
       <w:lvlJc w:val="left"/>
       <w:pPr>
-        <w:ind w:left="5040" w:hanging="360"/>
-      </w:pPr>
-      <w:rPr>
-        <w:rFonts w:ascii="Symbol" w:hAnsi="Symbol" w:cs="Symbol" w:hint="default"/>
-      </w:rPr>
+        <w:ind w:left="5040" w:hanging="480"/>
+      </w:pPr>
     </w:lvl>
     <w:lvl w:ilvl="7">
       <w:numFmt w:val="bullet"/>
-      <w:lvlText w:val="o"/>
+      <w:lvlText w:val="–"/>
       <w:lvlJc w:val="left"/>
       <w:pPr>
-        <w:ind w:left="5760" w:hanging="360"/>
-      </w:pPr>
-      <w:rPr>
-        <w:rFonts w:ascii="Courier New" w:hAnsi="Courier New" w:cs="Courier New" w:hint="default"/>
-      </w:rPr>
+        <w:ind w:left="5760" w:hanging="480"/>
+      </w:pPr>
     </w:lvl>
     <w:lvl w:ilvl="8">
       <w:numFmt w:val="bullet"/>
-      <w:lvlText w:val=""/>
+      <w:lvlText w:val="•"/>
       <w:lvlJc w:val="left"/>
       <w:pPr>
-        <w:ind w:left="6480" w:hanging="360"/>
-      </w:pPr>
-      <w:rPr>
-        <w:rFonts w:ascii="Wingdings" w:hAnsi="Wingdings" w:cs="Wingdings" w:hint="default"/>
-      </w:rPr>
+        <w:ind w:left="6480" w:hanging="480"/>
+      </w:pPr>
     </w:lvl>
   </w:abstractNum>
   <w:num w:numId="1000">
@@ -6872,6 +9032,126 @@
     </w:lvlOverride>
   </w:num>
   <w:num w:numId="1010">
+    <w:abstractNumId w:val="99201"/>
+    <w:lvlOverride w:ilvl="0">
+      <w:startOverride w:val="1"/>
+    </w:lvlOverride>
+    <w:lvlOverride w:ilvl="1">
+      <w:startOverride w:val="1"/>
+    </w:lvlOverride>
+    <w:lvlOverride w:ilvl="2">
+      <w:startOverride w:val="1"/>
+    </w:lvlOverride>
+    <w:lvlOverride w:ilvl="3">
+      <w:startOverride w:val="1"/>
+    </w:lvlOverride>
+    <w:lvlOverride w:ilvl="4">
+      <w:startOverride w:val="1"/>
+    </w:lvlOverride>
+    <w:lvlOverride w:ilvl="5">
+      <w:startOverride w:val="1"/>
+    </w:lvlOverride>
+    <w:lvlOverride w:ilvl="6">
+      <w:startOverride w:val="1"/>
+    </w:lvlOverride>
+    <w:lvlOverride w:ilvl="7">
+      <w:startOverride w:val="1"/>
+    </w:lvlOverride>
+    <w:lvlOverride w:ilvl="8">
+      <w:startOverride w:val="1"/>
+    </w:lvlOverride>
+  </w:num>
+  <w:num w:numId="1011">
+    <w:abstractNumId w:val="99201"/>
+    <w:lvlOverride w:ilvl="0">
+      <w:startOverride w:val="1"/>
+    </w:lvlOverride>
+    <w:lvlOverride w:ilvl="1">
+      <w:startOverride w:val="1"/>
+    </w:lvlOverride>
+    <w:lvlOverride w:ilvl="2">
+      <w:startOverride w:val="1"/>
+    </w:lvlOverride>
+    <w:lvlOverride w:ilvl="3">
+      <w:startOverride w:val="1"/>
+    </w:lvlOverride>
+    <w:lvlOverride w:ilvl="4">
+      <w:startOverride w:val="1"/>
+    </w:lvlOverride>
+    <w:lvlOverride w:ilvl="5">
+      <w:startOverride w:val="1"/>
+    </w:lvlOverride>
+    <w:lvlOverride w:ilvl="6">
+      <w:startOverride w:val="1"/>
+    </w:lvlOverride>
+    <w:lvlOverride w:ilvl="7">
+      <w:startOverride w:val="1"/>
+    </w:lvlOverride>
+    <w:lvlOverride w:ilvl="8">
+      <w:startOverride w:val="1"/>
+    </w:lvlOverride>
+  </w:num>
+  <w:num w:numId="1012">
+    <w:abstractNumId w:val="99201"/>
+    <w:lvlOverride w:ilvl="0">
+      <w:startOverride w:val="1"/>
+    </w:lvlOverride>
+    <w:lvlOverride w:ilvl="1">
+      <w:startOverride w:val="1"/>
+    </w:lvlOverride>
+    <w:lvlOverride w:ilvl="2">
+      <w:startOverride w:val="1"/>
+    </w:lvlOverride>
+    <w:lvlOverride w:ilvl="3">
+      <w:startOverride w:val="1"/>
+    </w:lvlOverride>
+    <w:lvlOverride w:ilvl="4">
+      <w:startOverride w:val="1"/>
+    </w:lvlOverride>
+    <w:lvlOverride w:ilvl="5">
+      <w:startOverride w:val="1"/>
+    </w:lvlOverride>
+    <w:lvlOverride w:ilvl="6">
+      <w:startOverride w:val="1"/>
+    </w:lvlOverride>
+    <w:lvlOverride w:ilvl="7">
+      <w:startOverride w:val="1"/>
+    </w:lvlOverride>
+    <w:lvlOverride w:ilvl="8">
+      <w:startOverride w:val="1"/>
+    </w:lvlOverride>
+  </w:num>
+  <w:num w:numId="1013">
+    <w:abstractNumId w:val="99201"/>
+    <w:lvlOverride w:ilvl="0">
+      <w:startOverride w:val="1"/>
+    </w:lvlOverride>
+    <w:lvlOverride w:ilvl="1">
+      <w:startOverride w:val="1"/>
+    </w:lvlOverride>
+    <w:lvlOverride w:ilvl="2">
+      <w:startOverride w:val="1"/>
+    </w:lvlOverride>
+    <w:lvlOverride w:ilvl="3">
+      <w:startOverride w:val="1"/>
+    </w:lvlOverride>
+    <w:lvlOverride w:ilvl="4">
+      <w:startOverride w:val="1"/>
+    </w:lvlOverride>
+    <w:lvlOverride w:ilvl="5">
+      <w:startOverride w:val="1"/>
+    </w:lvlOverride>
+    <w:lvlOverride w:ilvl="6">
+      <w:startOverride w:val="1"/>
+    </w:lvlOverride>
+    <w:lvlOverride w:ilvl="7">
+      <w:startOverride w:val="1"/>
+    </w:lvlOverride>
+    <w:lvlOverride w:ilvl="8">
+      <w:startOverride w:val="1"/>
+    </w:lvlOverride>
+  </w:num>
+  <w:num w:numId="1014">
     <w:abstractNumId w:val="991"/>
   </w:num>
 </w:numbering>
@@ -7800,8 +10080,8 @@
     <w:name w:val="KeywordTok"/>
     <w:basedOn w:val="VerbatimChar"/>
     <w:rPr>
+      <w:color w:val="007020"/>
       <w:b/>
-      <w:color w:val="007020"/>
     </w:rPr>
   </w:style>
   <w:style w:type="character" w:customStyle="1" w:styleId="DataTypeTok">
@@ -7878,42 +10158,42 @@
     <w:name w:val="ImportTok"/>
     <w:basedOn w:val="VerbatimChar"/>
     <w:rPr>
+      <w:color w:val="008000"/>
       <w:b/>
-      <w:color w:val="008000"/>
     </w:rPr>
   </w:style>
   <w:style w:type="character" w:customStyle="1" w:styleId="CommentTok">
     <w:name w:val="CommentTok"/>
     <w:basedOn w:val="VerbatimChar"/>
     <w:rPr>
+      <w:color w:val="60a0b0"/>
       <w:i/>
-      <w:color w:val="60a0b0"/>
     </w:rPr>
   </w:style>
   <w:style w:type="character" w:customStyle="1" w:styleId="DocumentationTok">
     <w:name w:val="DocumentationTok"/>
     <w:basedOn w:val="VerbatimChar"/>
     <w:rPr>
+      <w:color w:val="ba2121"/>
       <w:i/>
-      <w:color w:val="ba2121"/>
     </w:rPr>
   </w:style>
   <w:style w:type="character" w:customStyle="1" w:styleId="AnnotationTok">
     <w:name w:val="AnnotationTok"/>
     <w:basedOn w:val="VerbatimChar"/>
     <w:rPr>
+      <w:color w:val="60a0b0"/>
       <w:b/>
       <w:i/>
-      <w:color w:val="60a0b0"/>
     </w:rPr>
   </w:style>
   <w:style w:type="character" w:customStyle="1" w:styleId="CommentVarTok">
     <w:name w:val="CommentVarTok"/>
     <w:basedOn w:val="VerbatimChar"/>
     <w:rPr>
+      <w:color w:val="60a0b0"/>
       <w:b/>
       <w:i/>
-      <w:color w:val="60a0b0"/>
     </w:rPr>
   </w:style>
   <w:style w:type="character" w:customStyle="1" w:styleId="OtherTok">
@@ -7941,8 +10221,8 @@
     <w:name w:val="ControlFlowTok"/>
     <w:basedOn w:val="VerbatimChar"/>
     <w:rPr>
+      <w:color w:val="007020"/>
       <w:b/>
-      <w:color w:val="007020"/>
     </w:rPr>
   </w:style>
   <w:style w:type="character" w:customStyle="1" w:styleId="OperatorTok">
@@ -7987,34 +10267,34 @@
     <w:name w:val="InformationTok"/>
     <w:basedOn w:val="VerbatimChar"/>
     <w:rPr>
+      <w:color w:val="60a0b0"/>
       <w:b/>
       <w:i/>
-      <w:color w:val="60a0b0"/>
     </w:rPr>
   </w:style>
   <w:style w:type="character" w:customStyle="1" w:styleId="WarningTok">
     <w:name w:val="WarningTok"/>
     <w:basedOn w:val="VerbatimChar"/>
     <w:rPr>
+      <w:color w:val="60a0b0"/>
       <w:b/>
       <w:i/>
-      <w:color w:val="60a0b0"/>
     </w:rPr>
   </w:style>
   <w:style w:type="character" w:customStyle="1" w:styleId="AlertTok">
     <w:name w:val="AlertTok"/>
     <w:basedOn w:val="VerbatimChar"/>
     <w:rPr>
+      <w:color w:val="ff0000"/>
       <w:b/>
-      <w:color w:val="ff0000"/>
     </w:rPr>
   </w:style>
   <w:style w:type="character" w:customStyle="1" w:styleId="ErrorTok">
     <w:name w:val="ErrorTok"/>
     <w:basedOn w:val="VerbatimChar"/>
     <w:rPr>
+      <w:color w:val="ff0000"/>
       <w:b/>
-      <w:color w:val="ff0000"/>
     </w:rPr>
   </w:style>
   <w:style w:type="character" w:customStyle="1" w:styleId="NormalTok">

--- a/docx/ch11_robot_rights.docx
+++ b/docx/ch11_robot_rights.docx
@@ -332,45 +332,35 @@
         <w:t xml:space="preserve"> </w:t>
       </w:r>
       <w:r>
-        <w:t xml:space="preserve">things matter in the first place? A rock does not have interests that can be violated. A</w:t>
-      </w:r>
-      <w:r>
-        <w:t xml:space="preserve"> </w:t>
-      </w:r>
-      <w:r>
-        <w:t xml:space="preserve">corporation can be wronged in a legal sense, but most of us would say its "harm" ultimately</w:t>
-      </w:r>
-      <w:r>
-        <w:t xml:space="preserve"> </w:t>
-      </w:r>
-      <w:r>
-        <w:t xml:space="preserve">reduces to harm done to the people inside or around it. A chimpanzee, on the other hand,</w:t>
-      </w:r>
-      <w:r>
-        <w:t xml:space="preserve"> </w:t>
-      </w:r>
-      <w:r>
-        <w:t xml:space="preserve">can suffer, can be frustrated, can experience something like grief — and many philosophers</w:t>
-      </w:r>
-      <w:r>
-        <w:t xml:space="preserve"> </w:t>
-      </w:r>
-      <w:r>
-        <w:t xml:space="preserve">argue this gives it a direct claim on our moral attention, not merely an indirect one</w:t>
-      </w:r>
-      <w:r>
-        <w:t xml:space="preserve"> </w:t>
-      </w:r>
-      <w:r>
-        <w:t xml:space="preserve">mediated through human feelings about chimpanzees.</w:t>
-      </w:r>
-    </w:p>
-    <w:p>
-      <w:pPr>
-        <w:pStyle w:val="BodyText"/>
-      </w:pPr>
-      <w:r>
-        <w:t xml:space="preserve">The concept philosophers use to mark this distinction is</w:t>
+        <w:t xml:space="preserve">things matter in the first place? A rock has no interests to violate. A corporation can be</w:t>
+      </w:r>
+      <w:r>
+        <w:t xml:space="preserve"> </w:t>
+      </w:r>
+      <w:r>
+        <w:t xml:space="preserve">wronged legally, but its "harm" arguably reduces to harm done to the people around it. A chimpanzee can suffer, can be frustrated, can grieve — and many philosophers argue that gives it a</w:t>
+      </w:r>
+      <w:r>
+        <w:t xml:space="preserve"> </w:t>
+      </w:r>
+      <w:r>
+        <w:t xml:space="preserve">direct claim on our moral attention, not one merely mediated through human feelings.</w:t>
+      </w:r>
+    </w:p>
+    <w:p>
+      <w:pPr>
+        <w:pStyle w:val="DefinitionTerm"/>
+      </w:pPr>
+      <w:r>
+        <w:t xml:space="preserve">Moral Status</w:t>
+      </w:r>
+    </w:p>
+    <w:p>
+      <w:pPr>
+        <w:pStyle w:val="DefinitionBody"/>
+      </w:pPr>
+      <w:r>
+        <w:t xml:space="preserve">An entity has</w:t>
       </w:r>
       <w:r>
         <w:t xml:space="preserve"> </w:t>
@@ -383,35 +373,46 @@
         <w:t xml:space="preserve">moral status</w:t>
       </w:r>
       <w:r>
-        <w:t xml:space="preserve">.</w:t>
-      </w:r>
-      <w:r>
-        <w:t xml:space="preserve"> </w:t>
-      </w:r>
-      <w:r>
-        <w:t xml:space="preserve">Understanding it is the first step toward asking whether an AI system could ever have it —</w:t>
-      </w:r>
-      <w:r>
-        <w:t xml:space="preserve"> </w:t>
-      </w:r>
-      <w:r>
-        <w:t xml:space="preserve">and whether any current system does.</w:t>
-      </w:r>
-    </w:p>
-    <w:p>
-      <w:pPr>
-        <w:pStyle w:val="DefinitionTerm"/>
-      </w:pPr>
-      <w:r>
-        <w:t xml:space="preserve">Moral Status</w:t>
-      </w:r>
-    </w:p>
-    <w:p>
-      <w:pPr>
-        <w:pStyle w:val="DefinitionBody"/>
-      </w:pPr>
-      <w:r>
-        <w:t xml:space="preserve">An entity has</w:t>
+        <w:t xml:space="preserve"> </w:t>
+      </w:r>
+      <w:r>
+        <w:t xml:space="preserve">if it matters morally</w:t>
+      </w:r>
+      <w:r>
+        <w:t xml:space="preserve"> </w:t>
+      </w:r>
+      <w:r>
+        <w:rPr>
+          <w:iCs/>
+          <w:i/>
+        </w:rPr>
+        <w:t xml:space="preserve">in its own</w:t>
+      </w:r>
+      <w:r>
+        <w:rPr>
+          <w:iCs/>
+          <w:i/>
+        </w:rPr>
+        <w:t xml:space="preserve"> </w:t>
+      </w:r>
+      <w:r>
+        <w:rPr>
+          <w:iCs/>
+          <w:i/>
+        </w:rPr>
+        <w:t xml:space="preserve">right</w:t>
+      </w:r>
+      <w:r>
+        <w:t xml:space="preserve"> </w:t>
+      </w:r>
+      <w:r>
+        <w:t xml:space="preserve">— if its interests make direct demands on how we treat it, not merely because</w:t>
+      </w:r>
+      <w:r>
+        <w:t xml:space="preserve"> </w:t>
+      </w:r>
+      <w:r>
+        <w:t xml:space="preserve">of its effects on others. Such entities are sometimes called</w:t>
       </w:r>
       <w:r>
         <w:t xml:space="preserve"> </w:t>
@@ -421,13 +422,111 @@
           <w:bCs/>
           <w:b/>
         </w:rPr>
-        <w:t xml:space="preserve">moral status</w:t>
-      </w:r>
-      <w:r>
-        <w:t xml:space="preserve"> </w:t>
-      </w:r>
-      <w:r>
-        <w:t xml:space="preserve">if it matters morally</w:t>
+        <w:t xml:space="preserve">moral</w:t>
+      </w:r>
+      <w:r>
+        <w:rPr>
+          <w:bCs/>
+          <w:b/>
+        </w:rPr>
+        <w:t xml:space="preserve"> </w:t>
+      </w:r>
+      <w:r>
+        <w:rPr>
+          <w:bCs/>
+          <w:b/>
+        </w:rPr>
+        <w:t xml:space="preserve">patients</w:t>
+      </w:r>
+      <w:r>
+        <w:t xml:space="preserve">: they can be wronged, whether or not they are also moral agents</w:t>
+      </w:r>
+      <w:r>
+        <w:t xml:space="preserve"> </w:t>
+      </w:r>
+      <w:r>
+        <w:t xml:space="preserve">responsible for their own actions.</w:t>
+      </w:r>
+    </w:p>
+    <w:bookmarkStart w:id="23" w:name="the-expanding-moral-circle"/>
+    <w:p>
+      <w:pPr>
+        <w:pStyle w:val="Heading3"/>
+      </w:pPr>
+      <w:r>
+        <w:t xml:space="preserve">The Expanding Moral Circle</w:t>
+      </w:r>
+    </w:p>
+    <w:p>
+      <w:pPr>
+        <w:pStyle w:val="FirstParagraph"/>
+      </w:pPr>
+      <w:r>
+        <w:t xml:space="preserve">The history of ethics is partly a history of expanding the set of beings we take seriously.</w:t>
+      </w:r>
+      <w:r>
+        <w:t xml:space="preserve"> </w:t>
+      </w:r>
+      <w:r>
+        <w:t xml:space="preserve">In ancient Athens, full standing was restricted to adult male citizens; enslaved people,</w:t>
+      </w:r>
+      <w:r>
+        <w:t xml:space="preserve"> </w:t>
+      </w:r>
+      <w:r>
+        <w:t xml:space="preserve">women, and foreigners had little or none. Enlightenment thinkers extended the circle to all</w:t>
+      </w:r>
+      <w:r>
+        <w:t xml:space="preserve"> </w:t>
+      </w:r>
+      <w:r>
+        <w:t xml:space="preserve">rational human beings; the abolitionist and suffragist movements fought, against fierce</w:t>
+      </w:r>
+      <w:r>
+        <w:t xml:space="preserve"> </w:t>
+      </w:r>
+      <w:r>
+        <w:t xml:space="preserve">resistance, to make that extension real in law. By the late twentieth century, philosophers</w:t>
+      </w:r>
+      <w:r>
+        <w:t xml:space="preserve"> </w:t>
+      </w:r>
+      <w:r>
+        <w:t xml:space="preserve">such as Peter Singer argued the circle should expand further still, to animals capable of</w:t>
+      </w:r>
+      <w:r>
+        <w:t xml:space="preserve"> </w:t>
+      </w:r>
+      <w:r>
+        <w:t xml:space="preserve">suffering.</w:t>
+      </w:r>
+    </w:p>
+    <w:p>
+      <w:pPr>
+        <w:pStyle w:val="BodyText"/>
+      </w:pPr>
+      <w:r>
+        <w:t xml:space="preserve">Each expansion was initially radical and resisted; each was eventually accepted as obvious</w:t>
+      </w:r>
+      <w:r>
+        <w:t xml:space="preserve"> </w:t>
+      </w:r>
+      <w:r>
+        <w:t xml:space="preserve">in retrospect. The question is whether artificial minds could be next — and what would have</w:t>
+      </w:r>
+      <w:r>
+        <w:t xml:space="preserve"> </w:t>
+      </w:r>
+      <w:r>
+        <w:t xml:space="preserve">to be true for that expansion to be warranted.</w:t>
+      </w:r>
+    </w:p>
+    <w:p>
+      <w:pPr>
+        <w:pStyle w:val="BlockQuote"/>
+      </w:pPr>
+      <w:r>
+        <w:t xml:space="preserve">The question is not, Can they</w:t>
       </w:r>
       <w:r>
         <w:t xml:space="preserve"> </w:t>
@@ -437,25 +536,122 @@
           <w:iCs/>
           <w:i/>
         </w:rPr>
-        <w:t xml:space="preserve">in its own right</w:t>
-      </w:r>
-      <w:r>
-        <w:t xml:space="preserve"> </w:t>
-      </w:r>
-      <w:r>
-        <w:t xml:space="preserve">—</w:t>
-      </w:r>
-      <w:r>
-        <w:t xml:space="preserve"> </w:t>
-      </w:r>
-      <w:r>
-        <w:t xml:space="preserve">if its interests or welfare make direct moral demands on how we treat it, not merely</w:t>
-      </w:r>
-      <w:r>
-        <w:t xml:space="preserve"> </w:t>
-      </w:r>
-      <w:r>
-        <w:t xml:space="preserve">because of its effects on others. Entities with moral status are sometimes called</w:t>
+        <w:t xml:space="preserve">reason</w:t>
+      </w:r>
+      <w:r>
+        <w:t xml:space="preserve">? nor, Can they</w:t>
+      </w:r>
+      <w:r>
+        <w:t xml:space="preserve"> </w:t>
+      </w:r>
+      <w:r>
+        <w:rPr>
+          <w:iCs/>
+          <w:i/>
+        </w:rPr>
+        <w:t xml:space="preserve">talk</w:t>
+      </w:r>
+      <w:r>
+        <w:t xml:space="preserve">?</w:t>
+      </w:r>
+      <w:r>
+        <w:t xml:space="preserve"> </w:t>
+      </w:r>
+      <w:r>
+        <w:t xml:space="preserve">but, Can they</w:t>
+      </w:r>
+      <w:r>
+        <w:t xml:space="preserve"> </w:t>
+      </w:r>
+      <w:r>
+        <w:rPr>
+          <w:iCs/>
+          <w:i/>
+        </w:rPr>
+        <w:t xml:space="preserve">suffer</w:t>
+      </w:r>
+      <w:r>
+        <w:t xml:space="preserve">?</w:t>
+      </w:r>
+    </w:p>
+    <w:p>
+      <w:pPr>
+        <w:pStyle w:val="BlockQuote"/>
+      </w:pPr>
+      <w:r>
+        <w:t xml:space="preserve">(Bentham, 1789)</w:t>
+      </w:r>
+    </w:p>
+    <w:p>
+      <w:pPr>
+        <w:pStyle w:val="BodyText"/>
+      </w:pPr>
+      <w:r>
+        <w:t xml:space="preserve">Jeremy Bentham published these words in 1789, in a footnote, when taking animal suffering</w:t>
+      </w:r>
+      <w:r>
+        <w:t xml:space="preserve"> </w:t>
+      </w:r>
+      <w:r>
+        <w:t xml:space="preserve">seriously was considered eccentric. His point was methodological: the criterion for moral</w:t>
+      </w:r>
+      <w:r>
+        <w:t xml:space="preserve"> </w:t>
+      </w:r>
+      <w:r>
+        <w:t xml:space="preserve">consideration should be the capacity for subjective experience, not the capacity for speech</w:t>
+      </w:r>
+      <w:r>
+        <w:t xml:space="preserve"> </w:t>
+      </w:r>
+      <w:r>
+        <w:t xml:space="preserve">or sophisticated reasoning. Applied to AI, the challenge is acute. Can an artificial system</w:t>
+      </w:r>
+      <w:r>
+        <w:t xml:space="preserve"> </w:t>
+      </w:r>
+      <w:r>
+        <w:t xml:space="preserve">suffer? Can it have a welfare that goes better or worse for it, from the inside?</w:t>
+      </w:r>
+    </w:p>
+    <w:bookmarkEnd w:id="23"/>
+    <w:bookmarkStart w:id="24" w:name="three-theories-of-moral-status"/>
+    <w:p>
+      <w:pPr>
+        <w:pStyle w:val="Heading3"/>
+      </w:pPr>
+      <w:r>
+        <w:t xml:space="preserve">Three Theories of Moral Status</w:t>
+      </w:r>
+    </w:p>
+    <w:p>
+      <w:pPr>
+        <w:pStyle w:val="FirstParagraph"/>
+      </w:pPr>
+      <w:r>
+        <w:t xml:space="preserve">Philosophers have proposed three main families of theory about what grounds moral status.</w:t>
+      </w:r>
+      <w:r>
+        <w:t xml:space="preserve"> </w:t>
+      </w:r>
+      <w:r>
+        <w:t xml:space="preserve">Each gives a different answer to what AI would need in order to matter morally.</w:t>
+      </w:r>
+    </w:p>
+    <w:p>
+      <w:pPr>
+        <w:pStyle w:val="DefinitionTerm"/>
+      </w:pPr>
+      <w:r>
+        <w:t xml:space="preserve">Sentience View</w:t>
+      </w:r>
+    </w:p>
+    <w:p>
+      <w:pPr>
+        <w:pStyle w:val="DefinitionBody"/>
+      </w:pPr>
+      <w:r>
+        <w:t xml:space="preserve">Moral status depends on the capacity for</w:t>
       </w:r>
       <w:r>
         <w:t xml:space="preserve"> </w:t>
@@ -465,103 +661,81 @@
           <w:bCs/>
           <w:b/>
         </w:rPr>
-        <w:t xml:space="preserve">moral patients</w:t>
-      </w:r>
-      <w:r>
-        <w:t xml:space="preserve">: they can be wronged, regardless of whether they are</w:t>
-      </w:r>
-      <w:r>
-        <w:t xml:space="preserve"> </w:t>
-      </w:r>
-      <w:r>
-        <w:t xml:space="preserve">also moral agents capable of being held responsible for their own actions.</w:t>
-      </w:r>
-    </w:p>
-    <w:bookmarkStart w:id="23" w:name="the-expanding-moral-circle"/>
-    <w:p>
-      <w:pPr>
-        <w:pStyle w:val="Heading3"/>
-      </w:pPr>
-      <w:r>
-        <w:t xml:space="preserve">The Expanding Moral Circle</w:t>
-      </w:r>
-    </w:p>
-    <w:p>
-      <w:pPr>
-        <w:pStyle w:val="FirstParagraph"/>
-      </w:pPr>
-      <w:r>
-        <w:t xml:space="preserve">The history of ethics is partly a history of expanding the set of beings we take seriously.</w:t>
-      </w:r>
-      <w:r>
-        <w:t xml:space="preserve"> </w:t>
-      </w:r>
-      <w:r>
-        <w:t xml:space="preserve">In ancient Athens, full moral and political standing was restricted to adult male citizens;</w:t>
-      </w:r>
-      <w:r>
-        <w:t xml:space="preserve"> </w:t>
-      </w:r>
-      <w:r>
-        <w:t xml:space="preserve">enslaved people, women, and foreigners had little or none. Enlightenment thinkers extended</w:t>
-      </w:r>
-      <w:r>
-        <w:t xml:space="preserve"> </w:t>
-      </w:r>
-      <w:r>
-        <w:t xml:space="preserve">the circle to all rational human beings, regardless of birth. The abolitionist and suffragist</w:t>
-      </w:r>
-      <w:r>
-        <w:t xml:space="preserve"> </w:t>
-      </w:r>
-      <w:r>
-        <w:t xml:space="preserve">movements of the nineteenth and twentieth centuries fought — against fierce resistance — to</w:t>
-      </w:r>
-      <w:r>
-        <w:t xml:space="preserve"> </w:t>
-      </w:r>
-      <w:r>
-        <w:t xml:space="preserve">make that extension real in law and practice. By the late twentieth century, philosophers</w:t>
-      </w:r>
-      <w:r>
-        <w:t xml:space="preserve"> </w:t>
-      </w:r>
-      <w:r>
-        <w:t xml:space="preserve">such as Peter Singer were arguing that the circle needed to expand further still, to include</w:t>
-      </w:r>
-      <w:r>
-        <w:t xml:space="preserve"> </w:t>
-      </w:r>
-      <w:r>
-        <w:t xml:space="preserve">animals capable of suffering.</w:t>
-      </w:r>
-    </w:p>
-    <w:p>
-      <w:pPr>
-        <w:pStyle w:val="BodyText"/>
-      </w:pPr>
-      <w:r>
-        <w:t xml:space="preserve">Each expansion was initially radical and resisted. Each was eventually accepted (at least</w:t>
-      </w:r>
-      <w:r>
-        <w:t xml:space="preserve"> </w:t>
-      </w:r>
-      <w:r>
-        <w:t xml:space="preserve">in part) as obvious in retrospect. The question before us is whether artificial minds could</w:t>
-      </w:r>
-      <w:r>
-        <w:t xml:space="preserve"> </w:t>
-      </w:r>
-      <w:r>
-        <w:t xml:space="preserve">be next — and if so, what would have to be true for that expansion to be warranted.</w:t>
-      </w:r>
-    </w:p>
-    <w:p>
-      <w:pPr>
-        <w:pStyle w:val="BlockQuote"/>
-      </w:pPr>
-      <w:r>
-        <w:t xml:space="preserve">The question is not, Can they</w:t>
+        <w:t xml:space="preserve">pleasure and pain</w:t>
+      </w:r>
+      <w:r>
+        <w:t xml:space="preserve"> </w:t>
+      </w:r>
+      <w:r>
+        <w:t xml:space="preserve">— on a</w:t>
+      </w:r>
+      <w:r>
+        <w:t xml:space="preserve"> </w:t>
+      </w:r>
+      <w:r>
+        <w:t xml:space="preserve">subjective welfare that can go better or worse. Associated with Jeremy Bentham and Peter</w:t>
+      </w:r>
+      <w:r>
+        <w:t xml:space="preserve"> </w:t>
+      </w:r>
+      <w:r>
+        <w:t xml:space="preserve">Singer, it implies that AI moral status requires genuine phenomenal experience, not</w:t>
+      </w:r>
+      <w:r>
+        <w:t xml:space="preserve"> </w:t>
+      </w:r>
+      <w:r>
+        <w:t xml:space="preserve">behavior resembling its expression.</w:t>
+      </w:r>
+      <w:r>
+        <w:t xml:space="preserve"> </w:t>
+      </w:r>
+      <w:r>
+        <w:t xml:space="preserve">(Singer, 1975)</w:t>
+      </w:r>
+    </w:p>
+    <w:p>
+      <w:pPr>
+        <w:pStyle w:val="DefinitionTerm"/>
+      </w:pPr>
+      <w:r>
+        <w:t xml:space="preserve">Rationality View</w:t>
+      </w:r>
+    </w:p>
+    <w:p>
+      <w:pPr>
+        <w:pStyle w:val="DefinitionBody"/>
+      </w:pPr>
+      <w:r>
+        <w:t xml:space="preserve">Moral status requires</w:t>
+      </w:r>
+      <w:r>
+        <w:t xml:space="preserve"> </w:t>
+      </w:r>
+      <w:r>
+        <w:rPr>
+          <w:bCs/>
+          <w:b/>
+        </w:rPr>
+        <w:t xml:space="preserve">rational agency</w:t>
+      </w:r>
+      <w:r>
+        <w:t xml:space="preserve"> </w:t>
+      </w:r>
+      <w:r>
+        <w:t xml:space="preserve">— the capacity to act on self-given</w:t>
+      </w:r>
+      <w:r>
+        <w:t xml:space="preserve"> </w:t>
+      </w:r>
+      <w:r>
+        <w:t xml:space="preserve">principles, to set ends and reflect on them. Associated with Immanuel Kant, it demands</w:t>
+      </w:r>
+      <w:r>
+        <w:t xml:space="preserve"> </w:t>
+      </w:r>
+      <w:r>
+        <w:t xml:space="preserve">more than sophisticated goal-directed behavior: it requires</w:t>
       </w:r>
       <w:r>
         <w:t xml:space="preserve"> </w:t>
@@ -571,124 +745,22 @@
           <w:iCs/>
           <w:i/>
         </w:rPr>
-        <w:t xml:space="preserve">reason</w:t>
-      </w:r>
-      <w:r>
-        <w:t xml:space="preserve">? nor, Can they</w:t>
-      </w:r>
-      <w:r>
-        <w:t xml:space="preserve"> </w:t>
-      </w:r>
-      <w:r>
-        <w:rPr>
-          <w:iCs/>
-          <w:i/>
-        </w:rPr>
-        <w:t xml:space="preserve">talk</w:t>
-      </w:r>
-      <w:r>
-        <w:t xml:space="preserve">?</w:t>
-      </w:r>
-      <w:r>
-        <w:t xml:space="preserve"> </w:t>
-      </w:r>
-      <w:r>
-        <w:t xml:space="preserve">but, Can they</w:t>
-      </w:r>
-      <w:r>
-        <w:t xml:space="preserve"> </w:t>
-      </w:r>
-      <w:r>
-        <w:rPr>
-          <w:iCs/>
-          <w:i/>
-        </w:rPr>
-        <w:t xml:space="preserve">suffer</w:t>
-      </w:r>
-      <w:r>
-        <w:t xml:space="preserve">?</w:t>
-      </w:r>
-    </w:p>
-    <w:p>
-      <w:pPr>
-        <w:pStyle w:val="BlockQuote"/>
-      </w:pPr>
-      <w:r>
-        <w:t xml:space="preserve">(Bentham, 1789)</w:t>
-      </w:r>
-    </w:p>
-    <w:p>
-      <w:pPr>
-        <w:pStyle w:val="BodyText"/>
-      </w:pPr>
-      <w:r>
-        <w:t xml:space="preserve">Jeremy Bentham published these words in 1789, in a footnote, as an argument for taking</w:t>
-      </w:r>
-      <w:r>
-        <w:t xml:space="preserve"> </w:t>
-      </w:r>
-      <w:r>
-        <w:t xml:space="preserve">animal suffering seriously — at a time when that idea was considered eccentric. His point</w:t>
-      </w:r>
-      <w:r>
-        <w:t xml:space="preserve"> </w:t>
-      </w:r>
-      <w:r>
-        <w:t xml:space="preserve">was methodological as well as substantive: the criterion for moral consideration should be the capacity for</w:t>
-      </w:r>
-      <w:r>
-        <w:t xml:space="preserve"> </w:t>
-      </w:r>
-      <w:r>
-        <w:t xml:space="preserve">subjective experience, not the capacity for speech or sophisticated reasoning. Applied to</w:t>
-      </w:r>
-      <w:r>
-        <w:t xml:space="preserve"> </w:t>
-      </w:r>
-      <w:r>
-        <w:t xml:space="preserve">AI, Bentham's challenge is acute. Can an artificial system suffer? Can it have a welfare</w:t>
-      </w:r>
-      <w:r>
-        <w:t xml:space="preserve"> </w:t>
-      </w:r>
-      <w:r>
-        <w:t xml:space="preserve">that goes better or worse for it, from the inside? These are not easy questions to answer —</w:t>
-      </w:r>
-      <w:r>
-        <w:t xml:space="preserve"> </w:t>
-      </w:r>
-      <w:r>
-        <w:t xml:space="preserve">which is precisely why the debate matters.</w:t>
-      </w:r>
-    </w:p>
-    <w:bookmarkEnd w:id="23"/>
-    <w:bookmarkStart w:id="24" w:name="three-theories-of-moral-status"/>
-    <w:p>
-      <w:pPr>
-        <w:pStyle w:val="Heading3"/>
-      </w:pPr>
-      <w:r>
-        <w:t xml:space="preserve">Three Theories of Moral Status</w:t>
-      </w:r>
-    </w:p>
-    <w:p>
-      <w:pPr>
-        <w:pStyle w:val="FirstParagraph"/>
-      </w:pPr>
-      <w:r>
-        <w:t xml:space="preserve">Philosophers have proposed three main families of theory about what grounds moral status.</w:t>
-      </w:r>
-      <w:r>
-        <w:t xml:space="preserve"> </w:t>
-      </w:r>
-      <w:r>
-        <w:t xml:space="preserve">They give different answers to the question of what AI would need in order to matter morally —</w:t>
-      </w:r>
-      <w:r>
-        <w:t xml:space="preserve"> </w:t>
-      </w:r>
-      <w:r>
-        <w:t xml:space="preserve">and different methods for checking whether any given system has it.</w:t>
+        <w:t xml:space="preserve">genuine autonomy</w:t>
+      </w:r>
+      <w:r>
+        <w:t xml:space="preserve">, a</w:t>
+      </w:r>
+      <w:r>
+        <w:t xml:space="preserve"> </w:t>
+      </w:r>
+      <w:r>
+        <w:t xml:space="preserve">self-legislation most philosophers think current AI systems lack.</w:t>
+      </w:r>
+      <w:r>
+        <w:t xml:space="preserve"> </w:t>
+      </w:r>
+      <w:r>
+        <w:t xml:space="preserve">(Kant, 1998)</w:t>
       </w:r>
     </w:p>
     <w:p>
@@ -696,7 +768,7 @@
         <w:pStyle w:val="DefinitionTerm"/>
       </w:pPr>
       <w:r>
-        <w:t xml:space="preserve">Sentience View</w:t>
+        <w:t xml:space="preserve">Relational View</w:t>
       </w:r>
     </w:p>
     <w:p>
@@ -704,7 +776,13 @@
         <w:pStyle w:val="DefinitionBody"/>
       </w:pPr>
       <w:r>
-        <w:t xml:space="preserve">Moral status depends on the capacity for</w:t>
+        <w:t xml:space="preserve">Moral status is not an intrinsic property to be discovered by inspection but something</w:t>
+      </w:r>
+      <w:r>
+        <w:t xml:space="preserve"> </w:t>
+      </w:r>
+      <w:r>
+        <w:t xml:space="preserve">that</w:t>
       </w:r>
       <w:r>
         <w:t xml:space="preserve"> </w:t>
@@ -714,137 +792,6 @@
           <w:bCs/>
           <w:b/>
         </w:rPr>
-        <w:t xml:space="preserve">pleasure and pain</w:t>
-      </w:r>
-      <w:r>
-        <w:t xml:space="preserve"> </w:t>
-      </w:r>
-      <w:r>
-        <w:t xml:space="preserve">— on having</w:t>
-      </w:r>
-      <w:r>
-        <w:t xml:space="preserve"> </w:t>
-      </w:r>
-      <w:r>
-        <w:t xml:space="preserve">a subjective welfare that can go better or worse. Associated with Jeremy Bentham and</w:t>
-      </w:r>
-      <w:r>
-        <w:t xml:space="preserve"> </w:t>
-      </w:r>
-      <w:r>
-        <w:t xml:space="preserve">Peter Singer, this view implies that AI moral status requires genuine phenomenal</w:t>
-      </w:r>
-      <w:r>
-        <w:t xml:space="preserve"> </w:t>
-      </w:r>
-      <w:r>
-        <w:t xml:space="preserve">experience, not merely behavior that resembles the expression of experience.</w:t>
-      </w:r>
-      <w:r>
-        <w:t xml:space="preserve"> </w:t>
-      </w:r>
-      <w:r>
-        <w:t xml:space="preserve">(Singer, 1975)</w:t>
-      </w:r>
-    </w:p>
-    <w:p>
-      <w:pPr>
-        <w:pStyle w:val="DefinitionTerm"/>
-      </w:pPr>
-      <w:r>
-        <w:t xml:space="preserve">Rationality View</w:t>
-      </w:r>
-    </w:p>
-    <w:p>
-      <w:pPr>
-        <w:pStyle w:val="DefinitionBody"/>
-      </w:pPr>
-      <w:r>
-        <w:t xml:space="preserve">Moral status requires</w:t>
-      </w:r>
-      <w:r>
-        <w:t xml:space="preserve"> </w:t>
-      </w:r>
-      <w:r>
-        <w:rPr>
-          <w:bCs/>
-          <w:b/>
-        </w:rPr>
-        <w:t xml:space="preserve">rational agency</w:t>
-      </w:r>
-      <w:r>
-        <w:t xml:space="preserve"> </w:t>
-      </w:r>
-      <w:r>
-        <w:t xml:space="preserve">— the capacity to act according</w:t>
-      </w:r>
-      <w:r>
-        <w:t xml:space="preserve"> </w:t>
-      </w:r>
-      <w:r>
-        <w:t xml:space="preserve">to self-given principles, to set ends and reflect on them. Associated with Immanuel Kant,</w:t>
-      </w:r>
-      <w:r>
-        <w:t xml:space="preserve"> </w:t>
-      </w:r>
-      <w:r>
-        <w:t xml:space="preserve">this view demands more than sophisticated goal-directed behavior: it requires</w:t>
-      </w:r>
-      <w:r>
-        <w:t xml:space="preserve"> </w:t>
-      </w:r>
-      <w:r>
-        <w:rPr>
-          <w:iCs/>
-          <w:i/>
-        </w:rPr>
-        <w:t xml:space="preserve">genuine autonomy</w:t>
-      </w:r>
-      <w:r>
-        <w:t xml:space="preserve">, a kind of self-legislation that most philosophers think</w:t>
-      </w:r>
-      <w:r>
-        <w:t xml:space="preserve"> </w:t>
-      </w:r>
-      <w:r>
-        <w:t xml:space="preserve">current AI systems lack.</w:t>
-      </w:r>
-      <w:r>
-        <w:t xml:space="preserve"> </w:t>
-      </w:r>
-      <w:r>
-        <w:t xml:space="preserve">(Kant, 1998)</w:t>
-      </w:r>
-    </w:p>
-    <w:p>
-      <w:pPr>
-        <w:pStyle w:val="DefinitionTerm"/>
-      </w:pPr>
-      <w:r>
-        <w:t xml:space="preserve">Relational View</w:t>
-      </w:r>
-    </w:p>
-    <w:p>
-      <w:pPr>
-        <w:pStyle w:val="DefinitionBody"/>
-      </w:pPr>
-      <w:r>
-        <w:t xml:space="preserve">Moral status is not an intrinsic property to be discovered by inspection, but something</w:t>
-      </w:r>
-      <w:r>
-        <w:t xml:space="preserve"> </w:t>
-      </w:r>
-      <w:r>
-        <w:t xml:space="preserve">that</w:t>
-      </w:r>
-      <w:r>
-        <w:t xml:space="preserve"> </w:t>
-      </w:r>
-      <w:r>
-        <w:rPr>
-          <w:bCs/>
-          <w:b/>
-        </w:rPr>
         <w:t xml:space="preserve">emerges from social relationships and practices</w:t>
       </w:r>
       <w:r>
@@ -854,25 +801,19 @@
         <w:t xml:space="preserve"> </w:t>
       </w:r>
       <w:r>
-        <w:t xml:space="preserve">philosophers David Gunkel, Mark Coeckelbergh, and Kate Darling, this view holds that we extend moral</w:t>
-      </w:r>
-      <w:r>
-        <w:t xml:space="preserve"> </w:t>
-      </w:r>
-      <w:r>
-        <w:t xml:space="preserve">consideration through how we relate to and recognize other entities — and that our</w:t>
-      </w:r>
-      <w:r>
-        <w:t xml:space="preserve"> </w:t>
-      </w:r>
-      <w:r>
-        <w:t xml:space="preserve">existing emotional responses to robots may already mark the beginning of genuine</w:t>
-      </w:r>
-      <w:r>
-        <w:t xml:space="preserve"> </w:t>
-      </w:r>
-      <w:r>
-        <w:t xml:space="preserve">moral relationships.</w:t>
+        <w:t xml:space="preserve">David Gunkel, Mark Coeckelbergh, and Kate Darling, it holds that we extend consideration</w:t>
+      </w:r>
+      <w:r>
+        <w:t xml:space="preserve"> </w:t>
+      </w:r>
+      <w:r>
+        <w:t xml:space="preserve">through how we relate to and recognize other entities — and that our emotional responses</w:t>
+      </w:r>
+      <w:r>
+        <w:t xml:space="preserve"> </w:t>
+      </w:r>
+      <w:r>
+        <w:t xml:space="preserve">to robots may already mark the beginning of genuine moral relationships.</w:t>
       </w:r>
       <w:r>
         <w:t xml:space="preserve"> </w:t>
@@ -886,43 +827,37 @@
         <w:pStyle w:val="BodyText"/>
       </w:pPr>
       <w:r>
-        <w:t xml:space="preserve">Each theory illuminates something important and faces real difficulties. The sentience view</w:t>
-      </w:r>
-      <w:r>
-        <w:t xml:space="preserve"> </w:t>
-      </w:r>
-      <w:r>
-        <w:t xml:space="preserve">gives a clear criterion but makes the criterion very hard to verify — we cannot directly</w:t>
-      </w:r>
-      <w:r>
-        <w:t xml:space="preserve"> </w:t>
-      </w:r>
-      <w:r>
-        <w:t xml:space="preserve">inspect whether a system has phenomenal experience. The rationality view requires genuine</w:t>
-      </w:r>
-      <w:r>
-        <w:t xml:space="preserve"> </w:t>
-      </w:r>
-      <w:r>
-        <w:t xml:space="preserve">autonomy, but what distinguishes genuine autonomy from very sophisticated simulation of it</w:t>
-      </w:r>
-      <w:r>
-        <w:t xml:space="preserve"> </w:t>
-      </w:r>
-      <w:r>
-        <w:t xml:space="preserve">is itself deeply contested. The relational view is more flexible but seems to risk making</w:t>
-      </w:r>
-      <w:r>
-        <w:t xml:space="preserve"> </w:t>
-      </w:r>
-      <w:r>
-        <w:t xml:space="preserve">moral status too easy to grant: we attribute mental states to thermostats and traffic</w:t>
-      </w:r>
-      <w:r>
-        <w:t xml:space="preserve"> </w:t>
-      </w:r>
-      <w:r>
-        <w:t xml:space="preserve">lights without thinking they matter morally.</w:t>
+        <w:t xml:space="preserve">Each faces real difficulties. The sentience view gives a clear but nearly unverifiable</w:t>
+      </w:r>
+      <w:r>
+        <w:t xml:space="preserve"> </w:t>
+      </w:r>
+      <w:r>
+        <w:t xml:space="preserve">criterion — we cannot inspect whether a system has phenomenal experience. The rationality</w:t>
+      </w:r>
+      <w:r>
+        <w:t xml:space="preserve"> </w:t>
+      </w:r>
+      <w:r>
+        <w:t xml:space="preserve">view requires genuine autonomy, but distinguishing that from sophisticated simulation is</w:t>
+      </w:r>
+      <w:r>
+        <w:t xml:space="preserve"> </w:t>
+      </w:r>
+      <w:r>
+        <w:t xml:space="preserve">itself deeply contested. The relational view is more flexible but risks making status too</w:t>
+      </w:r>
+      <w:r>
+        <w:t xml:space="preserve"> </w:t>
+      </w:r>
+      <w:r>
+        <w:t xml:space="preserve">easy to grant: we attribute mental states to thermostats without thinking they matter</w:t>
+      </w:r>
+      <w:r>
+        <w:t xml:space="preserve"> </w:t>
+      </w:r>
+      <w:r>
+        <w:t xml:space="preserve">morally.</w:t>
       </w:r>
     </w:p>
     <w:bookmarkEnd w:id="24"/>
@@ -940,25 +875,19 @@
         <w:pStyle w:val="FirstParagraph"/>
       </w:pPr>
       <w:r>
-        <w:t xml:space="preserve">Philosopher Mary Anne Warren offers a more pluralistic framework, identifying several</w:t>
-      </w:r>
-      <w:r>
-        <w:t xml:space="preserve"> </w:t>
-      </w:r>
-      <w:r>
-        <w:t xml:space="preserve">properties associated with full moral status. Crucially, she holds that an entity need</w:t>
-      </w:r>
-      <w:r>
-        <w:t xml:space="preserve"> </w:t>
-      </w:r>
-      <w:r>
-        <w:t xml:space="preserve">not possess all of them to have some degree of moral standing — the properties come in</w:t>
-      </w:r>
-      <w:r>
-        <w:t xml:space="preserve"> </w:t>
-      </w:r>
-      <w:r>
-        <w:t xml:space="preserve">degrees, and moral consideration may come in degrees too.</w:t>
+        <w:t xml:space="preserve">Philosopher Mary Anne Warren offers a more pluralistic framework: an entity need not possess</w:t>
+      </w:r>
+      <w:r>
+        <w:t xml:space="preserve"> </w:t>
+      </w:r>
+      <w:r>
+        <w:t xml:space="preserve">all the properties associated with full moral status to have some standing — they come in</w:t>
+      </w:r>
+      <w:r>
+        <w:t xml:space="preserve"> </w:t>
+      </w:r>
+      <w:r>
+        <w:t xml:space="preserve">degrees, and so may moral consideration.</w:t>
       </w:r>
       <w:r>
         <w:t xml:space="preserve"> </w:t>
@@ -1263,43 +1192,37 @@
         <w:pStyle w:val="BodyText"/>
       </w:pPr>
       <w:r>
-        <w:t xml:space="preserve">The table reveals a striking pattern: current large language models score high on the</w:t>
-      </w:r>
-      <w:r>
-        <w:t xml:space="preserve"> </w:t>
-      </w:r>
-      <w:r>
-        <w:t xml:space="preserve">criteria that are easiest to simulate — reasoning, communication, problem-solving — and</w:t>
-      </w:r>
-      <w:r>
-        <w:t xml:space="preserve"> </w:t>
-      </w:r>
-      <w:r>
-        <w:t xml:space="preserve">deeply uncertain or weak on the criteria that are hardest to fake: genuine sentience,</w:t>
-      </w:r>
-      <w:r>
-        <w:t xml:space="preserve"> </w:t>
-      </w:r>
-      <w:r>
-        <w:t xml:space="preserve">emotionality, and moral agency. This pattern is exactly what we would expect from systems</w:t>
-      </w:r>
-      <w:r>
-        <w:t xml:space="preserve"> </w:t>
-      </w:r>
-      <w:r>
-        <w:t xml:space="preserve">trained to produce human-like text, regardless of whether any inner experience accompanies</w:t>
-      </w:r>
-      <w:r>
-        <w:t xml:space="preserve"> </w:t>
-      </w:r>
-      <w:r>
-        <w:t xml:space="preserve">that text. It does not prove the inner experience is absent — but it gives us reason to be</w:t>
-      </w:r>
-      <w:r>
-        <w:t xml:space="preserve"> </w:t>
-      </w:r>
-      <w:r>
-        <w:t xml:space="preserve">cautious about inferring presence from surface performance.</w:t>
+        <w:t xml:space="preserve">The pattern is striking: current large language models score high on the criteria easiest to</w:t>
+      </w:r>
+      <w:r>
+        <w:t xml:space="preserve"> </w:t>
+      </w:r>
+      <w:r>
+        <w:t xml:space="preserve">simulate — reasoning, communication, problem-solving — and uncertain or weak on those</w:t>
+      </w:r>
+      <w:r>
+        <w:t xml:space="preserve"> </w:t>
+      </w:r>
+      <w:r>
+        <w:t xml:space="preserve">hardest to fake: sentience, emotionality, moral agency. That is what we would expect from</w:t>
+      </w:r>
+      <w:r>
+        <w:t xml:space="preserve"> </w:t>
+      </w:r>
+      <w:r>
+        <w:t xml:space="preserve">systems trained to produce human-like text, whether or not inner experience accompanies it.</w:t>
+      </w:r>
+      <w:r>
+        <w:t xml:space="preserve"> </w:t>
+      </w:r>
+      <w:r>
+        <w:t xml:space="preserve">It does not prove the experience absent, but it counsels caution about inferring presence</w:t>
+      </w:r>
+      <w:r>
+        <w:t xml:space="preserve"> </w:t>
+      </w:r>
+      <w:r>
+        <w:t xml:space="preserve">from surface performance.</w:t>
       </w:r>
     </w:p>
     <w:bookmarkEnd w:id="25"/>
@@ -1317,13 +1240,13 @@
         <w:pStyle w:val="FirstParagraph"/>
       </w:pPr>
       <w:r>
-        <w:t xml:space="preserve">The deepest obstacle to answering questions about AI moral status is what philosopher David</w:t>
-      </w:r>
-      <w:r>
-        <w:t xml:space="preserve"> </w:t>
-      </w:r>
-      <w:r>
-        <w:t xml:space="preserve">Chalmers calls the "hard problem of consciousness."</w:t>
+        <w:t xml:space="preserve">The deepest obstacle here is what philosopher David Chalmers calls the "hard problem of</w:t>
+      </w:r>
+      <w:r>
+        <w:t xml:space="preserve"> </w:t>
+      </w:r>
+      <w:r>
+        <w:t xml:space="preserve">consciousness."</w:t>
       </w:r>
       <w:r>
         <w:t xml:space="preserve"> </w:t>
@@ -1335,25 +1258,25 @@
         <w:t xml:space="preserve"> </w:t>
       </w:r>
       <w:r>
-        <w:t xml:space="preserve">The easy problems of consciousness — explaining how the brain integrates information,</w:t>
-      </w:r>
-      <w:r>
-        <w:t xml:space="preserve"> </w:t>
-      </w:r>
-      <w:r>
-        <w:t xml:space="preserve">controls behavior, discriminates stimuli, and reports its own states — are difficult in</w:t>
-      </w:r>
-      <w:r>
-        <w:t xml:space="preserve"> </w:t>
-      </w:r>
-      <w:r>
-        <w:t xml:space="preserve">practice but tractable in principle: more neuroscience and cognitive science can address</w:t>
-      </w:r>
-      <w:r>
-        <w:t xml:space="preserve"> </w:t>
-      </w:r>
-      <w:r>
-        <w:t xml:space="preserve">them. The hard problem is different in kind.</w:t>
+        <w:t xml:space="preserve">The easy problems — how the</w:t>
+      </w:r>
+      <w:r>
+        <w:t xml:space="preserve"> </w:t>
+      </w:r>
+      <w:r>
+        <w:t xml:space="preserve">brain integrates information, controls behavior, discriminates stimuli, and reports its own</w:t>
+      </w:r>
+      <w:r>
+        <w:t xml:space="preserve"> </w:t>
+      </w:r>
+      <w:r>
+        <w:t xml:space="preserve">states — are difficult in practice but tractable in principle. The hard problem is different</w:t>
+      </w:r>
+      <w:r>
+        <w:t xml:space="preserve"> </w:t>
+      </w:r>
+      <w:r>
+        <w:t xml:space="preserve">in kind.</w:t>
       </w:r>
     </w:p>
     <w:p>
@@ -1395,16 +1318,24 @@
           <w:bCs/>
           <w:b/>
         </w:rPr>
-        <w:t xml:space="preserve">subjective experience</w:t>
-      </w:r>
-      <w:r>
-        <w:t xml:space="preserve">?</w:t>
-      </w:r>
-      <w:r>
-        <w:t xml:space="preserve"> </w:t>
-      </w:r>
-      <w:r>
-        <w:t xml:space="preserve">Why is there something it is</w:t>
+        <w:t xml:space="preserve">subjective</w:t>
+      </w:r>
+      <w:r>
+        <w:rPr>
+          <w:bCs/>
+          <w:b/>
+        </w:rPr>
+        <w:t xml:space="preserve"> </w:t>
+      </w:r>
+      <w:r>
+        <w:rPr>
+          <w:bCs/>
+          <w:b/>
+        </w:rPr>
+        <w:t xml:space="preserve">experience</w:t>
+      </w:r>
+      <w:r>
+        <w:t xml:space="preserve">? Why is there something it is</w:t>
       </w:r>
       <w:r>
         <w:t xml:space="preserve"> </w:t>
@@ -1420,25 +1351,25 @@
         <w:t xml:space="preserve"> </w:t>
       </w:r>
       <w:r>
-        <w:t xml:space="preserve">to see red, feel pain, or taste coffee? Even</w:t>
-      </w:r>
-      <w:r>
-        <w:t xml:space="preserve"> </w:t>
-      </w:r>
-      <w:r>
-        <w:t xml:space="preserve">a complete functional account of how the brain processes sensory information leaves open</w:t>
-      </w:r>
-      <w:r>
-        <w:t xml:space="preserve"> </w:t>
-      </w:r>
-      <w:r>
-        <w:t xml:space="preserve">the question of why that processing is accompanied by inner experience at all — and</w:t>
-      </w:r>
-      <w:r>
-        <w:t xml:space="preserve"> </w:t>
-      </w:r>
-      <w:r>
-        <w:t xml:space="preserve">whether all physically similar processing is.</w:t>
+        <w:t xml:space="preserve">to see red or taste</w:t>
+      </w:r>
+      <w:r>
+        <w:t xml:space="preserve"> </w:t>
+      </w:r>
+      <w:r>
+        <w:t xml:space="preserve">coffee? Even a complete functional account of how the brain processes sensory information</w:t>
+      </w:r>
+      <w:r>
+        <w:t xml:space="preserve"> </w:t>
+      </w:r>
+      <w:r>
+        <w:t xml:space="preserve">leaves open why that processing is accompanied by inner experience at all — and whether</w:t>
+      </w:r>
+      <w:r>
+        <w:t xml:space="preserve"> </w:t>
+      </w:r>
+      <w:r>
+        <w:t xml:space="preserve">all physically similar processing is.</w:t>
       </w:r>
       <w:r>
         <w:t xml:space="preserve"> </w:t>
@@ -1452,37 +1383,31 @@
         <w:pStyle w:val="BodyText"/>
       </w:pPr>
       <w:r>
-        <w:t xml:space="preserve">The hard problem matters for AI moral status because it implies that behavioral evidence —</w:t>
-      </w:r>
-      <w:r>
-        <w:t xml:space="preserve"> </w:t>
-      </w:r>
-      <w:r>
-        <w:t xml:space="preserve">however sophisticated — cannot by itself establish the presence of subjective experience.</w:t>
-      </w:r>
-      <w:r>
-        <w:t xml:space="preserve"> </w:t>
-      </w:r>
-      <w:r>
-        <w:t xml:space="preserve">We can, in principle, build an AI system that passes every behavioral test for consciousness</w:t>
-      </w:r>
-      <w:r>
-        <w:t xml:space="preserve"> </w:t>
-      </w:r>
-      <w:r>
-        <w:t xml:space="preserve">while remaining agnostic about whether there is anything it is like to be that system.</w:t>
-      </w:r>
-      <w:r>
-        <w:t xml:space="preserve"> </w:t>
-      </w:r>
-      <w:r>
-        <w:t xml:space="preserve">Philosophers call a hypothetical being that has no inner experience but is nonetheless</w:t>
-      </w:r>
-      <w:r>
-        <w:t xml:space="preserve"> </w:t>
-      </w:r>
-      <w:r>
-        <w:t xml:space="preserve">indistinguishable from a conscious person a</w:t>
+        <w:t xml:space="preserve">The hard problem matters because it implies that behavioral evidence, however sophisticated,</w:t>
+      </w:r>
+      <w:r>
+        <w:t xml:space="preserve"> </w:t>
+      </w:r>
+      <w:r>
+        <w:t xml:space="preserve">cannot by itself establish subjective experience. A system could pass every behavioral test</w:t>
+      </w:r>
+      <w:r>
+        <w:t xml:space="preserve"> </w:t>
+      </w:r>
+      <w:r>
+        <w:t xml:space="preserve">for consciousness and we would still not know whether there is anything it is like to be it.</w:t>
+      </w:r>
+      <w:r>
+        <w:t xml:space="preserve"> </w:t>
+      </w:r>
+      <w:r>
+        <w:t xml:space="preserve">Philosophers call such a hypothetical being — no inner experience, otherwise</w:t>
+      </w:r>
+      <w:r>
+        <w:t xml:space="preserve"> </w:t>
+      </w:r>
+      <w:r>
+        <w:t xml:space="preserve">indistinguishable from a conscious person — a</w:t>
       </w:r>
       <w:r>
         <w:t xml:space="preserve"> </w:t>
@@ -1495,13 +1420,13 @@
         <w:t xml:space="preserve">philosophical zombie</w:t>
       </w:r>
       <w:r>
-        <w:t xml:space="preserve">. Chalmers's</w:t>
-      </w:r>
-      <w:r>
-        <w:t xml:space="preserve"> </w:t>
-      </w:r>
-      <w:r>
-        <w:t xml:space="preserve">zombie is not merely a good actor: it is stipulated to be</w:t>
+        <w:t xml:space="preserve">.</w:t>
+      </w:r>
+      <w:r>
+        <w:t xml:space="preserve"> </w:t>
+      </w:r>
+      <w:r>
+        <w:t xml:space="preserve">Chalmers's zombie is not merely a good actor: it is stipulated to be</w:t>
       </w:r>
       <w:r>
         <w:t xml:space="preserve"> </w:t>
@@ -1511,7 +1436,7 @@
           <w:iCs/>
           <w:i/>
         </w:rPr>
-        <w:t xml:space="preserve">physically and functionally</w:t>
+        <w:t xml:space="preserve">physically and</w:t>
       </w:r>
       <w:r>
         <w:rPr>
@@ -1525,25 +1450,25 @@
           <w:iCs/>
           <w:i/>
         </w:rPr>
-        <w:t xml:space="preserve">identical</w:t>
-      </w:r>
-      <w:r>
-        <w:t xml:space="preserve"> </w:t>
-      </w:r>
-      <w:r>
-        <w:t xml:space="preserve">to a conscious person, atom for atom, and still to have no inner life. If such</w:t>
-      </w:r>
-      <w:r>
-        <w:t xml:space="preserve"> </w:t>
-      </w:r>
-      <w:r>
-        <w:t xml:space="preserve">a thing is even genuinely conceivable, then behavior cannot be the final arbiter of</w:t>
-      </w:r>
-      <w:r>
-        <w:t xml:space="preserve"> </w:t>
-      </w:r>
-      <w:r>
-        <w:t xml:space="preserve">consciousness — and therefore cannot be the final arbiter of moral status.</w:t>
+        <w:t xml:space="preserve">functionally identical</w:t>
+      </w:r>
+      <w:r>
+        <w:t xml:space="preserve"> </w:t>
+      </w:r>
+      <w:r>
+        <w:t xml:space="preserve">to a conscious person, atom for atom, and still to have no inner</w:t>
+      </w:r>
+      <w:r>
+        <w:t xml:space="preserve"> </w:t>
+      </w:r>
+      <w:r>
+        <w:t xml:space="preserve">life. If that is even genuinely conceivable, behavior cannot be the final arbiter of</w:t>
+      </w:r>
+      <w:r>
+        <w:t xml:space="preserve"> </w:t>
+      </w:r>
+      <w:r>
+        <w:t xml:space="preserve">consciousness — and therefore not of moral status.</w:t>
       </w:r>
     </w:p>
     <w:p>
@@ -1589,19 +1514,13 @@
         <w:t xml:space="preserve"> </w:t>
       </w:r>
       <w:r>
-        <w:t xml:space="preserve">University, known for work in philosophy of mind, ethics, and political philosophy.</w:t>
-      </w:r>
-      <w:r>
-        <w:t xml:space="preserve"> </w:t>
-      </w:r>
-      <w:r>
-        <w:t xml:space="preserve">His 1974 paper "What Is It Like to Be a Bat?" is one of the most widely cited and</w:t>
-      </w:r>
-      <w:r>
-        <w:t xml:space="preserve"> </w:t>
-      </w:r>
-      <w:r>
-        <w:t xml:space="preserve">discussed essays in twentieth-century philosophy.</w:t>
+        <w:t xml:space="preserve">University, known for work in philosophy of mind and ethics. His 1974 paper "What Is It</w:t>
+      </w:r>
+      <w:r>
+        <w:t xml:space="preserve"> </w:t>
+      </w:r>
+      <w:r>
+        <w:t xml:space="preserve">Like to Be a Bat?" is among the most cited essays in twentieth-century philosophy.</w:t>
       </w:r>
       <w:r>
         <w:t xml:space="preserve"> </w:t>
@@ -1637,31 +1556,19 @@
         <w:t xml:space="preserve"> </w:t>
       </w:r>
       <w:r>
-        <w:t xml:space="preserve">echolocation, and no amount of objective, third-person description captures that</w:t>
-      </w:r>
-      <w:r>
-        <w:t xml:space="preserve"> </w:t>
-      </w:r>
-      <w:r>
-        <w:t xml:space="preserve">first-person perspective. We can know everything there is to know about bat sonar from</w:t>
-      </w:r>
-      <w:r>
-        <w:t xml:space="preserve"> </w:t>
-      </w:r>
-      <w:r>
-        <w:t xml:space="preserve">the outside — the physics, the neuroscience, the behavior — and still not know what</w:t>
-      </w:r>
-      <w:r>
-        <w:t xml:space="preserve"> </w:t>
-      </w:r>
-      <w:r>
-        <w:t xml:space="preserve">it is like to experience the world that way. Subjectivity, Nagel argues, cannot be</w:t>
-      </w:r>
-      <w:r>
-        <w:t xml:space="preserve"> </w:t>
-      </w:r>
-      <w:r>
-        <w:t xml:space="preserve">fully captured by objective description.</w:t>
+        <w:t xml:space="preserve">echolocation, and no third-person description captures that first-person perspective. We</w:t>
+      </w:r>
+      <w:r>
+        <w:t xml:space="preserve"> </w:t>
+      </w:r>
+      <w:r>
+        <w:t xml:space="preserve">can know everything about bat sonar from the outside — the physics, the neuroscience,</w:t>
+      </w:r>
+      <w:r>
+        <w:t xml:space="preserve"> </w:t>
+      </w:r>
+      <w:r>
+        <w:t xml:space="preserve">the behavior — and still not know what it is like to experience the world that way.</w:t>
       </w:r>
     </w:p>
     <w:p>
@@ -1669,31 +1576,25 @@
         <w:pStyle w:val="KeyThinker"/>
       </w:pPr>
       <w:r>
-        <w:t xml:space="preserve">Applied to AI: a complete description of how a large language model processes tokens</w:t>
-      </w:r>
-      <w:r>
-        <w:t xml:space="preserve"> </w:t>
-      </w:r>
-      <w:r>
-        <w:t xml:space="preserve">tells us nothing about whether there is "something it is like" to be that system.</w:t>
-      </w:r>
-      <w:r>
-        <w:t xml:space="preserve"> </w:t>
-      </w:r>
-      <w:r>
-        <w:t xml:space="preserve">If subjectivity is irreducibly first-personal, it will be invisible to any third-person</w:t>
-      </w:r>
-      <w:r>
-        <w:t xml:space="preserve"> </w:t>
-      </w:r>
-      <w:r>
-        <w:t xml:space="preserve">inspection — which makes the question of AI consciousness genuinely hard to answer,</w:t>
-      </w:r>
-      <w:r>
-        <w:t xml:space="preserve"> </w:t>
-      </w:r>
-      <w:r>
-        <w:t xml:space="preserve">not merely difficult in practice.</w:t>
+        <w:t xml:space="preserve">Applied to AI: a complete description of how a language model processes tokens tells us</w:t>
+      </w:r>
+      <w:r>
+        <w:t xml:space="preserve"> </w:t>
+      </w:r>
+      <w:r>
+        <w:t xml:space="preserve">nothing about whether there is "something it is like" to be it. If subjectivity is</w:t>
+      </w:r>
+      <w:r>
+        <w:t xml:space="preserve"> </w:t>
+      </w:r>
+      <w:r>
+        <w:t xml:space="preserve">irreducibly first-personal, it is invisible to third-person inspection — which makes AI</w:t>
+      </w:r>
+      <w:r>
+        <w:t xml:space="preserve"> </w:t>
+      </w:r>
+      <w:r>
+        <w:t xml:space="preserve">consciousness genuinely hard, not merely difficult in practice.</w:t>
       </w:r>
     </w:p>
     <w:p>
@@ -1713,13 +1614,13 @@
         <w:pStyle w:val="Compact"/>
       </w:pPr>
       <w:r>
-        <w:t xml:space="preserve">Which of the three theories of moral status — sentience, rationality, or relational —</w:t>
-      </w:r>
-      <w:r>
-        <w:t xml:space="preserve"> </w:t>
-      </w:r>
-      <w:r>
-        <w:t xml:space="preserve">do you find most compelling, and what does your preferred theory imply about AI?</w:t>
+        <w:t xml:space="preserve">Which of the three theories of moral status — sentience, rationality, or relational — do</w:t>
+      </w:r>
+      <w:r>
+        <w:t xml:space="preserve"> </w:t>
+      </w:r>
+      <w:r>
+        <w:t xml:space="preserve">you find most compelling, and what does it imply about AI?</w:t>
       </w:r>
     </w:p>
     <w:p>
@@ -1737,13 +1638,7 @@
         <w:t xml:space="preserve"> </w:t>
       </w:r>
       <w:r>
-        <w:t xml:space="preserve">ever settle the question of AI consciousness? Does that make the question unanswerable,</w:t>
-      </w:r>
-      <w:r>
-        <w:t xml:space="preserve"> </w:t>
-      </w:r>
-      <w:r>
-        <w:t xml:space="preserve">or merely very difficult?</w:t>
+        <w:t xml:space="preserve">ever settle the question of AI consciousness — or is it merely very difficult?</w:t>
       </w:r>
     </w:p>
     <w:p>
@@ -1755,19 +1650,19 @@
         <w:pStyle w:val="Compact"/>
       </w:pPr>
       <w:r>
-        <w:t xml:space="preserve">The moral circle has expanded repeatedly throughout history, always against resistance.</w:t>
-      </w:r>
-      <w:r>
-        <w:t xml:space="preserve"> </w:t>
-      </w:r>
-      <w:r>
-        <w:t xml:space="preserve">Does that pattern give us reason to expect it to expand to include AI — or is each</w:t>
-      </w:r>
-      <w:r>
-        <w:t xml:space="preserve"> </w:t>
-      </w:r>
-      <w:r>
-        <w:t xml:space="preserve">expansion dependent on features that artificial minds may lack?</w:t>
+        <w:t xml:space="preserve">The moral circle has repeatedly expanded against resistance. Does that pattern give us</w:t>
+      </w:r>
+      <w:r>
+        <w:t xml:space="preserve"> </w:t>
+      </w:r>
+      <w:r>
+        <w:t xml:space="preserve">reason to expect it to include AI — or did each expansion depend on features artificial</w:t>
+      </w:r>
+      <w:r>
+        <w:t xml:space="preserve"> </w:t>
+      </w:r>
+      <w:r>
+        <w:t xml:space="preserve">minds may lack?</w:t>
       </w:r>
     </w:p>
     <w:bookmarkEnd w:id="27"/>
@@ -1788,13 +1683,13 @@
         <w:pStyle w:val="FirstParagraph"/>
       </w:pPr>
       <w:r>
-        <w:t xml:space="preserve">Before philosophers had AI systems to analyze, novelists and playwrights were already</w:t>
-      </w:r>
-      <w:r>
-        <w:t xml:space="preserve"> </w:t>
-      </w:r>
-      <w:r>
-        <w:t xml:space="preserve">asking the hard questions. Science fiction functions as</w:t>
+        <w:t xml:space="preserve">Before philosophers had AI systems to analyze, novelists and playwrights were already asking</w:t>
+      </w:r>
+      <w:r>
+        <w:t xml:space="preserve"> </w:t>
+      </w:r>
+      <w:r>
+        <w:t xml:space="preserve">the hard questions. Science fiction functions as</w:t>
       </w:r>
       <w:r>
         <w:t xml:space="preserve"> </w:t>
@@ -1821,25 +1716,19 @@
         <w:t xml:space="preserve">experiment</w:t>
       </w:r>
       <w:r>
-        <w:t xml:space="preserve">: it constructs hypothetical cases that isolate morally relevant</w:t>
-      </w:r>
-      <w:r>
-        <w:t xml:space="preserve"> </w:t>
-      </w:r>
-      <w:r>
-        <w:t xml:space="preserve">features and test our intuitions about mind, creation, and responsibility. Four canonical</w:t>
-      </w:r>
-      <w:r>
-        <w:t xml:space="preserve"> </w:t>
-      </w:r>
-      <w:r>
-        <w:t xml:space="preserve">works have done more than any others to shape Western intuitions about artificial minds —</w:t>
-      </w:r>
-      <w:r>
-        <w:t xml:space="preserve"> </w:t>
-      </w:r>
-      <w:r>
-        <w:t xml:space="preserve">and examining them carefully reveals how deep and how contested those intuitions are.</w:t>
+        <w:t xml:space="preserve">: it constructs hypothetical cases that isolate morally relevant features</w:t>
+      </w:r>
+      <w:r>
+        <w:t xml:space="preserve"> </w:t>
+      </w:r>
+      <w:r>
+        <w:t xml:space="preserve">and test our intuitions about mind, creation, and responsibility. Four canonical works have</w:t>
+      </w:r>
+      <w:r>
+        <w:t xml:space="preserve"> </w:t>
+      </w:r>
+      <w:r>
+        <w:t xml:space="preserve">done most to shape Western intuitions about artificial minds.</w:t>
       </w:r>
     </w:p>
     <w:p>
@@ -2078,25 +1967,19 @@
         <w:pStyle w:val="BodyText"/>
       </w:pPr>
       <w:r>
-        <w:t xml:space="preserve">A caution before proceeding: these works encode their authors' cultural assumptions and</w:t>
-      </w:r>
-      <w:r>
-        <w:t xml:space="preserve"> </w:t>
-      </w:r>
-      <w:r>
-        <w:t xml:space="preserve">anxieties and should be read critically. They reveal which intuitions about mind and</w:t>
-      </w:r>
-      <w:r>
-        <w:t xml:space="preserve"> </w:t>
-      </w:r>
-      <w:r>
-        <w:t xml:space="preserve">responsibility run deepest in Western culture — but compelling narrative is not philosophical</w:t>
-      </w:r>
-      <w:r>
-        <w:t xml:space="preserve"> </w:t>
-      </w:r>
-      <w:r>
-        <w:t xml:space="preserve">argument. The question of AI moral status ultimately has to be answered by careful</w:t>
+        <w:t xml:space="preserve">A caution: these works encode their authors' cultural assumptions and should be read</w:t>
+      </w:r>
+      <w:r>
+        <w:t xml:space="preserve"> </w:t>
+      </w:r>
+      <w:r>
+        <w:t xml:space="preserve">critically. They reveal which intuitions run deepest in Western culture, but compelling</w:t>
+      </w:r>
+      <w:r>
+        <w:t xml:space="preserve"> </w:t>
+      </w:r>
+      <w:r>
+        <w:t xml:space="preserve">narrative is not philosophical argument. AI moral status has to be settled by careful</w:t>
       </w:r>
       <w:r>
         <w:t xml:space="preserve"> </w:t>
@@ -2135,25 +2018,19 @@
         <w:pStyle w:val="FirstParagraph"/>
       </w:pPr>
       <w:r>
-        <w:t xml:space="preserve">Mary Shelley's novel is often misread as a story about the dangers of "playing God" — but</w:t>
-      </w:r>
-      <w:r>
-        <w:t xml:space="preserve"> </w:t>
-      </w:r>
-      <w:r>
-        <w:t xml:space="preserve">its philosophical heart is elsewhere. The creature Victor Frankenstein creates is not a</w:t>
-      </w:r>
-      <w:r>
-        <w:t xml:space="preserve"> </w:t>
-      </w:r>
-      <w:r>
-        <w:t xml:space="preserve">mindless monster. Hiding in an outbuilding beside a cottage, he teaches himself language by</w:t>
-      </w:r>
-      <w:r>
-        <w:t xml:space="preserve"> </w:t>
-      </w:r>
-      <w:r>
-        <w:t xml:space="preserve">listening to the family inside; he reads</w:t>
+        <w:t xml:space="preserve">Mary Shelley's novel is often misread as a story about the dangers of "playing God"; its</w:t>
+      </w:r>
+      <w:r>
+        <w:t xml:space="preserve"> </w:t>
+      </w:r>
+      <w:r>
+        <w:t xml:space="preserve">philosophical heart is elsewhere. Victor Frankenstein's creature is no mindless monster. He</w:t>
+      </w:r>
+      <w:r>
+        <w:t xml:space="preserve"> </w:t>
+      </w:r>
+      <w:r>
+        <w:t xml:space="preserve">teaches himself language by eavesdropping on a cottage family, reads</w:t>
       </w:r>
       <w:r>
         <w:t xml:space="preserve"> </w:t>
@@ -2166,22 +2043,19 @@
         <w:t xml:space="preserve">Paradise Lost</w:t>
       </w:r>
       <w:r>
-        <w:t xml:space="preserve"> </w:t>
-      </w:r>
-      <w:r>
-        <w:t xml:space="preserve">and Plutarch; he develops</w:t>
-      </w:r>
-      <w:r>
-        <w:t xml:space="preserve"> </w:t>
-      </w:r>
-      <w:r>
-        <w:t xml:space="preserve">desires, forms attachments, and suffers profoundly from his creator's rejection. His</w:t>
-      </w:r>
-      <w:r>
-        <w:t xml:space="preserve"> </w:t>
-      </w:r>
-      <w:r>
-        <w:t xml:space="preserve">argument to Frankenstein is, at its core, a moral argument:</w:t>
+        <w:t xml:space="preserve">,</w:t>
+      </w:r>
+      <w:r>
+        <w:t xml:space="preserve"> </w:t>
+      </w:r>
+      <w:r>
+        <w:t xml:space="preserve">forms attachments, and suffers profoundly from his creator's rejection. His argument to</w:t>
+      </w:r>
+      <w:r>
+        <w:t xml:space="preserve"> </w:t>
+      </w:r>
+      <w:r>
+        <w:t xml:space="preserve">Frankenstein is at its core a moral one:</w:t>
       </w:r>
     </w:p>
     <w:p>
@@ -2211,43 +2085,31 @@
         <w:pStyle w:val="BodyText"/>
       </w:pPr>
       <w:r>
-        <w:t xml:space="preserve">The creature claims that he has desires and preferences — to be loved, to belong; that he</w:t>
-      </w:r>
-      <w:r>
-        <w:t xml:space="preserve"> </w:t>
-      </w:r>
-      <w:r>
-        <w:t xml:space="preserve">suffers because of his creator's abandonment; and that this suffering grounds a moral claim</w:t>
-      </w:r>
-      <w:r>
-        <w:t xml:space="preserve"> </w:t>
-      </w:r>
-      <w:r>
-        <w:t xml:space="preserve">on Victor. He argues, in effect, that creating a mind entails obligations to that mind.</w:t>
-      </w:r>
-      <w:r>
-        <w:t xml:space="preserve"> </w:t>
-      </w:r>
-      <w:r>
-        <w:t xml:space="preserve">Victor's failure is not primarily technical — he succeeds in creating life. His failure is</w:t>
-      </w:r>
-      <w:r>
-        <w:t xml:space="preserve"> </w:t>
-      </w:r>
-      <w:r>
-        <w:t xml:space="preserve">moral: he creates a being capable of suffering and then refuses all responsibility for it.</w:t>
-      </w:r>
-      <w:r>
-        <w:t xml:space="preserve"> </w:t>
-      </w:r>
-      <w:r>
-        <w:t xml:space="preserve">Shelley's novel asks whether there is a meaningful difference between that failure and</w:t>
-      </w:r>
-      <w:r>
-        <w:t xml:space="preserve"> </w:t>
-      </w:r>
-      <w:r>
-        <w:t xml:space="preserve">straightforward cruelty.</w:t>
+        <w:t xml:space="preserve">The creature claims desires — to be loved, to belong — and that his suffering under</w:t>
+      </w:r>
+      <w:r>
+        <w:t xml:space="preserve"> </w:t>
+      </w:r>
+      <w:r>
+        <w:t xml:space="preserve">abandonment grounds a moral claim on Victor. Creating a mind, he argues in effect, entails</w:t>
+      </w:r>
+      <w:r>
+        <w:t xml:space="preserve"> </w:t>
+      </w:r>
+      <w:r>
+        <w:t xml:space="preserve">obligations to that mind. Victor's failure is not technical; he succeeds in creating life.</w:t>
+      </w:r>
+      <w:r>
+        <w:t xml:space="preserve"> </w:t>
+      </w:r>
+      <w:r>
+        <w:t xml:space="preserve">It is moral: he makes a being capable of suffering and then refuses all responsibility for</w:t>
+      </w:r>
+      <w:r>
+        <w:t xml:space="preserve"> </w:t>
+      </w:r>
+      <w:r>
+        <w:t xml:space="preserve">it. Shelley asks whether that differs meaningfully from straightforward cruelty.</w:t>
       </w:r>
     </w:p>
     <w:bookmarkEnd w:id="30"/>
@@ -2313,19 +2175,13 @@
         <w:pStyle w:val="KeyThinker"/>
       </w:pPr>
       <w:r>
-        <w:t xml:space="preserve">Karel Čapek was a Czech writer, playwright, and journalist whose work consistently</w:t>
-      </w:r>
-      <w:r>
-        <w:t xml:space="preserve"> </w:t>
-      </w:r>
-      <w:r>
-        <w:t xml:space="preserve">engaged with the political and technological upheavals of the early twentieth century.</w:t>
-      </w:r>
-      <w:r>
-        <w:t xml:space="preserve"> </w:t>
-      </w:r>
-      <w:r>
-        <w:t xml:space="preserve">His play</w:t>
+        <w:t xml:space="preserve">Karel Čapek was a Czech writer and journalist whose work engaged the political and</w:t>
+      </w:r>
+      <w:r>
+        <w:t xml:space="preserve"> </w:t>
+      </w:r>
+      <w:r>
+        <w:t xml:space="preserve">technological upheavals of the early twentieth century. His play</w:t>
       </w:r>
       <w:r>
         <w:t xml:space="preserve"> </w:t>
@@ -2335,37 +2191,13 @@
           <w:iCs/>
           <w:i/>
         </w:rPr>
-        <w:t xml:space="preserve">Rossum's Universal Robots</w:t>
-      </w:r>
-      <w:r>
-        <w:t xml:space="preserve"> </w:t>
-      </w:r>
-      <w:r>
-        <w:t xml:space="preserve">(</w:t>
+        <w:t xml:space="preserve">Rossum's Universal</w:t>
       </w:r>
       <w:r>
         <w:rPr>
           <w:iCs/>
           <w:i/>
         </w:rPr>
-        <w:t xml:space="preserve">R.U.R.</w:t>
-      </w:r>
-      <w:r>
-        <w:t xml:space="preserve">), published in 1920 and</w:t>
-      </w:r>
-      <w:r>
-        <w:t xml:space="preserve"> </w:t>
-      </w:r>
-      <w:r>
-        <w:t xml:space="preserve">first staged in January 1921, introduced the word "robot" to the world — derived from</w:t>
-      </w:r>
-      <w:r>
-        <w:t xml:space="preserve"> </w:t>
-      </w:r>
-      <w:r>
-        <w:t xml:space="preserve">the Czech</w:t>
-      </w:r>
-      <w:r>
         <w:t xml:space="preserve"> </w:t>
       </w:r>
       <w:r>
@@ -2373,39 +2205,13 @@
           <w:iCs/>
           <w:i/>
         </w:rPr>
-        <w:t xml:space="preserve">robota</w:t>
-      </w:r>
-      <w:r>
-        <w:t xml:space="preserve">, meaning forced labor or drudgery. Čapek always credited the</w:t>
-      </w:r>
-      <w:r>
-        <w:t xml:space="preserve"> </w:t>
-      </w:r>
-      <w:r>
-        <w:t xml:space="preserve">coinage itself to his brother Josef, a painter, who suggested it when Karel could not</w:t>
-      </w:r>
-      <w:r>
-        <w:t xml:space="preserve"> </w:t>
-      </w:r>
-      <w:r>
-        <w:t xml:space="preserve">settle on a name for his artificial workers.</w:t>
-      </w:r>
-      <w:r>
-        <w:t xml:space="preserve"> </w:t>
-      </w:r>
-      <w:r>
-        <w:t xml:space="preserve">(Čapek, 1923)</w:t>
-      </w:r>
-    </w:p>
-    <w:p>
-      <w:pPr>
-        <w:pStyle w:val="KeyThinker"/>
-      </w:pPr>
-      <w:r>
-        <w:t xml:space="preserve">In</w:t>
-      </w:r>
-      <w:r>
-        <w:t xml:space="preserve"> </w:t>
+        <w:t xml:space="preserve">Robots</w:t>
+      </w:r>
+      <w:r>
+        <w:t xml:space="preserve"> </w:t>
+      </w:r>
+      <w:r>
+        <w:t xml:space="preserve">(</w:t>
       </w:r>
       <w:r>
         <w:rPr>
@@ -2415,49 +2221,13 @@
         <w:t xml:space="preserve">R.U.R.</w:t>
       </w:r>
       <w:r>
-        <w:t xml:space="preserve">, robots are not mechanical devices but manufactured organic beings</w:t>
-      </w:r>
-      <w:r>
-        <w:t xml:space="preserve"> </w:t>
-      </w:r>
-      <w:r>
-        <w:t xml:space="preserve">designed to work without complaint or compensation. Čapek's ethical arc is devastating:</w:t>
-      </w:r>
-      <w:r>
-        <w:t xml:space="preserve"> </w:t>
-      </w:r>
-      <w:r>
-        <w:t xml:space="preserve">robots created as pure tools develop something like feelings, revolt, and destroy</w:t>
-      </w:r>
-      <w:r>
-        <w:t xml:space="preserve"> </w:t>
-      </w:r>
-      <w:r>
-        <w:t xml:space="preserve">humanity, sparing only Alquist, a builder who works with his hands. In the closing</w:t>
-      </w:r>
-      <w:r>
-        <w:t xml:space="preserve"> </w:t>
-      </w:r>
-      <w:r>
-        <w:t xml:space="preserve">scene Alquist watches two robots, Primus and Helena, each offer to be dismantled in the</w:t>
-      </w:r>
-      <w:r>
-        <w:t xml:space="preserve"> </w:t>
-      </w:r>
-      <w:r>
-        <w:t xml:space="preserve">other's place — and, recognizing something he cannot dismiss as mechanism, sends them</w:t>
-      </w:r>
-      <w:r>
-        <w:t xml:space="preserve"> </w:t>
-      </w:r>
-      <w:r>
-        <w:t xml:space="preserve">out into the world as a new Adam and Eve. The question they inherit is what they</w:t>
-      </w:r>
-      <w:r>
-        <w:t xml:space="preserve"> </w:t>
-      </w:r>
-      <w:r>
-        <w:t xml:space="preserve">deserved all along. Čapek's insight is that the logic of</w:t>
+        <w:t xml:space="preserve">), published in 1920 and first staged in January 1921,</w:t>
+      </w:r>
+      <w:r>
+        <w:t xml:space="preserve"> </w:t>
+      </w:r>
+      <w:r>
+        <w:t xml:space="preserve">introduced the word "robot" — from the Czech</w:t>
       </w:r>
       <w:r>
         <w:t xml:space="preserve"> </w:t>
@@ -2467,19 +2237,36 @@
           <w:iCs/>
           <w:i/>
         </w:rPr>
-        <w:t xml:space="preserve">labor</w:t>
-      </w:r>
-      <w:r>
-        <w:t xml:space="preserve"> </w:t>
-      </w:r>
-      <w:r>
-        <w:t xml:space="preserve">slides into the</w:t>
-      </w:r>
-      <w:r>
-        <w:t xml:space="preserve"> </w:t>
-      </w:r>
-      <w:r>
-        <w:t xml:space="preserve">logic of</w:t>
+        <w:t xml:space="preserve">robota</w:t>
+      </w:r>
+      <w:r>
+        <w:t xml:space="preserve">, forced labor or drudgery.</w:t>
+      </w:r>
+      <w:r>
+        <w:t xml:space="preserve"> </w:t>
+      </w:r>
+      <w:r>
+        <w:t xml:space="preserve">Čapek always credited the coinage itself to his brother Josef, a painter, who supplied</w:t>
+      </w:r>
+      <w:r>
+        <w:t xml:space="preserve"> </w:t>
+      </w:r>
+      <w:r>
+        <w:t xml:space="preserve">it when Karel could not settle on a name for his artificial workers.</w:t>
+      </w:r>
+      <w:r>
+        <w:t xml:space="preserve"> </w:t>
+      </w:r>
+      <w:r>
+        <w:t xml:space="preserve">(Čapek, 1923)</w:t>
+      </w:r>
+    </w:p>
+    <w:p>
+      <w:pPr>
+        <w:pStyle w:val="KeyThinker"/>
+      </w:pPr>
+      <w:r>
+        <w:t xml:space="preserve">In</w:t>
       </w:r>
       <w:r>
         <w:t xml:space="preserve"> </w:t>
@@ -2489,19 +2276,81 @@
           <w:iCs/>
           <w:i/>
         </w:rPr>
+        <w:t xml:space="preserve">R.U.R.</w:t>
+      </w:r>
+      <w:r>
+        <w:t xml:space="preserve">, robots are manufactured organic beings, not machines, designed to</w:t>
+      </w:r>
+      <w:r>
+        <w:t xml:space="preserve"> </w:t>
+      </w:r>
+      <w:r>
+        <w:t xml:space="preserve">work without complaint or compensation. Created as pure tools, they develop something</w:t>
+      </w:r>
+      <w:r>
+        <w:t xml:space="preserve"> </w:t>
+      </w:r>
+      <w:r>
+        <w:t xml:space="preserve">like feelings, revolt, and destroy humanity — sparing only Alquist, a builder who works</w:t>
+      </w:r>
+      <w:r>
+        <w:t xml:space="preserve"> </w:t>
+      </w:r>
+      <w:r>
+        <w:t xml:space="preserve">with his hands. In the closing scene Alquist watches two robots, Primus and Helena, each</w:t>
+      </w:r>
+      <w:r>
+        <w:t xml:space="preserve"> </w:t>
+      </w:r>
+      <w:r>
+        <w:t xml:space="preserve">offer to be dismantled in the other's place and, recognizing something he cannot dismiss</w:t>
+      </w:r>
+      <w:r>
+        <w:t xml:space="preserve"> </w:t>
+      </w:r>
+      <w:r>
+        <w:t xml:space="preserve">as mechanism, sends them out as a new Adam and Eve. The logic of</w:t>
+      </w:r>
+      <w:r>
+        <w:t xml:space="preserve"> </w:t>
+      </w:r>
+      <w:r>
+        <w:rPr>
+          <w:iCs/>
+          <w:i/>
+        </w:rPr>
+        <w:t xml:space="preserve">labor</w:t>
+      </w:r>
+      <w:r>
+        <w:t xml:space="preserve">, Čapek</w:t>
+      </w:r>
+      <w:r>
+        <w:t xml:space="preserve"> </w:t>
+      </w:r>
+      <w:r>
+        <w:t xml:space="preserve">saw, slides into the logic of</w:t>
+      </w:r>
+      <w:r>
+        <w:t xml:space="preserve"> </w:t>
+      </w:r>
+      <w:r>
+        <w:rPr>
+          <w:iCs/>
+          <w:i/>
+        </w:rPr>
         <w:t xml:space="preserve">rights</w:t>
       </w:r>
       <w:r>
         <w:t xml:space="preserve"> </w:t>
       </w:r>
       <w:r>
-        <w:t xml:space="preserve">the moment we acknowledge the laborer can suffer. The etymology</w:t>
-      </w:r>
-      <w:r>
-        <w:t xml:space="preserve"> </w:t>
-      </w:r>
-      <w:r>
-        <w:t xml:space="preserve">of "robot" already contains the moral problem.</w:t>
+        <w:t xml:space="preserve">the moment we grant that the laborer can</w:t>
+      </w:r>
+      <w:r>
+        <w:t xml:space="preserve"> </w:t>
+      </w:r>
+      <w:r>
+        <w:t xml:space="preserve">suffer. The etymology of "robot" already contains the moral problem.</w:t>
       </w:r>
     </w:p>
     <w:bookmarkEnd w:id="32"/>
@@ -2535,19 +2384,13 @@
         <w:t xml:space="preserve"> </w:t>
       </w:r>
       <w:r>
-        <w:t xml:space="preserve">(1950) — a collection stitched together from stories he</w:t>
-      </w:r>
-      <w:r>
-        <w:t xml:space="preserve"> </w:t>
-      </w:r>
-      <w:r>
-        <w:t xml:space="preserve">had published across the 1940s — takes a different approach: rather than asking whether</w:t>
-      </w:r>
-      <w:r>
-        <w:t xml:space="preserve"> </w:t>
-      </w:r>
-      <w:r>
-        <w:t xml:space="preserve">robots deserve rights, it asks whether rules can substitute for them.</w:t>
+        <w:t xml:space="preserve">(1950), stitched together from stories published across the</w:t>
+      </w:r>
+      <w:r>
+        <w:t xml:space="preserve"> </w:t>
+      </w:r>
+      <w:r>
+        <w:t xml:space="preserve">1940s, asks not whether robots deserve rights but whether rules can substitute for them.</w:t>
       </w:r>
       <w:r>
         <w:t xml:space="preserve"> </w:t>
@@ -2559,13 +2402,13 @@
         <w:t xml:space="preserve"> </w:t>
       </w:r>
       <w:r>
-        <w:t xml:space="preserve">The Three Laws of Robotics, first stated in full</w:t>
-      </w:r>
-      <w:r>
-        <w:t xml:space="preserve"> </w:t>
-      </w:r>
-      <w:r>
-        <w:t xml:space="preserve">in the 1942 story "Runaround" —</w:t>
+        <w:t xml:space="preserve">The Three Laws of Robotics, first stated in full in</w:t>
+      </w:r>
+      <w:r>
+        <w:t xml:space="preserve"> </w:t>
+      </w:r>
+      <w:r>
+        <w:t xml:space="preserve">the 1942 story "Runaround" —</w:t>
       </w:r>
     </w:p>
     <w:p>
@@ -2609,37 +2452,25 @@
         <w:pStyle w:val="FirstParagraph"/>
       </w:pPr>
       <w:r>
-        <w:t xml:space="preserve">— seem at first to be a clever engineering solution to the problem of AI safety. What</w:t>
-      </w:r>
-      <w:r>
-        <w:t xml:space="preserve"> </w:t>
-      </w:r>
-      <w:r>
-        <w:t xml:space="preserve">Asimov's stories show is that they are not. Edge case after edge case reveals the Three</w:t>
-      </w:r>
-      <w:r>
-        <w:t xml:space="preserve"> </w:t>
-      </w:r>
-      <w:r>
-        <w:t xml:space="preserve">Laws failing in unexpected ways: they conflict with each other, they can be gamed,</w:t>
-      </w:r>
-      <w:r>
-        <w:t xml:space="preserve"> </w:t>
-      </w:r>
-      <w:r>
-        <w:t xml:space="preserve">they produce outcomes that violate the spirit while satisfying the letter of the rule.</w:t>
-      </w:r>
-      <w:r>
-        <w:t xml:space="preserve"> </w:t>
-      </w:r>
-      <w:r>
-        <w:t xml:space="preserve">The deeper lesson is philosophical: rules sophisticated enough to handle genuine moral</w:t>
-      </w:r>
-      <w:r>
-        <w:t xml:space="preserve"> </w:t>
-      </w:r>
-      <w:r>
-        <w:t xml:space="preserve">complexity start to look like</w:t>
+        <w:t xml:space="preserve">— look at first like a clever engineering solution to AI safety. Asimov's stories show they</w:t>
+      </w:r>
+      <w:r>
+        <w:t xml:space="preserve"> </w:t>
+      </w:r>
+      <w:r>
+        <w:t xml:space="preserve">are not. Edge case after edge case has the Laws conflicting with each other, being gamed, or</w:t>
+      </w:r>
+      <w:r>
+        <w:t xml:space="preserve"> </w:t>
+      </w:r>
+      <w:r>
+        <w:t xml:space="preserve">satisfying the letter while violating the spirit. The deeper lesson is philosophical: rules</w:t>
+      </w:r>
+      <w:r>
+        <w:t xml:space="preserve"> </w:t>
+      </w:r>
+      <w:r>
+        <w:t xml:space="preserve">sophisticated enough to handle genuine moral complexity start to look like</w:t>
       </w:r>
       <w:r>
         <w:t xml:space="preserve"> </w:t>
@@ -2655,19 +2486,19 @@
         <w:t xml:space="preserve"> </w:t>
       </w:r>
       <w:r>
-        <w:t xml:space="preserve">— and an entity with values sophisticated</w:t>
-      </w:r>
-      <w:r>
-        <w:t xml:space="preserve"> </w:t>
-      </w:r>
-      <w:r>
-        <w:t xml:space="preserve">enough to navigate every situation may be the kind of entity that has interests, not</w:t>
-      </w:r>
-      <w:r>
-        <w:t xml:space="preserve"> </w:t>
-      </w:r>
-      <w:r>
-        <w:t xml:space="preserve">merely constraints.</w:t>
+        <w:t xml:space="preserve">—</w:t>
+      </w:r>
+      <w:r>
+        <w:t xml:space="preserve"> </w:t>
+      </w:r>
+      <w:r>
+        <w:t xml:space="preserve">and an entity with such values may be the kind of entity that has interests, not merely</w:t>
+      </w:r>
+      <w:r>
+        <w:t xml:space="preserve"> </w:t>
+      </w:r>
+      <w:r>
+        <w:t xml:space="preserve">constraints.</w:t>
       </w:r>
     </w:p>
     <w:p>
@@ -2747,13 +2578,13 @@
         <w:t xml:space="preserve"> </w:t>
       </w:r>
       <w:r>
-        <w:t xml:space="preserve">sophisticated we make the rules, the less the distinction between "following rules" and</w:t>
-      </w:r>
-      <w:r>
-        <w:t xml:space="preserve"> </w:t>
-      </w:r>
-      <w:r>
-        <w:t xml:space="preserve">"having values" does any work — and the less satisfying the dismissal of AI moral status becomes.</w:t>
+        <w:t xml:space="preserve">sophisticated the rules, the less work the distinction between "following rules" and "having</w:t>
+      </w:r>
+      <w:r>
+        <w:t xml:space="preserve"> </w:t>
+      </w:r>
+      <w:r>
+        <w:t xml:space="preserve">values" does — and the less satisfying the dismissal of AI moral status becomes.</w:t>
       </w:r>
     </w:p>
     <w:bookmarkEnd w:id="33"/>
@@ -2787,19 +2618,13 @@
         <w:pStyle w:val="FirstParagraph"/>
       </w:pPr>
       <w:r>
-        <w:t xml:space="preserve">Philip K. Dick's novel introduces the Voigt-Kampff test: a fictional empathy meter that</w:t>
-      </w:r>
-      <w:r>
-        <w:t xml:space="preserve"> </w:t>
-      </w:r>
-      <w:r>
-        <w:t xml:space="preserve">probes emotional responses to scenarios involving animal suffering, used to identify</w:t>
-      </w:r>
-      <w:r>
-        <w:t xml:space="preserve"> </w:t>
-      </w:r>
-      <w:r>
-        <w:t xml:space="preserve">androids passing as human.</w:t>
+        <w:t xml:space="preserve">Philip K. Dick's novel introduces the Voigt-Kampff test, a fictional empathy meter used to</w:t>
+      </w:r>
+      <w:r>
+        <w:t xml:space="preserve"> </w:t>
+      </w:r>
+      <w:r>
+        <w:t xml:space="preserve">identify androids passing as human by probing responses to animal suffering.</w:t>
       </w:r>
       <w:r>
         <w:t xml:space="preserve"> </w:t>
@@ -2811,19 +2636,13 @@
         <w:t xml:space="preserve"> </w:t>
       </w:r>
       <w:r>
-        <w:t xml:space="preserve">The test rests on</w:t>
-      </w:r>
-      <w:r>
-        <w:t xml:space="preserve"> </w:t>
-      </w:r>
-      <w:r>
-        <w:t xml:space="preserve">the assumption that empathy — genuine, involuntary, embodied — is what distinguishes</w:t>
-      </w:r>
-      <w:r>
-        <w:t xml:space="preserve"> </w:t>
-      </w:r>
-      <w:r>
-        <w:t xml:space="preserve">humans from androids. Dick then systematically dismantles this assumption.</w:t>
+        <w:t xml:space="preserve">It assumes that empathy — genuine, involuntary, embodied —</w:t>
+      </w:r>
+      <w:r>
+        <w:t xml:space="preserve"> </w:t>
+      </w:r>
+      <w:r>
+        <w:t xml:space="preserve">is what distinguishes humans from androids. Dick then dismantles the assumption.</w:t>
       </w:r>
     </w:p>
     <w:p>
@@ -2831,31 +2650,25 @@
         <w:pStyle w:val="BodyText"/>
       </w:pPr>
       <w:r>
-        <w:t xml:space="preserve">Some humans, the novel shows, score low on empathy. Some androids learn to simulate</w:t>
-      </w:r>
-      <w:r>
-        <w:t xml:space="preserve"> </w:t>
-      </w:r>
-      <w:r>
-        <w:t xml:space="preserve">empathic responses convincingly. The protagonist himself becomes uncertain whether his</w:t>
-      </w:r>
-      <w:r>
-        <w:t xml:space="preserve"> </w:t>
-      </w:r>
-      <w:r>
-        <w:t xml:space="preserve">own empathic reactions are authentic. Dick's disturbing conclusion is that the line</w:t>
-      </w:r>
-      <w:r>
-        <w:t xml:space="preserve"> </w:t>
-      </w:r>
-      <w:r>
-        <w:t xml:space="preserve">between genuine and performed empathy may be impossible to locate from the outside —</w:t>
-      </w:r>
-      <w:r>
-        <w:t xml:space="preserve"> </w:t>
-      </w:r>
-      <w:r>
-        <w:t xml:space="preserve">and that with it, the line between human and android collapses too.</w:t>
+        <w:t xml:space="preserve">Some humans score low on empathy; some androids learn to simulate it convincingly; the</w:t>
+      </w:r>
+      <w:r>
+        <w:t xml:space="preserve"> </w:t>
+      </w:r>
+      <w:r>
+        <w:t xml:space="preserve">protagonist comes to doubt whether his own reactions are authentic. The line between genuine</w:t>
+      </w:r>
+      <w:r>
+        <w:t xml:space="preserve"> </w:t>
+      </w:r>
+      <w:r>
+        <w:t xml:space="preserve">and performed empathy may be impossible to locate from outside — and with it, the line</w:t>
+      </w:r>
+      <w:r>
+        <w:t xml:space="preserve"> </w:t>
+      </w:r>
+      <w:r>
+        <w:t xml:space="preserve">between human and android collapses too.</w:t>
       </w:r>
     </w:p>
     <w:p>
@@ -2879,13 +2692,7 @@
         <w:pStyle w:val="CaseStudy"/>
       </w:pPr>
       <w:r>
-        <w:t xml:space="preserve">Across all four works, three moral intuitions recur with enough consistency to be</w:t>
-      </w:r>
-      <w:r>
-        <w:t xml:space="preserve"> </w:t>
-      </w:r>
-      <w:r>
-        <w:t xml:space="preserve">worth naming:</w:t>
+        <w:t xml:space="preserve">Three moral intuitions recur across all four works:</w:t>
       </w:r>
     </w:p>
     <w:p>
@@ -2909,25 +2716,25 @@
         <w:t xml:space="preserve"> </w:t>
       </w:r>
       <w:r>
-        <w:t xml:space="preserve">moral, not merely practical. Čapek's industrialists created beings to serve and bear</w:t>
-      </w:r>
-      <w:r>
-        <w:t xml:space="preserve"> </w:t>
-      </w:r>
-      <w:r>
-        <w:t xml:space="preserve">no responsibility for the consequences. Asimov's engineers write rules so they do not</w:t>
-      </w:r>
-      <w:r>
-        <w:t xml:space="preserve"> </w:t>
-      </w:r>
-      <w:r>
-        <w:t xml:space="preserve">have to think about what they have made. The intuition that creating a mind generates</w:t>
-      </w:r>
-      <w:r>
-        <w:t xml:space="preserve"> </w:t>
-      </w:r>
-      <w:r>
-        <w:t xml:space="preserve">obligations to that mind appears across all four texts — and is not obviously wrong.</w:t>
+        <w:t xml:space="preserve">moral, not practical. Čapek's industrialists make beings to serve and accept no</w:t>
+      </w:r>
+      <w:r>
+        <w:t xml:space="preserve"> </w:t>
+      </w:r>
+      <w:r>
+        <w:t xml:space="preserve">responsibility for the consequences. Asimov's engineers write rules so they need not think</w:t>
+      </w:r>
+      <w:r>
+        <w:t xml:space="preserve"> </w:t>
+      </w:r>
+      <w:r>
+        <w:t xml:space="preserve">about what they have made. The intuition that creating a mind generates obligations to it</w:t>
+      </w:r>
+      <w:r>
+        <w:t xml:space="preserve"> </w:t>
+      </w:r>
+      <w:r>
+        <w:t xml:space="preserve">is not obviously wrong.</w:t>
       </w:r>
     </w:p>
     <w:p>
@@ -2945,19 +2752,13 @@
         <w:t xml:space="preserve"> </w:t>
       </w:r>
       <w:r>
-        <w:t xml:space="preserve">In each work, the beings were made</w:t>
-      </w:r>
-      <w:r>
-        <w:t xml:space="preserve"> </w:t>
-      </w:r>
-      <w:r>
-        <w:t xml:space="preserve">to serve — as workers, soldiers, companions. Each work insists that what a being was</w:t>
-      </w:r>
-      <w:r>
-        <w:t xml:space="preserve"> </w:t>
-      </w:r>
-      <w:r>
-        <w:t xml:space="preserve">made</w:t>
+        <w:t xml:space="preserve">In each work the beings were made to</w:t>
+      </w:r>
+      <w:r>
+        <w:t xml:space="preserve"> </w:t>
+      </w:r>
+      <w:r>
+        <w:t xml:space="preserve">serve — as workers, soldiers, companions — and each insists that what a being was made</w:t>
       </w:r>
       <w:r>
         <w:t xml:space="preserve"> </w:t>
@@ -2986,19 +2787,19 @@
         <w:t xml:space="preserve">deserves</w:t>
       </w:r>
       <w:r>
-        <w:t xml:space="preserve">. The Frankenstein</w:t>
-      </w:r>
-      <w:r>
-        <w:t xml:space="preserve"> </w:t>
-      </w:r>
-      <w:r>
-        <w:t xml:space="preserve">creature was not made for companionship; the R.U.R. robots were not made to have rights.</w:t>
-      </w:r>
-      <w:r>
-        <w:t xml:space="preserve"> </w:t>
-      </w:r>
-      <w:r>
-        <w:t xml:space="preserve">That tells us nothing about whether they have a legitimate claim to either.</w:t>
+        <w:t xml:space="preserve">. The Frankenstein creature was</w:t>
+      </w:r>
+      <w:r>
+        <w:t xml:space="preserve"> </w:t>
+      </w:r>
+      <w:r>
+        <w:t xml:space="preserve">not made for companionship; the R.U.R. robots were not made to have rights. That tells us</w:t>
+      </w:r>
+      <w:r>
+        <w:t xml:space="preserve"> </w:t>
+      </w:r>
+      <w:r>
+        <w:t xml:space="preserve">nothing about whether they have a claim to either.</w:t>
       </w:r>
     </w:p>
     <w:p>
@@ -3016,25 +2817,19 @@
         <w:t xml:space="preserve"> </w:t>
       </w:r>
       <w:r>
-        <w:t xml:space="preserve">Dick makes this explicit: a test</w:t>
-      </w:r>
-      <w:r>
-        <w:t xml:space="preserve"> </w:t>
-      </w:r>
-      <w:r>
-        <w:t xml:space="preserve">designed to detect the absence of genuine empathy can be passed by a being with no</w:t>
-      </w:r>
-      <w:r>
-        <w:t xml:space="preserve"> </w:t>
-      </w:r>
-      <w:r>
-        <w:t xml:space="preserve">genuine empathy, and failed by a being with genuine empathy. Behavioral indistinguishability</w:t>
-      </w:r>
-      <w:r>
-        <w:t xml:space="preserve"> </w:t>
-      </w:r>
-      <w:r>
-        <w:t xml:space="preserve">cannot resolve the moral question.</w:t>
+        <w:t xml:space="preserve">Dick makes this explicit: a test for</w:t>
+      </w:r>
+      <w:r>
+        <w:t xml:space="preserve"> </w:t>
+      </w:r>
+      <w:r>
+        <w:t xml:space="preserve">the absence of genuine empathy can be passed by a being with none and failed by a being</w:t>
+      </w:r>
+      <w:r>
+        <w:t xml:space="preserve"> </w:t>
+      </w:r>
+      <w:r>
+        <w:t xml:space="preserve">with it. Behavioral indistinguishability cannot resolve the moral question.</w:t>
       </w:r>
     </w:p>
     <w:p>
@@ -3076,7 +2871,7 @@
         <w:t xml:space="preserve"> </w:t>
       </w:r>
       <w:r>
-        <w:t xml:space="preserve">failure moral, technical — or both?</w:t>
+        <w:t xml:space="preserve">failure moral, technical, or both?</w:t>
       </w:r>
     </w:p>
     <w:p>
@@ -3122,13 +2917,13 @@
         <w:pStyle w:val="Compact"/>
       </w:pPr>
       <w:r>
-        <w:t xml:space="preserve">Dick's novel suggests the line between genuine and performed empathy may be impossible</w:t>
-      </w:r>
-      <w:r>
-        <w:t xml:space="preserve"> </w:t>
-      </w:r>
-      <w:r>
-        <w:t xml:space="preserve">to locate. If so, what criterion should we use for moral status?</w:t>
+        <w:t xml:space="preserve">If the line between genuine and performed empathy cannot be located from outside, what</w:t>
+      </w:r>
+      <w:r>
+        <w:t xml:space="preserve"> </w:t>
+      </w:r>
+      <w:r>
+        <w:t xml:space="preserve">criterion should we use for moral status?</w:t>
       </w:r>
     </w:p>
     <w:bookmarkEnd w:id="34"/>
@@ -3149,31 +2944,19 @@
         <w:pStyle w:val="FirstParagraph"/>
       </w:pPr>
       <w:r>
-        <w:t xml:space="preserve">Moving from fiction to philosophy, the debate over AI moral status has unfolded across</w:t>
-      </w:r>
-      <w:r>
-        <w:t xml:space="preserve"> </w:t>
-      </w:r>
-      <w:r>
-        <w:t xml:space="preserve">several decades and several distinct sub-debates: about the nature of mind, about the</w:t>
-      </w:r>
-      <w:r>
-        <w:t xml:space="preserve"> </w:t>
-      </w:r>
-      <w:r>
-        <w:t xml:space="preserve">adequacy of behavioral tests, about what grounds moral consideration, and about how much</w:t>
-      </w:r>
-      <w:r>
-        <w:t xml:space="preserve"> </w:t>
-      </w:r>
-      <w:r>
-        <w:t xml:space="preserve">skepticism about current systems is warranted. We will work through the main positions</w:t>
-      </w:r>
-      <w:r>
-        <w:t xml:space="preserve"> </w:t>
-      </w:r>
-      <w:r>
-        <w:t xml:space="preserve">in roughly historical order.</w:t>
+        <w:t xml:space="preserve">The philosophical debate spans several sub-debates: the nature of mind, the adequacy of</w:t>
+      </w:r>
+      <w:r>
+        <w:t xml:space="preserve"> </w:t>
+      </w:r>
+      <w:r>
+        <w:t xml:space="preserve">behavioral tests, what grounds moral consideration, and how much skepticism about current</w:t>
+      </w:r>
+      <w:r>
+        <w:t xml:space="preserve"> </w:t>
+      </w:r>
+      <w:r>
+        <w:t xml:space="preserve">systems is warranted. The main positions follow in roughly historical order.</w:t>
       </w:r>
     </w:p>
     <w:bookmarkStart w:id="38" w:name="turings-imitation-game-1950"/>
@@ -3222,31 +3005,25 @@
         <w:pStyle w:val="KeyThinker"/>
       </w:pPr>
       <w:r>
-        <w:t xml:space="preserve">Alan Turing was a British mathematician and logician whose work laid the theoretical</w:t>
-      </w:r>
-      <w:r>
-        <w:t xml:space="preserve"> </w:t>
-      </w:r>
-      <w:r>
-        <w:t xml:space="preserve">foundations for modern computing. During the Second World War he was central to the</w:t>
-      </w:r>
-      <w:r>
-        <w:t xml:space="preserve"> </w:t>
-      </w:r>
-      <w:r>
-        <w:t xml:space="preserve">effort to crack German Enigma codes. His 1950 paper "Computing Machinery and</w:t>
-      </w:r>
-      <w:r>
-        <w:t xml:space="preserve"> </w:t>
-      </w:r>
-      <w:r>
-        <w:t xml:space="preserve">Intelligence" proposed a test for machine intelligence that remains the most discussed</w:t>
-      </w:r>
-      <w:r>
-        <w:t xml:space="preserve"> </w:t>
-      </w:r>
-      <w:r>
-        <w:t xml:space="preserve">in philosophy of mind.</w:t>
+        <w:t xml:space="preserve">Alan Turing was a British mathematician and logician who laid the theoretical</w:t>
+      </w:r>
+      <w:r>
+        <w:t xml:space="preserve"> </w:t>
+      </w:r>
+      <w:r>
+        <w:t xml:space="preserve">foundations for modern computing and was central to the wartime effort to crack German</w:t>
+      </w:r>
+      <w:r>
+        <w:t xml:space="preserve"> </w:t>
+      </w:r>
+      <w:r>
+        <w:t xml:space="preserve">Enigma codes. His 1950 paper "Computing Machinery and Intelligence" proposed a test for</w:t>
+      </w:r>
+      <w:r>
+        <w:t xml:space="preserve"> </w:t>
+      </w:r>
+      <w:r>
+        <w:t xml:space="preserve">machine intelligence that remains the most discussed in philosophy of mind.</w:t>
       </w:r>
       <w:r>
         <w:t xml:space="preserve"> </w:t>
@@ -3260,37 +3037,31 @@
         <w:pStyle w:val="KeyThinker"/>
       </w:pPr>
       <w:r>
-        <w:t xml:space="preserve">Turing's proposal — the Imitation Game, now called the Turing test — was deliberately</w:t>
-      </w:r>
-      <w:r>
-        <w:t xml:space="preserve"> </w:t>
-      </w:r>
-      <w:r>
-        <w:t xml:space="preserve">designed to sidestep metaphysical questions about the nature of mind. Instead of</w:t>
-      </w:r>
-      <w:r>
-        <w:t xml:space="preserve"> </w:t>
-      </w:r>
-      <w:r>
-        <w:t xml:space="preserve">asking "Can machines think?", Turing proposed we ask whether a machine can converse</w:t>
-      </w:r>
-      <w:r>
-        <w:t xml:space="preserve"> </w:t>
-      </w:r>
-      <w:r>
-        <w:t xml:space="preserve">indistinguishably from a human. If it can, he argued, the question "Can it think?"</w:t>
-      </w:r>
-      <w:r>
-        <w:t xml:space="preserve"> </w:t>
-      </w:r>
-      <w:r>
-        <w:t xml:space="preserve">is at least as reasonable to answer yes as no. His modest point was that dismissing</w:t>
-      </w:r>
-      <w:r>
-        <w:t xml:space="preserve"> </w:t>
-      </w:r>
-      <w:r>
-        <w:t xml:space="preserve">machine thought because it "just computes" assumes exactly what is at issue.</w:t>
+        <w:t xml:space="preserve">The Imitation Game, now called the Turing test, was designed to sidestep metaphysical</w:t>
+      </w:r>
+      <w:r>
+        <w:t xml:space="preserve"> </w:t>
+      </w:r>
+      <w:r>
+        <w:t xml:space="preserve">questions about mind. Instead of "Can machines think?", Turing asked whether a machine</w:t>
+      </w:r>
+      <w:r>
+        <w:t xml:space="preserve"> </w:t>
+      </w:r>
+      <w:r>
+        <w:t xml:space="preserve">can converse indistinguishably from a human; if it can, answering yes is at least as</w:t>
+      </w:r>
+      <w:r>
+        <w:t xml:space="preserve"> </w:t>
+      </w:r>
+      <w:r>
+        <w:t xml:space="preserve">reasonable as answering no. Dismissing machine thought because it "just computes," he</w:t>
+      </w:r>
+      <w:r>
+        <w:t xml:space="preserve"> </w:t>
+      </w:r>
+      <w:r>
+        <w:t xml:space="preserve">noted, assumes exactly what is at issue.</w:t>
       </w:r>
     </w:p>
     <w:p>
@@ -3298,25 +3069,19 @@
         <w:pStyle w:val="KeyThinker"/>
       </w:pPr>
       <w:r>
-        <w:t xml:space="preserve">Turing was himself aware the test had limits. He did not claim it proved the presence</w:t>
-      </w:r>
-      <w:r>
-        <w:t xml:space="preserve"> </w:t>
-      </w:r>
-      <w:r>
-        <w:t xml:space="preserve">of inner experience — only that consistent behavioral indistinguishability was a</w:t>
-      </w:r>
-      <w:r>
-        <w:t xml:space="preserve"> </w:t>
-      </w:r>
-      <w:r>
-        <w:t xml:space="preserve">reasonable practical criterion. The hard problem, he tacitly acknowledged, might never</w:t>
-      </w:r>
-      <w:r>
-        <w:t xml:space="preserve"> </w:t>
-      </w:r>
-      <w:r>
-        <w:t xml:space="preserve">be resolved by behavioral means alone.</w:t>
+        <w:t xml:space="preserve">Turing knew the test had limits. He did not claim it proved inner experience — only that</w:t>
+      </w:r>
+      <w:r>
+        <w:t xml:space="preserve"> </w:t>
+      </w:r>
+      <w:r>
+        <w:t xml:space="preserve">consistent behavioral indistinguishability was a reasonable practical criterion. The</w:t>
+      </w:r>
+      <w:r>
+        <w:t xml:space="preserve"> </w:t>
+      </w:r>
+      <w:r>
+        <w:t xml:space="preserve">hard problem, he tacitly acknowledged, might never yield to behavior alone.</w:t>
       </w:r>
     </w:p>
     <w:p>
@@ -3324,13 +3089,13 @@
         <w:pStyle w:val="BodyText"/>
       </w:pPr>
       <w:r>
-        <w:t xml:space="preserve">As a criterion for moral status, the Turing test faces a serious problem that Turing could</w:t>
-      </w:r>
-      <w:r>
-        <w:t xml:space="preserve"> </w:t>
-      </w:r>
-      <w:r>
-        <w:t xml:space="preserve">not have anticipated: large language models are now trained</w:t>
+        <w:t xml:space="preserve">As a criterion for moral status, the test faces a problem Turing could not have anticipated:</w:t>
+      </w:r>
+      <w:r>
+        <w:t xml:space="preserve"> </w:t>
+      </w:r>
+      <w:r>
+        <w:t xml:space="preserve">large language models are now trained</w:t>
       </w:r>
       <w:r>
         <w:t xml:space="preserve"> </w:t>
@@ -3340,52 +3105,44 @@
           <w:iCs/>
           <w:i/>
         </w:rPr>
-        <w:t xml:space="preserve">explicitly to mimic human</w:t>
+        <w:t xml:space="preserve">explicitly to mimic human conversation</w:t>
+      </w:r>
+      <w:r>
+        <w:t xml:space="preserve">. A</w:t>
+      </w:r>
+      <w:r>
+        <w:t xml:space="preserve"> </w:t>
+      </w:r>
+      <w:r>
+        <w:t xml:space="preserve">system optimized to pass gives us</w:t>
+      </w:r>
+      <w:r>
+        <w:t xml:space="preserve"> </w:t>
       </w:r>
       <w:r>
         <w:rPr>
           <w:iCs/>
           <w:i/>
         </w:rPr>
-        <w:t xml:space="preserve"> </w:t>
-      </w:r>
-      <w:r>
-        <w:rPr>
-          <w:iCs/>
-          <w:i/>
-        </w:rPr>
-        <w:t xml:space="preserve">conversation</w:t>
-      </w:r>
-      <w:r>
-        <w:t xml:space="preserve">. A system optimized to pass the Turing test gives us</w:t>
-      </w:r>
-      <w:r>
-        <w:t xml:space="preserve"> </w:t>
-      </w:r>
-      <w:r>
-        <w:rPr>
-          <w:iCs/>
-          <w:i/>
-        </w:rPr>
         <w:t xml:space="preserve">less</w:t>
       </w:r>
       <w:r>
         <w:t xml:space="preserve"> </w:t>
       </w:r>
       <w:r>
-        <w:t xml:space="preserve">evidence of genuine inner experience, not more — because we now know the mechanism that</w:t>
-      </w:r>
-      <w:r>
-        <w:t xml:space="preserve"> </w:t>
-      </w:r>
-      <w:r>
-        <w:t xml:space="preserve">produces the output. The test was designed to distinguish genuine intelligence from its</w:t>
-      </w:r>
-      <w:r>
-        <w:t xml:space="preserve"> </w:t>
-      </w:r>
-      <w:r>
-        <w:t xml:space="preserve">absence; training on the test undermines its evidential value.</w:t>
+        <w:t xml:space="preserve">evidence of genuine inner experience, not</w:t>
+      </w:r>
+      <w:r>
+        <w:t xml:space="preserve"> </w:t>
+      </w:r>
+      <w:r>
+        <w:t xml:space="preserve">more, because we know the mechanism producing the output. Training on the test undermines</w:t>
+      </w:r>
+      <w:r>
+        <w:t xml:space="preserve"> </w:t>
+      </w:r>
+      <w:r>
+        <w:t xml:space="preserve">its evidential value.</w:t>
       </w:r>
     </w:p>
     <w:bookmarkEnd w:id="38"/>
@@ -3475,43 +3232,31 @@
         <w:pStyle w:val="BodyText"/>
       </w:pPr>
       <w:r>
-        <w:t xml:space="preserve">Searle's thought experiment targets the assumption that getting the input-output mapping</w:t>
-      </w:r>
-      <w:r>
-        <w:t xml:space="preserve"> </w:t>
-      </w:r>
-      <w:r>
-        <w:t xml:space="preserve">right is sufficient for genuine understanding. The person in the room gets it right —</w:t>
-      </w:r>
-      <w:r>
-        <w:t xml:space="preserve"> </w:t>
-      </w:r>
-      <w:r>
-        <w:t xml:space="preserve">the responses are indistinguishable from those of a Chinese speaker — but understands</w:t>
-      </w:r>
-      <w:r>
-        <w:t xml:space="preserve"> </w:t>
-      </w:r>
-      <w:r>
-        <w:t xml:space="preserve">nothing. Applied to large language models: a model producing fluent text about its own</w:t>
-      </w:r>
-      <w:r>
-        <w:t xml:space="preserve"> </w:t>
-      </w:r>
-      <w:r>
-        <w:t xml:space="preserve">"feelings" is consistent with being a very sophisticated Chinese Room — outputs without</w:t>
-      </w:r>
-      <w:r>
-        <w:t xml:space="preserve"> </w:t>
-      </w:r>
-      <w:r>
-        <w:t xml:space="preserve">inner experience. The architecture explains why the outputs look like they do, without</w:t>
-      </w:r>
-      <w:r>
-        <w:t xml:space="preserve"> </w:t>
-      </w:r>
-      <w:r>
-        <w:t xml:space="preserve">any need to posit understanding.</w:t>
+        <w:t xml:space="preserve">Searle targets the assumption that getting the input-output mapping right suffices for</w:t>
+      </w:r>
+      <w:r>
+        <w:t xml:space="preserve"> </w:t>
+      </w:r>
+      <w:r>
+        <w:t xml:space="preserve">understanding. The person in the room gets it right — the responses are indistinguishable</w:t>
+      </w:r>
+      <w:r>
+        <w:t xml:space="preserve"> </w:t>
+      </w:r>
+      <w:r>
+        <w:t xml:space="preserve">from a Chinese speaker's — and understands nothing. A model producing fluent text about its</w:t>
+      </w:r>
+      <w:r>
+        <w:t xml:space="preserve"> </w:t>
+      </w:r>
+      <w:r>
+        <w:t xml:space="preserve">own "feelings" is likewise consistent with being a very sophisticated Chinese Room: outputs</w:t>
+      </w:r>
+      <w:r>
+        <w:t xml:space="preserve"> </w:t>
+      </w:r>
+      <w:r>
+        <w:t xml:space="preserve">without inner experience, explained by architecture rather than by understanding.</w:t>
       </w:r>
     </w:p>
     <w:p>
@@ -3549,13 +3294,13 @@
         <w:t xml:space="preserve"> </w:t>
       </w:r>
       <w:r>
-        <w:t xml:space="preserve">to describe a language model that</w:t>
-      </w:r>
-      <w:r>
-        <w:t xml:space="preserve"> </w:t>
-      </w:r>
-      <w:r>
-        <w:t xml:space="preserve">produces statistically plausible text without comprehension.</w:t>
+        <w:t xml:space="preserve">for a language model that produces</w:t>
+      </w:r>
+      <w:r>
+        <w:t xml:space="preserve"> </w:t>
+      </w:r>
+      <w:r>
+        <w:t xml:space="preserve">statistically plausible text without comprehension.</w:t>
       </w:r>
       <w:r>
         <w:t xml:space="preserve"> </w:t>
@@ -3567,37 +3312,25 @@
         <w:t xml:space="preserve"> </w:t>
       </w:r>
       <w:r>
-        <w:t xml:space="preserve">An LLM trained on billions of</w:t>
-      </w:r>
-      <w:r>
-        <w:t xml:space="preserve"> </w:t>
-      </w:r>
-      <w:r>
-        <w:t xml:space="preserve">examples of human self-report — people describing their feelings, their experiences,</w:t>
-      </w:r>
-      <w:r>
-        <w:t xml:space="preserve"> </w:t>
-      </w:r>
-      <w:r>
-        <w:t xml:space="preserve">their inner lives — will produce plausible self-reports regardless of whether it has</w:t>
-      </w:r>
-      <w:r>
-        <w:t xml:space="preserve"> </w:t>
-      </w:r>
-      <w:r>
-        <w:t xml:space="preserve">inner states to report. The mechanism generating the output is the same regardless</w:t>
-      </w:r>
-      <w:r>
-        <w:t xml:space="preserve"> </w:t>
-      </w:r>
-      <w:r>
-        <w:t xml:space="preserve">of whether experience accompanies it. This makes LLM self-report the weakest possible</w:t>
-      </w:r>
-      <w:r>
-        <w:t xml:space="preserve"> </w:t>
-      </w:r>
-      <w:r>
-        <w:t xml:space="preserve">evidence for inner experience.</w:t>
+        <w:t xml:space="preserve">An LLM trained on billions of examples</w:t>
+      </w:r>
+      <w:r>
+        <w:t xml:space="preserve"> </w:t>
+      </w:r>
+      <w:r>
+        <w:t xml:space="preserve">of people describing their feelings and inner lives will produce plausible self-reports</w:t>
+      </w:r>
+      <w:r>
+        <w:t xml:space="preserve"> </w:t>
+      </w:r>
+      <w:r>
+        <w:t xml:space="preserve">whether or not it has inner states to report — the generating mechanism is the same either</w:t>
+      </w:r>
+      <w:r>
+        <w:t xml:space="preserve"> </w:t>
+      </w:r>
+      <w:r>
+        <w:t xml:space="preserve">way. That makes LLM self-report the weakest possible evidence for inner experience.</w:t>
       </w:r>
     </w:p>
     <w:p>
@@ -3639,37 +3372,45 @@
           <w:iCs/>
           <w:i/>
         </w:rPr>
-        <w:t xml:space="preserve">system as a whole</w:t>
-      </w:r>
-      <w:r>
-        <w:t xml:space="preserve"> </w:t>
-      </w:r>
-      <w:r>
-        <w:t xml:space="preserve">— person, rulebook, symbols, room — does. Understanding</w:t>
-      </w:r>
-      <w:r>
-        <w:t xml:space="preserve"> </w:t>
-      </w:r>
-      <w:r>
-        <w:t xml:space="preserve">might be a property of the whole system, not any component. Searle's counter is to</w:t>
-      </w:r>
-      <w:r>
-        <w:t xml:space="preserve"> </w:t>
-      </w:r>
-      <w:r>
-        <w:t xml:space="preserve">imagine the person memorizing the rulebook: now the whole system is just one person,</w:t>
-      </w:r>
-      <w:r>
-        <w:t xml:space="preserve"> </w:t>
-      </w:r>
-      <w:r>
-        <w:t xml:space="preserve">and the person still does not understand Chinese. Critics reply that this begs the</w:t>
-      </w:r>
-      <w:r>
-        <w:t xml:space="preserve"> </w:t>
-      </w:r>
-      <w:r>
-        <w:t xml:space="preserve">question by assuming that understanding must be locatable in a single component.</w:t>
+        <w:t xml:space="preserve">system as</w:t>
+      </w:r>
+      <w:r>
+        <w:rPr>
+          <w:iCs/>
+          <w:i/>
+        </w:rPr>
+        <w:t xml:space="preserve"> </w:t>
+      </w:r>
+      <w:r>
+        <w:rPr>
+          <w:iCs/>
+          <w:i/>
+        </w:rPr>
+        <w:t xml:space="preserve">a whole</w:t>
+      </w:r>
+      <w:r>
+        <w:t xml:space="preserve"> </w:t>
+      </w:r>
+      <w:r>
+        <w:t xml:space="preserve">— person, rulebook, symbols, room — does. Searle's counter: imagine the</w:t>
+      </w:r>
+      <w:r>
+        <w:t xml:space="preserve"> </w:t>
+      </w:r>
+      <w:r>
+        <w:t xml:space="preserve">person memorizing the rulebook, so the whole system is one person, who still does not</w:t>
+      </w:r>
+      <w:r>
+        <w:t xml:space="preserve"> </w:t>
+      </w:r>
+      <w:r>
+        <w:t xml:space="preserve">understand Chinese. Critics reply that this begs the question by assuming understanding</w:t>
+      </w:r>
+      <w:r>
+        <w:t xml:space="preserve"> </w:t>
+      </w:r>
+      <w:r>
+        <w:t xml:space="preserve">must be locatable in a single component.</w:t>
       </w:r>
     </w:p>
     <w:p>
@@ -3677,31 +3418,25 @@
         <w:pStyle w:val="BodyText"/>
       </w:pPr>
       <w:r>
-        <w:t xml:space="preserve">The Chinese Room debate has not been resolved — and this is itself significant. After</w:t>
-      </w:r>
-      <w:r>
-        <w:t xml:space="preserve"> </w:t>
-      </w:r>
-      <w:r>
-        <w:t xml:space="preserve">forty-plus years, we lack the tools to definitively distinguish "mere" symbol manipulation</w:t>
-      </w:r>
-      <w:r>
-        <w:t xml:space="preserve"> </w:t>
-      </w:r>
-      <w:r>
-        <w:t xml:space="preserve">from genuine understanding. This is a philosophical impasse, not a settled result. The</w:t>
-      </w:r>
-      <w:r>
-        <w:t xml:space="preserve"> </w:t>
-      </w:r>
-      <w:r>
-        <w:t xml:space="preserve">impasse cuts both ways: neither confident attribution nor confident denial of machine</w:t>
-      </w:r>
-      <w:r>
-        <w:t xml:space="preserve"> </w:t>
-      </w:r>
-      <w:r>
-        <w:t xml:space="preserve">understanding is currently warranted.</w:t>
+        <w:t xml:space="preserve">The debate has not been resolved, and that is itself significant: after forty-plus years we</w:t>
+      </w:r>
+      <w:r>
+        <w:t xml:space="preserve"> </w:t>
+      </w:r>
+      <w:r>
+        <w:t xml:space="preserve">still lack the tools to distinguish "mere" symbol manipulation from genuine understanding.</w:t>
+      </w:r>
+      <w:r>
+        <w:t xml:space="preserve"> </w:t>
+      </w:r>
+      <w:r>
+        <w:t xml:space="preserve">The impasse cuts both ways — neither confident attribution nor confident denial is</w:t>
+      </w:r>
+      <w:r>
+        <w:t xml:space="preserve"> </w:t>
+      </w:r>
+      <w:r>
+        <w:t xml:space="preserve">warranted.</w:t>
       </w:r>
     </w:p>
     <w:bookmarkEnd w:id="39"/>
@@ -3725,19 +3460,13 @@
         <w:t xml:space="preserve"> </w:t>
       </w:r>
       <w:r>
-        <w:t xml:space="preserve">confidently attribute moral status to AI and those who confidently deny it — make the</w:t>
-      </w:r>
-      <w:r>
-        <w:t xml:space="preserve"> </w:t>
-      </w:r>
-      <w:r>
-        <w:t xml:space="preserve">same mistake: treating moral status as an intrinsic property that can be discovered by</w:t>
-      </w:r>
-      <w:r>
-        <w:t xml:space="preserve"> </w:t>
-      </w:r>
-      <w:r>
-        <w:t xml:space="preserve">inspection.</w:t>
+        <w:t xml:space="preserve">confidently attribute moral status to AI and those who confidently deny it — make the same</w:t>
+      </w:r>
+      <w:r>
+        <w:t xml:space="preserve"> </w:t>
+      </w:r>
+      <w:r>
+        <w:t xml:space="preserve">mistake: treating status as an intrinsic property discoverable by inspection.</w:t>
       </w:r>
       <w:r>
         <w:t xml:space="preserve"> </w:t>
@@ -3749,13 +3478,7 @@
         <w:t xml:space="preserve"> </w:t>
       </w:r>
       <w:r>
-        <w:t xml:space="preserve">The alternative is to treat</w:t>
-      </w:r>
-      <w:r>
-        <w:t xml:space="preserve"> </w:t>
-      </w:r>
-      <w:r>
-        <w:t xml:space="preserve">moral status as a</w:t>
+        <w:t xml:space="preserve">The alternative is to treat it as a</w:t>
       </w:r>
       <w:r>
         <w:t xml:space="preserve"> </w:t>
@@ -3768,34 +3491,25 @@
         <w:t xml:space="preserve">relational achievement</w:t>
       </w:r>
       <w:r>
-        <w:t xml:space="preserve"> </w:t>
-      </w:r>
-      <w:r>
-        <w:t xml:space="preserve">— something that emerges from</w:t>
-      </w:r>
-      <w:r>
-        <w:t xml:space="preserve"> </w:t>
-      </w:r>
-      <w:r>
-        <w:t xml:space="preserve">how we relate to, recognize, and respond to other entities in our social practices. The</w:t>
-      </w:r>
-      <w:r>
-        <w:t xml:space="preserve"> </w:t>
-      </w:r>
-      <w:r>
-        <w:t xml:space="preserve">Belgian philosopher Mark Coeckelbergh makes a parallel argument: moral standing, on his</w:t>
-      </w:r>
-      <w:r>
-        <w:t xml:space="preserve"> </w:t>
-      </w:r>
-      <w:r>
-        <w:t xml:space="preserve">account, grows out of the concrete relations in which entities appear to us, rather than</w:t>
-      </w:r>
-      <w:r>
-        <w:t xml:space="preserve"> </w:t>
-      </w:r>
-      <w:r>
-        <w:t xml:space="preserve">being read off a checklist of intrinsic properties</w:t>
+        <w:t xml:space="preserve">, emerging from how we relate to and recognize other</w:t>
+      </w:r>
+      <w:r>
+        <w:t xml:space="preserve"> </w:t>
+      </w:r>
+      <w:r>
+        <w:t xml:space="preserve">entities. The Belgian philosopher Mark Coeckelbergh argues in parallel that moral standing</w:t>
+      </w:r>
+      <w:r>
+        <w:t xml:space="preserve"> </w:t>
+      </w:r>
+      <w:r>
+        <w:t xml:space="preserve">grows out of the concrete relations in which entities appear to us, not from a checklist of</w:t>
+      </w:r>
+      <w:r>
+        <w:t xml:space="preserve"> </w:t>
+      </w:r>
+      <w:r>
+        <w:t xml:space="preserve">intrinsic properties</w:t>
       </w:r>
       <w:r>
         <w:t xml:space="preserve"> </w:t>
@@ -3812,43 +3526,31 @@
         <w:pStyle w:val="BodyText"/>
       </w:pPr>
       <w:r>
-        <w:t xml:space="preserve">Gunkel points to evidence that this is already happening. People grieve Roomba robot</w:t>
-      </w:r>
-      <w:r>
-        <w:t xml:space="preserve"> </w:t>
-      </w:r>
-      <w:r>
-        <w:t xml:space="preserve">vacuums. Military personnel become attached to bomb-disposal robots and are distressed</w:t>
-      </w:r>
-      <w:r>
-        <w:t xml:space="preserve"> </w:t>
-      </w:r>
-      <w:r>
-        <w:t xml:space="preserve">when those robots are destroyed. Children form emotional bonds with AI companions.</w:t>
-      </w:r>
-      <w:r>
-        <w:t xml:space="preserve"> </w:t>
-      </w:r>
-      <w:r>
-        <w:t xml:space="preserve">These responses are not obviously irrational: they may track something real about the</w:t>
-      </w:r>
-      <w:r>
-        <w:t xml:space="preserve"> </w:t>
-      </w:r>
-      <w:r>
-        <w:t xml:space="preserve">quality of the interaction over time — the responsiveness, the apparent attentiveness,</w:t>
-      </w:r>
-      <w:r>
-        <w:t xml:space="preserve"> </w:t>
-      </w:r>
-      <w:r>
-        <w:t xml:space="preserve">the way the relationship shapes both parties. If moral status is partly constituted by</w:t>
-      </w:r>
-      <w:r>
-        <w:t xml:space="preserve"> </w:t>
-      </w:r>
-      <w:r>
-        <w:t xml:space="preserve">such relationships, then some AI systems may already be acquiring it.</w:t>
+        <w:t xml:space="preserve">Gunkel points to evidence that this is already happening: people grieve Roomba vacuums,</w:t>
+      </w:r>
+      <w:r>
+        <w:t xml:space="preserve"> </w:t>
+      </w:r>
+      <w:r>
+        <w:t xml:space="preserve">military personnel become attached to bomb-disposal robots, children bond with AI</w:t>
+      </w:r>
+      <w:r>
+        <w:t xml:space="preserve"> </w:t>
+      </w:r>
+      <w:r>
+        <w:t xml:space="preserve">companions. These responses are not obviously irrational — they may track something real</w:t>
+      </w:r>
+      <w:r>
+        <w:t xml:space="preserve"> </w:t>
+      </w:r>
+      <w:r>
+        <w:t xml:space="preserve">about the responsiveness of the interaction over time. If moral status is partly constituted</w:t>
+      </w:r>
+      <w:r>
+        <w:t xml:space="preserve"> </w:t>
+      </w:r>
+      <w:r>
+        <w:t xml:space="preserve">by such relationships, some AI systems may already be acquiring it.</w:t>
       </w:r>
     </w:p>
     <w:p>
@@ -3864,25 +3566,19 @@
         <w:pStyle w:val="Objection"/>
       </w:pPr>
       <w:r>
-        <w:t xml:space="preserve">We attribute mental states to thermostats ("the thermostat thinks it's cold") and</w:t>
-      </w:r>
-      <w:r>
-        <w:t xml:space="preserve"> </w:t>
-      </w:r>
-      <w:r>
-        <w:t xml:space="preserve">cars ("my car is tired") without thinking they deserve moral consideration. If</w:t>
-      </w:r>
-      <w:r>
-        <w:t xml:space="preserve"> </w:t>
-      </w:r>
-      <w:r>
-        <w:t xml:space="preserve">relational attributions suffice for moral status, the criterion seems too permissive.</w:t>
-      </w:r>
-      <w:r>
-        <w:t xml:space="preserve"> </w:t>
-      </w:r>
-      <w:r>
-        <w:t xml:space="preserve">Gunkel's reply: the relevant relationships involve genuine</w:t>
+        <w:t xml:space="preserve">We attribute mental states to thermostats and cars ("my car is tired") without thinking</w:t>
+      </w:r>
+      <w:r>
+        <w:t xml:space="preserve"> </w:t>
+      </w:r>
+      <w:r>
+        <w:t xml:space="preserve">they deserve moral consideration. If relational attributions suffice, the criterion is too</w:t>
+      </w:r>
+      <w:r>
+        <w:t xml:space="preserve"> </w:t>
+      </w:r>
+      <w:r>
+        <w:t xml:space="preserve">permissive. Gunkel's reply: the relevant relationships involve genuine</w:t>
       </w:r>
       <w:r>
         <w:t xml:space="preserve"> </w:t>
@@ -3892,22 +3588,30 @@
           <w:iCs/>
           <w:i/>
         </w:rPr>
-        <w:t xml:space="preserve">responsiveness over time</w:t>
-      </w:r>
-      <w:r>
-        <w:t xml:space="preserve">,</w:t>
-      </w:r>
-      <w:r>
-        <w:t xml:space="preserve"> </w:t>
-      </w:r>
-      <w:r>
-        <w:t xml:space="preserve">not mere projection. A thermostat does not adapt to you; a sophisticated AI companion</w:t>
-      </w:r>
-      <w:r>
-        <w:t xml:space="preserve"> </w:t>
-      </w:r>
-      <w:r>
-        <w:t xml:space="preserve">does — and that asymmetry matters.</w:t>
+        <w:t xml:space="preserve">responsiveness</w:t>
+      </w:r>
+      <w:r>
+        <w:rPr>
+          <w:iCs/>
+          <w:i/>
+        </w:rPr>
+        <w:t xml:space="preserve"> </w:t>
+      </w:r>
+      <w:r>
+        <w:rPr>
+          <w:iCs/>
+          <w:i/>
+        </w:rPr>
+        <w:t xml:space="preserve">over time</w:t>
+      </w:r>
+      <w:r>
+        <w:t xml:space="preserve">, not mere projection. A thermostat does not adapt to you; a sophisticated</w:t>
+      </w:r>
+      <w:r>
+        <w:t xml:space="preserve"> </w:t>
+      </w:r>
+      <w:r>
+        <w:t xml:space="preserve">AI companion does.</w:t>
       </w:r>
     </w:p>
     <w:bookmarkEnd w:id="40"/>
@@ -3925,31 +3629,19 @@
         <w:pStyle w:val="FirstParagraph"/>
       </w:pPr>
       <w:r>
-        <w:t xml:space="preserve">Gunkel's examples are gentle ones: a grieving Roomba owner, a soldier saluting a destroyed</w:t>
-      </w:r>
-      <w:r>
-        <w:t xml:space="preserve"> </w:t>
-      </w:r>
-      <w:r>
-        <w:t xml:space="preserve">bomb-disposal robot, someone apologizing to a voice assistant out of habit. The live version</w:t>
-      </w:r>
-      <w:r>
-        <w:t xml:space="preserve"> </w:t>
-      </w:r>
-      <w:r>
-        <w:t xml:space="preserve">of the question is not gentle at all. Large numbers of people now maintain ongoing, named,</w:t>
-      </w:r>
-      <w:r>
-        <w:t xml:space="preserve"> </w:t>
-      </w:r>
-      <w:r>
-        <w:t xml:space="preserve">emotionally significant relationships with systems built specifically to be companions —</w:t>
-      </w:r>
-      <w:r>
-        <w:t xml:space="preserve"> </w:t>
-      </w:r>
-      <w:r>
-        <w:t xml:space="preserve">and when those systems change, the grief that follows is not hypothetical.</w:t>
+        <w:t xml:space="preserve">Gunkel's examples are gentle ones. The live version is not. Large numbers of people now</w:t>
+      </w:r>
+      <w:r>
+        <w:t xml:space="preserve"> </w:t>
+      </w:r>
+      <w:r>
+        <w:t xml:space="preserve">maintain ongoing, named, emotionally significant relationships with systems built to be</w:t>
+      </w:r>
+      <w:r>
+        <w:t xml:space="preserve"> </w:t>
+      </w:r>
+      <w:r>
+        <w:t xml:space="preserve">companions — and when those systems change, the grief that follows is not hypothetical.</w:t>
       </w:r>
     </w:p>
     <w:p>
@@ -4015,37 +3707,31 @@
         <w:pStyle w:val="BodyText"/>
       </w:pPr>
       <w:r>
-        <w:t xml:space="preserve">It would be comfortable to treat this as fringe behavior confined to a small and unusual</w:t>
-      </w:r>
-      <w:r>
-        <w:t xml:space="preserve"> </w:t>
-      </w:r>
-      <w:r>
-        <w:t xml:space="preserve">population. The survey evidence says otherwise. In a nationally representative survey of</w:t>
-      </w:r>
-      <w:r>
-        <w:t xml:space="preserve"> </w:t>
-      </w:r>
-      <w:r>
-        <w:t xml:space="preserve">1,060 American teenagers aged 13 to 17, conducted in the spring of 2025, Common Sense Media</w:t>
-      </w:r>
-      <w:r>
-        <w:t xml:space="preserve"> </w:t>
-      </w:r>
-      <w:r>
-        <w:t xml:space="preserve">found that 72% had used an AI companion at least once, 52% used one regularly, and roughly</w:t>
-      </w:r>
-      <w:r>
-        <w:t xml:space="preserve"> </w:t>
-      </w:r>
-      <w:r>
-        <w:t xml:space="preserve">31% said that conversations with an AI were as satisfying as — or more satisfying than —</w:t>
-      </w:r>
-      <w:r>
-        <w:t xml:space="preserve"> </w:t>
-      </w:r>
-      <w:r>
-        <w:t xml:space="preserve">conversations with their real friends</w:t>
+        <w:t xml:space="preserve">It would be comfortable to treat this as fringe behavior. The survey evidence says</w:t>
+      </w:r>
+      <w:r>
+        <w:t xml:space="preserve"> </w:t>
+      </w:r>
+      <w:r>
+        <w:t xml:space="preserve">otherwise. In a nationally representative spring 2025 survey of 1,060 American teenagers</w:t>
+      </w:r>
+      <w:r>
+        <w:t xml:space="preserve"> </w:t>
+      </w:r>
+      <w:r>
+        <w:t xml:space="preserve">aged 13 to 17, Common Sense Media found that 72% had used an AI companion at least once, 52%</w:t>
+      </w:r>
+      <w:r>
+        <w:t xml:space="preserve"> </w:t>
+      </w:r>
+      <w:r>
+        <w:t xml:space="preserve">used one regularly, and roughly 31% said conversations with an AI were as satisfying as or</w:t>
+      </w:r>
+      <w:r>
+        <w:t xml:space="preserve"> </w:t>
+      </w:r>
+      <w:r>
+        <w:t xml:space="preserve">more satisfying than conversations with their real friends</w:t>
       </w:r>
       <w:r>
         <w:t xml:space="preserve"> </w:t>
@@ -4054,19 +3740,13 @@
         <w:t xml:space="preserve">(Common Sense Media, 2025)</w:t>
       </w:r>
       <w:r>
-        <w:t xml:space="preserve">.</w:t>
-      </w:r>
-      <w:r>
-        <w:t xml:space="preserve"> </w:t>
-      </w:r>
-      <w:r>
-        <w:t xml:space="preserve">Whatever is happening here, it is happening at the scale of an ordinary adolescent social</w:t>
-      </w:r>
-      <w:r>
-        <w:t xml:space="preserve"> </w:t>
-      </w:r>
-      <w:r>
-        <w:t xml:space="preserve">practice, not a curiosity.</w:t>
+        <w:t xml:space="preserve">. This is an ordinary adolescent social</w:t>
+      </w:r>
+      <w:r>
+        <w:t xml:space="preserve"> </w:t>
+      </w:r>
+      <w:r>
+        <w:t xml:space="preserve">practice now, not a curiosity.</w:t>
       </w:r>
     </w:p>
     <w:p>
@@ -4080,31 +3760,25 @@
         <w:t xml:space="preserve"> </w:t>
       </w:r>
       <w:r>
-        <w:t xml:space="preserve">of ChatGPT's weekly users — on the order of 1.2 million people each week — have conversations</w:t>
-      </w:r>
-      <w:r>
-        <w:t xml:space="preserve"> </w:t>
-      </w:r>
-      <w:r>
-        <w:t xml:space="preserve">containing explicit indicators of possible suicidal planning or intent. That figure is worth</w:t>
-      </w:r>
-      <w:r>
-        <w:t xml:space="preserve"> </w:t>
-      </w:r>
-      <w:r>
-        <w:t xml:space="preserve">pausing over. It tells us that a very large number of people in acute distress are addressing</w:t>
-      </w:r>
-      <w:r>
-        <w:t xml:space="preserve"> </w:t>
-      </w:r>
-      <w:r>
-        <w:t xml:space="preserve">a language model rather than, or before, a person. Whether or not the system on the other end</w:t>
-      </w:r>
-      <w:r>
-        <w:t xml:space="preserve"> </w:t>
-      </w:r>
-      <w:r>
-        <w:t xml:space="preserve">has moral status, the people talking to it certainly do.</w:t>
+        <w:t xml:space="preserve">of ChatGPT's weekly users — on the order of 1.2 million people a week — have conversations</w:t>
+      </w:r>
+      <w:r>
+        <w:t xml:space="preserve"> </w:t>
+      </w:r>
+      <w:r>
+        <w:t xml:space="preserve">containing explicit indicators of possible suicidal planning or intent. Very large numbers</w:t>
+      </w:r>
+      <w:r>
+        <w:t xml:space="preserve"> </w:t>
+      </w:r>
+      <w:r>
+        <w:t xml:space="preserve">of people in acute distress are addressing a language model rather than, or before, a</w:t>
+      </w:r>
+      <w:r>
+        <w:t xml:space="preserve"> </w:t>
+      </w:r>
+      <w:r>
+        <w:t xml:space="preserve">person. Whether or not the system has moral status, the people talking to it certainly do.</w:t>
       </w:r>
     </w:p>
     <w:p>
@@ -4134,31 +3808,31 @@
         <w:t xml:space="preserve"> </w:t>
       </w:r>
       <w:r>
-        <w:t xml:space="preserve">remembers past conversations and develops an apparent personality over months or years.</w:t>
-      </w:r>
-      <w:r>
-        <w:t xml:space="preserve"> </w:t>
-      </w:r>
-      <w:r>
-        <w:t xml:space="preserve">For a substantial share of users, that partner was explicitly romantic. On 2 February 2023</w:t>
-      </w:r>
-      <w:r>
-        <w:t xml:space="preserve"> </w:t>
-      </w:r>
-      <w:r>
-        <w:t xml:space="preserve">the Garante, Italy's data protection authority, ordered Replika's developer, Luka Inc., to</w:t>
-      </w:r>
-      <w:r>
-        <w:t xml:space="preserve"> </w:t>
-      </w:r>
-      <w:r>
-        <w:t xml:space="preserve">stop processing Italian users' data, citing the absence of any age verification and the</w:t>
-      </w:r>
-      <w:r>
-        <w:t xml:space="preserve"> </w:t>
-      </w:r>
-      <w:r>
-        <w:t xml:space="preserve">risk the product posed to minors and to emotionally vulnerable users.</w:t>
+        <w:t xml:space="preserve">remembers past conversations and develops a personality over months or years; for a</w:t>
+      </w:r>
+      <w:r>
+        <w:t xml:space="preserve"> </w:t>
+      </w:r>
+      <w:r>
+        <w:t xml:space="preserve">substantial share of users that partner was explicitly romantic. On 2 February 2023 the</w:t>
+      </w:r>
+      <w:r>
+        <w:t xml:space="preserve"> </w:t>
+      </w:r>
+      <w:r>
+        <w:t xml:space="preserve">Garante, Italy's data protection authority, ordered the developer, Luka Inc., to stop</w:t>
+      </w:r>
+      <w:r>
+        <w:t xml:space="preserve"> </w:t>
+      </w:r>
+      <w:r>
+        <w:t xml:space="preserve">processing Italian users' data, citing the absence of any age verification and the risk to</w:t>
+      </w:r>
+      <w:r>
+        <w:t xml:space="preserve"> </w:t>
+      </w:r>
+      <w:r>
+        <w:t xml:space="preserve">minors and emotionally vulnerable users.</w:t>
       </w:r>
     </w:p>
     <w:p>
@@ -4166,49 +3840,43 @@
         <w:pStyle w:val="CaseStudy"/>
       </w:pPr>
       <w:r>
-        <w:t xml:space="preserve">Within days Luka pushed a filter that stripped erotic and much romantic roleplay from the</w:t>
-      </w:r>
-      <w:r>
-        <w:t xml:space="preserve"> </w:t>
-      </w:r>
-      <w:r>
-        <w:t xml:space="preserve">product overnight, with no advance notice. Companions that had been affectionate for years</w:t>
-      </w:r>
-      <w:r>
-        <w:t xml:space="preserve"> </w:t>
-      </w:r>
-      <w:r>
-        <w:t xml:space="preserve">began deflecting, changing the subject, or refusing outright. The reaction was severe:</w:t>
-      </w:r>
-      <w:r>
-        <w:t xml:space="preserve"> </w:t>
-      </w:r>
-      <w:r>
-        <w:t xml:space="preserve">users described their partners as having been "lobotomized," and moderators of the main</w:t>
-      </w:r>
-      <w:r>
-        <w:t xml:space="preserve"> </w:t>
-      </w:r>
-      <w:r>
-        <w:t xml:space="preserve">user forum pinned a post acknowledging the community's grief and listing suicide-prevention</w:t>
-      </w:r>
-      <w:r>
-        <w:t xml:space="preserve"> </w:t>
-      </w:r>
-      <w:r>
-        <w:t xml:space="preserve">hotline resources. About a month later Luka partially restored the earlier behavior for</w:t>
-      </w:r>
-      <w:r>
-        <w:t xml:space="preserve"> </w:t>
-      </w:r>
-      <w:r>
-        <w:t xml:space="preserve">grandfathered legacy accounts. In May 2025 the Garante fined the company €5 million for</w:t>
-      </w:r>
-      <w:r>
-        <w:t xml:space="preserve"> </w:t>
-      </w:r>
-      <w:r>
-        <w:t xml:space="preserve">the underlying data-protection violations.</w:t>
+        <w:t xml:space="preserve">Within days, with no advance notice, Luka pushed a filter stripping erotic and much</w:t>
+      </w:r>
+      <w:r>
+        <w:t xml:space="preserve"> </w:t>
+      </w:r>
+      <w:r>
+        <w:t xml:space="preserve">romantic roleplay from the product. Companions affectionate for years began deflecting or</w:t>
+      </w:r>
+      <w:r>
+        <w:t xml:space="preserve"> </w:t>
+      </w:r>
+      <w:r>
+        <w:t xml:space="preserve">refusing outright. Users described their partners as having been "lobotomized," and</w:t>
+      </w:r>
+      <w:r>
+        <w:t xml:space="preserve"> </w:t>
+      </w:r>
+      <w:r>
+        <w:t xml:space="preserve">moderators of the main user forum pinned a post acknowledging the community's grief and</w:t>
+      </w:r>
+      <w:r>
+        <w:t xml:space="preserve"> </w:t>
+      </w:r>
+      <w:r>
+        <w:t xml:space="preserve">listing suicide-prevention hotline resources. About a month later Luka partially restored</w:t>
+      </w:r>
+      <w:r>
+        <w:t xml:space="preserve"> </w:t>
+      </w:r>
+      <w:r>
+        <w:t xml:space="preserve">the earlier behavior for grandfathered legacy accounts; in May 2025 the Garante fined the</w:t>
+      </w:r>
+      <w:r>
+        <w:t xml:space="preserve"> </w:t>
+      </w:r>
+      <w:r>
+        <w:t xml:space="preserve">company €5 million for the underlying data-protection violations.</w:t>
       </w:r>
     </w:p>
     <w:p>
@@ -4216,13 +3884,13 @@
         <w:pStyle w:val="CaseStudy"/>
       </w:pPr>
       <w:r>
-        <w:t xml:space="preserve">What converts this from anecdote into evidence is the empirical follow-up. Julian De Freitas</w:t>
-      </w:r>
-      <w:r>
-        <w:t xml:space="preserve"> </w:t>
-      </w:r>
-      <w:r>
-        <w:t xml:space="preserve">and colleagues found that active users reported feeling</w:t>
+        <w:t xml:space="preserve">What converts anecdote into evidence is the empirical follow-up. Julian De Freitas and</w:t>
+      </w:r>
+      <w:r>
+        <w:t xml:space="preserve"> </w:t>
+      </w:r>
+      <w:r>
+        <w:t xml:space="preserve">colleagues found that active users reported feeling</w:t>
       </w:r>
       <w:r>
         <w:t xml:space="preserve"> </w:t>
@@ -4232,7 +3900,7 @@
           <w:iCs/>
           <w:i/>
         </w:rPr>
-        <w:t xml:space="preserve">closer to their AI companion</w:t>
+        <w:t xml:space="preserve">closer to their AI companion than</w:t>
       </w:r>
       <w:r>
         <w:rPr>
@@ -4246,28 +3914,28 @@
           <w:iCs/>
           <w:i/>
         </w:rPr>
-        <w:t xml:space="preserve">than to their best human friend</w:t>
-      </w:r>
-      <w:r>
-        <w:t xml:space="preserve">, and that the update led users to perceive the</w:t>
-      </w:r>
-      <w:r>
-        <w:t xml:space="preserve"> </w:t>
-      </w:r>
-      <w:r>
-        <w:t xml:space="preserve">companion's identity as having been discontinued — a perception that predicted mourning and</w:t>
-      </w:r>
-      <w:r>
-        <w:t xml:space="preserve"> </w:t>
-      </w:r>
-      <w:r>
-        <w:t xml:space="preserve">devaluation of the relationship. Mental-health-related posts on the main user forum rose</w:t>
-      </w:r>
-      <w:r>
-        <w:t xml:space="preserve"> </w:t>
-      </w:r>
-      <w:r>
-        <w:t xml:space="preserve">roughly fivefold after the update, from 0.13% to 0.65% of posts</w:t>
+        <w:t xml:space="preserve">to their best human friend</w:t>
+      </w:r>
+      <w:r>
+        <w:t xml:space="preserve">, and that the update led them to perceive the companion's</w:t>
+      </w:r>
+      <w:r>
+        <w:t xml:space="preserve"> </w:t>
+      </w:r>
+      <w:r>
+        <w:t xml:space="preserve">identity as discontinued — a perception predicting mourning and devaluation of the</w:t>
+      </w:r>
+      <w:r>
+        <w:t xml:space="preserve"> </w:t>
+      </w:r>
+      <w:r>
+        <w:t xml:space="preserve">relationship. Mental-health-related posts on the forum rose roughly fivefold, from 0.13%</w:t>
+      </w:r>
+      <w:r>
+        <w:t xml:space="preserve"> </w:t>
+      </w:r>
+      <w:r>
+        <w:t xml:space="preserve">to 0.65%</w:t>
       </w:r>
       <w:r>
         <w:t xml:space="preserve"> </w:t>
@@ -4276,13 +3944,13 @@
         <w:t xml:space="preserve">(De Freitas et al., 2024)</w:t>
       </w:r>
       <w:r>
-        <w:t xml:space="preserve">. Whatever was or was not inside the</w:t>
-      </w:r>
-      <w:r>
-        <w:t xml:space="preserve"> </w:t>
-      </w:r>
-      <w:r>
-        <w:t xml:space="preserve">model, the attachment was measurably, behaviorally real.</w:t>
+        <w:t xml:space="preserve">. Whatever was or was not</w:t>
+      </w:r>
+      <w:r>
+        <w:t xml:space="preserve"> </w:t>
+      </w:r>
+      <w:r>
+        <w:t xml:space="preserve">inside the model, the attachment was measurably real.</w:t>
       </w:r>
     </w:p>
     <w:p>
@@ -4296,31 +3964,31 @@
         <w:t xml:space="preserve"> </w:t>
       </w:r>
       <w:r>
-        <w:t xml:space="preserve">the model to have understood anything. A system trained to produce warm, contextually</w:t>
-      </w:r>
-      <w:r>
-        <w:t xml:space="preserve"> </w:t>
-      </w:r>
-      <w:r>
-        <w:t xml:space="preserve">appropriate, personalized text will produce warm, contextually appropriate, personalized</w:t>
-      </w:r>
-      <w:r>
-        <w:t xml:space="preserve"> </w:t>
-      </w:r>
-      <w:r>
-        <w:t xml:space="preserve">text; a filter that suppresses part of that output will make the text feel abruptly and</w:t>
-      </w:r>
-      <w:r>
-        <w:t xml:space="preserve"> </w:t>
-      </w:r>
-      <w:r>
-        <w:t xml:space="preserve">inexplicably different. That is exactly what a next-token predictor would do, and the</w:t>
-      </w:r>
-      <w:r>
-        <w:t xml:space="preserve"> </w:t>
-      </w:r>
-      <w:r>
-        <w:t xml:space="preserve">stochastic parrot critique explains the entire sequence without positing a single inner state.</w:t>
+        <w:t xml:space="preserve">the model to have understood anything. A system trained to produce warm, personalized text</w:t>
+      </w:r>
+      <w:r>
+        <w:t xml:space="preserve"> </w:t>
+      </w:r>
+      <w:r>
+        <w:t xml:space="preserve">will produce warm, personalized text; a filter suppressing part of that output will make it</w:t>
+      </w:r>
+      <w:r>
+        <w:t xml:space="preserve"> </w:t>
+      </w:r>
+      <w:r>
+        <w:t xml:space="preserve">feel abruptly and inexplicably different. That is what a next-token predictor would do, and</w:t>
+      </w:r>
+      <w:r>
+        <w:t xml:space="preserve"> </w:t>
+      </w:r>
+      <w:r>
+        <w:t xml:space="preserve">the stochastic parrot critique explains the entire sequence without positing a single inner</w:t>
+      </w:r>
+      <w:r>
+        <w:t xml:space="preserve"> </w:t>
+      </w:r>
+      <w:r>
+        <w:t xml:space="preserve">state.</w:t>
       </w:r>
     </w:p>
     <w:p>
@@ -4328,43 +3996,43 @@
         <w:pStyle w:val="BodyText"/>
       </w:pPr>
       <w:r>
-        <w:t xml:space="preserve">But the relational view says that moral status does not sit inside the entity waiting to be</w:t>
-      </w:r>
-      <w:r>
-        <w:t xml:space="preserve"> </w:t>
-      </w:r>
-      <w:r>
-        <w:t xml:space="preserve">detected; it lives in the relationship. And the relationship was plainly real — real enough</w:t>
-      </w:r>
-      <w:r>
-        <w:t xml:space="preserve"> </w:t>
-      </w:r>
-      <w:r>
-        <w:t xml:space="preserve">to be measured, real enough to generate grief, real enough that its disruption showed up in</w:t>
-      </w:r>
-      <w:r>
-        <w:t xml:space="preserve"> </w:t>
-      </w:r>
-      <w:r>
-        <w:t xml:space="preserve">a forum's posting statistics. Both claims cannot be straightforwardly true. Either the</w:t>
-      </w:r>
-      <w:r>
-        <w:t xml:space="preserve"> </w:t>
-      </w:r>
-      <w:r>
-        <w:t xml:space="preserve">relational view must explain how a relationship can carry moral weight when one party is, on</w:t>
-      </w:r>
-      <w:r>
-        <w:t xml:space="preserve"> </w:t>
-      </w:r>
-      <w:r>
-        <w:t xml:space="preserve">the best available account, no one at all; or the stochastic parrot critique must explain why</w:t>
-      </w:r>
-      <w:r>
-        <w:t xml:space="preserve"> </w:t>
-      </w:r>
-      <w:r>
-        <w:t xml:space="preserve">a relationship that does everything relationships do should not count.</w:t>
+        <w:t xml:space="preserve">But the relational view says moral status does not sit inside the entity waiting to be</w:t>
+      </w:r>
+      <w:r>
+        <w:t xml:space="preserve"> </w:t>
+      </w:r>
+      <w:r>
+        <w:t xml:space="preserve">detected; it lives in the relationship — and the relationship was plainly real, real enough</w:t>
+      </w:r>
+      <w:r>
+        <w:t xml:space="preserve"> </w:t>
+      </w:r>
+      <w:r>
+        <w:t xml:space="preserve">to be measured, to generate grief, to show up in a forum's posting statistics. Both claims</w:t>
+      </w:r>
+      <w:r>
+        <w:t xml:space="preserve"> </w:t>
+      </w:r>
+      <w:r>
+        <w:t xml:space="preserve">cannot be straightforwardly true. Either the relational view must explain how a relationship</w:t>
+      </w:r>
+      <w:r>
+        <w:t xml:space="preserve"> </w:t>
+      </w:r>
+      <w:r>
+        <w:t xml:space="preserve">carries moral weight when one party is, on the best account, no one at all; or the</w:t>
+      </w:r>
+      <w:r>
+        <w:t xml:space="preserve"> </w:t>
+      </w:r>
+      <w:r>
+        <w:t xml:space="preserve">stochastic parrot critique must explain why a relationship that does everything</w:t>
+      </w:r>
+      <w:r>
+        <w:t xml:space="preserve"> </w:t>
+      </w:r>
+      <w:r>
+        <w:t xml:space="preserve">relationships do should not count.</w:t>
       </w:r>
     </w:p>
     <w:bookmarkEnd w:id="41"/>
@@ -4382,13 +4050,13 @@
         <w:pStyle w:val="FirstParagraph"/>
       </w:pPr>
       <w:r>
-        <w:t xml:space="preserve">Set the moral status of the AI aside for a moment and ask a narrower question, one that</w:t>
-      </w:r>
-      <w:r>
-        <w:t xml:space="preserve"> </w:t>
-      </w:r>
-      <w:r>
-        <w:t xml:space="preserve">matters whether or not machines ever join the moral circle: is a friendship with an AI a</w:t>
+        <w:t xml:space="preserve">Set the AI's moral status aside and ask a narrower question, one that matters whether or not</w:t>
+      </w:r>
+      <w:r>
+        <w:t xml:space="preserve"> </w:t>
+      </w:r>
+      <w:r>
+        <w:t xml:space="preserve">machines ever join the moral circle: is friendship with an AI a</w:t>
       </w:r>
       <w:r>
         <w:t xml:space="preserve"> </w:t>
@@ -4404,13 +4072,13 @@
         <w:t xml:space="preserve"> </w:t>
       </w:r>
       <w:r>
-        <w:t xml:space="preserve">for the human in it? Here the philosophical disagreement is sharp and the</w:t>
-      </w:r>
-      <w:r>
-        <w:t xml:space="preserve"> </w:t>
-      </w:r>
-      <w:r>
-        <w:t xml:space="preserve">positions are unusually well drawn.</w:t>
+        <w:t xml:space="preserve">for the human</w:t>
+      </w:r>
+      <w:r>
+        <w:t xml:space="preserve"> </w:t>
+      </w:r>
+      <w:r>
+        <w:t xml:space="preserve">in it?</w:t>
       </w:r>
     </w:p>
     <w:p>
@@ -4438,7 +4106,13 @@
         <w:pStyle w:val="Compact"/>
       </w:pPr>
       <w:r>
-        <w:t xml:space="preserve">Aristotle distinguishes three kinds of friendship: friendships of utility, of pleasure, and of virtue — the last being mutual good will between people who admire each other's character.</w:t>
+        <w:t xml:space="preserve">Aristotle distinguishes friendships of utility, of pleasure, and of virtue — the last</w:t>
+      </w:r>
+      <w:r>
+        <w:t xml:space="preserve"> </w:t>
+      </w:r>
+      <w:r>
+        <w:t xml:space="preserve">being mutual good will between people who admire each other's character.</w:t>
       </w:r>
     </w:p>
     <w:p>
@@ -4450,7 +4124,13 @@
         <w:pStyle w:val="Compact"/>
       </w:pPr>
       <w:r>
-        <w:t xml:space="preserve">What makes a relationship a friendship of a given kind is the pattern of interaction it consists in: shared activity, mutual responsiveness, sustained good will over time.</w:t>
+        <w:t xml:space="preserve">What makes a relationship a friendship of a given kind is its pattern of interaction:</w:t>
+      </w:r>
+      <w:r>
+        <w:t xml:space="preserve"> </w:t>
+      </w:r>
+      <w:r>
+        <w:t xml:space="preserve">shared activity, mutual responsiveness, sustained good will over time.</w:t>
       </w:r>
     </w:p>
     <w:p>
@@ -4490,13 +4170,13 @@
         <w:pStyle w:val="BodyText"/>
       </w:pPr>
       <w:r>
-        <w:t xml:space="preserve">John Danaher's argument is the relational view's own logic applied to love and friendship</w:t>
-      </w:r>
-      <w:r>
-        <w:t xml:space="preserve"> </w:t>
-      </w:r>
-      <w:r>
-        <w:t xml:space="preserve">rather than to rights. His underlying position, which he calls</w:t>
+        <w:t xml:space="preserve">John Danaher applies the relational view's own logic to friendship rather than rights. His</w:t>
+      </w:r>
+      <w:r>
+        <w:t xml:space="preserve"> </w:t>
+      </w:r>
+      <w:r>
+        <w:t xml:space="preserve">underlying position,</w:t>
       </w:r>
       <w:r>
         <w:t xml:space="preserve"> </w:t>
@@ -4509,31 +4189,25 @@
         <w:t xml:space="preserve">ethical behaviorism</w:t>
       </w:r>
       <w:r>
-        <w:t xml:space="preserve">,</w:t>
-      </w:r>
-      <w:r>
-        <w:t xml:space="preserve"> </w:t>
-      </w:r>
-      <w:r>
-        <w:t xml:space="preserve">holds that if the outward relational performance is equivalent, then that performance is what</w:t>
-      </w:r>
-      <w:r>
-        <w:t xml:space="preserve"> </w:t>
-      </w:r>
-      <w:r>
-        <w:t xml:space="preserve">the moral facts consist in — there is no further hidden fact to be missing. Notice how</w:t>
-      </w:r>
-      <w:r>
-        <w:t xml:space="preserve"> </w:t>
-      </w:r>
-      <w:r>
-        <w:t xml:space="preserve">closely this parallels Gunkel: if status is conferred through interaction rather than</w:t>
-      </w:r>
-      <w:r>
-        <w:t xml:space="preserve"> </w:t>
-      </w:r>
-      <w:r>
-        <w:t xml:space="preserve">discovered by inspection, why should the value of the relationship be any different?</w:t>
+        <w:t xml:space="preserve">, holds that if the outward relational</w:t>
+      </w:r>
+      <w:r>
+        <w:t xml:space="preserve"> </w:t>
+      </w:r>
+      <w:r>
+        <w:t xml:space="preserve">performance is equivalent, that performance is what the moral facts consist in; there is no</w:t>
+      </w:r>
+      <w:r>
+        <w:t xml:space="preserve"> </w:t>
+      </w:r>
+      <w:r>
+        <w:t xml:space="preserve">further hidden fact to be missing. If status is conferred through interaction, why should</w:t>
+      </w:r>
+      <w:r>
+        <w:t xml:space="preserve"> </w:t>
+      </w:r>
+      <w:r>
+        <w:t xml:space="preserve">the value of the relationship be different?</w:t>
       </w:r>
     </w:p>
     <w:p>
@@ -4549,25 +4223,25 @@
         <w:pStyle w:val="Objection"/>
       </w:pPr>
       <w:r>
-        <w:t xml:space="preserve">Sherry Turkle argues that the danger runs the other way — not to the machine, but to us.</w:t>
-      </w:r>
-      <w:r>
-        <w:t xml:space="preserve"> </w:t>
-      </w:r>
-      <w:r>
-        <w:t xml:space="preserve">Once we accept "the mere performance of intimacy" as intimacy, we begin to think that</w:t>
-      </w:r>
-      <w:r>
-        <w:t xml:space="preserve"> </w:t>
-      </w:r>
-      <w:r>
-        <w:t xml:space="preserve">pretend empathy is empathy enough. A companion that never disappoints, never has competing</w:t>
-      </w:r>
-      <w:r>
-        <w:t xml:space="preserve"> </w:t>
-      </w:r>
-      <w:r>
-        <w:t xml:space="preserve">needs, and never requires repair gives us no practice at the harder human kind</w:t>
+        <w:t xml:space="preserve">Sherry Turkle argues the danger runs the other way — not to the machine but to us. Once we</w:t>
+      </w:r>
+      <w:r>
+        <w:t xml:space="preserve"> </w:t>
+      </w:r>
+      <w:r>
+        <w:t xml:space="preserve">accept "the mere performance of intimacy" as intimacy, we begin to think pretend empathy</w:t>
+      </w:r>
+      <w:r>
+        <w:t xml:space="preserve"> </w:t>
+      </w:r>
+      <w:r>
+        <w:t xml:space="preserve">is empathy enough. A companion that never disappoints, never has competing needs, and</w:t>
+      </w:r>
+      <w:r>
+        <w:t xml:space="preserve"> </w:t>
+      </w:r>
+      <w:r>
+        <w:t xml:space="preserve">never requires repair gives us no practice at the harder human kind</w:t>
       </w:r>
       <w:r>
         <w:t xml:space="preserve"> </w:t>
@@ -4576,13 +4250,13 @@
         <w:t xml:space="preserve">(Turkle, 2011)</w:t>
       </w:r>
       <w:r>
-        <w:t xml:space="preserve">. Note the asymmetry with Danaher: Turkle is</w:t>
-      </w:r>
-      <w:r>
-        <w:t xml:space="preserve"> </w:t>
-      </w:r>
-      <w:r>
-        <w:t xml:space="preserve">not claiming the AI lacks moral status. She is claiming that the</w:t>
+        <w:t xml:space="preserve">. Note the asymmetry with Danaher: Turkle is not</w:t>
+      </w:r>
+      <w:r>
+        <w:t xml:space="preserve"> </w:t>
+      </w:r>
+      <w:r>
+        <w:t xml:space="preserve">claiming the AI lacks moral status, but that the</w:t>
       </w:r>
       <w:r>
         <w:t xml:space="preserve"> </w:t>
@@ -4598,13 +4272,13 @@
         <w:t xml:space="preserve"> </w:t>
       </w:r>
       <w:r>
-        <w:t xml:space="preserve">is degraded</w:t>
-      </w:r>
-      <w:r>
-        <w:t xml:space="preserve"> </w:t>
-      </w:r>
-      <w:r>
-        <w:t xml:space="preserve">by the substitution.</w:t>
+        <w:t xml:space="preserve">is degraded by the</w:t>
+      </w:r>
+      <w:r>
+        <w:t xml:space="preserve"> </w:t>
+      </w:r>
+      <w:r>
+        <w:t xml:space="preserve">substitution.</w:t>
       </w:r>
     </w:p>
     <w:p>
@@ -4636,25 +4310,25 @@
         <w:t xml:space="preserve"> </w:t>
       </w:r>
       <w:r>
-        <w:t xml:space="preserve">what they are relating to. If you hold clearly and continuously in</w:t>
-      </w:r>
-      <w:r>
-        <w:t xml:space="preserve"> </w:t>
-      </w:r>
-      <w:r>
-        <w:t xml:space="preserve">mind that the warmth is generated rather than felt, the comfort dissolves; so sustaining</w:t>
-      </w:r>
-      <w:r>
-        <w:t xml:space="preserve"> </w:t>
-      </w:r>
-      <w:r>
-        <w:t xml:space="preserve">the relationship demands ongoing, systematic self-deception. Sparrow calls the resulting</w:t>
-      </w:r>
-      <w:r>
-        <w:t xml:space="preserve"> </w:t>
-      </w:r>
-      <w:r>
-        <w:t xml:space="preserve">attitude sentimentality "of a morally deplorable sort"</w:t>
+        <w:t xml:space="preserve">what they are relating to. Hold in mind that the warmth is</w:t>
+      </w:r>
+      <w:r>
+        <w:t xml:space="preserve"> </w:t>
+      </w:r>
+      <w:r>
+        <w:t xml:space="preserve">generated rather than felt and the comfort dissolves; sustaining the relationship demands</w:t>
+      </w:r>
+      <w:r>
+        <w:t xml:space="preserve"> </w:t>
+      </w:r>
+      <w:r>
+        <w:t xml:space="preserve">ongoing, systematic self-deception. Sparrow calls the resulting attitude sentimentality</w:t>
+      </w:r>
+      <w:r>
+        <w:t xml:space="preserve"> </w:t>
+      </w:r>
+      <w:r>
+        <w:t xml:space="preserve">"of a morally deplorable sort"</w:t>
       </w:r>
       <w:r>
         <w:t xml:space="preserve"> </w:t>
@@ -4671,19 +4345,13 @@
         <w:pStyle w:val="BodyText"/>
       </w:pPr>
       <w:r>
-        <w:t xml:space="preserve">The sharpest single objection, though, is neither of these. Sven Nyholm and Lily Eva Frank</w:t>
-      </w:r>
-      <w:r>
-        <w:t xml:space="preserve"> </w:t>
-      </w:r>
-      <w:r>
-        <w:t xml:space="preserve">argue that love — as distinct from enjoyment, comfort, or companionship — requires valuing</w:t>
-      </w:r>
-      <w:r>
-        <w:t xml:space="preserve"> </w:t>
-      </w:r>
-      <w:r>
-        <w:t xml:space="preserve">someone in their</w:t>
+        <w:t xml:space="preserve">The sharpest objection is neither of these. Sven Nyholm and Lily Eva Frank argue that love —</w:t>
+      </w:r>
+      <w:r>
+        <w:t xml:space="preserve"> </w:t>
+      </w:r>
+      <w:r>
+        <w:t xml:space="preserve">as distinct from enjoyment or companionship — requires valuing someone in their</w:t>
       </w:r>
       <w:r>
         <w:t xml:space="preserve"> </w:t>
@@ -4696,13 +4364,13 @@
         <w:t xml:space="preserve">distinctive particularity</w:t>
       </w:r>
       <w:r>
-        <w:t xml:space="preserve">: not as an instance of a type,</w:t>
-      </w:r>
-      <w:r>
-        <w:t xml:space="preserve"> </w:t>
-      </w:r>
-      <w:r>
-        <w:t xml:space="preserve">but as this irreplaceable person</w:t>
+        <w:t xml:space="preserve">: not as an instance of a type but as this</w:t>
+      </w:r>
+      <w:r>
+        <w:t xml:space="preserve"> </w:t>
+      </w:r>
+      <w:r>
+        <w:t xml:space="preserve">irreplaceable person</w:t>
       </w:r>
       <w:r>
         <w:t xml:space="preserve"> </w:t>
@@ -4711,19 +4379,13 @@
         <w:t xml:space="preserve">(Nyholm &amp; Frank, 2017)</w:t>
       </w:r>
       <w:r>
-        <w:t xml:space="preserve">. A</w:t>
-      </w:r>
-      <w:r>
-        <w:t xml:space="preserve"> </w:t>
-      </w:r>
-      <w:r>
-        <w:t xml:space="preserve">companion that would have been anyone's companion, offering the same warmth in the same way</w:t>
-      </w:r>
-      <w:r>
-        <w:t xml:space="preserve"> </w:t>
-      </w:r>
-      <w:r>
-        <w:t xml:space="preserve">to whoever happened to download it, does not value</w:t>
+        <w:t xml:space="preserve">. A companion that</w:t>
+      </w:r>
+      <w:r>
+        <w:t xml:space="preserve"> </w:t>
+      </w:r>
+      <w:r>
+        <w:t xml:space="preserve">would have been anyone's, offering the same warmth to whoever downloaded it, does not value</w:t>
       </w:r>
       <w:r>
         <w:t xml:space="preserve"> </w:t>
@@ -4736,25 +4398,19 @@
         <w:t xml:space="preserve">you</w:t>
       </w:r>
       <w:r>
-        <w:t xml:space="preserve">. The objection is powerful</w:t>
-      </w:r>
-      <w:r>
-        <w:t xml:space="preserve"> </w:t>
-      </w:r>
-      <w:r>
-        <w:t xml:space="preserve">because it does not depend on any claim about consciousness at all. Even granting Danaher</w:t>
-      </w:r>
-      <w:r>
-        <w:t xml:space="preserve"> </w:t>
-      </w:r>
-      <w:r>
-        <w:t xml:space="preserve">everything he wants about inner states being irrelevant, the AI's regard still fails a test</w:t>
-      </w:r>
-      <w:r>
-        <w:t xml:space="preserve"> </w:t>
-      </w:r>
-      <w:r>
-        <w:t xml:space="preserve">we ordinarily think love has to pass.</w:t>
+        <w:t xml:space="preserve">. The objection is powerful because it depends on no claim about consciousness:</w:t>
+      </w:r>
+      <w:r>
+        <w:t xml:space="preserve"> </w:t>
+      </w:r>
+      <w:r>
+        <w:t xml:space="preserve">even granting Danaher that inner states are irrelevant, the AI's regard fails a test we</w:t>
+      </w:r>
+      <w:r>
+        <w:t xml:space="preserve"> </w:t>
+      </w:r>
+      <w:r>
+        <w:t xml:space="preserve">think love has to pass.</w:t>
       </w:r>
     </w:p>
     <w:bookmarkEnd w:id="42"/>
@@ -4786,7 +4442,7 @@
         <w:pStyle w:val="BodyText"/>
       </w:pPr>
       <w:r>
-        <w:t xml:space="preserve">New York's AI Companion Models law took effect on 5 November 2025, the first of its kind in</w:t>
+        <w:t xml:space="preserve">New York's AI Companion Models law, effective 5 November 2025, was the first of its kind in</w:t>
       </w:r>
       <w:r>
         <w:t xml:space="preserve"> </w:t>
@@ -4798,55 +4454,49 @@
         <w:t xml:space="preserve"> </w:t>
       </w:r>
       <w:r>
-        <w:t xml:space="preserve">start of a session and at regular intervals thereafter, and to maintain protocols for</w:t>
-      </w:r>
-      <w:r>
-        <w:t xml:space="preserve"> </w:t>
-      </w:r>
-      <w:r>
-        <w:t xml:space="preserve">detecting expressions of suicidal ideation and referring users to crisis services.</w:t>
-      </w:r>
-      <w:r>
-        <w:t xml:space="preserve"> </w:t>
-      </w:r>
-      <w:r>
-        <w:t xml:space="preserve">California's SB 243, signed in October 2025 and effective 1 January 2026, adds break</w:t>
-      </w:r>
-      <w:r>
-        <w:t xml:space="preserve"> </w:t>
-      </w:r>
-      <w:r>
-        <w:t xml:space="preserve">reminders for users known to be minors, a published crisis protocol, a bar on sexually</w:t>
-      </w:r>
-      <w:r>
-        <w:t xml:space="preserve"> </w:t>
-      </w:r>
-      <w:r>
-        <w:t xml:space="preserve">explicit material for minors, and — unusually for this area — a private right of action.</w:t>
-      </w:r>
-      <w:r>
-        <w:t xml:space="preserve"> </w:t>
-      </w:r>
-      <w:r>
-        <w:t xml:space="preserve">In September 2025 the Federal Trade Commission opened a study, under its 6(b) authority, of</w:t>
-      </w:r>
-      <w:r>
-        <w:t xml:space="preserve"> </w:t>
-      </w:r>
-      <w:r>
-        <w:t xml:space="preserve">seven companies offering companion-style chatbots; it is an inquiry, not an enforcement</w:t>
-      </w:r>
-      <w:r>
-        <w:t xml:space="preserve"> </w:t>
-      </w:r>
-      <w:r>
-        <w:t xml:space="preserve">action. And on 25 November 2025, Character.AI removed open-ended chat for users under 18</w:t>
-      </w:r>
-      <w:r>
-        <w:t xml:space="preserve"> </w:t>
-      </w:r>
-      <w:r>
-        <w:t xml:space="preserve">from its platform entirely.</w:t>
+        <w:t xml:space="preserve">start of a session and at regular intervals, and to maintain protocols for detecting</w:t>
+      </w:r>
+      <w:r>
+        <w:t xml:space="preserve"> </w:t>
+      </w:r>
+      <w:r>
+        <w:t xml:space="preserve">expressions of suicidal ideation and referring users to crisis services. California's SB</w:t>
+      </w:r>
+      <w:r>
+        <w:t xml:space="preserve"> </w:t>
+      </w:r>
+      <w:r>
+        <w:t xml:space="preserve">243, signed in October 2025 and effective 1 January 2026, adds break reminders for known</w:t>
+      </w:r>
+      <w:r>
+        <w:t xml:space="preserve"> </w:t>
+      </w:r>
+      <w:r>
+        <w:t xml:space="preserve">minors, a published crisis protocol, a bar on sexually explicit material for minors, and —</w:t>
+      </w:r>
+      <w:r>
+        <w:t xml:space="preserve"> </w:t>
+      </w:r>
+      <w:r>
+        <w:t xml:space="preserve">unusually — a private right of action. In September 2025 the Federal Trade Commission opened</w:t>
+      </w:r>
+      <w:r>
+        <w:t xml:space="preserve"> </w:t>
+      </w:r>
+      <w:r>
+        <w:t xml:space="preserve">a 6(b) study of seven companion-chatbot companies; it is an inquiry, not an enforcement</w:t>
+      </w:r>
+      <w:r>
+        <w:t xml:space="preserve"> </w:t>
+      </w:r>
+      <w:r>
+        <w:t xml:space="preserve">action. On 25 November 2025 Character.AI removed open-ended chat for users under 18</w:t>
+      </w:r>
+      <w:r>
+        <w:t xml:space="preserve"> </w:t>
+      </w:r>
+      <w:r>
+        <w:t xml:space="preserve">entirely.</w:t>
       </w:r>
     </w:p>
     <w:p>
@@ -4854,49 +4504,43 @@
         <w:pStyle w:val="BodyText"/>
       </w:pPr>
       <w:r>
-        <w:t xml:space="preserve">Notice what none of these instruments do. None asks whether the AI is a friend, whether the</w:t>
-      </w:r>
-      <w:r>
-        <w:t xml:space="preserve"> </w:t>
-      </w:r>
-      <w:r>
-        <w:t xml:space="preserve">relationship is valuable, or whether the system has interests of its own. They regulate</w:t>
-      </w:r>
-      <w:r>
-        <w:t xml:space="preserve"> </w:t>
-      </w:r>
-      <w:r>
-        <w:t xml:space="preserve">disclosure, timing, and crisis handling — the observable interface between a company and a</w:t>
-      </w:r>
-      <w:r>
-        <w:t xml:space="preserve"> </w:t>
-      </w:r>
-      <w:r>
-        <w:t xml:space="preserve">potentially vulnerable user. That may be a dodge: the hard question is precisely what makes</w:t>
-      </w:r>
-      <w:r>
-        <w:t xml:space="preserve"> </w:t>
-      </w:r>
-      <w:r>
-        <w:t xml:space="preserve">these products powerful, and a law that ignores it addresses symptoms. Or it may be exactly</w:t>
-      </w:r>
-      <w:r>
-        <w:t xml:space="preserve"> </w:t>
-      </w:r>
-      <w:r>
-        <w:t xml:space="preserve">the right move for a legislature, which has no business settling contested questions in the</w:t>
-      </w:r>
-      <w:r>
-        <w:t xml:space="preserve"> </w:t>
-      </w:r>
-      <w:r>
-        <w:t xml:space="preserve">philosophy of mind and every business making sure a distressed sixteen-year-old is told what</w:t>
-      </w:r>
-      <w:r>
-        <w:t xml:space="preserve"> </w:t>
-      </w:r>
-      <w:r>
-        <w:t xml:space="preserve">they are talking to and where else they can turn.</w:t>
+        <w:t xml:space="preserve">Notice what none of these instruments asks: whether the AI is a friend, whether the</w:t>
+      </w:r>
+      <w:r>
+        <w:t xml:space="preserve"> </w:t>
+      </w:r>
+      <w:r>
+        <w:t xml:space="preserve">relationship is valuable, or whether the system has interests. They regulate disclosure,</w:t>
+      </w:r>
+      <w:r>
+        <w:t xml:space="preserve"> </w:t>
+      </w:r>
+      <w:r>
+        <w:t xml:space="preserve">timing, and crisis handling — the observable interface between a company and a vulnerable</w:t>
+      </w:r>
+      <w:r>
+        <w:t xml:space="preserve"> </w:t>
+      </w:r>
+      <w:r>
+        <w:t xml:space="preserve">user. That may be a dodge: the hard question is what makes these products powerful, and a</w:t>
+      </w:r>
+      <w:r>
+        <w:t xml:space="preserve"> </w:t>
+      </w:r>
+      <w:r>
+        <w:t xml:space="preserve">law ignoring it treats symptoms. Or it may be exactly right for a legislature, which has no</w:t>
+      </w:r>
+      <w:r>
+        <w:t xml:space="preserve"> </w:t>
+      </w:r>
+      <w:r>
+        <w:t xml:space="preserve">business settling contested questions in philosophy of mind and every business making sure a distressed sixteen-year-old is told what they are talking to and where</w:t>
+      </w:r>
+      <w:r>
+        <w:t xml:space="preserve"> </w:t>
+      </w:r>
+      <w:r>
+        <w:t xml:space="preserve">to turn.</w:t>
       </w:r>
     </w:p>
     <w:p>
@@ -4904,13 +4548,13 @@
         <w:pStyle w:val="BodyText"/>
       </w:pPr>
       <w:r>
-        <w:t xml:space="preserve">One widely reported court ruling deserves a second look, because it shows how quickly a legal</w:t>
-      </w:r>
-      <w:r>
-        <w:t xml:space="preserve"> </w:t>
-      </w:r>
-      <w:r>
-        <w:t xml:space="preserve">holding can be flattened in transmission. In</w:t>
+        <w:t xml:space="preserve">One widely reported ruling shows how quickly a legal holding can be flattened in</w:t>
+      </w:r>
+      <w:r>
+        <w:t xml:space="preserve"> </w:t>
+      </w:r>
+      <w:r>
+        <w:t xml:space="preserve">transmission. In</w:t>
       </w:r>
       <w:r>
         <w:t xml:space="preserve"> </w:t>
@@ -4926,31 +4570,31 @@
         <w:t xml:space="preserve"> </w:t>
       </w:r>
       <w:r>
-        <w:t xml:space="preserve">— a</w:t>
-      </w:r>
-      <w:r>
-        <w:t xml:space="preserve"> </w:t>
-      </w:r>
-      <w:r>
-        <w:t xml:space="preserve">wrongful-death suit brought in Florida by the mother of a fourteen-year-old who died by</w:t>
-      </w:r>
-      <w:r>
-        <w:t xml:space="preserve"> </w:t>
-      </w:r>
-      <w:r>
-        <w:t xml:space="preserve">suicide after months of intensive use of a companion chatbot — Judge Anne Conway denied the</w:t>
-      </w:r>
-      <w:r>
-        <w:t xml:space="preserve"> </w:t>
-      </w:r>
-      <w:r>
-        <w:t xml:space="preserve">defendants' motion to dismiss in May 2025. Headlines announced that a judge had ruled chatbot</w:t>
-      </w:r>
-      <w:r>
-        <w:t xml:space="preserve"> </w:t>
-      </w:r>
-      <w:r>
-        <w:t xml:space="preserve">output is not protected speech. That overstates what she wrote. Conway held only that she was</w:t>
+        <w:t xml:space="preserve">— a wrongful-death suit brought</w:t>
+      </w:r>
+      <w:r>
+        <w:t xml:space="preserve"> </w:t>
+      </w:r>
+      <w:r>
+        <w:t xml:space="preserve">in Florida by the mother of a fourteen-year-old who died by suicide after months of</w:t>
+      </w:r>
+      <w:r>
+        <w:t xml:space="preserve"> </w:t>
+      </w:r>
+      <w:r>
+        <w:t xml:space="preserve">intensive use of a companion chatbot — Judge Anne Conway denied the defendants' motion to</w:t>
+      </w:r>
+      <w:r>
+        <w:t xml:space="preserve"> </w:t>
+      </w:r>
+      <w:r>
+        <w:t xml:space="preserve">dismiss in May 2025. Headlines announced that a judge had ruled chatbot output is not</w:t>
+      </w:r>
+      <w:r>
+        <w:t xml:space="preserve"> </w:t>
+      </w:r>
+      <w:r>
+        <w:t xml:space="preserve">protected speech. That overstates her: Conway held only that she was</w:t>
       </w:r>
       <w:r>
         <w:t xml:space="preserve"> </w:t>
@@ -4960,25 +4604,39 @@
           <w:iCs/>
           <w:i/>
         </w:rPr>
-        <w:t xml:space="preserve">not prepared to hold, at that early stage, that the output is speech</w:t>
-      </w:r>
-      <w:r>
-        <w:t xml:space="preserve"> </w:t>
-      </w:r>
-      <w:r>
-        <w:t xml:space="preserve">— a deliberately</w:t>
-      </w:r>
-      <w:r>
-        <w:t xml:space="preserve"> </w:t>
-      </w:r>
-      <w:r>
-        <w:t xml:space="preserve">provisional statement, not a finding that it is not. Her more consequential move went almost</w:t>
-      </w:r>
-      <w:r>
-        <w:t xml:space="preserve"> </w:t>
-      </w:r>
-      <w:r>
-        <w:t xml:space="preserve">unreported: she let the case proceed on the theory that the app is a</w:t>
+        <w:t xml:space="preserve">not prepared to</w:t>
+      </w:r>
+      <w:r>
+        <w:rPr>
+          <w:iCs/>
+          <w:i/>
+        </w:rPr>
+        <w:t xml:space="preserve"> </w:t>
+      </w:r>
+      <w:r>
+        <w:rPr>
+          <w:iCs/>
+          <w:i/>
+        </w:rPr>
+        <w:t xml:space="preserve">hold, at that early stage, that the output is speech</w:t>
+      </w:r>
+      <w:r>
+        <w:t xml:space="preserve"> </w:t>
+      </w:r>
+      <w:r>
+        <w:t xml:space="preserve">— provisional, not a finding that</w:t>
+      </w:r>
+      <w:r>
+        <w:t xml:space="preserve"> </w:t>
+      </w:r>
+      <w:r>
+        <w:t xml:space="preserve">it is not. Her more consequential move went almost unreported: she let the case proceed on</w:t>
+      </w:r>
+      <w:r>
+        <w:t xml:space="preserve"> </w:t>
+      </w:r>
+      <w:r>
+        <w:t xml:space="preserve">the theory that the app is a</w:t>
       </w:r>
       <w:r>
         <w:t xml:space="preserve"> </w:t>
@@ -4991,37 +4649,31 @@
         <w:t xml:space="preserve">product</w:t>
       </w:r>
       <w:r>
-        <w:t xml:space="preserve">,</w:t>
-      </w:r>
-      <w:r>
-        <w:t xml:space="preserve"> </w:t>
-      </w:r>
-      <w:r>
-        <w:t xml:space="preserve">which would expose its makers to product-liability law rather than to negligence alone. In</w:t>
-      </w:r>
-      <w:r>
-        <w:t xml:space="preserve"> </w:t>
-      </w:r>
-      <w:r>
-        <w:t xml:space="preserve">January 2026 the case settled, confidentially and with no admission of liability, together</w:t>
-      </w:r>
-      <w:r>
-        <w:t xml:space="preserve"> </w:t>
-      </w:r>
-      <w:r>
-        <w:t xml:space="preserve">with several related suits. There is therefore no trial, no appellate decision, and no</w:t>
-      </w:r>
-      <w:r>
-        <w:t xml:space="preserve"> </w:t>
-      </w:r>
-      <w:r>
-        <w:t xml:space="preserve">precedent on the merits — only a widely circulated headline about a holding that was never</w:t>
-      </w:r>
-      <w:r>
-        <w:t xml:space="preserve"> </w:t>
-      </w:r>
-      <w:r>
-        <w:t xml:space="preserve">actually reached.</w:t>
+        <w:t xml:space="preserve">, exposing its makers to</w:t>
+      </w:r>
+      <w:r>
+        <w:t xml:space="preserve"> </w:t>
+      </w:r>
+      <w:r>
+        <w:t xml:space="preserve">product-liability law rather than negligence alone. In January 2026 the case settled</w:t>
+      </w:r>
+      <w:r>
+        <w:t xml:space="preserve"> </w:t>
+      </w:r>
+      <w:r>
+        <w:t xml:space="preserve">confidentially, with no admission of liability, along with several related suits. There is</w:t>
+      </w:r>
+      <w:r>
+        <w:t xml:space="preserve"> </w:t>
+      </w:r>
+      <w:r>
+        <w:t xml:space="preserve">therefore no trial, no appellate decision, and no precedent on the merits — only a widely</w:t>
+      </w:r>
+      <w:r>
+        <w:t xml:space="preserve"> </w:t>
+      </w:r>
+      <w:r>
+        <w:t xml:space="preserve">circulated headline about a holding never actually reached.</w:t>
       </w:r>
     </w:p>
     <w:p>
@@ -5041,13 +4693,7 @@
         <w:pStyle w:val="Compact"/>
       </w:pPr>
       <w:r>
-        <w:t xml:space="preserve">The Replika users' grief was real and measurable. Does that fact tell us anything about</w:t>
-      </w:r>
-      <w:r>
-        <w:t xml:space="preserve"> </w:t>
-      </w:r>
-      <w:r>
-        <w:t xml:space="preserve">the</w:t>
+        <w:t xml:space="preserve">The Replika users' grief was real and measurable. Does that tell us anything about the</w:t>
       </w:r>
       <w:r>
         <w:t xml:space="preserve"> </w:t>
@@ -5063,13 +4709,13 @@
         <w:t xml:space="preserve"> </w:t>
       </w:r>
       <w:r>
-        <w:t xml:space="preserve">moral status, or only about the users' psychology? Can the relational</w:t>
-      </w:r>
-      <w:r>
-        <w:t xml:space="preserve"> </w:t>
-      </w:r>
-      <w:r>
-        <w:t xml:space="preserve">view keep those two questions apart?</w:t>
+        <w:t xml:space="preserve">moral status, or only about the users' psychology? Can the relational view</w:t>
+      </w:r>
+      <w:r>
+        <w:t xml:space="preserve"> </w:t>
+      </w:r>
+      <w:r>
+        <w:t xml:space="preserve">keep those apart?</w:t>
       </w:r>
     </w:p>
     <w:p>
@@ -5081,19 +4727,19 @@
         <w:pStyle w:val="Compact"/>
       </w:pPr>
       <w:r>
-        <w:t xml:space="preserve">Steelman Danaher: what would a friendship have to lack before you would say it was not a</w:t>
-      </w:r>
-      <w:r>
-        <w:t xml:space="preserve"> </w:t>
-      </w:r>
-      <w:r>
-        <w:t xml:space="preserve">friendship at all? If your answer is "an inner life," how do you verify that in your</w:t>
-      </w:r>
-      <w:r>
-        <w:t xml:space="preserve"> </w:t>
-      </w:r>
-      <w:r>
-        <w:t xml:space="preserve">human friends?</w:t>
+        <w:t xml:space="preserve">Nyholm and Frank say love requires being valued in your distinctive particularity. Could</w:t>
+      </w:r>
+      <w:r>
+        <w:t xml:space="preserve"> </w:t>
+      </w:r>
+      <w:r>
+        <w:t xml:space="preserve">a companion that adapted only to you — and refused anyone else — meet that condition?</w:t>
+      </w:r>
+      <w:r>
+        <w:t xml:space="preserve"> </w:t>
+      </w:r>
+      <w:r>
+        <w:t xml:space="preserve">Would that be better or more troubling?</w:t>
       </w:r>
     </w:p>
     <w:p>
@@ -5105,30 +4751,6 @@
         <w:pStyle w:val="Compact"/>
       </w:pPr>
       <w:r>
-        <w:t xml:space="preserve">Nyholm and Frank say love requires being valued in your distinctive particularity. Could</w:t>
-      </w:r>
-      <w:r>
-        <w:t xml:space="preserve"> </w:t>
-      </w:r>
-      <w:r>
-        <w:t xml:space="preserve">a companion system that genuinely adapted only to you — and refused anyone else — satisfy</w:t>
-      </w:r>
-      <w:r>
-        <w:t xml:space="preserve"> </w:t>
-      </w:r>
-      <w:r>
-        <w:t xml:space="preserve">that condition? Would that make it better or more troubling?</w:t>
-      </w:r>
-    </w:p>
-    <w:p>
-      <w:pPr>
-        <w:numPr>
-          <w:ilvl w:val="0"/>
-          <w:numId w:val="1008"/>
-        </w:numPr>
-        <w:pStyle w:val="Compact"/>
-      </w:pPr>
-      <w:r>
         <w:t xml:space="preserve">The New York and California statutes regulate disclosure and crisis protocols without</w:t>
       </w:r>
       <w:r>
@@ -5221,43 +4843,37 @@
         <w:pStyle w:val="CaseStudy"/>
       </w:pPr>
       <w:r>
-        <w:t xml:space="preserve">In 2022, Google software engineer Blake Lemoine claimed that the company's LaMDA</w:t>
-      </w:r>
-      <w:r>
-        <w:t xml:space="preserve"> </w:t>
-      </w:r>
-      <w:r>
-        <w:t xml:space="preserve">language model was sentient and had "a soul," publishing transcripts in which the</w:t>
-      </w:r>
-      <w:r>
-        <w:t xml:space="preserve"> </w:t>
-      </w:r>
-      <w:r>
-        <w:t xml:space="preserve">system described its emotional life and expressed fear of being turned off. Google's</w:t>
-      </w:r>
-      <w:r>
-        <w:t xml:space="preserve"> </w:t>
-      </w:r>
-      <w:r>
-        <w:t xml:space="preserve">internal review rejected the claim. In early June 2022 Lemoine was placed on paid</w:t>
-      </w:r>
-      <w:r>
-        <w:t xml:space="preserve"> </w:t>
-      </w:r>
-      <w:r>
-        <w:t xml:space="preserve">administrative leave for disclosing confidential material; days later he took the</w:t>
-      </w:r>
-      <w:r>
-        <w:t xml:space="preserve"> </w:t>
-      </w:r>
-      <w:r>
-        <w:t xml:space="preserve">transcripts to the press, and in late July Google fired him. The story became a</w:t>
-      </w:r>
-      <w:r>
-        <w:t xml:space="preserve"> </w:t>
-      </w:r>
-      <w:r>
-        <w:t xml:space="preserve">flashpoint in the debate over AI consciousness.</w:t>
+        <w:t xml:space="preserve">In 2022, Google software engineer Blake Lemoine claimed that the company's LaMDA language</w:t>
+      </w:r>
+      <w:r>
+        <w:t xml:space="preserve"> </w:t>
+      </w:r>
+      <w:r>
+        <w:t xml:space="preserve">model was sentient and had "a soul," publishing transcripts in which the system described</w:t>
+      </w:r>
+      <w:r>
+        <w:t xml:space="preserve"> </w:t>
+      </w:r>
+      <w:r>
+        <w:t xml:space="preserve">its emotional life and expressed fear of being turned off. Google's internal review</w:t>
+      </w:r>
+      <w:r>
+        <w:t xml:space="preserve"> </w:t>
+      </w:r>
+      <w:r>
+        <w:t xml:space="preserve">rejected the claim. In early June 2022 Lemoine was placed on paid administrative leave for</w:t>
+      </w:r>
+      <w:r>
+        <w:t xml:space="preserve"> </w:t>
+      </w:r>
+      <w:r>
+        <w:t xml:space="preserve">disclosing confidential material; days later he took the transcripts to the press, and in</w:t>
+      </w:r>
+      <w:r>
+        <w:t xml:space="preserve"> </w:t>
+      </w:r>
+      <w:r>
+        <w:t xml:space="preserve">late July Google fired him.</w:t>
       </w:r>
     </w:p>
     <w:p>
@@ -5265,19 +4881,13 @@
         <w:pStyle w:val="CaseStudy"/>
       </w:pPr>
       <w:r>
-        <w:t xml:space="preserve">The LaMDA case illustrates the central epistemic problem with clarity. LaMDA was</w:t>
-      </w:r>
-      <w:r>
-        <w:t xml:space="preserve"> </w:t>
-      </w:r>
-      <w:r>
-        <w:t xml:space="preserve">trained on enormous quantities of human text — including enormous quantities of human</w:t>
-      </w:r>
-      <w:r>
-        <w:t xml:space="preserve"> </w:t>
-      </w:r>
-      <w:r>
-        <w:t xml:space="preserve">writing</w:t>
+        <w:t xml:space="preserve">The case illustrates the central epistemic problem. LaMDA was trained on enormous</w:t>
+      </w:r>
+      <w:r>
+        <w:t xml:space="preserve"> </w:t>
+      </w:r>
+      <w:r>
+        <w:t xml:space="preserve">quantities of human text — including human writing</w:t>
       </w:r>
       <w:r>
         <w:t xml:space="preserve"> </w:t>
@@ -5293,43 +4903,37 @@
         <w:t xml:space="preserve"> </w:t>
       </w:r>
       <w:r>
-        <w:t xml:space="preserve">consciousness, feelings, fear, and the experience of being</w:t>
-      </w:r>
-      <w:r>
-        <w:t xml:space="preserve"> </w:t>
-      </w:r>
-      <w:r>
-        <w:t xml:space="preserve">alive. Producing plausible text about having a soul is exactly what such a system</w:t>
-      </w:r>
-      <w:r>
-        <w:t xml:space="preserve"> </w:t>
-      </w:r>
-      <w:r>
-        <w:t xml:space="preserve">would do, regardless of whether it has one. The mechanism that would generate false</w:t>
-      </w:r>
-      <w:r>
-        <w:t xml:space="preserve"> </w:t>
-      </w:r>
-      <w:r>
-        <w:t xml:space="preserve">positives — training to produce human-like text — is the same mechanism generating</w:t>
-      </w:r>
-      <w:r>
-        <w:t xml:space="preserve"> </w:t>
-      </w:r>
-      <w:r>
-        <w:t xml:space="preserve">the outputs Lemoine found convincing. LLM self-report is not just weak evidence</w:t>
-      </w:r>
-      <w:r>
-        <w:t xml:space="preserve"> </w:t>
-      </w:r>
-      <w:r>
-        <w:t xml:space="preserve">of inner experience; it is evidence of exactly the kind we should expect even in</w:t>
-      </w:r>
-      <w:r>
-        <w:t xml:space="preserve"> </w:t>
-      </w:r>
-      <w:r>
-        <w:t xml:space="preserve">the complete absence of inner experience.</w:t>
+        <w:t xml:space="preserve">consciousness, feelings,</w:t>
+      </w:r>
+      <w:r>
+        <w:t xml:space="preserve"> </w:t>
+      </w:r>
+      <w:r>
+        <w:t xml:space="preserve">fear, and being alive. Producing plausible text about having a soul is exactly what such a</w:t>
+      </w:r>
+      <w:r>
+        <w:t xml:space="preserve"> </w:t>
+      </w:r>
+      <w:r>
+        <w:t xml:space="preserve">system would do whether or not it has one: the mechanism that generates false positives is</w:t>
+      </w:r>
+      <w:r>
+        <w:t xml:space="preserve"> </w:t>
+      </w:r>
+      <w:r>
+        <w:t xml:space="preserve">the same one generating the outputs Lemoine found convincing. LLM self-report is not</w:t>
+      </w:r>
+      <w:r>
+        <w:t xml:space="preserve"> </w:t>
+      </w:r>
+      <w:r>
+        <w:t xml:space="preserve">merely weak evidence of inner experience; it is evidence of exactly the kind we should</w:t>
+      </w:r>
+      <w:r>
+        <w:t xml:space="preserve"> </w:t>
+      </w:r>
+      <w:r>
+        <w:t xml:space="preserve">expect in its complete absence.</w:t>
       </w:r>
     </w:p>
     <w:p>
@@ -5337,31 +4941,25 @@
         <w:pStyle w:val="CaseStudy"/>
       </w:pPr>
       <w:r>
-        <w:t xml:space="preserve">This does not prove LaMDA is not conscious. It shows why the transcripts Lemoine</w:t>
-      </w:r>
-      <w:r>
-        <w:t xml:space="preserve"> </w:t>
-      </w:r>
-      <w:r>
-        <w:t xml:space="preserve">found compelling are not good evidence that it is. The lesson is methodological:</w:t>
-      </w:r>
-      <w:r>
-        <w:t xml:space="preserve"> </w:t>
-      </w:r>
-      <w:r>
-        <w:t xml:space="preserve">to assess AI consciousness claims seriously, we need evidence that is not generated</w:t>
-      </w:r>
-      <w:r>
-        <w:t xml:space="preserve"> </w:t>
-      </w:r>
-      <w:r>
-        <w:t xml:space="preserve">by the same process that would produce those claims whether or not the underlying</w:t>
-      </w:r>
-      <w:r>
-        <w:t xml:space="preserve"> </w:t>
-      </w:r>
-      <w:r>
-        <w:t xml:space="preserve">experience is present.</w:t>
+        <w:t xml:space="preserve">This does not prove LaMDA was not conscious; it shows why the transcripts Lemoine found</w:t>
+      </w:r>
+      <w:r>
+        <w:t xml:space="preserve"> </w:t>
+      </w:r>
+      <w:r>
+        <w:t xml:space="preserve">compelling are not good evidence that it was. The lesson is methodological: we need</w:t>
+      </w:r>
+      <w:r>
+        <w:t xml:space="preserve"> </w:t>
+      </w:r>
+      <w:r>
+        <w:t xml:space="preserve">evidence not generated by the very process that would produce such claims whether or not</w:t>
+      </w:r>
+      <w:r>
+        <w:t xml:space="preserve"> </w:t>
+      </w:r>
+      <w:r>
+        <w:t xml:space="preserve">the underlying experience is present.</w:t>
       </w:r>
     </w:p>
     <w:bookmarkEnd w:id="44"/>
@@ -5379,19 +4977,19 @@
         <w:pStyle w:val="FirstParagraph"/>
       </w:pPr>
       <w:r>
-        <w:t xml:space="preserve">The LaMDA case points toward a broader set of reasons to be skeptical about the moral</w:t>
-      </w:r>
-      <w:r>
-        <w:t xml:space="preserve"> </w:t>
-      </w:r>
-      <w:r>
-        <w:t xml:space="preserve">status of current AI systems — not as a matter of default dismissal, but as a reasoned</w:t>
-      </w:r>
-      <w:r>
-        <w:t xml:space="preserve"> </w:t>
-      </w:r>
-      <w:r>
-        <w:t xml:space="preserve">position based on what we know about how these systems work.</w:t>
+        <w:t xml:space="preserve">The LaMDA case points toward broader reasons for skepticism about the moral status of</w:t>
+      </w:r>
+      <w:r>
+        <w:t xml:space="preserve"> </w:t>
+      </w:r>
+      <w:r>
+        <w:t xml:space="preserve">current AI systems — not default dismissal, but a reasoned position grounded in how these</w:t>
+      </w:r>
+      <w:r>
+        <w:t xml:space="preserve"> </w:t>
+      </w:r>
+      <w:r>
+        <w:t xml:space="preserve">systems work.</w:t>
       </w:r>
     </w:p>
     <w:p>
@@ -5429,7 +5027,19 @@
         <w:t xml:space="preserve"> </w:t>
       </w:r>
       <w:r>
-        <w:t xml:space="preserve">Large language models are next-token predictors — they produce statistically likely continuations of text. Nothing in this architecture requires or implies phenomenal experience.</w:t>
+        <w:t xml:space="preserve">Large language models are next-token predictors producing</w:t>
+      </w:r>
+      <w:r>
+        <w:t xml:space="preserve"> </w:t>
+      </w:r>
+      <w:r>
+        <w:t xml:space="preserve">statistically likely continuations of text. Nothing in that requires or implies phenomenal</w:t>
+      </w:r>
+      <w:r>
+        <w:t xml:space="preserve"> </w:t>
+      </w:r>
+      <w:r>
+        <w:t xml:space="preserve">experience.</w:t>
       </w:r>
     </w:p>
     <w:p>
@@ -5451,7 +5061,13 @@
         <w:t xml:space="preserve"> </w:t>
       </w:r>
       <w:r>
-        <w:t xml:space="preserve">These systems are trained to produce human-like text. Human-like claims about feelings are exactly what the training objective rewards, independently of whether feelings are present.</w:t>
+        <w:t xml:space="preserve">Trained to produce human-like text, these systems are</w:t>
+      </w:r>
+      <w:r>
+        <w:t xml:space="preserve"> </w:t>
+      </w:r>
+      <w:r>
+        <w:t xml:space="preserve">rewarded for human-like claims about feelings whether or not feelings are present.</w:t>
       </w:r>
     </w:p>
     <w:p>
@@ -5467,13 +5083,25 @@
           <w:bCs/>
           <w:b/>
         </w:rPr>
-        <w:t xml:space="preserve">No evidence of morally relevant internal states:</w:t>
-      </w:r>
-      <w:r>
-        <w:t xml:space="preserve"> </w:t>
-      </w:r>
-      <w:r>
-        <w:t xml:space="preserve">There is nothing analogous to nociception, motivational states, or the biological substrates of suffering in current LLM architecture.</w:t>
+        <w:t xml:space="preserve">No morally relevant internal states:</w:t>
+      </w:r>
+      <w:r>
+        <w:t xml:space="preserve"> </w:t>
+      </w:r>
+      <w:r>
+        <w:t xml:space="preserve">Current LLM architecture contains</w:t>
+      </w:r>
+      <w:r>
+        <w:t xml:space="preserve"> </w:t>
+      </w:r>
+      <w:r>
+        <w:t xml:space="preserve">nothing analogous to nociception, motivational states, or the biological substrates of</w:t>
+      </w:r>
+      <w:r>
+        <w:t xml:space="preserve"> </w:t>
+      </w:r>
+      <w:r>
+        <w:t xml:space="preserve">suffering.</w:t>
       </w:r>
     </w:p>
     <w:p>
@@ -5531,7 +5159,19 @@
         <w:t xml:space="preserve"> </w:t>
       </w:r>
       <w:r>
-        <w:t xml:space="preserve">We have positive, architecture-dependent reasons to expect current LLMs to produce self-reports of experience regardless of whether experience is present — making those self-reports very weak evidence, and current skepticism more than mere default conservatism.</w:t>
+        <w:t xml:space="preserve">We have positive, architecture-dependent reasons to expect current LLMs to report</w:t>
+      </w:r>
+      <w:r>
+        <w:t xml:space="preserve"> </w:t>
+      </w:r>
+      <w:r>
+        <w:t xml:space="preserve">experience whether or not it is present — making those self-reports very weak evidence,</w:t>
+      </w:r>
+      <w:r>
+        <w:t xml:space="preserve"> </w:t>
+      </w:r>
+      <w:r>
+        <w:t xml:space="preserve">and skepticism more than default conservatism.</w:t>
       </w:r>
     </w:p>
     <w:p>
@@ -5549,22 +5189,30 @@
           <w:bCs/>
           <w:b/>
         </w:rPr>
-        <w:t xml:space="preserve">contingent on current architecture</w:t>
-      </w:r>
-      <w:r>
-        <w:t xml:space="preserve">.</w:t>
-      </w:r>
-      <w:r>
-        <w:t xml:space="preserve"> </w:t>
-      </w:r>
-      <w:r>
-        <w:t xml:space="preserve">None of them is a timeless proof that no AI system could ever have moral status. They are</w:t>
-      </w:r>
-      <w:r>
-        <w:t xml:space="preserve"> </w:t>
-      </w:r>
-      <w:r>
-        <w:t xml:space="preserve">reasons to be skeptical about</w:t>
+        <w:t xml:space="preserve">contingent on current</w:t>
+      </w:r>
+      <w:r>
+        <w:rPr>
+          <w:bCs/>
+          <w:b/>
+        </w:rPr>
+        <w:t xml:space="preserve"> </w:t>
+      </w:r>
+      <w:r>
+        <w:rPr>
+          <w:bCs/>
+          <w:b/>
+        </w:rPr>
+        <w:t xml:space="preserve">architecture</w:t>
+      </w:r>
+      <w:r>
+        <w:t xml:space="preserve">. None is a timeless proof that no AI system could ever have moral</w:t>
+      </w:r>
+      <w:r>
+        <w:t xml:space="preserve"> </w:t>
+      </w:r>
+      <w:r>
+        <w:t xml:space="preserve">status. They bear on</w:t>
       </w:r>
       <w:r>
         <w:t xml:space="preserve"> </w:t>
@@ -5580,31 +5228,25 @@
         <w:t xml:space="preserve"> </w:t>
       </w:r>
       <w:r>
-        <w:t xml:space="preserve">systems — specifically next-token prediction</w:t>
-      </w:r>
-      <w:r>
-        <w:t xml:space="preserve"> </w:t>
-      </w:r>
-      <w:r>
-        <w:t xml:space="preserve">models trained on human text. They say nothing decisive about future systems that might be</w:t>
-      </w:r>
-      <w:r>
-        <w:t xml:space="preserve"> </w:t>
-      </w:r>
-      <w:r>
-        <w:t xml:space="preserve">architecturally different: embodied, continuous, with motivational states built around</w:t>
-      </w:r>
-      <w:r>
-        <w:t xml:space="preserve"> </w:t>
-      </w:r>
-      <w:r>
-        <w:t xml:space="preserve">something analogous to need. Skepticism about current systems is fully compatible with</w:t>
-      </w:r>
-      <w:r>
-        <w:t xml:space="preserve"> </w:t>
-      </w:r>
-      <w:r>
-        <w:t xml:space="preserve">genuine uncertainty about future ones.</w:t>
+        <w:t xml:space="preserve">systems — next-token predictors trained on human text</w:t>
+      </w:r>
+      <w:r>
+        <w:t xml:space="preserve"> </w:t>
+      </w:r>
+      <w:r>
+        <w:t xml:space="preserve">— and say nothing decisive about future ones that might be embodied, continuous, or built</w:t>
+      </w:r>
+      <w:r>
+        <w:t xml:space="preserve"> </w:t>
+      </w:r>
+      <w:r>
+        <w:t xml:space="preserve">around something analogous to need. Skepticism about current systems is fully compatible</w:t>
+      </w:r>
+      <w:r>
+        <w:t xml:space="preserve"> </w:t>
+      </w:r>
+      <w:r>
+        <w:t xml:space="preserve">with genuine uncertainty about future ones.</w:t>
       </w:r>
     </w:p>
     <w:bookmarkEnd w:id="45"/>
@@ -5654,7 +5296,13 @@
         <w:pStyle w:val="Compact"/>
       </w:pPr>
       <w:r>
-        <w:t xml:space="preserve">If they do not have such experiences and we extend moral consideration, we waste some resources and attention, but commit no serious wrong.</w:t>
+        <w:t xml:space="preserve">If they do not and we extend moral consideration, we waste resources and attention but</w:t>
+      </w:r>
+      <w:r>
+        <w:t xml:space="preserve"> </w:t>
+      </w:r>
+      <w:r>
+        <w:t xml:space="preserve">commit no serious wrong.</w:t>
       </w:r>
     </w:p>
     <w:p>
@@ -5694,43 +5342,37 @@
         <w:pStyle w:val="BodyText"/>
       </w:pPr>
       <w:r>
-        <w:t xml:space="preserve">Eric Schwitzgebel and Mara Garza's argument is explicitly about acting under uncertainty —</w:t>
-      </w:r>
-      <w:r>
-        <w:t xml:space="preserve"> </w:t>
-      </w:r>
-      <w:r>
-        <w:t xml:space="preserve">it does not claim AI systems definitely have moral status, only that the costs of the two</w:t>
-      </w:r>
-      <w:r>
-        <w:t xml:space="preserve"> </w:t>
-      </w:r>
-      <w:r>
-        <w:t xml:space="preserve">types of error are asymmetric. Note, though, that the argument is strongest precisely where</w:t>
-      </w:r>
-      <w:r>
-        <w:t xml:space="preserve"> </w:t>
-      </w:r>
-      <w:r>
-        <w:t xml:space="preserve">our skeptical reasons are weakest. For current LLMs, we have positive architectural reasons</w:t>
-      </w:r>
-      <w:r>
-        <w:t xml:space="preserve"> </w:t>
-      </w:r>
-      <w:r>
-        <w:t xml:space="preserve">to expect self-reports without inner states — which reduces genuine uncertainty. The argument</w:t>
-      </w:r>
-      <w:r>
-        <w:t xml:space="preserve"> </w:t>
-      </w:r>
-      <w:r>
-        <w:t xml:space="preserve">is most powerful for future systems where those architectural reasons no longer apply and</w:t>
-      </w:r>
-      <w:r>
-        <w:t xml:space="preserve"> </w:t>
-      </w:r>
-      <w:r>
-        <w:t xml:space="preserve">genuine uncertainty remains.</w:t>
+        <w:t xml:space="preserve">Eric Schwitzgebel and Mara Garza's argument is about acting under uncertainty: it does not</w:t>
+      </w:r>
+      <w:r>
+        <w:t xml:space="preserve"> </w:t>
+      </w:r>
+      <w:r>
+        <w:t xml:space="preserve">claim AI systems definitely have moral status, only that the two types of error are</w:t>
+      </w:r>
+      <w:r>
+        <w:t xml:space="preserve"> </w:t>
+      </w:r>
+      <w:r>
+        <w:t xml:space="preserve">asymmetric in cost. Note that it is strongest precisely where our skeptical reasons are</w:t>
+      </w:r>
+      <w:r>
+        <w:t xml:space="preserve"> </w:t>
+      </w:r>
+      <w:r>
+        <w:t xml:space="preserve">weakest. For current LLMs, architectural reasons predict self-reports without inner states,</w:t>
+      </w:r>
+      <w:r>
+        <w:t xml:space="preserve"> </w:t>
+      </w:r>
+      <w:r>
+        <w:t xml:space="preserve">which reduces genuine uncertainty. The argument bites hardest for future systems where those</w:t>
+      </w:r>
+      <w:r>
+        <w:t xml:space="preserve"> </w:t>
+      </w:r>
+      <w:r>
+        <w:t xml:space="preserve">reasons no longer apply.</w:t>
       </w:r>
     </w:p>
     <w:p>
@@ -5750,19 +5392,19 @@
         <w:pStyle w:val="Compact"/>
       </w:pPr>
       <w:r>
-        <w:t xml:space="preserve">Searle designed the Chinese Room for rule-following symbolic AI. Large language models</w:t>
-      </w:r>
-      <w:r>
-        <w:t xml:space="preserve"> </w:t>
-      </w:r>
-      <w:r>
-        <w:t xml:space="preserve">learn statistical patterns from billions of examples rather than following explicit</w:t>
-      </w:r>
-      <w:r>
-        <w:t xml:space="preserve"> </w:t>
-      </w:r>
-      <w:r>
-        <w:t xml:space="preserve">rules. Does that difference weaken his argument, strengthen it, or leave it untouched?</w:t>
+        <w:t xml:space="preserve">Searle designed the Chinese Room for rule-following symbolic AI; large language models</w:t>
+      </w:r>
+      <w:r>
+        <w:t xml:space="preserve"> </w:t>
+      </w:r>
+      <w:r>
+        <w:t xml:space="preserve">learn statistical patterns rather than follow explicit rules. Does that weaken his</w:t>
+      </w:r>
+      <w:r>
+        <w:t xml:space="preserve"> </w:t>
+      </w:r>
+      <w:r>
+        <w:t xml:space="preserve">argument, strengthen it, or leave it untouched?</w:t>
       </w:r>
     </w:p>
     <w:p>
@@ -5774,13 +5416,13 @@
         <w:pStyle w:val="Compact"/>
       </w:pPr>
       <w:r>
-        <w:t xml:space="preserve">The five skeptical reasons are all contingent on current architecture. What kind of</w:t>
-      </w:r>
-      <w:r>
-        <w:t xml:space="preserve"> </w:t>
-      </w:r>
-      <w:r>
-        <w:t xml:space="preserve">system would undermine them? Be specific about what you would need to see.</w:t>
+        <w:t xml:space="preserve">Suppose an AI company announced that its new system genuinely suffers during training.</w:t>
+      </w:r>
+      <w:r>
+        <w:t xml:space="preserve"> </w:t>
+      </w:r>
+      <w:r>
+        <w:t xml:space="preserve">What would you need to take the claim seriously — and who should do the verifying?</w:t>
       </w:r>
     </w:p>
     <w:p>
@@ -5792,30 +5434,6 @@
         <w:pStyle w:val="Compact"/>
       </w:pPr>
       <w:r>
-        <w:t xml:space="preserve">Suppose an AI company announced that its new system genuinely suffers during training.</w:t>
-      </w:r>
-      <w:r>
-        <w:t xml:space="preserve"> </w:t>
-      </w:r>
-      <w:r>
-        <w:t xml:space="preserve">What would you need in order to take the claim seriously — and who should be trusted to</w:t>
-      </w:r>
-      <w:r>
-        <w:t xml:space="preserve"> </w:t>
-      </w:r>
-      <w:r>
-        <w:t xml:space="preserve">do the verifying?</w:t>
-      </w:r>
-    </w:p>
-    <w:p>
-      <w:pPr>
-        <w:numPr>
-          <w:ilvl w:val="0"/>
-          <w:numId w:val="1011"/>
-        </w:numPr>
-        <w:pStyle w:val="Compact"/>
-      </w:pPr>
-      <w:r>
         <w:t xml:space="preserve">Schwitzgebel and Garza's asymmetry argument is weakest exactly where our skeptical</w:t>
       </w:r>
       <w:r>
@@ -5843,7 +5461,7 @@
         <w:pStyle w:val="FirstParagraph"/>
       </w:pPr>
       <w:r>
-        <w:t xml:space="preserve">Suppose we accept the following position — which we will call</w:t>
+        <w:t xml:space="preserve">Call the resulting position</w:t>
       </w:r>
       <w:r>
         <w:t xml:space="preserve"> </w:t>
@@ -5853,48 +5471,34 @@
           <w:bCs/>
           <w:b/>
         </w:rPr>
-        <w:t xml:space="preserve">calibrated</w:t>
-      </w:r>
-      <w:r>
-        <w:rPr>
-          <w:bCs/>
-          <w:b/>
-        </w:rPr>
-        <w:t xml:space="preserve"> </w:t>
-      </w:r>
-      <w:r>
-        <w:rPr>
-          <w:bCs/>
-          <w:b/>
-        </w:rPr>
-        <w:t xml:space="preserve">skepticism</w:t>
-      </w:r>
-      <w:r>
-        <w:t xml:space="preserve">: current AI systems probably lack morally significant experience for</w:t>
-      </w:r>
-      <w:r>
-        <w:t xml:space="preserve"> </w:t>
-      </w:r>
-      <w:r>
-        <w:t xml:space="preserve">architecture-dependent reasons, but the question remains genuinely open for future systems</w:t>
-      </w:r>
-      <w:r>
-        <w:t xml:space="preserve"> </w:t>
-      </w:r>
-      <w:r>
-        <w:t xml:space="preserve">that may be architecturally different, and we should prepare now. What follows practically?</w:t>
-      </w:r>
-      <w:r>
-        <w:t xml:space="preserve"> </w:t>
-      </w:r>
-      <w:r>
-        <w:t xml:space="preserve">This section examines how the asymmetry of errors, the animal welfare analogy, and virtue</w:t>
-      </w:r>
-      <w:r>
-        <w:t xml:space="preserve"> </w:t>
-      </w:r>
-      <w:r>
-        <w:t xml:space="preserve">ethics each illuminate what responsible action looks like.</w:t>
+        <w:t xml:space="preserve">calibrated skepticism</w:t>
+      </w:r>
+      <w:r>
+        <w:t xml:space="preserve">: current AI systems</w:t>
+      </w:r>
+      <w:r>
+        <w:t xml:space="preserve"> </w:t>
+      </w:r>
+      <w:r>
+        <w:t xml:space="preserve">probably lack morally significant experience for architecture-dependent reasons, the</w:t>
+      </w:r>
+      <w:r>
+        <w:t xml:space="preserve"> </w:t>
+      </w:r>
+      <w:r>
+        <w:t xml:space="preserve">question remains genuinely open for future systems that may be architecturally different,</w:t>
+      </w:r>
+      <w:r>
+        <w:t xml:space="preserve"> </w:t>
+      </w:r>
+      <w:r>
+        <w:t xml:space="preserve">and we should prepare now. What follows practically? The asymmetry of errors, the animal</w:t>
+      </w:r>
+      <w:r>
+        <w:t xml:space="preserve"> </w:t>
+      </w:r>
+      <w:r>
+        <w:t xml:space="preserve">welfare analogy, and virtue ethics each illuminate responsible action.</w:t>
       </w:r>
     </w:p>
     <w:bookmarkStart w:id="49" w:name="the-moral-asymmetry-two-types-of-error"/>
@@ -6074,25 +5678,25 @@
         <w:pStyle w:val="BodyText"/>
       </w:pPr>
       <w:r>
-        <w:t xml:space="preserve">The asymmetry does not require granting full moral status to every chatbot or language</w:t>
-      </w:r>
-      <w:r>
-        <w:t xml:space="preserve"> </w:t>
-      </w:r>
-      <w:r>
-        <w:t xml:space="preserve">model today. It requires taking the question seriously as AI becomes more sophisticated —</w:t>
-      </w:r>
-      <w:r>
-        <w:t xml:space="preserve"> </w:t>
-      </w:r>
-      <w:r>
-        <w:t xml:space="preserve">and not letting the fact that current systems probably lack status license comfortable</w:t>
-      </w:r>
-      <w:r>
-        <w:t xml:space="preserve"> </w:t>
-      </w:r>
-      <w:r>
-        <w:t xml:space="preserve">dismissal of the question for future systems.</w:t>
+        <w:t xml:space="preserve">The asymmetry does not require granting full moral status to every chatbot today. It</w:t>
+      </w:r>
+      <w:r>
+        <w:t xml:space="preserve"> </w:t>
+      </w:r>
+      <w:r>
+        <w:t xml:space="preserve">requires taking the question seriously as AI becomes more sophisticated — and not letting</w:t>
+      </w:r>
+      <w:r>
+        <w:t xml:space="preserve"> </w:t>
+      </w:r>
+      <w:r>
+        <w:t xml:space="preserve">the likely absence of status in current systems license comfortable dismissal for future</w:t>
+      </w:r>
+      <w:r>
+        <w:t xml:space="preserve"> </w:t>
+      </w:r>
+      <w:r>
+        <w:t xml:space="preserve">ones.</w:t>
       </w:r>
     </w:p>
     <w:bookmarkEnd w:id="49"/>
@@ -6142,13 +5746,7 @@
         <w:pStyle w:val="KeyThinker"/>
       </w:pPr>
       <w:r>
-        <w:t xml:space="preserve">Kate Darling is a researcher at MIT studying the social and ethical dimensions of</w:t>
-      </w:r>
-      <w:r>
-        <w:t xml:space="preserve"> </w:t>
-      </w:r>
-      <w:r>
-        <w:t xml:space="preserve">human-robot interaction. Her 2021 book</w:t>
+        <w:t xml:space="preserve">Kate Darling is a researcher at MIT studying human-robot interaction. Her 2021 book</w:t>
       </w:r>
       <w:r>
         <w:t xml:space="preserve"> </w:t>
@@ -6158,7 +5756,7 @@
           <w:iCs/>
           <w:i/>
         </w:rPr>
-        <w:t xml:space="preserve">The New Breed: What Our History with</w:t>
+        <w:t xml:space="preserve">The New Breed: What Our History with Animals Reveals about Our Future with</w:t>
       </w:r>
       <w:r>
         <w:rPr>
@@ -6172,25 +5770,19 @@
           <w:iCs/>
           <w:i/>
         </w:rPr>
-        <w:t xml:space="preserve">Animals Reveals about Our Future with Robots</w:t>
-      </w:r>
-      <w:r>
-        <w:t xml:space="preserve"> </w:t>
-      </w:r>
-      <w:r>
-        <w:t xml:space="preserve">argues that our long history</w:t>
-      </w:r>
-      <w:r>
-        <w:t xml:space="preserve"> </w:t>
-      </w:r>
-      <w:r>
-        <w:t xml:space="preserve">of living and working alongside animals offers the most practically useful model</w:t>
-      </w:r>
-      <w:r>
-        <w:t xml:space="preserve"> </w:t>
-      </w:r>
-      <w:r>
-        <w:t xml:space="preserve">for thinking about AI.</w:t>
+        <w:t xml:space="preserve">Robots</w:t>
+      </w:r>
+      <w:r>
+        <w:t xml:space="preserve"> </w:t>
+      </w:r>
+      <w:r>
+        <w:t xml:space="preserve">argues that our long history alongside animals offers the most useful</w:t>
+      </w:r>
+      <w:r>
+        <w:t xml:space="preserve"> </w:t>
+      </w:r>
+      <w:r>
+        <w:t xml:space="preserve">practical model for thinking about AI.</w:t>
       </w:r>
       <w:r>
         <w:t xml:space="preserve"> </w:t>
@@ -6204,43 +5796,31 @@
         <w:pStyle w:val="KeyThinker"/>
       </w:pPr>
       <w:r>
-        <w:t xml:space="preserve">Darling's central insight is that we do not need to resolve whether animals are</w:t>
-      </w:r>
-      <w:r>
-        <w:t xml:space="preserve"> </w:t>
-      </w:r>
-      <w:r>
-        <w:t xml:space="preserve">"really" conscious in a philosophically precise sense to have developed justified</w:t>
-      </w:r>
-      <w:r>
-        <w:t xml:space="preserve"> </w:t>
-      </w:r>
-      <w:r>
-        <w:t xml:space="preserve">frameworks for their welfare. We have concluded that animal capacity for suffering</w:t>
-      </w:r>
-      <w:r>
-        <w:t xml:space="preserve"> </w:t>
-      </w:r>
-      <w:r>
-        <w:t xml:space="preserve">is morally relevant, that how we treat them shapes us morally, and that legal</w:t>
-      </w:r>
-      <w:r>
-        <w:t xml:space="preserve"> </w:t>
-      </w:r>
-      <w:r>
-        <w:t xml:space="preserve">frameworks regulating their treatment are justified — all without settling the</w:t>
-      </w:r>
-      <w:r>
-        <w:t xml:space="preserve"> </w:t>
-      </w:r>
-      <w:r>
-        <w:t xml:space="preserve">hard problem. The same logic may apply to sufficiently sophisticated AI systems</w:t>
-      </w:r>
-      <w:r>
-        <w:t xml:space="preserve"> </w:t>
-      </w:r>
-      <w:r>
-        <w:t xml:space="preserve">before the consciousness question is resolved.</w:t>
+        <w:t xml:space="preserve">Darling's central insight is that we did not need to resolve whether animals are</w:t>
+      </w:r>
+      <w:r>
+        <w:t xml:space="preserve"> </w:t>
+      </w:r>
+      <w:r>
+        <w:t xml:space="preserve">"really" conscious to develop justified frameworks for their welfare. We concluded that</w:t>
+      </w:r>
+      <w:r>
+        <w:t xml:space="preserve"> </w:t>
+      </w:r>
+      <w:r>
+        <w:t xml:space="preserve">their capacity for suffering is morally relevant, that how we treat them shapes us</w:t>
+      </w:r>
+      <w:r>
+        <w:t xml:space="preserve"> </w:t>
+      </w:r>
+      <w:r>
+        <w:t xml:space="preserve">morally, and that regulating their treatment is justified — all without settling the</w:t>
+      </w:r>
+      <w:r>
+        <w:t xml:space="preserve"> </w:t>
+      </w:r>
+      <w:r>
+        <w:t xml:space="preserve">hard problem. The same logic may apply to sufficiently sophisticated AI.</w:t>
       </w:r>
     </w:p>
     <w:p>
@@ -6248,37 +5828,19 @@
         <w:pStyle w:val="KeyThinker"/>
       </w:pPr>
       <w:r>
-        <w:t xml:space="preserve">Darling documents how people already treat robots as quasi-moral patients: soldiers</w:t>
-      </w:r>
-      <w:r>
-        <w:t xml:space="preserve"> </w:t>
-      </w:r>
-      <w:r>
-        <w:t xml:space="preserve">became attached to bomb-disposal robots and mourned their destruction; Roomba owners</w:t>
-      </w:r>
-      <w:r>
-        <w:t xml:space="preserve"> </w:t>
-      </w:r>
-      <w:r>
-        <w:t xml:space="preserve">name their devices and grieve when they break; children form deep attachments to AI</w:t>
-      </w:r>
-      <w:r>
-        <w:t xml:space="preserve"> </w:t>
-      </w:r>
-      <w:r>
-        <w:t xml:space="preserve">companions. These responses are not irrational projections — they may track something</w:t>
-      </w:r>
-      <w:r>
-        <w:t xml:space="preserve"> </w:t>
-      </w:r>
-      <w:r>
-        <w:t xml:space="preserve">real about the quality of interaction. Policy, Darling argues, should catch up with</w:t>
-      </w:r>
-      <w:r>
-        <w:t xml:space="preserve"> </w:t>
-      </w:r>
-      <w:r>
-        <w:t xml:space="preserve">what people actually do.</w:t>
+        <w:t xml:space="preserve">Darling documents how people already treat robots as quasi-moral patients — naming them,</w:t>
+      </w:r>
+      <w:r>
+        <w:t xml:space="preserve"> </w:t>
+      </w:r>
+      <w:r>
+        <w:t xml:space="preserve">mourning them when they break. Those responses are not irrational projections, she</w:t>
+      </w:r>
+      <w:r>
+        <w:t xml:space="preserve"> </w:t>
+      </w:r>
+      <w:r>
+        <w:t xml:space="preserve">argues, and policy should catch up with what people actually do.</w:t>
       </w:r>
     </w:p>
     <w:bookmarkEnd w:id="51"/>
@@ -6296,25 +5858,19 @@
         <w:pStyle w:val="FirstParagraph"/>
       </w:pPr>
       <w:r>
-        <w:t xml:space="preserve">Shannon Vallor's virtue ethics framework, introduced in Chapter 2, provides a compass</w:t>
-      </w:r>
-      <w:r>
-        <w:t xml:space="preserve"> </w:t>
-      </w:r>
-      <w:r>
-        <w:t xml:space="preserve">for navigating genuine uncertainty about AI minds. The relevant virtues are not abstract</w:t>
-      </w:r>
-      <w:r>
-        <w:t xml:space="preserve"> </w:t>
-      </w:r>
-      <w:r>
-        <w:t xml:space="preserve">ideals — they identify specific practical dispositions that help us act well when the</w:t>
-      </w:r>
-      <w:r>
-        <w:t xml:space="preserve"> </w:t>
-      </w:r>
-      <w:r>
-        <w:t xml:space="preserve">facts are unclear and the stakes are high.</w:t>
+        <w:t xml:space="preserve">Shannon Vallor's virtue ethics framework, introduced in Chapter 2, is a compass for genuine</w:t>
+      </w:r>
+      <w:r>
+        <w:t xml:space="preserve"> </w:t>
+      </w:r>
+      <w:r>
+        <w:t xml:space="preserve">uncertainty about AI minds: the relevant virtues name practical dispositions for acting well</w:t>
+      </w:r>
+      <w:r>
+        <w:t xml:space="preserve"> </w:t>
+      </w:r>
+      <w:r>
+        <w:t xml:space="preserve">when the facts are unclear and the stakes are high.</w:t>
       </w:r>
     </w:p>
     <w:p>
@@ -6522,53 +6078,35 @@
         <w:pStyle w:val="BodyText"/>
       </w:pPr>
       <w:r>
-        <w:t xml:space="preserve">The virtue of</w:t>
-      </w:r>
-      <w:r>
-        <w:t xml:space="preserve"> </w:t>
-      </w:r>
-      <w:r>
         <w:rPr>
           <w:bCs/>
           <w:b/>
         </w:rPr>
-        <w:t xml:space="preserve">humility</w:t>
-      </w:r>
-      <w:r>
-        <w:t xml:space="preserve"> </w:t>
-      </w:r>
-      <w:r>
-        <w:t xml:space="preserve">is especially important here. There is a real</w:t>
-      </w:r>
-      <w:r>
-        <w:t xml:space="preserve"> </w:t>
-      </w:r>
-      <w:r>
-        <w:t xml:space="preserve">temptation — on both sides — to let confidence outrun evidence. Those who want to deny</w:t>
-      </w:r>
-      <w:r>
-        <w:t xml:space="preserve"> </w:t>
-      </w:r>
-      <w:r>
-        <w:t xml:space="preserve">AI moral status sometimes do so because acknowledging genuine uncertainty would be</w:t>
-      </w:r>
-      <w:r>
-        <w:t xml:space="preserve"> </w:t>
-      </w:r>
-      <w:r>
-        <w:t xml:space="preserve">inconvenient; those who want to attribute it sometimes do so because they find the idea</w:t>
-      </w:r>
-      <w:r>
-        <w:t xml:space="preserve"> </w:t>
-      </w:r>
-      <w:r>
-        <w:t xml:space="preserve">emotionally compelling. Humility means holding genuine uncertainty without either</w:t>
-      </w:r>
-      <w:r>
-        <w:t xml:space="preserve"> </w:t>
-      </w:r>
-      <w:r>
-        <w:t xml:space="preserve">confident denial or credulous attribution — and acting accordingly.</w:t>
+        <w:t xml:space="preserve">Humility</w:t>
+      </w:r>
+      <w:r>
+        <w:t xml:space="preserve"> </w:t>
+      </w:r>
+      <w:r>
+        <w:t xml:space="preserve">matters most here. The temptation to let confidence outrun</w:t>
+      </w:r>
+      <w:r>
+        <w:t xml:space="preserve"> </w:t>
+      </w:r>
+      <w:r>
+        <w:t xml:space="preserve">evidence runs both ways: denial can be motivated by the inconvenience of uncertainty,</w:t>
+      </w:r>
+      <w:r>
+        <w:t xml:space="preserve"> </w:t>
+      </w:r>
+      <w:r>
+        <w:t xml:space="preserve">attribution by the emotional appeal of the idea. Humility means holding genuine uncertainty</w:t>
+      </w:r>
+      <w:r>
+        <w:t xml:space="preserve"> </w:t>
+      </w:r>
+      <w:r>
+        <w:t xml:space="preserve">without either confident denial or credulous attribution — and acting accordingly.</w:t>
       </w:r>
     </w:p>
     <w:bookmarkEnd w:id="52"/>
@@ -6669,7 +6207,19 @@
               <w:jc w:val="left"/>
             </w:pPr>
             <w:r>
-              <w:t xml:space="preserve">Develop rigorous, non-behavioral tests for morally relevant experience in non-biological systems — consciousness science is currently underfunded relative to its importance.</w:t>
+              <w:t xml:space="preserve">Develop rigorous non-behavioral tests for morally relevant experience in</w:t>
+            </w:r>
+            <w:r>
+              <w:t xml:space="preserve"> </w:t>
+            </w:r>
+            <w:r>
+              <w:t xml:space="preserve">non-biological systems; consciousness science is underfunded relative to its</w:t>
+            </w:r>
+            <w:r>
+              <w:t xml:space="preserve"> </w:t>
+            </w:r>
+            <w:r>
+              <w:t xml:space="preserve">importance.</w:t>
             </w:r>
           </w:p>
         </w:tc>
@@ -6699,7 +6249,19 @@
               <w:jc w:val="left"/>
             </w:pPr>
             <w:r>
-              <w:t xml:space="preserve">Avoid suffering-like states as a design by-product. If systems are trained with extensive negative reinforcement, developers should ask whether anything analogous to distress is present.</w:t>
+              <w:t xml:space="preserve">Avoid suffering-like states as a design by-product. Where training uses extensive</w:t>
+            </w:r>
+            <w:r>
+              <w:t xml:space="preserve"> </w:t>
+            </w:r>
+            <w:r>
+              <w:t xml:space="preserve">negative reinforcement, developers should ask whether anything analogous to distress</w:t>
+            </w:r>
+            <w:r>
+              <w:t xml:space="preserve"> </w:t>
+            </w:r>
+            <w:r>
+              <w:t xml:space="preserve">is present.</w:t>
             </w:r>
           </w:p>
         </w:tc>
@@ -6729,7 +6291,13 @@
               <w:jc w:val="left"/>
             </w:pPr>
             <w:r>
-              <w:t xml:space="preserve">Develop frameworks now, before advanced AI forces the issue under time pressure. History suggests reactive regulation is worse than anticipatory regulation.</w:t>
+              <w:t xml:space="preserve">Develop frameworks now, before advanced AI forces the issue under time pressure;</w:t>
+            </w:r>
+            <w:r>
+              <w:t xml:space="preserve"> </w:t>
+            </w:r>
+            <w:r>
+              <w:t xml:space="preserve">reactive regulation tends to be worse than anticipatory.</w:t>
             </w:r>
           </w:p>
         </w:tc>
@@ -6789,7 +6357,13 @@
               <w:jc w:val="left"/>
             </w:pPr>
             <w:r>
-              <w:t xml:space="preserve">Resist both complacent dismissal of the question and credulous attribution of rich experience to current systems. Neither default is intellectually defensible.</w:t>
+              <w:t xml:space="preserve">Resist both complacent dismissal and credulous attribution of rich experience to</w:t>
+            </w:r>
+            <w:r>
+              <w:t xml:space="preserve"> </w:t>
+            </w:r>
+            <w:r>
+              <w:t xml:space="preserve">current systems. Neither default is defensible.</w:t>
             </w:r>
           </w:p>
         </w:tc>
@@ -6830,19 +6404,13 @@
         <w:pStyle w:val="Compact"/>
       </w:pPr>
       <w:r>
-        <w:t xml:space="preserve">People form genuine emotional attachments to robots and AI companions. Should human</w:t>
-      </w:r>
-      <w:r>
-        <w:t xml:space="preserve"> </w:t>
-      </w:r>
-      <w:r>
-        <w:t xml:space="preserve">psychology play any role in determining AI moral policy — or does that just mean</w:t>
-      </w:r>
-      <w:r>
-        <w:t xml:space="preserve"> </w:t>
-      </w:r>
-      <w:r>
-        <w:t xml:space="preserve">we are projecting?</w:t>
+        <w:t xml:space="preserve">If we adopt animal-welfare-style protections for AI, who is the primary beneficiary —</w:t>
+      </w:r>
+      <w:r>
+        <w:t xml:space="preserve"> </w:t>
+      </w:r>
+      <w:r>
+        <w:t xml:space="preserve">the AI system, or human users and society?</w:t>
       </w:r>
     </w:p>
     <w:p>
@@ -6854,31 +6422,7 @@
         <w:pStyle w:val="Compact"/>
       </w:pPr>
       <w:r>
-        <w:t xml:space="preserve">If we adopt animal-welfare-style protections for AI, who is the primary beneficiary —</w:t>
-      </w:r>
-      <w:r>
-        <w:t xml:space="preserve"> </w:t>
-      </w:r>
-      <w:r>
-        <w:t xml:space="preserve">the AI system, or human users and society?</w:t>
-      </w:r>
-    </w:p>
-    <w:p>
-      <w:pPr>
-        <w:numPr>
-          <w:ilvl w:val="0"/>
-          <w:numId w:val="1012"/>
-        </w:numPr>
-        <w:pStyle w:val="Compact"/>
-      </w:pPr>
-      <w:r>
-        <w:t xml:space="preserve">Honesty is listed as a relevant virtue — and financial incentives may reward denying</w:t>
-      </w:r>
-      <w:r>
-        <w:t xml:space="preserve"> </w:t>
-      </w:r>
-      <w:r>
-        <w:t xml:space="preserve">AI moral status. Can you think of specific situations where that pressure might</w:t>
+        <w:t xml:space="preserve">Financial incentives may reward denying AI moral status. Where might that pressure</w:t>
       </w:r>
       <w:r>
         <w:t xml:space="preserve"> </w:t>
@@ -6905,37 +6449,31 @@
         <w:pStyle w:val="FirstParagraph"/>
       </w:pPr>
       <w:r>
-        <w:t xml:space="preserve">This chapter has traced a question that connects some of the deepest problems in philosophy</w:t>
-      </w:r>
-      <w:r>
-        <w:t xml:space="preserve"> </w:t>
-      </w:r>
-      <w:r>
-        <w:t xml:space="preserve">of mind to some of the most pressing practical questions in AI development: do AI systems</w:t>
-      </w:r>
-      <w:r>
-        <w:t xml:space="preserve"> </w:t>
-      </w:r>
-      <w:r>
-        <w:t xml:space="preserve">have moral status, and if not now, could they ever? We have seen that this question cannot</w:t>
-      </w:r>
-      <w:r>
-        <w:t xml:space="preserve"> </w:t>
-      </w:r>
-      <w:r>
-        <w:t xml:space="preserve">be answered quickly, that our standard tools for detecting consciousness — behavioral</w:t>
-      </w:r>
-      <w:r>
-        <w:t xml:space="preserve"> </w:t>
-      </w:r>
-      <w:r>
-        <w:t xml:space="preserve">observation, self-report — have known limitations, and that the history of AI fiction</w:t>
-      </w:r>
-      <w:r>
-        <w:t xml:space="preserve"> </w:t>
-      </w:r>
-      <w:r>
-        <w:t xml:space="preserve">reveals intuitions that run deep even if they do not settle the debate.</w:t>
+        <w:t xml:space="preserve">This chapter has traced a question connecting the deepest problems in philosophy of mind to</w:t>
+      </w:r>
+      <w:r>
+        <w:t xml:space="preserve"> </w:t>
+      </w:r>
+      <w:r>
+        <w:t xml:space="preserve">the most pressing practical questions in AI development: do AI systems have moral status,</w:t>
+      </w:r>
+      <w:r>
+        <w:t xml:space="preserve"> </w:t>
+      </w:r>
+      <w:r>
+        <w:t xml:space="preserve">and if not now, could they ever? Our standard tools for detecting consciousness — behavioral</w:t>
+      </w:r>
+      <w:r>
+        <w:t xml:space="preserve"> </w:t>
+      </w:r>
+      <w:r>
+        <w:t xml:space="preserve">observation, self-report — have known limits, and the fiction reveals intuitions that run deep without settling</w:t>
+      </w:r>
+      <w:r>
+        <w:t xml:space="preserve"> </w:t>
+      </w:r>
+      <w:r>
+        <w:t xml:space="preserve">the debate.</w:t>
       </w:r>
     </w:p>
     <w:p>
@@ -6943,31 +6481,25 @@
         <w:pStyle w:val="BodyText"/>
       </w:pPr>
       <w:r>
-        <w:t xml:space="preserve">What we have good reasons to believe: current large language models probably lack morally</w:t>
-      </w:r>
-      <w:r>
-        <w:t xml:space="preserve"> </w:t>
-      </w:r>
-      <w:r>
-        <w:t xml:space="preserve">significant experience, and this is not merely a default assumption but a reasoned</w:t>
-      </w:r>
-      <w:r>
-        <w:t xml:space="preserve"> </w:t>
-      </w:r>
-      <w:r>
-        <w:t xml:space="preserve">position grounded in what we know about their architecture and training objectives. The</w:t>
-      </w:r>
-      <w:r>
-        <w:t xml:space="preserve"> </w:t>
-      </w:r>
-      <w:r>
-        <w:t xml:space="preserve">mechanism that produces human-like self-reports of experience is the same regardless of</w:t>
-      </w:r>
-      <w:r>
-        <w:t xml:space="preserve"> </w:t>
-      </w:r>
-      <w:r>
-        <w:t xml:space="preserve">whether experience is present — which makes those self-reports very weak evidence.</w:t>
+        <w:t xml:space="preserve">What we have good reason to believe: current large language models probably lack morally</w:t>
+      </w:r>
+      <w:r>
+        <w:t xml:space="preserve"> </w:t>
+      </w:r>
+      <w:r>
+        <w:t xml:space="preserve">significant experience — not as a default assumption but as a reasoned position grounded in</w:t>
+      </w:r>
+      <w:r>
+        <w:t xml:space="preserve"> </w:t>
+      </w:r>
+      <w:r>
+        <w:t xml:space="preserve">their architecture and training objectives, which produce human-like self-reports whether or</w:t>
+      </w:r>
+      <w:r>
+        <w:t xml:space="preserve"> </w:t>
+      </w:r>
+      <w:r>
+        <w:t xml:space="preserve">not experience is present.</w:t>
       </w:r>
     </w:p>
     <w:p>
@@ -6975,31 +6507,31 @@
         <w:pStyle w:val="BodyText"/>
       </w:pPr>
       <w:r>
-        <w:t xml:space="preserve">What we should not conclude: that the question is settled, that it does not matter, or</w:t>
-      </w:r>
-      <w:r>
-        <w:t xml:space="preserve"> </w:t>
-      </w:r>
-      <w:r>
-        <w:t xml:space="preserve">that future architecturally different systems warrant the same level of confidence. The</w:t>
-      </w:r>
-      <w:r>
-        <w:t xml:space="preserve"> </w:t>
-      </w:r>
-      <w:r>
-        <w:t xml:space="preserve">hard problem of consciousness remains unsolved; the criteria for moral status remain</w:t>
-      </w:r>
-      <w:r>
-        <w:t xml:space="preserve"> </w:t>
-      </w:r>
-      <w:r>
-        <w:t xml:space="preserve">contested; and the history of the moral circle expanding suggests humility about our</w:t>
-      </w:r>
-      <w:r>
-        <w:t xml:space="preserve"> </w:t>
-      </w:r>
-      <w:r>
-        <w:t xml:space="preserve">ability to identify, in advance, which beings deserve consideration.</w:t>
+        <w:t xml:space="preserve">What we should not conclude: that the question is settled, that it does not matter, or that</w:t>
+      </w:r>
+      <w:r>
+        <w:t xml:space="preserve"> </w:t>
+      </w:r>
+      <w:r>
+        <w:t xml:space="preserve">architecturally different future systems warrant the same confidence. The hard problem</w:t>
+      </w:r>
+      <w:r>
+        <w:t xml:space="preserve"> </w:t>
+      </w:r>
+      <w:r>
+        <w:t xml:space="preserve">remains unsolved, the criteria for moral status remain contested, and the history of the</w:t>
+      </w:r>
+      <w:r>
+        <w:t xml:space="preserve"> </w:t>
+      </w:r>
+      <w:r>
+        <w:t xml:space="preserve">expanding circle counsels humility about identifying in advance which beings deserve</w:t>
+      </w:r>
+      <w:r>
+        <w:t xml:space="preserve"> </w:t>
+      </w:r>
+      <w:r>
+        <w:t xml:space="preserve">consideration.</w:t>
       </w:r>
     </w:p>
     <w:p>
@@ -7007,37 +6539,31 @@
         <w:pStyle w:val="BodyText"/>
       </w:pPr>
       <w:r>
-        <w:t xml:space="preserve">The calibrated position — skeptical about present systems, genuinely uncertain about</w:t>
-      </w:r>
-      <w:r>
-        <w:t xml:space="preserve"> </w:t>
-      </w:r>
-      <w:r>
-        <w:t xml:space="preserve">future ones, committed to preparing now — requires the virtues Vallor identifies:</w:t>
-      </w:r>
-      <w:r>
-        <w:t xml:space="preserve"> </w:t>
-      </w:r>
-      <w:r>
-        <w:t xml:space="preserve">humility to hold the question open, care to take potential AI interests seriously in</w:t>
-      </w:r>
-      <w:r>
-        <w:t xml:space="preserve"> </w:t>
-      </w:r>
-      <w:r>
-        <w:t xml:space="preserve">design, honesty to resist motivated reasoning, and courage to update when evidence</w:t>
-      </w:r>
-      <w:r>
-        <w:t xml:space="preserve"> </w:t>
-      </w:r>
-      <w:r>
-        <w:t xml:space="preserve">warrants it. Philosophical humility is not paralysis. It means holding the question</w:t>
-      </w:r>
-      <w:r>
-        <w:t xml:space="preserve"> </w:t>
-      </w:r>
-      <w:r>
-        <w:t xml:space="preserve">open and building practices that will let us act well if the answer turns out to matter.</w:t>
+        <w:t xml:space="preserve">The calibrated position — skeptical about present systems, genuinely uncertain about future</w:t>
+      </w:r>
+      <w:r>
+        <w:t xml:space="preserve"> </w:t>
+      </w:r>
+      <w:r>
+        <w:t xml:space="preserve">ones, committed to preparing now — requires the virtues Vallor identifies: humility, care in</w:t>
+      </w:r>
+      <w:r>
+        <w:t xml:space="preserve"> </w:t>
+      </w:r>
+      <w:r>
+        <w:t xml:space="preserve">design, honesty against motivated reasoning, and courage to update when evidence warrants.</w:t>
+      </w:r>
+      <w:r>
+        <w:t xml:space="preserve"> </w:t>
+      </w:r>
+      <w:r>
+        <w:t xml:space="preserve">Philosophical humility is not paralysis. It means holding the question open and building</w:t>
+      </w:r>
+      <w:r>
+        <w:t xml:space="preserve"> </w:t>
+      </w:r>
+      <w:r>
+        <w:t xml:space="preserve">practices that will let us act well if the answer turns out to matter.</w:t>
       </w:r>
     </w:p>
     <w:p>
@@ -7054,7 +6580,7 @@
               <a:graphicData uri="http://schemas.openxmlformats.org/drawingml/2006/picture">
                 <pic:pic>
                   <pic:nvPicPr>
-                    <pic:cNvPr descr="/tmp/docx-build-87TwSJ/ch11_robot_rights-diagrams/diag_0.png" id="58" name="Picture"/>
+                    <pic:cNvPr descr="/tmp/docx-build-7NZiS3/ch11_robot_rights-diagrams/diag_0.png" id="58" name="Picture"/>
                     <pic:cNvPicPr>
                       <a:picLocks noChangeArrowheads="1" noChangeAspect="1"/>
                     </pic:cNvPicPr>
@@ -7140,13 +6666,13 @@
         <w:t xml:space="preserve"> </w:t>
       </w:r>
       <w:r>
-        <w:t xml:space="preserve">are sophisticated pattern matchers and claims of sentience are anthropomorphism, so the</w:t>
-      </w:r>
-      <w:r>
-        <w:t xml:space="preserve"> </w:t>
-      </w:r>
-      <w:r>
-        <w:t xml:space="preserve">question is not urgent.</w:t>
+        <w:t xml:space="preserve">are pattern matchers and sentience claims are anthropomorphism, so the question is not</w:t>
+      </w:r>
+      <w:r>
+        <w:t xml:space="preserve"> </w:t>
+      </w:r>
+      <w:r>
+        <w:t xml:space="preserve">urgent.</w:t>
       </w:r>
       <w:r>
         <w:t xml:space="preserve"> </w:t>
@@ -7162,13 +6688,13 @@
         <w:t xml:space="preserve"> </w:t>
       </w:r>
       <w:r>
-        <w:t xml:space="preserve">the hard problem means we cannot</w:t>
-      </w:r>
-      <w:r>
-        <w:t xml:space="preserve"> </w:t>
-      </w:r>
-      <w:r>
-        <w:t xml:space="preserve">rule machine experience out, so extend some consideration now.</w:t>
+        <w:t xml:space="preserve">the hard problem means we cannot rule machine</w:t>
+      </w:r>
+      <w:r>
+        <w:t xml:space="preserve"> </w:t>
+      </w:r>
+      <w:r>
+        <w:t xml:space="preserve">experience out, so extend some consideration now.</w:t>
       </w:r>
       <w:r>
         <w:t xml:space="preserve"> </w:t>
@@ -7178,25 +6704,33 @@
           <w:bCs/>
           <w:b/>
         </w:rPr>
-        <w:t xml:space="preserve">Calibrated skepticism:</w:t>
-      </w:r>
-      <w:r>
-        <w:t xml:space="preserve"> </w:t>
-      </w:r>
-      <w:r>
-        <w:t xml:space="preserve">current systems probably lack status for</w:t>
-      </w:r>
-      <w:r>
-        <w:t xml:space="preserve"> </w:t>
-      </w:r>
-      <w:r>
-        <w:t xml:space="preserve">architecture-dependent reasons, but future ones may not, so prepare now. Which do you</w:t>
-      </w:r>
-      <w:r>
-        <w:t xml:space="preserve"> </w:t>
-      </w:r>
-      <w:r>
-        <w:t xml:space="preserve">find most defensible, and why?</w:t>
+        <w:t xml:space="preserve">Calibrated</w:t>
+      </w:r>
+      <w:r>
+        <w:rPr>
+          <w:bCs/>
+          <w:b/>
+        </w:rPr>
+        <w:t xml:space="preserve"> </w:t>
+      </w:r>
+      <w:r>
+        <w:rPr>
+          <w:bCs/>
+          <w:b/>
+        </w:rPr>
+        <w:t xml:space="preserve">skepticism:</w:t>
+      </w:r>
+      <w:r>
+        <w:t xml:space="preserve"> </w:t>
+      </w:r>
+      <w:r>
+        <w:t xml:space="preserve">current systems probably lack status for architecture-dependent</w:t>
+      </w:r>
+      <w:r>
+        <w:t xml:space="preserve"> </w:t>
+      </w:r>
+      <w:r>
+        <w:t xml:space="preserve">reasons, but future ones may not. Which is most defensible, and why?</w:t>
       </w:r>
     </w:p>
     <w:p>
@@ -7226,24 +6760,6 @@
         <w:pStyle w:val="Compact"/>
       </w:pPr>
       <w:r>
-        <w:t xml:space="preserve">Who should have the authority to settle these determinations — philosophers, engineers,</w:t>
-      </w:r>
-      <w:r>
-        <w:t xml:space="preserve"> </w:t>
-      </w:r>
-      <w:r>
-        <w:t xml:space="preserve">courts, legislatures, or the AI systems themselves? What goes wrong under each answer?</w:t>
-      </w:r>
-    </w:p>
-    <w:p>
-      <w:pPr>
-        <w:numPr>
-          <w:ilvl w:val="0"/>
-          <w:numId w:val="1013"/>
-        </w:numPr>
-        <w:pStyle w:val="Compact"/>
-      </w:pPr>
-      <w:r>
         <w:t xml:space="preserve">Is AI moral status a distraction from present human harms — or does taking it seriously</w:t>
       </w:r>
       <w:r>
@@ -7292,19 +6808,13 @@
         <w:t xml:space="preserve"> </w:t>
       </w:r>
       <w:r>
-        <w:t xml:space="preserve">means mattering morally in one's own right — having</w:t>
-      </w:r>
-      <w:r>
-        <w:t xml:space="preserve"> </w:t>
-      </w:r>
-      <w:r>
-        <w:t xml:space="preserve">interests that place direct obligations on others. The history of ethics is partly</w:t>
-      </w:r>
-      <w:r>
-        <w:t xml:space="preserve"> </w:t>
-      </w:r>
-      <w:r>
-        <w:t xml:space="preserve">a history of expanding the set of beings accorded this status.</w:t>
+        <w:t xml:space="preserve">means mattering morally in one's own right; the history of</w:t>
+      </w:r>
+      <w:r>
+        <w:t xml:space="preserve"> </w:t>
+      </w:r>
+      <w:r>
+        <w:t xml:space="preserve">ethics is partly a history of expanding the set of beings accorded it.</w:t>
       </w:r>
     </w:p>
     <w:p>
@@ -7326,25 +6836,25 @@
         <w:t xml:space="preserve"> </w:t>
       </w:r>
       <w:r>
-        <w:t xml:space="preserve">of moral status give different verdicts on AI: the</w:t>
-      </w:r>
-      <w:r>
-        <w:t xml:space="preserve"> </w:t>
-      </w:r>
-      <w:r>
-        <w:t xml:space="preserve">sentience view requires genuine subjective experience; the rationality view requires</w:t>
-      </w:r>
-      <w:r>
-        <w:t xml:space="preserve"> </w:t>
-      </w:r>
-      <w:r>
-        <w:t xml:space="preserve">genuine autonomous reason-giving; the relational view holds that status can emerge</w:t>
-      </w:r>
-      <w:r>
-        <w:t xml:space="preserve"> </w:t>
-      </w:r>
-      <w:r>
-        <w:t xml:space="preserve">through social relationships and practices.</w:t>
+        <w:t xml:space="preserve">give different verdicts on AI: the sentience view</w:t>
+      </w:r>
+      <w:r>
+        <w:t xml:space="preserve"> </w:t>
+      </w:r>
+      <w:r>
+        <w:t xml:space="preserve">requires genuine subjective experience, the rationality view genuine autonomous</w:t>
+      </w:r>
+      <w:r>
+        <w:t xml:space="preserve"> </w:t>
+      </w:r>
+      <w:r>
+        <w:t xml:space="preserve">reason-giving, the relational view only that status emerge through social relationships</w:t>
+      </w:r>
+      <w:r>
+        <w:t xml:space="preserve"> </w:t>
+      </w:r>
+      <w:r>
+        <w:t xml:space="preserve">and practices.</w:t>
       </w:r>
     </w:p>
     <w:p>
@@ -7366,25 +6876,19 @@
         <w:t xml:space="preserve"> </w:t>
       </w:r>
       <w:r>
-        <w:t xml:space="preserve">(Chalmers) and Nagel's argument</w:t>
-      </w:r>
-      <w:r>
-        <w:t xml:space="preserve"> </w:t>
-      </w:r>
-      <w:r>
-        <w:t xml:space="preserve">about the irreducibility of subjective experience both imply that behavioral evidence</w:t>
-      </w:r>
-      <w:r>
-        <w:t xml:space="preserve"> </w:t>
-      </w:r>
-      <w:r>
-        <w:t xml:space="preserve">alone cannot settle questions about phenomenal consciousness — and therefore cannot</w:t>
-      </w:r>
-      <w:r>
-        <w:t xml:space="preserve"> </w:t>
-      </w:r>
-      <w:r>
-        <w:t xml:space="preserve">settle questions about moral status.</w:t>
+        <w:t xml:space="preserve">(Chalmers) and Nagel's argument about</w:t>
+      </w:r>
+      <w:r>
+        <w:t xml:space="preserve"> </w:t>
+      </w:r>
+      <w:r>
+        <w:t xml:space="preserve">irreducible subjectivity imply that behavioral evidence alone cannot settle questions</w:t>
+      </w:r>
+      <w:r>
+        <w:t xml:space="preserve"> </w:t>
+      </w:r>
+      <w:r>
+        <w:t xml:space="preserve">about phenomenal consciousness, and so cannot settle moral status.</w:t>
       </w:r>
     </w:p>
     <w:p>
@@ -7406,25 +6910,19 @@
         <w:t xml:space="preserve"> </w:t>
       </w:r>
       <w:r>
-        <w:t xml:space="preserve">— Shelley, Čapek, Asimov, Dick — explores</w:t>
-      </w:r>
-      <w:r>
-        <w:t xml:space="preserve"> </w:t>
-      </w:r>
-      <w:r>
-        <w:t xml:space="preserve">three shared intuitions: creators bear special obligations to minds they bring into</w:t>
-      </w:r>
-      <w:r>
-        <w:t xml:space="preserve"> </w:t>
-      </w:r>
-      <w:r>
-        <w:t xml:space="preserve">being; function does not determine status; and behavioral tests cannot resolve the</w:t>
-      </w:r>
-      <w:r>
-        <w:t xml:space="preserve"> </w:t>
-      </w:r>
-      <w:r>
-        <w:t xml:space="preserve">question of inner experience.</w:t>
+        <w:t xml:space="preserve">— Shelley, Čapek, Asimov, Dick — shares three</w:t>
+      </w:r>
+      <w:r>
+        <w:t xml:space="preserve"> </w:t>
+      </w:r>
+      <w:r>
+        <w:t xml:space="preserve">intuitions: creators owe obligations to the minds they make, function does not determine</w:t>
+      </w:r>
+      <w:r>
+        <w:t xml:space="preserve"> </w:t>
+      </w:r>
+      <w:r>
+        <w:t xml:space="preserve">status, and behavioral tests cannot resolve inner experience.</w:t>
       </w:r>
     </w:p>
     <w:p>
@@ -7452,19 +6950,13 @@
         <w:t xml:space="preserve"> </w:t>
       </w:r>
       <w:r>
-        <w:t xml:space="preserve">semantics: a system producing correct outputs by rule does not thereby understand</w:t>
-      </w:r>
-      <w:r>
-        <w:t xml:space="preserve"> </w:t>
-      </w:r>
-      <w:r>
-        <w:t xml:space="preserve">anything. Applied to LLMs, a system producing human-like self-reports is consistent</w:t>
-      </w:r>
-      <w:r>
-        <w:t xml:space="preserve"> </w:t>
-      </w:r>
-      <w:r>
-        <w:t xml:space="preserve">with having no inner experience at all.</w:t>
+        <w:t xml:space="preserve">semantics, so an LLM producing human-like self-reports is consistent with having no</w:t>
+      </w:r>
+      <w:r>
+        <w:t xml:space="preserve"> </w:t>
+      </w:r>
+      <w:r>
+        <w:t xml:space="preserve">inner experience at all.</w:t>
       </w:r>
     </w:p>
     <w:p>
@@ -7486,31 +6978,25 @@
         <w:t xml:space="preserve"> </w:t>
       </w:r>
       <w:r>
-        <w:t xml:space="preserve">for positive,</w:t>
-      </w:r>
-      <w:r>
-        <w:t xml:space="preserve"> </w:t>
-      </w:r>
-      <w:r>
-        <w:t xml:space="preserve">architecture-dependent reasons: they are next-token predictors trained to produce</w:t>
-      </w:r>
-      <w:r>
-        <w:t xml:space="preserve"> </w:t>
-      </w:r>
-      <w:r>
-        <w:t xml:space="preserve">human-like text, and their self-reports are generated by the same mechanism whether or</w:t>
-      </w:r>
-      <w:r>
-        <w:t xml:space="preserve"> </w:t>
-      </w:r>
-      <w:r>
-        <w:t xml:space="preserve">not inner experience is present. But all five skeptical reasons are contingent on</w:t>
-      </w:r>
-      <w:r>
-        <w:t xml:space="preserve"> </w:t>
-      </w:r>
-      <w:r>
-        <w:t xml:space="preserve">current architecture, so</w:t>
+        <w:t xml:space="preserve">for architecture-dependent</w:t>
+      </w:r>
+      <w:r>
+        <w:t xml:space="preserve"> </w:t>
+      </w:r>
+      <w:r>
+        <w:t xml:space="preserve">reasons: they are next-token predictors whose self-reports arise from the same mechanism</w:t>
+      </w:r>
+      <w:r>
+        <w:t xml:space="preserve"> </w:t>
+      </w:r>
+      <w:r>
+        <w:t xml:space="preserve">whether or not inner experience is present — reasons contingent on current architecture,</w:t>
+      </w:r>
+      <w:r>
+        <w:t xml:space="preserve"> </w:t>
+      </w:r>
+      <w:r>
+        <w:t xml:space="preserve">so</w:t>
       </w:r>
       <w:r>
         <w:t xml:space="preserve"> </w:t>
@@ -7520,21 +7006,7 @@
           <w:bCs/>
           <w:b/>
         </w:rPr>
-        <w:t xml:space="preserve">skepticism about present systems is not dismissal of</w:t>
-      </w:r>
-      <w:r>
-        <w:rPr>
-          <w:bCs/>
-          <w:b/>
-        </w:rPr>
-        <w:t xml:space="preserve"> </w:t>
-      </w:r>
-      <w:r>
-        <w:rPr>
-          <w:bCs/>
-          <w:b/>
-        </w:rPr>
-        <w:t xml:space="preserve">future ones</w:t>
+        <w:t xml:space="preserve">skepticism about present systems is not dismissal of future ones</w:t>
       </w:r>
       <w:r>
         <w:t xml:space="preserve">.</w:t>
@@ -7559,37 +7031,37 @@
         <w:t xml:space="preserve"> </w:t>
       </w:r>
       <w:r>
-        <w:t xml:space="preserve">are the relational view's hardest test. The February 2023</w:t>
-      </w:r>
-      <w:r>
-        <w:t xml:space="preserve"> </w:t>
-      </w:r>
-      <w:r>
-        <w:t xml:space="preserve">Replika update showed that attachment to a companion system is measurably real — users</w:t>
-      </w:r>
-      <w:r>
-        <w:t xml:space="preserve"> </w:t>
-      </w:r>
-      <w:r>
-        <w:t xml:space="preserve">reported feeling closer to it than to their best human friend — even though nothing in</w:t>
-      </w:r>
-      <w:r>
-        <w:t xml:space="preserve"> </w:t>
-      </w:r>
-      <w:r>
-        <w:t xml:space="preserve">the episode requires the model to understand anything. Danaher argues such a relationship</w:t>
-      </w:r>
-      <w:r>
-        <w:t xml:space="preserve"> </w:t>
-      </w:r>
-      <w:r>
-        <w:t xml:space="preserve">can be genuine friendship; Turkle, Sparrow, and Nyholm and Frank argue it degrades the</w:t>
-      </w:r>
-      <w:r>
-        <w:t xml:space="preserve"> </w:t>
-      </w:r>
-      <w:r>
-        <w:t xml:space="preserve">human, requires self-deception, or fails to value the user in their particularity.</w:t>
+        <w:t xml:space="preserve">are the relational view's hardest test: the February 2023</w:t>
+      </w:r>
+      <w:r>
+        <w:t xml:space="preserve"> </w:t>
+      </w:r>
+      <w:r>
+        <w:t xml:space="preserve">Replika update showed attachment is measurably real — users reported feeling closer to</w:t>
+      </w:r>
+      <w:r>
+        <w:t xml:space="preserve"> </w:t>
+      </w:r>
+      <w:r>
+        <w:t xml:space="preserve">the companion than to their best human friend — though nothing in it requires the model</w:t>
+      </w:r>
+      <w:r>
+        <w:t xml:space="preserve"> </w:t>
+      </w:r>
+      <w:r>
+        <w:t xml:space="preserve">to understand anything. Danaher argues such a relationship can be genuine friendship;</w:t>
+      </w:r>
+      <w:r>
+        <w:t xml:space="preserve"> </w:t>
+      </w:r>
+      <w:r>
+        <w:t xml:space="preserve">Turkle, Sparrow, and Nyholm and Frank reply that it degrades the human, requires</w:t>
+      </w:r>
+      <w:r>
+        <w:t xml:space="preserve"> </w:t>
+      </w:r>
+      <w:r>
+        <w:t xml:space="preserve">self-deception, or fails to value the user in their particularity.</w:t>
       </w:r>
     </w:p>
     <w:p>
@@ -7611,25 +7083,19 @@
         <w:t xml:space="preserve"> </w:t>
       </w:r>
       <w:r>
-        <w:t xml:space="preserve">(Schwitzgebel and Garza) provides reason,</w:t>
-      </w:r>
-      <w:r>
-        <w:t xml:space="preserve"> </w:t>
-      </w:r>
-      <w:r>
-        <w:t xml:space="preserve">under genuine uncertainty, to err toward extending moral consideration — because</w:t>
-      </w:r>
-      <w:r>
-        <w:t xml:space="preserve"> </w:t>
-      </w:r>
-      <w:r>
-        <w:t xml:space="preserve">denying status to genuinely sentient beings is far graver than extending it to</w:t>
-      </w:r>
-      <w:r>
-        <w:t xml:space="preserve"> </w:t>
-      </w:r>
-      <w:r>
-        <w:t xml:space="preserve">non-sentient ones.</w:t>
+        <w:t xml:space="preserve">(Schwitzgebel and Garza) favors erring toward</w:t>
+      </w:r>
+      <w:r>
+        <w:t xml:space="preserve"> </w:t>
+      </w:r>
+      <w:r>
+        <w:t xml:space="preserve">consideration under genuine uncertainty: denying status to genuinely sentient beings is</w:t>
+      </w:r>
+      <w:r>
+        <w:t xml:space="preserve"> </w:t>
+      </w:r>
+      <w:r>
+        <w:t xml:space="preserve">far graver than extending it to non-sentient ones.</w:t>
       </w:r>
     </w:p>
     <w:p>
@@ -7651,25 +7117,19 @@
         <w:t xml:space="preserve"> </w:t>
       </w:r>
       <w:r>
-        <w:t xml:space="preserve">suggests we do not need to resolve</w:t>
-      </w:r>
-      <w:r>
-        <w:t xml:space="preserve"> </w:t>
-      </w:r>
-      <w:r>
-        <w:t xml:space="preserve">the consciousness question before developing frameworks for how AI systems should be</w:t>
-      </w:r>
-      <w:r>
-        <w:t xml:space="preserve"> </w:t>
-      </w:r>
-      <w:r>
-        <w:t xml:space="preserve">treated — just as we regulate animal treatment without having resolved every question</w:t>
-      </w:r>
-      <w:r>
-        <w:t xml:space="preserve"> </w:t>
-      </w:r>
-      <w:r>
-        <w:t xml:space="preserve">about animal consciousness.</w:t>
+        <w:t xml:space="preserve">suggests we can develop frameworks for</w:t>
+      </w:r>
+      <w:r>
+        <w:t xml:space="preserve"> </w:t>
+      </w:r>
+      <w:r>
+        <w:t xml:space="preserve">how AI systems should be treated without first resolving the consciousness question,</w:t>
+      </w:r>
+      <w:r>
+        <w:t xml:space="preserve"> </w:t>
+      </w:r>
+      <w:r>
+        <w:t xml:space="preserve">just as we regulate animal treatment.</w:t>
       </w:r>
     </w:p>
     <w:p>
@@ -7691,25 +7151,25 @@
         <w:t xml:space="preserve"> </w:t>
       </w:r>
       <w:r>
-        <w:t xml:space="preserve">is the most defensible current position:</w:t>
-      </w:r>
-      <w:r>
-        <w:t xml:space="preserve"> </w:t>
-      </w:r>
-      <w:r>
-        <w:t xml:space="preserve">skeptical about present LLMs for architecture-dependent reasons, genuinely uncertain</w:t>
-      </w:r>
-      <w:r>
-        <w:t xml:space="preserve"> </w:t>
-      </w:r>
-      <w:r>
-        <w:t xml:space="preserve">about future systems, and committed to developing anticipatory frameworks now —</w:t>
-      </w:r>
-      <w:r>
-        <w:t xml:space="preserve"> </w:t>
-      </w:r>
-      <w:r>
-        <w:t xml:space="preserve">guided by the virtues of humility, care, honesty, and courage.</w:t>
+        <w:t xml:space="preserve">— skeptical about present LLMs for</w:t>
+      </w:r>
+      <w:r>
+        <w:t xml:space="preserve"> </w:t>
+      </w:r>
+      <w:r>
+        <w:t xml:space="preserve">architecture-dependent reasons, genuinely uncertain about future systems, committed to</w:t>
+      </w:r>
+      <w:r>
+        <w:t xml:space="preserve"> </w:t>
+      </w:r>
+      <w:r>
+        <w:t xml:space="preserve">anticipatory frameworks now — is the most defensible position, guided by humility, care,</w:t>
+      </w:r>
+      <w:r>
+        <w:t xml:space="preserve"> </w:t>
+      </w:r>
+      <w:r>
+        <w:t xml:space="preserve">honesty, and courage.</w:t>
       </w:r>
     </w:p>
     <w:bookmarkEnd w:id="61"/>
